--- a/Web_Security_Masterclass_Notes.docx
+++ b/Web_Security_Masterclass_Notes.docx
@@ -1026,6 +1026,1779 @@
         <w:spacing w:after="120"/>
       </w:pPr>
     </w:p>
+    <w:p>
+      <w:pPr>
+        <w:pStyle w:val="Heading1"/>
+        <w:spacing w:before="360" w:after="120"/>
+      </w:pPr>
+      <w:r>
+        <w:rPr>
+          <w:rFonts w:ascii="Calibri" w:hAnsi="Calibri"/>
+          <w:b/>
+          <w:color w:val="0284C7"/>
+          <w:sz w:val="32"/>
+        </w:rPr>
+        <w:t>10. Controller Factory Functions (Handler Factory Pattern)</w:t>
+      </w:r>
+    </w:p>
+    <w:p>
+      <w:pPr>
+        <w:spacing w:before="40" w:after="120" w:line="276" w:lineRule="auto"/>
+      </w:pPr>
+      <w:r>
+        <w:rPr>
+          <w:rFonts w:ascii="Calibri" w:hAnsi="Calibri"/>
+          <w:b/>
+          <w:color w:val="0F172A"/>
+          <w:sz w:val="22"/>
+        </w:rPr>
+        <w:t xml:space="preserve">Architectural Overview: </w:t>
+      </w:r>
+      <w:r>
+        <w:rPr>
+          <w:rFonts w:ascii="Calibri" w:hAnsi="Calibri"/>
+          <w:color w:val="334155"/>
+          <w:sz w:val="22"/>
+        </w:rPr>
+        <w:t>Building reusable controller factory functions (commonly called Handler Factory) is an architectural best-practice in Express/Mongoose applications. Instead of repeating 15–30 lines of boilerplate CRUD logic in every single controller file (e.g., Tour, Review, User, Booking), we create higher-order factory functions that dynamically produce Express route handlers for any given Mongoose model.</w:t>
+      </w:r>
+    </w:p>
+    <w:p>
+      <w:pPr>
+        <w:pStyle w:val="Heading2"/>
+        <w:spacing w:before="240" w:after="80"/>
+      </w:pPr>
+      <w:r>
+        <w:rPr>
+          <w:rFonts w:ascii="Calibri" w:hAnsi="Calibri"/>
+          <w:b/>
+          <w:color w:val="0F172A"/>
+          <w:sz w:val="26"/>
+        </w:rPr>
+        <w:t>Mental Model: Closures &amp; Higher-Order Functions</w:t>
+      </w:r>
+    </w:p>
+    <w:p>
+      <w:pPr>
+        <w:spacing w:before="40" w:after="120" w:line="276" w:lineRule="auto"/>
+      </w:pPr>
+      <w:r>
+        <w:rPr>
+          <w:rFonts w:ascii="Calibri" w:hAnsi="Calibri"/>
+          <w:b/>
+          <w:color w:val="0F172A"/>
+          <w:sz w:val="22"/>
+        </w:rPr>
+        <w:t xml:space="preserve">How Closures Power the Pattern: </w:t>
+      </w:r>
+      <w:r>
+        <w:rPr>
+          <w:rFonts w:ascii="Calibri" w:hAnsi="Calibri"/>
+          <w:color w:val="334155"/>
+          <w:sz w:val="22"/>
+        </w:rPr>
+        <w:t>In Express, every route handler is fundamentally a function with the signature (req, res, next) =&gt; { ... }.</w:t>
+        <w:br/>
+        <w:t>A Factory Function is a higher-order function that accepts a Mongoose Model (plus optional configuration like populate options) and returns the standard Express handler. Due to JavaScript Closures, the returned inner function retains lexical access to the specific Model passed into the outer function.</w:t>
+      </w:r>
+    </w:p>
+    <w:tbl>
+      <w:tblPr>
+        <w:tblW w:type="auto" w:w="0"/>
+        <w:jc w:val="center"/>
+        <w:tblLayout w:type="fixed"/>
+        <w:tblLook w:firstColumn="1" w:firstRow="1" w:lastColumn="0" w:lastRow="0" w:noHBand="0" w:noVBand="1" w:val="04A0"/>
+      </w:tblPr>
+      <w:tblGrid>
+        <w:gridCol w:w="9936"/>
+      </w:tblGrid>
+      <w:tr>
+        <w:tc>
+          <w:tcPr>
+            <w:tcW w:type="dxa" w:w="9360"/>
+            <w:shd w:fill="F4F6F8"/>
+            <w:tcMar>
+              <w:top w:w="140" w:type="dxa"/>
+              <w:bottom w:w="140" w:type="dxa"/>
+              <w:left w:w="220" w:type="dxa"/>
+              <w:right w:w="220" w:type="dxa"/>
+            </w:tcMar>
+            <w:tcBorders>
+              <w:top w:val="single" w:sz="4" w:space="0" w:color="CBD5E1"/>
+              <w:bottom w:val="single" w:sz="4" w:space="0" w:color="CBD5E1"/>
+              <w:left w:val="single" w:sz="24" w:space="0" w:color="0284C7"/>
+              <w:right w:val="single" w:sz="4" w:space="0" w:color="CBD5E1"/>
+            </w:tcBorders>
+          </w:tcPr>
+          <w:p>
+            <w:pPr>
+              <w:spacing w:before="60" w:after="60" w:line="276" w:lineRule="auto"/>
+            </w:pPr>
+            <w:r>
+              <w:rPr>
+                <w:rFonts w:ascii="Consolas" w:hAnsi="Consolas"/>
+                <w:color w:val="1E293B"/>
+                <w:sz w:val="19"/>
+              </w:rPr>
+              <w:t>+--------------------------------+</w:t>
+              <w:br/>
+            </w:r>
+            <w:r>
+              <w:rPr>
+                <w:rFonts w:ascii="Consolas" w:hAnsi="Consolas"/>
+                <w:color w:val="1E293B"/>
+                <w:sz w:val="19"/>
+              </w:rPr>
+              <w:t xml:space="preserve">       |        Factory Function        |  &lt;--- Input: Mongoose Model (Tour, Review, User)</w:t>
+              <w:br/>
+            </w:r>
+            <w:r>
+              <w:rPr>
+                <w:rFonts w:ascii="Consolas" w:hAnsi="Consolas"/>
+                <w:color w:val="1E293B"/>
+                <w:sz w:val="19"/>
+              </w:rPr>
+              <w:t xml:space="preserve">       +---------------+----------------+       &amp; optional options (e.g., popOptions)</w:t>
+              <w:br/>
+            </w:r>
+            <w:r>
+              <w:rPr>
+                <w:rFonts w:ascii="Consolas" w:hAnsi="Consolas"/>
+                <w:color w:val="1E293B"/>
+                <w:sz w:val="19"/>
+              </w:rPr>
+              <w:t xml:space="preserve">                       |</w:t>
+              <w:br/>
+            </w:r>
+            <w:r>
+              <w:rPr>
+                <w:rFonts w:ascii="Consolas" w:hAnsi="Consolas"/>
+                <w:color w:val="1E293B"/>
+                <w:sz w:val="19"/>
+              </w:rPr>
+              <w:t xml:space="preserve">                       v  (Returns Higher-Order Function)</w:t>
+              <w:br/>
+            </w:r>
+            <w:r>
+              <w:rPr>
+                <w:rFonts w:ascii="Consolas" w:hAnsi="Consolas"/>
+                <w:color w:val="1E293B"/>
+                <w:sz w:val="19"/>
+              </w:rPr>
+              <w:t xml:space="preserve">       +---------------+----------------+</w:t>
+              <w:br/>
+            </w:r>
+            <w:r>
+              <w:rPr>
+                <w:rFonts w:ascii="Consolas" w:hAnsi="Consolas"/>
+                <w:color w:val="1E293B"/>
+                <w:sz w:val="19"/>
+              </w:rPr>
+              <w:t xml:space="preserve">       |     Express Route Handler      |  &lt;--- (req, res, next) =&gt; { ... }</w:t>
+              <w:br/>
+            </w:r>
+            <w:r>
+              <w:rPr>
+                <w:rFonts w:ascii="Consolas" w:hAnsi="Consolas"/>
+                <w:color w:val="1E293B"/>
+                <w:sz w:val="19"/>
+              </w:rPr>
+              <w:t xml:space="preserve">       |   (Closure retains Model ref)  |       Executes standardized CRUD operations</w:t>
+              <w:br/>
+            </w:r>
+            <w:r>
+              <w:rPr>
+                <w:rFonts w:ascii="Consolas" w:hAnsi="Consolas"/>
+                <w:color w:val="1E293B"/>
+                <w:sz w:val="19"/>
+              </w:rPr>
+              <w:t xml:space="preserve">       +--------------------------------+</w:t>
+            </w:r>
+          </w:p>
+        </w:tc>
+      </w:tr>
+    </w:tbl>
+    <w:p>
+      <w:pPr>
+        <w:spacing w:before="40" w:after="120"/>
+      </w:pPr>
+    </w:p>
+    <w:p>
+      <w:pPr>
+        <w:pStyle w:val="Heading2"/>
+        <w:spacing w:before="240" w:after="80"/>
+      </w:pPr>
+      <w:r>
+        <w:rPr>
+          <w:rFonts w:ascii="Calibri" w:hAnsi="Calibri"/>
+          <w:b/>
+          <w:color w:val="0F172A"/>
+          <w:sz w:val="26"/>
+        </w:rPr>
+        <w:t>Granular Factory Functions vs. Single Monolithic Switch</w:t>
+      </w:r>
+    </w:p>
+    <w:p>
+      <w:pPr>
+        <w:spacing w:before="40" w:after="120" w:line="276" w:lineRule="auto"/>
+      </w:pPr>
+      <w:r>
+        <w:rPr>
+          <w:rFonts w:ascii="Calibri" w:hAnsi="Calibri"/>
+          <w:b/>
+          <w:color w:val="0F172A"/>
+          <w:sz w:val="22"/>
+        </w:rPr>
+        <w:t xml:space="preserve">Design Principle: </w:t>
+      </w:r>
+      <w:r>
+        <w:rPr>
+          <w:rFonts w:ascii="Calibri" w:hAnsi="Calibri"/>
+          <w:color w:val="334155"/>
+          <w:sz w:val="22"/>
+        </w:rPr>
+        <w:t>Rather than having a single gigantic function that accepts a string flag like 'getAll' or 'delete', modular architecture dictates exporting dedicated factory functions for each CRUD operation:</w:t>
+      </w:r>
+    </w:p>
+    <w:p>
+      <w:pPr>
+        <w:pStyle w:val="ListBullet"/>
+        <w:spacing w:before="40" w:after="80" w:line="276" w:lineRule="auto"/>
+      </w:pPr>
+      <w:r>
+        <w:rPr>
+          <w:rFonts w:ascii="Calibri" w:hAnsi="Calibri"/>
+          <w:b/>
+          <w:color w:val="0F172A"/>
+          <w:sz w:val="22"/>
+        </w:rPr>
+        <w:t xml:space="preserve">1. deleteOne(Model): </w:t>
+      </w:r>
+      <w:r>
+        <w:rPr>
+          <w:rFonts w:ascii="Calibri" w:hAnsi="Calibri"/>
+          <w:color w:val="334155"/>
+          <w:sz w:val="22"/>
+        </w:rPr>
+        <w:t>Handles findByIdAndDelete, 404 validation via AppError, and 204 No Content response.</w:t>
+      </w:r>
+    </w:p>
+    <w:p>
+      <w:pPr>
+        <w:pStyle w:val="ListBullet"/>
+        <w:spacing w:before="40" w:after="80" w:line="276" w:lineRule="auto"/>
+      </w:pPr>
+      <w:r>
+        <w:rPr>
+          <w:rFonts w:ascii="Calibri" w:hAnsi="Calibri"/>
+          <w:b/>
+          <w:color w:val="0F172A"/>
+          <w:sz w:val="22"/>
+        </w:rPr>
+        <w:t xml:space="preserve">2. updateOne(Model): </w:t>
+      </w:r>
+      <w:r>
+        <w:rPr>
+          <w:rFonts w:ascii="Calibri" w:hAnsi="Calibri"/>
+          <w:color w:val="334155"/>
+          <w:sz w:val="22"/>
+        </w:rPr>
+        <w:t>Handles findByIdAndUpdate with runValidators and new: true options.</w:t>
+      </w:r>
+    </w:p>
+    <w:p>
+      <w:pPr>
+        <w:pStyle w:val="ListBullet"/>
+        <w:spacing w:before="40" w:after="80" w:line="276" w:lineRule="auto"/>
+      </w:pPr>
+      <w:r>
+        <w:rPr>
+          <w:rFonts w:ascii="Calibri" w:hAnsi="Calibri"/>
+          <w:b/>
+          <w:color w:val="0F172A"/>
+          <w:sz w:val="22"/>
+        </w:rPr>
+        <w:t xml:space="preserve">3. createOne(Model): </w:t>
+      </w:r>
+      <w:r>
+        <w:rPr>
+          <w:rFonts w:ascii="Calibri" w:hAnsi="Calibri"/>
+          <w:color w:val="334155"/>
+          <w:sz w:val="22"/>
+        </w:rPr>
+        <w:t>Handles Model.create(req.body) and sends 201 Created.</w:t>
+      </w:r>
+    </w:p>
+    <w:p>
+      <w:pPr>
+        <w:pStyle w:val="ListBullet"/>
+        <w:spacing w:before="40" w:after="80" w:line="276" w:lineRule="auto"/>
+      </w:pPr>
+      <w:r>
+        <w:rPr>
+          <w:rFonts w:ascii="Calibri" w:hAnsi="Calibri"/>
+          <w:b/>
+          <w:color w:val="0F172A"/>
+          <w:sz w:val="22"/>
+        </w:rPr>
+        <w:t xml:space="preserve">4. getOne(Model, popOptions): </w:t>
+      </w:r>
+      <w:r>
+        <w:rPr>
+          <w:rFonts w:ascii="Calibri" w:hAnsi="Calibri"/>
+          <w:color w:val="334155"/>
+          <w:sz w:val="22"/>
+        </w:rPr>
+        <w:t>Handles findById with dynamic .populate() chaining when population options are supplied.</w:t>
+      </w:r>
+    </w:p>
+    <w:p>
+      <w:pPr>
+        <w:pStyle w:val="ListBullet"/>
+        <w:spacing w:before="40" w:after="80" w:line="276" w:lineRule="auto"/>
+      </w:pPr>
+      <w:r>
+        <w:rPr>
+          <w:rFonts w:ascii="Calibri" w:hAnsi="Calibri"/>
+          <w:b/>
+          <w:color w:val="0F172A"/>
+          <w:sz w:val="22"/>
+        </w:rPr>
+        <w:t xml:space="preserve">5. getAll(Model): </w:t>
+      </w:r>
+      <w:r>
+        <w:rPr>
+          <w:rFonts w:ascii="Calibri" w:hAnsi="Calibri"/>
+          <w:color w:val="334155"/>
+          <w:sz w:val="22"/>
+        </w:rPr>
+        <w:t>Integrates the APIFeatures class (filtering, sorting, field limiting, pagination) and automatically detects nested route parameters (e.g. /tours/:tourId/reviews).</w:t>
+      </w:r>
+    </w:p>
+    <w:p>
+      <w:pPr>
+        <w:pStyle w:val="Heading2"/>
+        <w:spacing w:before="240" w:after="80"/>
+      </w:pPr>
+      <w:r>
+        <w:rPr>
+          <w:rFonts w:ascii="Calibri" w:hAnsi="Calibri"/>
+          <w:b/>
+          <w:color w:val="0F172A"/>
+          <w:sz w:val="26"/>
+        </w:rPr>
+        <w:t>Complete Reference Implementation: controllers/handlerFactory.js</w:t>
+      </w:r>
+    </w:p>
+    <w:p>
+      <w:pPr>
+        <w:spacing w:before="40" w:after="120" w:line="276" w:lineRule="auto"/>
+      </w:pPr>
+      <w:r>
+        <w:rPr>
+          <w:rFonts w:ascii="Calibri" w:hAnsi="Calibri"/>
+          <w:b/>
+          <w:color w:val="0F172A"/>
+          <w:sz w:val="22"/>
+        </w:rPr>
+        <w:t xml:space="preserve">Source Code: </w:t>
+      </w:r>
+      <w:r>
+        <w:rPr>
+          <w:rFonts w:ascii="Calibri" w:hAnsi="Calibri"/>
+          <w:color w:val="334155"/>
+          <w:sz w:val="22"/>
+        </w:rPr>
+        <w:t>Below is the production-ready implementation of all 5 factory handlers wrapped with catchAsync error handling:</w:t>
+      </w:r>
+    </w:p>
+    <w:tbl>
+      <w:tblPr>
+        <w:tblW w:type="auto" w:w="0"/>
+        <w:jc w:val="center"/>
+        <w:tblLayout w:type="fixed"/>
+        <w:tblLook w:firstColumn="1" w:firstRow="1" w:lastColumn="0" w:lastRow="0" w:noHBand="0" w:noVBand="1" w:val="04A0"/>
+      </w:tblPr>
+      <w:tblGrid>
+        <w:gridCol w:w="9936"/>
+      </w:tblGrid>
+      <w:tr>
+        <w:tc>
+          <w:tcPr>
+            <w:tcW w:type="dxa" w:w="9360"/>
+            <w:shd w:fill="F4F6F8"/>
+            <w:tcMar>
+              <w:top w:w="140" w:type="dxa"/>
+              <w:bottom w:w="140" w:type="dxa"/>
+              <w:left w:w="220" w:type="dxa"/>
+              <w:right w:w="220" w:type="dxa"/>
+            </w:tcMar>
+            <w:tcBorders>
+              <w:top w:val="single" w:sz="4" w:space="0" w:color="CBD5E1"/>
+              <w:bottom w:val="single" w:sz="4" w:space="0" w:color="CBD5E1"/>
+              <w:left w:val="single" w:sz="24" w:space="0" w:color="0284C7"/>
+              <w:right w:val="single" w:sz="4" w:space="0" w:color="CBD5E1"/>
+            </w:tcBorders>
+          </w:tcPr>
+          <w:p>
+            <w:pPr>
+              <w:spacing w:before="60" w:after="60" w:line="276" w:lineRule="auto"/>
+            </w:pPr>
+            <w:r>
+              <w:rPr>
+                <w:rFonts w:ascii="Consolas" w:hAnsi="Consolas"/>
+                <w:color w:val="1E293B"/>
+                <w:sz w:val="19"/>
+              </w:rPr>
+              <w:t>const catchAsync = require('../utils/catchAsync');</w:t>
+              <w:br/>
+            </w:r>
+            <w:r>
+              <w:rPr>
+                <w:rFonts w:ascii="Consolas" w:hAnsi="Consolas"/>
+                <w:color w:val="1E293B"/>
+                <w:sz w:val="19"/>
+              </w:rPr>
+              <w:t>const AppError = require('../utils/AppError');</w:t>
+              <w:br/>
+            </w:r>
+            <w:r>
+              <w:rPr>
+                <w:rFonts w:ascii="Consolas" w:hAnsi="Consolas"/>
+                <w:color w:val="1E293B"/>
+                <w:sz w:val="19"/>
+              </w:rPr>
+              <w:t>const APIFeatures = require('../utils/ApiFeatures');</w:t>
+              <w:br/>
+            </w:r>
+            <w:r>
+              <w:rPr>
+                <w:rFonts w:ascii="Consolas" w:hAnsi="Consolas"/>
+                <w:color w:val="1E293B"/>
+                <w:sz w:val="19"/>
+              </w:rPr>
+              <w:br/>
+            </w:r>
+            <w:r>
+              <w:rPr>
+                <w:rFonts w:ascii="Consolas" w:hAnsi="Consolas"/>
+                <w:color w:val="1E293B"/>
+                <w:sz w:val="19"/>
+              </w:rPr>
+              <w:t>// 1. DELETE ONE FACTORY</w:t>
+              <w:br/>
+            </w:r>
+            <w:r>
+              <w:rPr>
+                <w:rFonts w:ascii="Consolas" w:hAnsi="Consolas"/>
+                <w:color w:val="1E293B"/>
+                <w:sz w:val="19"/>
+              </w:rPr>
+              <w:t>exports.deleteOne = (Model) =&gt;</w:t>
+              <w:br/>
+            </w:r>
+            <w:r>
+              <w:rPr>
+                <w:rFonts w:ascii="Consolas" w:hAnsi="Consolas"/>
+                <w:color w:val="1E293B"/>
+                <w:sz w:val="19"/>
+              </w:rPr>
+              <w:t xml:space="preserve">  catchAsync(async (req, res, next) =&gt; {</w:t>
+              <w:br/>
+            </w:r>
+            <w:r>
+              <w:rPr>
+                <w:rFonts w:ascii="Consolas" w:hAnsi="Consolas"/>
+                <w:color w:val="1E293B"/>
+                <w:sz w:val="19"/>
+              </w:rPr>
+              <w:t xml:space="preserve">    const doc = await Model.findByIdAndDelete(req.params.id);</w:t>
+              <w:br/>
+            </w:r>
+            <w:r>
+              <w:rPr>
+                <w:rFonts w:ascii="Consolas" w:hAnsi="Consolas"/>
+                <w:color w:val="1E293B"/>
+                <w:sz w:val="19"/>
+              </w:rPr>
+              <w:br/>
+            </w:r>
+            <w:r>
+              <w:rPr>
+                <w:rFonts w:ascii="Consolas" w:hAnsi="Consolas"/>
+                <w:color w:val="1E293B"/>
+                <w:sz w:val="19"/>
+              </w:rPr>
+              <w:t xml:space="preserve">    if (!doc) {</w:t>
+              <w:br/>
+            </w:r>
+            <w:r>
+              <w:rPr>
+                <w:rFonts w:ascii="Consolas" w:hAnsi="Consolas"/>
+                <w:color w:val="1E293B"/>
+                <w:sz w:val="19"/>
+              </w:rPr>
+              <w:t xml:space="preserve">      return next(new AppError(404, 'No document found with that ID'));</w:t>
+              <w:br/>
+            </w:r>
+            <w:r>
+              <w:rPr>
+                <w:rFonts w:ascii="Consolas" w:hAnsi="Consolas"/>
+                <w:color w:val="1E293B"/>
+                <w:sz w:val="19"/>
+              </w:rPr>
+              <w:t xml:space="preserve">    }</w:t>
+              <w:br/>
+            </w:r>
+            <w:r>
+              <w:rPr>
+                <w:rFonts w:ascii="Consolas" w:hAnsi="Consolas"/>
+                <w:color w:val="1E293B"/>
+                <w:sz w:val="19"/>
+              </w:rPr>
+              <w:br/>
+            </w:r>
+            <w:r>
+              <w:rPr>
+                <w:rFonts w:ascii="Consolas" w:hAnsi="Consolas"/>
+                <w:color w:val="1E293B"/>
+                <w:sz w:val="19"/>
+              </w:rPr>
+              <w:t xml:space="preserve">    res.status(204).json({</w:t>
+              <w:br/>
+            </w:r>
+            <w:r>
+              <w:rPr>
+                <w:rFonts w:ascii="Consolas" w:hAnsi="Consolas"/>
+                <w:color w:val="1E293B"/>
+                <w:sz w:val="19"/>
+              </w:rPr>
+              <w:t xml:space="preserve">      status: 'success',</w:t>
+              <w:br/>
+            </w:r>
+            <w:r>
+              <w:rPr>
+                <w:rFonts w:ascii="Consolas" w:hAnsi="Consolas"/>
+                <w:color w:val="1E293B"/>
+                <w:sz w:val="19"/>
+              </w:rPr>
+              <w:t xml:space="preserve">      data: null,</w:t>
+              <w:br/>
+            </w:r>
+            <w:r>
+              <w:rPr>
+                <w:rFonts w:ascii="Consolas" w:hAnsi="Consolas"/>
+                <w:color w:val="1E293B"/>
+                <w:sz w:val="19"/>
+              </w:rPr>
+              <w:t xml:space="preserve">    });</w:t>
+              <w:br/>
+            </w:r>
+            <w:r>
+              <w:rPr>
+                <w:rFonts w:ascii="Consolas" w:hAnsi="Consolas"/>
+                <w:color w:val="1E293B"/>
+                <w:sz w:val="19"/>
+              </w:rPr>
+              <w:t xml:space="preserve">  });</w:t>
+              <w:br/>
+            </w:r>
+            <w:r>
+              <w:rPr>
+                <w:rFonts w:ascii="Consolas" w:hAnsi="Consolas"/>
+                <w:color w:val="1E293B"/>
+                <w:sz w:val="19"/>
+              </w:rPr>
+              <w:br/>
+            </w:r>
+            <w:r>
+              <w:rPr>
+                <w:rFonts w:ascii="Consolas" w:hAnsi="Consolas"/>
+                <w:color w:val="1E293B"/>
+                <w:sz w:val="19"/>
+              </w:rPr>
+              <w:t>// 2. UPDATE ONE FACTORY</w:t>
+              <w:br/>
+            </w:r>
+            <w:r>
+              <w:rPr>
+                <w:rFonts w:ascii="Consolas" w:hAnsi="Consolas"/>
+                <w:color w:val="1E293B"/>
+                <w:sz w:val="19"/>
+              </w:rPr>
+              <w:t>exports.updateOne = (Model) =&gt;</w:t>
+              <w:br/>
+            </w:r>
+            <w:r>
+              <w:rPr>
+                <w:rFonts w:ascii="Consolas" w:hAnsi="Consolas"/>
+                <w:color w:val="1E293B"/>
+                <w:sz w:val="19"/>
+              </w:rPr>
+              <w:t xml:space="preserve">  catchAsync(async (req, res, next) =&gt; {</w:t>
+              <w:br/>
+            </w:r>
+            <w:r>
+              <w:rPr>
+                <w:rFonts w:ascii="Consolas" w:hAnsi="Consolas"/>
+                <w:color w:val="1E293B"/>
+                <w:sz w:val="19"/>
+              </w:rPr>
+              <w:t xml:space="preserve">    const doc = await Model.findByIdAndUpdate(req.params.id, req.body, {</w:t>
+              <w:br/>
+            </w:r>
+            <w:r>
+              <w:rPr>
+                <w:rFonts w:ascii="Consolas" w:hAnsi="Consolas"/>
+                <w:color w:val="1E293B"/>
+                <w:sz w:val="19"/>
+              </w:rPr>
+              <w:t xml:space="preserve">      new: true,</w:t>
+              <w:br/>
+            </w:r>
+            <w:r>
+              <w:rPr>
+                <w:rFonts w:ascii="Consolas" w:hAnsi="Consolas"/>
+                <w:color w:val="1E293B"/>
+                <w:sz w:val="19"/>
+              </w:rPr>
+              <w:t xml:space="preserve">      runValidators: true,</w:t>
+              <w:br/>
+            </w:r>
+            <w:r>
+              <w:rPr>
+                <w:rFonts w:ascii="Consolas" w:hAnsi="Consolas"/>
+                <w:color w:val="1E293B"/>
+                <w:sz w:val="19"/>
+              </w:rPr>
+              <w:t xml:space="preserve">    });</w:t>
+              <w:br/>
+            </w:r>
+            <w:r>
+              <w:rPr>
+                <w:rFonts w:ascii="Consolas" w:hAnsi="Consolas"/>
+                <w:color w:val="1E293B"/>
+                <w:sz w:val="19"/>
+              </w:rPr>
+              <w:br/>
+            </w:r>
+            <w:r>
+              <w:rPr>
+                <w:rFonts w:ascii="Consolas" w:hAnsi="Consolas"/>
+                <w:color w:val="1E293B"/>
+                <w:sz w:val="19"/>
+              </w:rPr>
+              <w:t xml:space="preserve">    if (!doc) {</w:t>
+              <w:br/>
+            </w:r>
+            <w:r>
+              <w:rPr>
+                <w:rFonts w:ascii="Consolas" w:hAnsi="Consolas"/>
+                <w:color w:val="1E293B"/>
+                <w:sz w:val="19"/>
+              </w:rPr>
+              <w:t xml:space="preserve">      return next(new AppError(404, 'No document found with that ID'));</w:t>
+              <w:br/>
+            </w:r>
+            <w:r>
+              <w:rPr>
+                <w:rFonts w:ascii="Consolas" w:hAnsi="Consolas"/>
+                <w:color w:val="1E293B"/>
+                <w:sz w:val="19"/>
+              </w:rPr>
+              <w:t xml:space="preserve">    }</w:t>
+              <w:br/>
+            </w:r>
+            <w:r>
+              <w:rPr>
+                <w:rFonts w:ascii="Consolas" w:hAnsi="Consolas"/>
+                <w:color w:val="1E293B"/>
+                <w:sz w:val="19"/>
+              </w:rPr>
+              <w:br/>
+            </w:r>
+            <w:r>
+              <w:rPr>
+                <w:rFonts w:ascii="Consolas" w:hAnsi="Consolas"/>
+                <w:color w:val="1E293B"/>
+                <w:sz w:val="19"/>
+              </w:rPr>
+              <w:t xml:space="preserve">    res.status(200).json({</w:t>
+              <w:br/>
+            </w:r>
+            <w:r>
+              <w:rPr>
+                <w:rFonts w:ascii="Consolas" w:hAnsi="Consolas"/>
+                <w:color w:val="1E293B"/>
+                <w:sz w:val="19"/>
+              </w:rPr>
+              <w:t xml:space="preserve">      status: 'success',</w:t>
+              <w:br/>
+            </w:r>
+            <w:r>
+              <w:rPr>
+                <w:rFonts w:ascii="Consolas" w:hAnsi="Consolas"/>
+                <w:color w:val="1E293B"/>
+                <w:sz w:val="19"/>
+              </w:rPr>
+              <w:t xml:space="preserve">      data: {</w:t>
+              <w:br/>
+            </w:r>
+            <w:r>
+              <w:rPr>
+                <w:rFonts w:ascii="Consolas" w:hAnsi="Consolas"/>
+                <w:color w:val="1E293B"/>
+                <w:sz w:val="19"/>
+              </w:rPr>
+              <w:t xml:space="preserve">        data: doc,</w:t>
+              <w:br/>
+            </w:r>
+            <w:r>
+              <w:rPr>
+                <w:rFonts w:ascii="Consolas" w:hAnsi="Consolas"/>
+                <w:color w:val="1E293B"/>
+                <w:sz w:val="19"/>
+              </w:rPr>
+              <w:t xml:space="preserve">      },</w:t>
+              <w:br/>
+            </w:r>
+            <w:r>
+              <w:rPr>
+                <w:rFonts w:ascii="Consolas" w:hAnsi="Consolas"/>
+                <w:color w:val="1E293B"/>
+                <w:sz w:val="19"/>
+              </w:rPr>
+              <w:t xml:space="preserve">    });</w:t>
+              <w:br/>
+            </w:r>
+            <w:r>
+              <w:rPr>
+                <w:rFonts w:ascii="Consolas" w:hAnsi="Consolas"/>
+                <w:color w:val="1E293B"/>
+                <w:sz w:val="19"/>
+              </w:rPr>
+              <w:t xml:space="preserve">  });</w:t>
+              <w:br/>
+            </w:r>
+            <w:r>
+              <w:rPr>
+                <w:rFonts w:ascii="Consolas" w:hAnsi="Consolas"/>
+                <w:color w:val="1E293B"/>
+                <w:sz w:val="19"/>
+              </w:rPr>
+              <w:br/>
+            </w:r>
+            <w:r>
+              <w:rPr>
+                <w:rFonts w:ascii="Consolas" w:hAnsi="Consolas"/>
+                <w:color w:val="1E293B"/>
+                <w:sz w:val="19"/>
+              </w:rPr>
+              <w:t>// 3. CREATE ONE FACTORY</w:t>
+              <w:br/>
+            </w:r>
+            <w:r>
+              <w:rPr>
+                <w:rFonts w:ascii="Consolas" w:hAnsi="Consolas"/>
+                <w:color w:val="1E293B"/>
+                <w:sz w:val="19"/>
+              </w:rPr>
+              <w:t>exports.createOne = (Model) =&gt;</w:t>
+              <w:br/>
+            </w:r>
+            <w:r>
+              <w:rPr>
+                <w:rFonts w:ascii="Consolas" w:hAnsi="Consolas"/>
+                <w:color w:val="1E293B"/>
+                <w:sz w:val="19"/>
+              </w:rPr>
+              <w:t xml:space="preserve">  catchAsync(async (req, res, next) =&gt; {</w:t>
+              <w:br/>
+            </w:r>
+            <w:r>
+              <w:rPr>
+                <w:rFonts w:ascii="Consolas" w:hAnsi="Consolas"/>
+                <w:color w:val="1E293B"/>
+                <w:sz w:val="19"/>
+              </w:rPr>
+              <w:t xml:space="preserve">    const doc = await Model.create(req.body);</w:t>
+              <w:br/>
+            </w:r>
+            <w:r>
+              <w:rPr>
+                <w:rFonts w:ascii="Consolas" w:hAnsi="Consolas"/>
+                <w:color w:val="1E293B"/>
+                <w:sz w:val="19"/>
+              </w:rPr>
+              <w:br/>
+            </w:r>
+            <w:r>
+              <w:rPr>
+                <w:rFonts w:ascii="Consolas" w:hAnsi="Consolas"/>
+                <w:color w:val="1E293B"/>
+                <w:sz w:val="19"/>
+              </w:rPr>
+              <w:t xml:space="preserve">    res.status(201).json({</w:t>
+              <w:br/>
+            </w:r>
+            <w:r>
+              <w:rPr>
+                <w:rFonts w:ascii="Consolas" w:hAnsi="Consolas"/>
+                <w:color w:val="1E293B"/>
+                <w:sz w:val="19"/>
+              </w:rPr>
+              <w:t xml:space="preserve">      status: 'success',</w:t>
+              <w:br/>
+            </w:r>
+            <w:r>
+              <w:rPr>
+                <w:rFonts w:ascii="Consolas" w:hAnsi="Consolas"/>
+                <w:color w:val="1E293B"/>
+                <w:sz w:val="19"/>
+              </w:rPr>
+              <w:t xml:space="preserve">      data: {</w:t>
+              <w:br/>
+            </w:r>
+            <w:r>
+              <w:rPr>
+                <w:rFonts w:ascii="Consolas" w:hAnsi="Consolas"/>
+                <w:color w:val="1E293B"/>
+                <w:sz w:val="19"/>
+              </w:rPr>
+              <w:t xml:space="preserve">        data: doc,</w:t>
+              <w:br/>
+            </w:r>
+            <w:r>
+              <w:rPr>
+                <w:rFonts w:ascii="Consolas" w:hAnsi="Consolas"/>
+                <w:color w:val="1E293B"/>
+                <w:sz w:val="19"/>
+              </w:rPr>
+              <w:t xml:space="preserve">      },</w:t>
+              <w:br/>
+            </w:r>
+            <w:r>
+              <w:rPr>
+                <w:rFonts w:ascii="Consolas" w:hAnsi="Consolas"/>
+                <w:color w:val="1E293B"/>
+                <w:sz w:val="19"/>
+              </w:rPr>
+              <w:t xml:space="preserve">    });</w:t>
+              <w:br/>
+            </w:r>
+            <w:r>
+              <w:rPr>
+                <w:rFonts w:ascii="Consolas" w:hAnsi="Consolas"/>
+                <w:color w:val="1E293B"/>
+                <w:sz w:val="19"/>
+              </w:rPr>
+              <w:t xml:space="preserve">  });</w:t>
+              <w:br/>
+            </w:r>
+            <w:r>
+              <w:rPr>
+                <w:rFonts w:ascii="Consolas" w:hAnsi="Consolas"/>
+                <w:color w:val="1E293B"/>
+                <w:sz w:val="19"/>
+              </w:rPr>
+              <w:br/>
+            </w:r>
+            <w:r>
+              <w:rPr>
+                <w:rFonts w:ascii="Consolas" w:hAnsi="Consolas"/>
+                <w:color w:val="1E293B"/>
+                <w:sz w:val="19"/>
+              </w:rPr>
+              <w:t>// 4. GET ONE FACTORY (Supports optional .populate())</w:t>
+              <w:br/>
+            </w:r>
+            <w:r>
+              <w:rPr>
+                <w:rFonts w:ascii="Consolas" w:hAnsi="Consolas"/>
+                <w:color w:val="1E293B"/>
+                <w:sz w:val="19"/>
+              </w:rPr>
+              <w:t>exports.getOne = (Model, popOptions) =&gt;</w:t>
+              <w:br/>
+            </w:r>
+            <w:r>
+              <w:rPr>
+                <w:rFonts w:ascii="Consolas" w:hAnsi="Consolas"/>
+                <w:color w:val="1E293B"/>
+                <w:sz w:val="19"/>
+              </w:rPr>
+              <w:t xml:space="preserve">  catchAsync(async (req, res, next) =&gt; {</w:t>
+              <w:br/>
+            </w:r>
+            <w:r>
+              <w:rPr>
+                <w:rFonts w:ascii="Consolas" w:hAnsi="Consolas"/>
+                <w:color w:val="1E293B"/>
+                <w:sz w:val="19"/>
+              </w:rPr>
+              <w:t xml:space="preserve">    let query = Model.findById(req.params.id);</w:t>
+              <w:br/>
+            </w:r>
+            <w:r>
+              <w:rPr>
+                <w:rFonts w:ascii="Consolas" w:hAnsi="Consolas"/>
+                <w:color w:val="1E293B"/>
+                <w:sz w:val="19"/>
+              </w:rPr>
+              <w:t xml:space="preserve">    if (popOptions) query = query.populate(popOptions);</w:t>
+              <w:br/>
+            </w:r>
+            <w:r>
+              <w:rPr>
+                <w:rFonts w:ascii="Consolas" w:hAnsi="Consolas"/>
+                <w:color w:val="1E293B"/>
+                <w:sz w:val="19"/>
+              </w:rPr>
+              <w:br/>
+            </w:r>
+            <w:r>
+              <w:rPr>
+                <w:rFonts w:ascii="Consolas" w:hAnsi="Consolas"/>
+                <w:color w:val="1E293B"/>
+                <w:sz w:val="19"/>
+              </w:rPr>
+              <w:t xml:space="preserve">    const doc = await query;</w:t>
+              <w:br/>
+            </w:r>
+            <w:r>
+              <w:rPr>
+                <w:rFonts w:ascii="Consolas" w:hAnsi="Consolas"/>
+                <w:color w:val="1E293B"/>
+                <w:sz w:val="19"/>
+              </w:rPr>
+              <w:br/>
+            </w:r>
+            <w:r>
+              <w:rPr>
+                <w:rFonts w:ascii="Consolas" w:hAnsi="Consolas"/>
+                <w:color w:val="1E293B"/>
+                <w:sz w:val="19"/>
+              </w:rPr>
+              <w:t xml:space="preserve">    if (!doc) {</w:t>
+              <w:br/>
+            </w:r>
+            <w:r>
+              <w:rPr>
+                <w:rFonts w:ascii="Consolas" w:hAnsi="Consolas"/>
+                <w:color w:val="1E293B"/>
+                <w:sz w:val="19"/>
+              </w:rPr>
+              <w:t xml:space="preserve">      return next(new AppError(404, 'No document found with that ID'));</w:t>
+              <w:br/>
+            </w:r>
+            <w:r>
+              <w:rPr>
+                <w:rFonts w:ascii="Consolas" w:hAnsi="Consolas"/>
+                <w:color w:val="1E293B"/>
+                <w:sz w:val="19"/>
+              </w:rPr>
+              <w:t xml:space="preserve">    }</w:t>
+              <w:br/>
+            </w:r>
+            <w:r>
+              <w:rPr>
+                <w:rFonts w:ascii="Consolas" w:hAnsi="Consolas"/>
+                <w:color w:val="1E293B"/>
+                <w:sz w:val="19"/>
+              </w:rPr>
+              <w:br/>
+            </w:r>
+            <w:r>
+              <w:rPr>
+                <w:rFonts w:ascii="Consolas" w:hAnsi="Consolas"/>
+                <w:color w:val="1E293B"/>
+                <w:sz w:val="19"/>
+              </w:rPr>
+              <w:t xml:space="preserve">    res.status(200).json({</w:t>
+              <w:br/>
+            </w:r>
+            <w:r>
+              <w:rPr>
+                <w:rFonts w:ascii="Consolas" w:hAnsi="Consolas"/>
+                <w:color w:val="1E293B"/>
+                <w:sz w:val="19"/>
+              </w:rPr>
+              <w:t xml:space="preserve">      status: 'success',</w:t>
+              <w:br/>
+            </w:r>
+            <w:r>
+              <w:rPr>
+                <w:rFonts w:ascii="Consolas" w:hAnsi="Consolas"/>
+                <w:color w:val="1E293B"/>
+                <w:sz w:val="19"/>
+              </w:rPr>
+              <w:t xml:space="preserve">      data: {</w:t>
+              <w:br/>
+            </w:r>
+            <w:r>
+              <w:rPr>
+                <w:rFonts w:ascii="Consolas" w:hAnsi="Consolas"/>
+                <w:color w:val="1E293B"/>
+                <w:sz w:val="19"/>
+              </w:rPr>
+              <w:t xml:space="preserve">        data: doc,</w:t>
+              <w:br/>
+            </w:r>
+            <w:r>
+              <w:rPr>
+                <w:rFonts w:ascii="Consolas" w:hAnsi="Consolas"/>
+                <w:color w:val="1E293B"/>
+                <w:sz w:val="19"/>
+              </w:rPr>
+              <w:t xml:space="preserve">      },</w:t>
+              <w:br/>
+            </w:r>
+            <w:r>
+              <w:rPr>
+                <w:rFonts w:ascii="Consolas" w:hAnsi="Consolas"/>
+                <w:color w:val="1E293B"/>
+                <w:sz w:val="19"/>
+              </w:rPr>
+              <w:t xml:space="preserve">    });</w:t>
+              <w:br/>
+            </w:r>
+            <w:r>
+              <w:rPr>
+                <w:rFonts w:ascii="Consolas" w:hAnsi="Consolas"/>
+                <w:color w:val="1E293B"/>
+                <w:sz w:val="19"/>
+              </w:rPr>
+              <w:t xml:space="preserve">  });</w:t>
+              <w:br/>
+            </w:r>
+            <w:r>
+              <w:rPr>
+                <w:rFonts w:ascii="Consolas" w:hAnsi="Consolas"/>
+                <w:color w:val="1E293B"/>
+                <w:sz w:val="19"/>
+              </w:rPr>
+              <w:br/>
+            </w:r>
+            <w:r>
+              <w:rPr>
+                <w:rFonts w:ascii="Consolas" w:hAnsi="Consolas"/>
+                <w:color w:val="1E293B"/>
+                <w:sz w:val="19"/>
+              </w:rPr>
+              <w:t>// 5. GET ALL FACTORY (Supports nested filtering &amp; APIFeatures)</w:t>
+              <w:br/>
+            </w:r>
+            <w:r>
+              <w:rPr>
+                <w:rFonts w:ascii="Consolas" w:hAnsi="Consolas"/>
+                <w:color w:val="1E293B"/>
+                <w:sz w:val="19"/>
+              </w:rPr>
+              <w:t>exports.getAll = (Model) =&gt;</w:t>
+              <w:br/>
+            </w:r>
+            <w:r>
+              <w:rPr>
+                <w:rFonts w:ascii="Consolas" w:hAnsi="Consolas"/>
+                <w:color w:val="1E293B"/>
+                <w:sz w:val="19"/>
+              </w:rPr>
+              <w:t xml:space="preserve">  catchAsync(async (req, res, next) =&gt; {</w:t>
+              <w:br/>
+            </w:r>
+            <w:r>
+              <w:rPr>
+                <w:rFonts w:ascii="Consolas" w:hAnsi="Consolas"/>
+                <w:color w:val="1E293B"/>
+                <w:sz w:val="19"/>
+              </w:rPr>
+              <w:t xml:space="preserve">    // To allow for nested GET reviews on tour (e.g. /tours/:tourId/reviews)</w:t>
+              <w:br/>
+            </w:r>
+            <w:r>
+              <w:rPr>
+                <w:rFonts w:ascii="Consolas" w:hAnsi="Consolas"/>
+                <w:color w:val="1E293B"/>
+                <w:sz w:val="19"/>
+              </w:rPr>
+              <w:t xml:space="preserve">    let filter = {};</w:t>
+              <w:br/>
+            </w:r>
+            <w:r>
+              <w:rPr>
+                <w:rFonts w:ascii="Consolas" w:hAnsi="Consolas"/>
+                <w:color w:val="1E293B"/>
+                <w:sz w:val="19"/>
+              </w:rPr>
+              <w:t xml:space="preserve">    if (req.params.tourId) filter = { tour: req.params.tourId };</w:t>
+              <w:br/>
+            </w:r>
+            <w:r>
+              <w:rPr>
+                <w:rFonts w:ascii="Consolas" w:hAnsi="Consolas"/>
+                <w:color w:val="1E293B"/>
+                <w:sz w:val="19"/>
+              </w:rPr>
+              <w:br/>
+            </w:r>
+            <w:r>
+              <w:rPr>
+                <w:rFonts w:ascii="Consolas" w:hAnsi="Consolas"/>
+                <w:color w:val="1E293B"/>
+                <w:sz w:val="19"/>
+              </w:rPr>
+              <w:t xml:space="preserve">    const features = new APIFeatures(Model.find(filter), req.query)</w:t>
+              <w:br/>
+            </w:r>
+            <w:r>
+              <w:rPr>
+                <w:rFonts w:ascii="Consolas" w:hAnsi="Consolas"/>
+                <w:color w:val="1E293B"/>
+                <w:sz w:val="19"/>
+              </w:rPr>
+              <w:t xml:space="preserve">      .filter()</w:t>
+              <w:br/>
+            </w:r>
+            <w:r>
+              <w:rPr>
+                <w:rFonts w:ascii="Consolas" w:hAnsi="Consolas"/>
+                <w:color w:val="1E293B"/>
+                <w:sz w:val="19"/>
+              </w:rPr>
+              <w:t xml:space="preserve">      .sort()</w:t>
+              <w:br/>
+            </w:r>
+            <w:r>
+              <w:rPr>
+                <w:rFonts w:ascii="Consolas" w:hAnsi="Consolas"/>
+                <w:color w:val="1E293B"/>
+                <w:sz w:val="19"/>
+              </w:rPr>
+              <w:t xml:space="preserve">      .limitFields()</w:t>
+              <w:br/>
+            </w:r>
+            <w:r>
+              <w:rPr>
+                <w:rFonts w:ascii="Consolas" w:hAnsi="Consolas"/>
+                <w:color w:val="1E293B"/>
+                <w:sz w:val="19"/>
+              </w:rPr>
+              <w:t xml:space="preserve">      .paginate();</w:t>
+              <w:br/>
+            </w:r>
+            <w:r>
+              <w:rPr>
+                <w:rFonts w:ascii="Consolas" w:hAnsi="Consolas"/>
+                <w:color w:val="1E293B"/>
+                <w:sz w:val="19"/>
+              </w:rPr>
+              <w:br/>
+            </w:r>
+            <w:r>
+              <w:rPr>
+                <w:rFonts w:ascii="Consolas" w:hAnsi="Consolas"/>
+                <w:color w:val="1E293B"/>
+                <w:sz w:val="19"/>
+              </w:rPr>
+              <w:t xml:space="preserve">    const docs = await features.query;</w:t>
+              <w:br/>
+            </w:r>
+            <w:r>
+              <w:rPr>
+                <w:rFonts w:ascii="Consolas" w:hAnsi="Consolas"/>
+                <w:color w:val="1E293B"/>
+                <w:sz w:val="19"/>
+              </w:rPr>
+              <w:br/>
+            </w:r>
+            <w:r>
+              <w:rPr>
+                <w:rFonts w:ascii="Consolas" w:hAnsi="Consolas"/>
+                <w:color w:val="1E293B"/>
+                <w:sz w:val="19"/>
+              </w:rPr>
+              <w:t xml:space="preserve">    res.status(200).json({</w:t>
+              <w:br/>
+            </w:r>
+            <w:r>
+              <w:rPr>
+                <w:rFonts w:ascii="Consolas" w:hAnsi="Consolas"/>
+                <w:color w:val="1E293B"/>
+                <w:sz w:val="19"/>
+              </w:rPr>
+              <w:t xml:space="preserve">      status: 'success',</w:t>
+              <w:br/>
+            </w:r>
+            <w:r>
+              <w:rPr>
+                <w:rFonts w:ascii="Consolas" w:hAnsi="Consolas"/>
+                <w:color w:val="1E293B"/>
+                <w:sz w:val="19"/>
+              </w:rPr>
+              <w:t xml:space="preserve">      results: docs.length,</w:t>
+              <w:br/>
+            </w:r>
+            <w:r>
+              <w:rPr>
+                <w:rFonts w:ascii="Consolas" w:hAnsi="Consolas"/>
+                <w:color w:val="1E293B"/>
+                <w:sz w:val="19"/>
+              </w:rPr>
+              <w:t xml:space="preserve">      data: {</w:t>
+              <w:br/>
+            </w:r>
+            <w:r>
+              <w:rPr>
+                <w:rFonts w:ascii="Consolas" w:hAnsi="Consolas"/>
+                <w:color w:val="1E293B"/>
+                <w:sz w:val="19"/>
+              </w:rPr>
+              <w:t xml:space="preserve">        data: docs,</w:t>
+              <w:br/>
+            </w:r>
+            <w:r>
+              <w:rPr>
+                <w:rFonts w:ascii="Consolas" w:hAnsi="Consolas"/>
+                <w:color w:val="1E293B"/>
+                <w:sz w:val="19"/>
+              </w:rPr>
+              <w:t xml:space="preserve">      },</w:t>
+              <w:br/>
+            </w:r>
+            <w:r>
+              <w:rPr>
+                <w:rFonts w:ascii="Consolas" w:hAnsi="Consolas"/>
+                <w:color w:val="1E293B"/>
+                <w:sz w:val="19"/>
+              </w:rPr>
+              <w:t xml:space="preserve">    });</w:t>
+              <w:br/>
+            </w:r>
+            <w:r>
+              <w:rPr>
+                <w:rFonts w:ascii="Consolas" w:hAnsi="Consolas"/>
+                <w:color w:val="1E293B"/>
+                <w:sz w:val="19"/>
+              </w:rPr>
+              <w:t xml:space="preserve">  });</w:t>
+            </w:r>
+          </w:p>
+        </w:tc>
+      </w:tr>
+    </w:tbl>
+    <w:p>
+      <w:pPr>
+        <w:spacing w:before="40" w:after="120"/>
+      </w:pPr>
+    </w:p>
+    <w:p>
+      <w:pPr>
+        <w:pStyle w:val="Heading2"/>
+        <w:spacing w:before="240" w:after="80"/>
+      </w:pPr>
+      <w:r>
+        <w:rPr>
+          <w:rFonts w:ascii="Calibri" w:hAnsi="Calibri"/>
+          <w:b/>
+          <w:color w:val="0F172A"/>
+          <w:sz w:val="26"/>
+        </w:rPr>
+        <w:t>Controller Transformation: Before vs. After</w:t>
+      </w:r>
+    </w:p>
+    <w:p>
+      <w:pPr>
+        <w:spacing w:before="40" w:after="120" w:line="276" w:lineRule="auto"/>
+      </w:pPr>
+      <w:r>
+        <w:rPr>
+          <w:rFonts w:ascii="Calibri" w:hAnsi="Calibri"/>
+          <w:b/>
+          <w:color w:val="0F172A"/>
+          <w:sz w:val="22"/>
+        </w:rPr>
+        <w:t xml:space="preserve">Clean Controller Architecture: </w:t>
+      </w:r>
+      <w:r>
+        <w:rPr>
+          <w:rFonts w:ascii="Calibri" w:hAnsi="Calibri"/>
+          <w:color w:val="334155"/>
+          <w:sz w:val="22"/>
+        </w:rPr>
+        <w:t>Notice how controllers like reviewController.js or tourController.js shrink from dozens of lines of repetitive boilerplate down to clean, single-line declarations:</w:t>
+      </w:r>
+    </w:p>
+    <w:tbl>
+      <w:tblPr>
+        <w:tblW w:type="auto" w:w="0"/>
+        <w:jc w:val="center"/>
+        <w:tblLayout w:type="fixed"/>
+        <w:tblLook w:firstColumn="1" w:firstRow="1" w:lastColumn="0" w:lastRow="0" w:noHBand="0" w:noVBand="1" w:val="04A0"/>
+      </w:tblPr>
+      <w:tblGrid>
+        <w:gridCol w:w="9936"/>
+      </w:tblGrid>
+      <w:tr>
+        <w:tc>
+          <w:tcPr>
+            <w:tcW w:type="dxa" w:w="9360"/>
+            <w:shd w:fill="F4F6F8"/>
+            <w:tcMar>
+              <w:top w:w="140" w:type="dxa"/>
+              <w:bottom w:w="140" w:type="dxa"/>
+              <w:left w:w="220" w:type="dxa"/>
+              <w:right w:w="220" w:type="dxa"/>
+            </w:tcMar>
+            <w:tcBorders>
+              <w:top w:val="single" w:sz="4" w:space="0" w:color="CBD5E1"/>
+              <w:bottom w:val="single" w:sz="4" w:space="0" w:color="CBD5E1"/>
+              <w:left w:val="single" w:sz="24" w:space="0" w:color="0284C7"/>
+              <w:right w:val="single" w:sz="4" w:space="0" w:color="CBD5E1"/>
+            </w:tcBorders>
+          </w:tcPr>
+          <w:p>
+            <w:pPr>
+              <w:spacing w:before="60" w:after="60" w:line="276" w:lineRule="auto"/>
+            </w:pPr>
+            <w:r>
+              <w:rPr>
+                <w:rFonts w:ascii="Consolas" w:hAnsi="Consolas"/>
+                <w:color w:val="1E293B"/>
+                <w:sz w:val="19"/>
+              </w:rPr>
+              <w:t>// controllers/reviewController.js (With Factory Pattern)</w:t>
+              <w:br/>
+            </w:r>
+            <w:r>
+              <w:rPr>
+                <w:rFonts w:ascii="Consolas" w:hAnsi="Consolas"/>
+                <w:color w:val="1E293B"/>
+                <w:sz w:val="19"/>
+              </w:rPr>
+              <w:t>const Review = require('../models/ReviewModel');</w:t>
+              <w:br/>
+            </w:r>
+            <w:r>
+              <w:rPr>
+                <w:rFonts w:ascii="Consolas" w:hAnsi="Consolas"/>
+                <w:color w:val="1E293B"/>
+                <w:sz w:val="19"/>
+              </w:rPr>
+              <w:t>const factory = require('./handlerFactory');</w:t>
+              <w:br/>
+            </w:r>
+            <w:r>
+              <w:rPr>
+                <w:rFonts w:ascii="Consolas" w:hAnsi="Consolas"/>
+                <w:color w:val="1E293B"/>
+                <w:sz w:val="19"/>
+              </w:rPr>
+              <w:br/>
+            </w:r>
+            <w:r>
+              <w:rPr>
+                <w:rFonts w:ascii="Consolas" w:hAnsi="Consolas"/>
+                <w:color w:val="1E293B"/>
+                <w:sz w:val="19"/>
+              </w:rPr>
+              <w:t>// Middleware to set Tour and User IDs from nested routes / protect middleware</w:t>
+              <w:br/>
+            </w:r>
+            <w:r>
+              <w:rPr>
+                <w:rFonts w:ascii="Consolas" w:hAnsi="Consolas"/>
+                <w:color w:val="1E293B"/>
+                <w:sz w:val="19"/>
+              </w:rPr>
+              <w:t>exports.setTourUserIds = (req, res, next) =&gt; {</w:t>
+              <w:br/>
+            </w:r>
+            <w:r>
+              <w:rPr>
+                <w:rFonts w:ascii="Consolas" w:hAnsi="Consolas"/>
+                <w:color w:val="1E293B"/>
+                <w:sz w:val="19"/>
+              </w:rPr>
+              <w:t xml:space="preserve">  if (!req.body.tour) req.body.tour = req.params.tourId;</w:t>
+              <w:br/>
+            </w:r>
+            <w:r>
+              <w:rPr>
+                <w:rFonts w:ascii="Consolas" w:hAnsi="Consolas"/>
+                <w:color w:val="1E293B"/>
+                <w:sz w:val="19"/>
+              </w:rPr>
+              <w:t xml:space="preserve">  if (!req.body.user) req.body.user = req.user.id;</w:t>
+              <w:br/>
+            </w:r>
+            <w:r>
+              <w:rPr>
+                <w:rFonts w:ascii="Consolas" w:hAnsi="Consolas"/>
+                <w:color w:val="1E293B"/>
+                <w:sz w:val="19"/>
+              </w:rPr>
+              <w:t xml:space="preserve">  next();</w:t>
+              <w:br/>
+            </w:r>
+            <w:r>
+              <w:rPr>
+                <w:rFonts w:ascii="Consolas" w:hAnsi="Consolas"/>
+                <w:color w:val="1E293B"/>
+                <w:sz w:val="19"/>
+              </w:rPr>
+              <w:t>};</w:t>
+              <w:br/>
+            </w:r>
+            <w:r>
+              <w:rPr>
+                <w:rFonts w:ascii="Consolas" w:hAnsi="Consolas"/>
+                <w:color w:val="1E293B"/>
+                <w:sz w:val="19"/>
+              </w:rPr>
+              <w:br/>
+            </w:r>
+            <w:r>
+              <w:rPr>
+                <w:rFonts w:ascii="Consolas" w:hAnsi="Consolas"/>
+                <w:color w:val="1E293B"/>
+                <w:sz w:val="19"/>
+              </w:rPr>
+              <w:t>// 1-line CRUD handlers generated by Factory:</w:t>
+              <w:br/>
+            </w:r>
+            <w:r>
+              <w:rPr>
+                <w:rFonts w:ascii="Consolas" w:hAnsi="Consolas"/>
+                <w:color w:val="1E293B"/>
+                <w:sz w:val="19"/>
+              </w:rPr>
+              <w:t>exports.getAllReviews = factory.getAll(Review);</w:t>
+              <w:br/>
+            </w:r>
+            <w:r>
+              <w:rPr>
+                <w:rFonts w:ascii="Consolas" w:hAnsi="Consolas"/>
+                <w:color w:val="1E293B"/>
+                <w:sz w:val="19"/>
+              </w:rPr>
+              <w:t>exports.getReviewById = factory.getOne(Review);</w:t>
+              <w:br/>
+            </w:r>
+            <w:r>
+              <w:rPr>
+                <w:rFonts w:ascii="Consolas" w:hAnsi="Consolas"/>
+                <w:color w:val="1E293B"/>
+                <w:sz w:val="19"/>
+              </w:rPr>
+              <w:t>exports.createReview = factory.createOne(Review);</w:t>
+              <w:br/>
+            </w:r>
+            <w:r>
+              <w:rPr>
+                <w:rFonts w:ascii="Consolas" w:hAnsi="Consolas"/>
+                <w:color w:val="1E293B"/>
+                <w:sz w:val="19"/>
+              </w:rPr>
+              <w:t>exports.updateReview = factory.updateOne(Review);</w:t>
+              <w:br/>
+            </w:r>
+            <w:r>
+              <w:rPr>
+                <w:rFonts w:ascii="Consolas" w:hAnsi="Consolas"/>
+                <w:color w:val="1E293B"/>
+                <w:sz w:val="19"/>
+              </w:rPr>
+              <w:t>exports.deleteReview = factory.deleteOne(Review);</w:t>
+            </w:r>
+          </w:p>
+        </w:tc>
+      </w:tr>
+    </w:tbl>
+    <w:p>
+      <w:pPr>
+        <w:spacing w:before="40" w:after="120"/>
+      </w:pPr>
+    </w:p>
+    <w:tbl>
+      <w:tblPr>
+        <w:tblW w:type="auto" w:w="0"/>
+        <w:jc w:val="center"/>
+        <w:tblLayout w:type="fixed"/>
+        <w:tblLook w:firstColumn="1" w:firstRow="1" w:lastColumn="0" w:lastRow="0" w:noHBand="0" w:noVBand="1" w:val="04A0"/>
+      </w:tblPr>
+      <w:tblGrid>
+        <w:gridCol w:w="9936"/>
+      </w:tblGrid>
+      <w:tr>
+        <w:tc>
+          <w:tcPr>
+            <w:tcW w:type="dxa" w:w="9360"/>
+            <w:shd w:fill="F4F6F8"/>
+            <w:tcMar>
+              <w:top w:w="140" w:type="dxa"/>
+              <w:bottom w:w="140" w:type="dxa"/>
+              <w:left w:w="220" w:type="dxa"/>
+              <w:right w:w="220" w:type="dxa"/>
+            </w:tcMar>
+            <w:tcBorders>
+              <w:top w:val="single" w:sz="4" w:space="0" w:color="CBD5E1"/>
+              <w:bottom w:val="single" w:sz="4" w:space="0" w:color="CBD5E1"/>
+              <w:left w:val="single" w:sz="24" w:space="0" w:color="0284C7"/>
+              <w:right w:val="single" w:sz="4" w:space="0" w:color="CBD5E1"/>
+            </w:tcBorders>
+          </w:tcPr>
+          <w:p>
+            <w:pPr>
+              <w:spacing w:before="60" w:after="60" w:line="276" w:lineRule="auto"/>
+            </w:pPr>
+            <w:r>
+              <w:rPr>
+                <w:rFonts w:ascii="Consolas" w:hAnsi="Consolas"/>
+                <w:color w:val="1E293B"/>
+                <w:sz w:val="19"/>
+              </w:rPr>
+              <w:t>// controllers/tourController.js (With Factory Pattern)</w:t>
+              <w:br/>
+            </w:r>
+            <w:r>
+              <w:rPr>
+                <w:rFonts w:ascii="Consolas" w:hAnsi="Consolas"/>
+                <w:color w:val="1E293B"/>
+                <w:sz w:val="19"/>
+              </w:rPr>
+              <w:t>const Tour = require('../models/TourModel');</w:t>
+              <w:br/>
+            </w:r>
+            <w:r>
+              <w:rPr>
+                <w:rFonts w:ascii="Consolas" w:hAnsi="Consolas"/>
+                <w:color w:val="1E293B"/>
+                <w:sz w:val="19"/>
+              </w:rPr>
+              <w:t>const factory = require('./handlerFactory');</w:t>
+              <w:br/>
+            </w:r>
+            <w:r>
+              <w:rPr>
+                <w:rFonts w:ascii="Consolas" w:hAnsi="Consolas"/>
+                <w:color w:val="1E293B"/>
+                <w:sz w:val="19"/>
+              </w:rPr>
+              <w:br/>
+            </w:r>
+            <w:r>
+              <w:rPr>
+                <w:rFonts w:ascii="Consolas" w:hAnsi="Consolas"/>
+                <w:color w:val="1E293B"/>
+                <w:sz w:val="19"/>
+              </w:rPr>
+              <w:t>// Factory CRUD handlers</w:t>
+              <w:br/>
+            </w:r>
+            <w:r>
+              <w:rPr>
+                <w:rFonts w:ascii="Consolas" w:hAnsi="Consolas"/>
+                <w:color w:val="1E293B"/>
+                <w:sz w:val="19"/>
+              </w:rPr>
+              <w:t>exports.getAllTours = factory.getAll(Tour);</w:t>
+              <w:br/>
+            </w:r>
+            <w:r>
+              <w:rPr>
+                <w:rFonts w:ascii="Consolas" w:hAnsi="Consolas"/>
+                <w:color w:val="1E293B"/>
+                <w:sz w:val="19"/>
+              </w:rPr>
+              <w:t>exports.getTourById = factory.getOne(Tour, { path: 'reviews', select: 'rating review user' });</w:t>
+              <w:br/>
+            </w:r>
+            <w:r>
+              <w:rPr>
+                <w:rFonts w:ascii="Consolas" w:hAnsi="Consolas"/>
+                <w:color w:val="1E293B"/>
+                <w:sz w:val="19"/>
+              </w:rPr>
+              <w:t>exports.createTour = factory.createOne(Tour);</w:t>
+              <w:br/>
+            </w:r>
+            <w:r>
+              <w:rPr>
+                <w:rFonts w:ascii="Consolas" w:hAnsi="Consolas"/>
+                <w:color w:val="1E293B"/>
+                <w:sz w:val="19"/>
+              </w:rPr>
+              <w:t>exports.updateTour = factory.updateOne(Tour);</w:t>
+              <w:br/>
+            </w:r>
+            <w:r>
+              <w:rPr>
+                <w:rFonts w:ascii="Consolas" w:hAnsi="Consolas"/>
+                <w:color w:val="1E293B"/>
+                <w:sz w:val="19"/>
+              </w:rPr>
+              <w:t>exports.deleteTour = factory.deleteOne(Tour);</w:t>
+              <w:br/>
+            </w:r>
+            <w:r>
+              <w:rPr>
+                <w:rFonts w:ascii="Consolas" w:hAnsi="Consolas"/>
+                <w:color w:val="1E293B"/>
+                <w:sz w:val="19"/>
+              </w:rPr>
+              <w:br/>
+            </w:r>
+            <w:r>
+              <w:rPr>
+                <w:rFonts w:ascii="Consolas" w:hAnsi="Consolas"/>
+                <w:color w:val="1E293B"/>
+                <w:sz w:val="19"/>
+              </w:rPr>
+              <w:t>// Custom Business Logic remains unique to this controller:</w:t>
+              <w:br/>
+            </w:r>
+            <w:r>
+              <w:rPr>
+                <w:rFonts w:ascii="Consolas" w:hAnsi="Consolas"/>
+                <w:color w:val="1E293B"/>
+                <w:sz w:val="19"/>
+              </w:rPr>
+              <w:t>exports.getCheapestRoutes = (req, res, next) =&gt; { ... };</w:t>
+              <w:br/>
+            </w:r>
+            <w:r>
+              <w:rPr>
+                <w:rFonts w:ascii="Consolas" w:hAnsi="Consolas"/>
+                <w:color w:val="1E293B"/>
+                <w:sz w:val="19"/>
+              </w:rPr>
+              <w:t>exports.getTourStats = catchAsync(async (req, res, next) =&gt; { ... });</w:t>
+              <w:br/>
+            </w:r>
+            <w:r>
+              <w:rPr>
+                <w:rFonts w:ascii="Consolas" w:hAnsi="Consolas"/>
+                <w:color w:val="1E293B"/>
+                <w:sz w:val="19"/>
+              </w:rPr>
+              <w:t>exports.getMonthlyPlan = catchAsync(async (req, res, next) =&gt; { ... });</w:t>
+            </w:r>
+          </w:p>
+        </w:tc>
+      </w:tr>
+    </w:tbl>
+    <w:p>
+      <w:pPr>
+        <w:spacing w:before="40" w:after="120"/>
+      </w:pPr>
+    </w:p>
+    <w:p>
+      <w:pPr>
+        <w:pStyle w:val="Heading2"/>
+        <w:spacing w:before="240" w:after="80"/>
+      </w:pPr>
+      <w:r>
+        <w:rPr>
+          <w:rFonts w:ascii="Calibri" w:hAnsi="Calibri"/>
+          <w:b/>
+          <w:color w:val="0F172A"/>
+          <w:sz w:val="26"/>
+        </w:rPr>
+        <w:t>Key Architectural Benefits &amp; Interview Summary</w:t>
+      </w:r>
+    </w:p>
+    <w:p>
+      <w:pPr>
+        <w:pStyle w:val="ListBullet"/>
+        <w:spacing w:before="40" w:after="80" w:line="276" w:lineRule="auto"/>
+      </w:pPr>
+      <w:r>
+        <w:rPr>
+          <w:rFonts w:ascii="Calibri" w:hAnsi="Calibri"/>
+          <w:b/>
+          <w:color w:val="0F172A"/>
+          <w:sz w:val="22"/>
+        </w:rPr>
+        <w:t xml:space="preserve">1. Maximum Code Reusability (DRY): </w:t>
+      </w:r>
+      <w:r>
+        <w:rPr>
+          <w:rFonts w:ascii="Calibri" w:hAnsi="Calibri"/>
+          <w:color w:val="334155"/>
+          <w:sz w:val="22"/>
+        </w:rPr>
+        <w:t>Eliminates ~70-80% of repetitive code across all CRUD resource controllers.</w:t>
+      </w:r>
+    </w:p>
+    <w:p>
+      <w:pPr>
+        <w:pStyle w:val="ListBullet"/>
+        <w:spacing w:before="40" w:after="80" w:line="276" w:lineRule="auto"/>
+      </w:pPr>
+      <w:r>
+        <w:rPr>
+          <w:rFonts w:ascii="Calibri" w:hAnsi="Calibri"/>
+          <w:b/>
+          <w:color w:val="0F172A"/>
+          <w:sz w:val="22"/>
+        </w:rPr>
+        <w:t xml:space="preserve">2. Single Source of Truth: </w:t>
+      </w:r>
+      <w:r>
+        <w:rPr>
+          <w:rFonts w:ascii="Calibri" w:hAnsi="Calibri"/>
+          <w:color w:val="334155"/>
+          <w:sz w:val="22"/>
+        </w:rPr>
+        <w:t>Any adjustment to API JSON response envelope structures, error formats, or query features happens in exactly one place.</w:t>
+      </w:r>
+    </w:p>
+    <w:p>
+      <w:pPr>
+        <w:pStyle w:val="ListBullet"/>
+        <w:spacing w:before="40" w:after="80" w:line="276" w:lineRule="auto"/>
+      </w:pPr>
+      <w:r>
+        <w:rPr>
+          <w:rFonts w:ascii="Calibri" w:hAnsi="Calibri"/>
+          <w:b/>
+          <w:color w:val="0F172A"/>
+          <w:sz w:val="22"/>
+        </w:rPr>
+        <w:t xml:space="preserve">3. Separation of Concerns: </w:t>
+      </w:r>
+      <w:r>
+        <w:rPr>
+          <w:rFonts w:ascii="Calibri" w:hAnsi="Calibri"/>
+          <w:color w:val="334155"/>
+          <w:sz w:val="22"/>
+        </w:rPr>
+        <w:t>Standard CRUD operations are decoupled from domain-specific business logic (e.g. statistics, geospatial queries, authentication), keeping individual controllers lean and readable.</w:t>
+      </w:r>
+    </w:p>
+    <w:p>
+      <w:pPr>
+        <w:pStyle w:val="ListBullet"/>
+        <w:spacing w:before="40" w:after="80" w:line="276" w:lineRule="auto"/>
+      </w:pPr>
+      <w:r>
+        <w:rPr>
+          <w:rFonts w:ascii="Calibri" w:hAnsi="Calibri"/>
+          <w:b/>
+          <w:color w:val="0F172A"/>
+          <w:sz w:val="22"/>
+        </w:rPr>
+        <w:t xml:space="preserve">4. Functional Programming Paradigm: </w:t>
+      </w:r>
+      <w:r>
+        <w:rPr>
+          <w:rFonts w:ascii="Calibri" w:hAnsi="Calibri"/>
+          <w:color w:val="334155"/>
+          <w:sz w:val="22"/>
+        </w:rPr>
+        <w:t>Demonstrates practical mastery of JavaScript closures, higher-order functions, and currying in Node.js backend development.</w:t>
+      </w:r>
+    </w:p>
     <w:sectPr>
       <w:pgSz w:w="12240" w:h="15840"/>
       <w:pgMar w:top="1152" w:right="1152" w:bottom="1152" w:left="1152" w:header="720" w:footer="720" w:gutter="0"/>

--- a/Web_Security_Masterclass_Notes.docx
+++ b/Web_Security_Masterclass_Notes.docx
@@ -4,7 +4,8 @@
   <w:body>
     <w:p>
       <w:pPr>
-        <w:jc w:val="center"/>
+        <w:spacing w:before="0" w:after="40"/>
+        <w:jc w:val="left"/>
       </w:pPr>
       <w:r>
         <w:rPr>
@@ -13,256 +14,90 @@
           <w:color w:val="0F172A"/>
           <w:sz w:val="44"/>
         </w:rPr>
-        <w:t>Backend Web Security &amp; Express Architecture</w:t>
+        <w:t>Backend Architecture &amp; Engineering Masterclass</w:t>
       </w:r>
     </w:p>
     <w:p>
       <w:pPr>
-        <w:spacing w:after="400"/>
-        <w:jc w:val="center"/>
+        <w:spacing w:before="0" w:after="320"/>
       </w:pPr>
       <w:r>
         <w:rPr>
           <w:rFonts w:ascii="Segoe UI" w:hAnsi="Segoe UI"/>
-          <w:color w:val="475569"/>
-          <w:sz w:val="24"/>
-        </w:rPr>
-        <w:t>Comprehensive Study Guide, Mental Models, and Interview Preparation</w:t>
+          <w:color w:val="64748B"/>
+          <w:sz w:val="22"/>
+        </w:rPr>
+        <w:t>Web Security Protocols, Express Middleware Pipelines, Factory Patterns, and Server-Side Rendering (SSR) Architecture</w:t>
       </w:r>
     </w:p>
     <w:p>
       <w:pPr>
-        <w:pStyle w:val="Heading1"/>
+        <w:keepNext/>
+        <w:spacing w:before="360" w:after="120"/>
       </w:pPr>
       <w:r>
+        <w:rPr>
+          <w:rFonts w:ascii="Segoe UI" w:hAnsi="Segoe UI"/>
+          <w:b/>
+          <w:color w:val="0369A1"/>
+          <w:sz w:val="32"/>
+        </w:rPr>
         <w:t>1. SameSite Cookie Attribute</w:t>
       </w:r>
-    </w:p>
-    <w:p>
-      <w:r>
-        <w:t>The SameSite attribute is a browser security mechanism that controls whether cookies are sent along with cross-site requests, mitigating Cross-Site Request Forgery (CSRF).</w:t>
-      </w:r>
-    </w:p>
-    <w:tbl>
-      <w:tblPr>
-        <w:tblW w:type="auto" w:w="0"/>
-        <w:jc w:val="center"/>
-        <w:tblLook w:firstColumn="1" w:firstRow="1" w:lastColumn="0" w:lastRow="0" w:noHBand="0" w:noVBand="1" w:val="04A0"/>
-      </w:tblPr>
-      <w:tblGrid>
-        <w:gridCol w:w="3312"/>
-        <w:gridCol w:w="3312"/>
-        <w:gridCol w:w="3312"/>
-      </w:tblGrid>
-      <w:tr>
-        <w:tc>
-          <w:tcPr>
-            <w:tcW w:type="dxa" w:w="3312"/>
-            <w:shd w:fill="0284C7"/>
-          </w:tcPr>
-          <w:p>
-            <w:r>
-              <w:rPr>
-                <w:rFonts w:ascii="Segoe UI" w:hAnsi="Segoe UI"/>
-                <w:b/>
-                <w:color w:val="FFFFFF"/>
-              </w:rPr>
-              <w:t>Value</w:t>
-            </w:r>
-          </w:p>
-        </w:tc>
-        <w:tc>
-          <w:tcPr>
-            <w:tcW w:type="dxa" w:w="3312"/>
-            <w:shd w:fill="0284C7"/>
-          </w:tcPr>
-          <w:p>
-            <w:r>
-              <w:rPr>
-                <w:rFonts w:ascii="Segoe UI" w:hAnsi="Segoe UI"/>
-                <w:b/>
-                <w:color w:val="FFFFFF"/>
-              </w:rPr>
-              <w:t>Browser Behavior</w:t>
-            </w:r>
-          </w:p>
-        </w:tc>
-        <w:tc>
-          <w:tcPr>
-            <w:tcW w:type="dxa" w:w="3312"/>
-            <w:shd w:fill="0284C7"/>
-          </w:tcPr>
-          <w:p>
-            <w:r>
-              <w:rPr>
-                <w:rFonts w:ascii="Segoe UI" w:hAnsi="Segoe UI"/>
-                <w:b/>
-                <w:color w:val="FFFFFF"/>
-              </w:rPr>
-              <w:t>Primary Use Case</w:t>
-            </w:r>
-          </w:p>
-        </w:tc>
-      </w:tr>
-      <w:tr>
-        <w:tc>
-          <w:tcPr>
-            <w:tcW w:type="dxa" w:w="3312"/>
-            <w:shd w:fill="F8FAFC"/>
-          </w:tcPr>
-          <w:p>
-            <w:r>
-              <w:rPr>
-                <w:rFonts w:ascii="Segoe UI" w:hAnsi="Segoe UI"/>
-                <w:sz w:val="19"/>
-              </w:rPr>
-              <w:t>Strict</w:t>
-            </w:r>
-          </w:p>
-        </w:tc>
-        <w:tc>
-          <w:tcPr>
-            <w:tcW w:type="dxa" w:w="3312"/>
-            <w:shd w:fill="F8FAFC"/>
-          </w:tcPr>
-          <w:p>
-            <w:r>
-              <w:rPr>
-                <w:rFonts w:ascii="Segoe UI" w:hAnsi="Segoe UI"/>
-                <w:sz w:val="19"/>
-              </w:rPr>
-              <w:t>Never sent in cross-site requests, even when clicking top-level external links.</w:t>
-            </w:r>
-          </w:p>
-        </w:tc>
-        <w:tc>
-          <w:tcPr>
-            <w:tcW w:type="dxa" w:w="3312"/>
-            <w:shd w:fill="F8FAFC"/>
-          </w:tcPr>
-          <w:p>
-            <w:r>
-              <w:rPr>
-                <w:rFonts w:ascii="Segoe UI" w:hAnsi="Segoe UI"/>
-                <w:sz w:val="19"/>
-              </w:rPr>
-              <w:t>Maximum security (Banking, critical financial/admin actions).</w:t>
-            </w:r>
-          </w:p>
-        </w:tc>
-      </w:tr>
-      <w:tr>
-        <w:tc>
-          <w:tcPr>
-            <w:tcW w:type="dxa" w:w="3312"/>
-          </w:tcPr>
-          <w:p>
-            <w:r>
-              <w:rPr>
-                <w:rFonts w:ascii="Segoe UI" w:hAnsi="Segoe UI"/>
-                <w:sz w:val="19"/>
-              </w:rPr>
-              <w:t>Lax</w:t>
-            </w:r>
-          </w:p>
-        </w:tc>
-        <w:tc>
-          <w:tcPr>
-            <w:tcW w:type="dxa" w:w="3312"/>
-          </w:tcPr>
-          <w:p>
-            <w:r>
-              <w:rPr>
-                <w:rFonts w:ascii="Segoe UI" w:hAnsi="Segoe UI"/>
-                <w:sz w:val="19"/>
-              </w:rPr>
-              <w:t>Sent with top-level GET navigations (e.g. clicking links), blocked on POST/subrequests.</w:t>
-            </w:r>
-          </w:p>
-        </w:tc>
-        <w:tc>
-          <w:tcPr>
-            <w:tcW w:type="dxa" w:w="3312"/>
-          </w:tcPr>
-          <w:p>
-            <w:r>
-              <w:rPr>
-                <w:rFonts w:ascii="Segoe UI" w:hAnsi="Segoe UI"/>
-                <w:sz w:val="19"/>
-              </w:rPr>
-              <w:t>Balanced security and UX. Default in most modern browsers.</w:t>
-            </w:r>
-          </w:p>
-        </w:tc>
-      </w:tr>
-      <w:tr>
-        <w:tc>
-          <w:tcPr>
-            <w:tcW w:type="dxa" w:w="3312"/>
-            <w:shd w:fill="F8FAFC"/>
-          </w:tcPr>
-          <w:p>
-            <w:r>
-              <w:rPr>
-                <w:rFonts w:ascii="Segoe UI" w:hAnsi="Segoe UI"/>
-                <w:sz w:val="19"/>
-              </w:rPr>
-              <w:t>None</w:t>
-            </w:r>
-          </w:p>
-        </w:tc>
-        <w:tc>
-          <w:tcPr>
-            <w:tcW w:type="dxa" w:w="3312"/>
-            <w:shd w:fill="F8FAFC"/>
-          </w:tcPr>
-          <w:p>
-            <w:r>
-              <w:rPr>
-                <w:rFonts w:ascii="Segoe UI" w:hAnsi="Segoe UI"/>
-                <w:sz w:val="19"/>
-              </w:rPr>
-              <w:t>Sent with all requests (same-site and cross-site). Requires secure: true (HTTPS).</w:t>
-            </w:r>
-          </w:p>
-        </w:tc>
-        <w:tc>
-          <w:tcPr>
-            <w:tcW w:type="dxa" w:w="3312"/>
-            <w:shd w:fill="F8FAFC"/>
-          </w:tcPr>
-          <w:p>
-            <w:r>
-              <w:rPr>
-                <w:rFonts w:ascii="Segoe UI" w:hAnsi="Segoe UI"/>
-                <w:sz w:val="19"/>
-              </w:rPr>
-              <w:t>Cross-domain APIs, widgets, or iframes on separate domains.</w:t>
-            </w:r>
-          </w:p>
-        </w:tc>
-      </w:tr>
-    </w:tbl>
-    <w:p>
-      <w:pPr>
-        <w:spacing w:after="200"/>
-      </w:pPr>
     </w:p>
     <w:p>
       <w:pPr>
-        <w:pStyle w:val="Heading1"/>
+        <w:spacing w:before="0" w:after="120" w:line="276" w:lineRule="auto"/>
       </w:pPr>
       <w:r>
-        <w:t>2. HTTP vs HTTPS &amp; Cookie Security (secure: true)</w:t>
-      </w:r>
-    </w:p>
-    <w:p>
-      <w:r>
-        <w:t>• HTTP (HyperText Transfer Protocol): Plain-text and unencrypted. Vulnerable to Man-in-the-Middle (MitM) packet sniffing on networks.</w:t>
-        <w:br/>
-        <w:t>• HTTPS (HTTP + SSL/TLS): Encrypted traffic. Data packets are protected with end-to-end encryption.</w:t>
-        <w:br/>
-        <w:t>• Why secure: true in production? Cookies containing sensitive tokens (JWTs) must only travel across encrypted HTTPS connections. Development uses HTTP (localhost), so secure: true is conditionally enabled via process.env.NODE_ENV === 'production'.</w:t>
+        <w:rPr>
+          <w:rFonts w:ascii="Segoe UI" w:hAnsi="Segoe UI"/>
+          <w:b w:val="0"/>
+          <w:i w:val="0"/>
+          <w:color w:val="334155"/>
+          <w:sz w:val="20"/>
+        </w:rPr>
+        <w:t xml:space="preserve">The </w:t>
+      </w:r>
+      <w:r>
+        <w:rPr>
+          <w:rFonts w:ascii="Consolas" w:hAnsi="Consolas"/>
+          <w:b/>
+          <w:i w:val="0"/>
+          <w:color w:val="0F172A"/>
+          <w:sz w:val="19"/>
+        </w:rPr>
+        <w:t>SameSite</w:t>
+      </w:r>
+      <w:r>
+        <w:rPr>
+          <w:rFonts w:ascii="Segoe UI" w:hAnsi="Segoe UI"/>
+          <w:b w:val="0"/>
+          <w:i w:val="0"/>
+          <w:color w:val="334155"/>
+          <w:sz w:val="20"/>
+        </w:rPr>
+        <w:t xml:space="preserve"> attribute is a browser security mechanism that controls whether cookies are sent along with cross-site requests. Its primary mission is </w:t>
+      </w:r>
+      <w:r>
+        <w:rPr>
+          <w:rFonts w:ascii="Segoe UI" w:hAnsi="Segoe UI"/>
+          <w:b/>
+          <w:i w:val="0"/>
+          <w:color w:val="DC2626"/>
+          <w:sz w:val="20"/>
+        </w:rPr>
+        <w:t>mitigating Cross-Site Request Forgery (CSRF)</w:t>
+      </w:r>
+      <w:r>
+        <w:rPr>
+          <w:rFonts w:ascii="Segoe UI" w:hAnsi="Segoe UI"/>
+          <w:b w:val="0"/>
+          <w:i w:val="0"/>
+          <w:color w:val="334155"/>
+          <w:sz w:val="20"/>
+        </w:rPr>
+        <w:t xml:space="preserve"> by preventing malicious third-party websites from leveraging a user's ambient authentication state.</w:t>
       </w:r>
     </w:p>
     <w:tbl>
@@ -273,44 +108,742 @@
         <w:tblLook w:firstColumn="1" w:firstRow="1" w:lastColumn="0" w:lastRow="0" w:noHBand="0" w:noVBand="1" w:val="04A0"/>
       </w:tblPr>
       <w:tblGrid>
-        <w:gridCol w:w="9936"/>
+        <w:gridCol w:w="3360"/>
+        <w:gridCol w:w="3360"/>
+        <w:gridCol w:w="3360"/>
       </w:tblGrid>
       <w:tr>
         <w:tc>
           <w:tcPr>
-            <w:tcW w:type="dxa" w:w="9360"/>
-            <w:shd w:fill="F4F6F8"/>
+            <w:tcW w:type="dxa" w:w="1440"/>
+            <w:shd w:fill="0284C7"/>
+            <w:tcMar>
+              <w:top w:w="100" w:type="dxa"/>
+              <w:bottom w:w="100" w:type="dxa"/>
+              <w:left w:w="140" w:type="dxa"/>
+              <w:right w:w="140" w:type="dxa"/>
+            </w:tcMar>
+            <w:tcBorders>
+              <w:top w:val="single" w:sz="4" w:space="0" w:color="0284C7"/>
+              <w:left w:val="single" w:sz="4" w:space="0" w:color="0284C7"/>
+              <w:bottom w:val="single" w:sz="4" w:space="0" w:color="0284C7"/>
+              <w:right w:val="single" w:sz="4" w:space="0" w:color="0284C7"/>
+            </w:tcBorders>
+          </w:tcPr>
+          <w:p>
+            <w:pPr>
+              <w:spacing w:before="0" w:after="0"/>
+            </w:pPr>
+            <w:r>
+              <w:rPr>
+                <w:rFonts w:ascii="Segoe UI" w:hAnsi="Segoe UI"/>
+                <w:b/>
+                <w:color w:val="FFFFFF"/>
+                <w:sz w:val="19"/>
+              </w:rPr>
+              <w:t>Value</w:t>
+            </w:r>
+          </w:p>
+        </w:tc>
+        <w:tc>
+          <w:tcPr>
+            <w:tcW w:type="dxa" w:w="5040"/>
+            <w:shd w:fill="0284C7"/>
+            <w:tcMar>
+              <w:top w:w="100" w:type="dxa"/>
+              <w:bottom w:w="100" w:type="dxa"/>
+              <w:left w:w="140" w:type="dxa"/>
+              <w:right w:w="140" w:type="dxa"/>
+            </w:tcMar>
+            <w:tcBorders>
+              <w:top w:val="single" w:sz="4" w:space="0" w:color="0284C7"/>
+              <w:left w:val="single" w:sz="4" w:space="0" w:color="0284C7"/>
+              <w:bottom w:val="single" w:sz="4" w:space="0" w:color="0284C7"/>
+              <w:right w:val="single" w:sz="4" w:space="0" w:color="0284C7"/>
+            </w:tcBorders>
+          </w:tcPr>
+          <w:p>
+            <w:pPr>
+              <w:spacing w:before="0" w:after="0"/>
+            </w:pPr>
+            <w:r>
+              <w:rPr>
+                <w:rFonts w:ascii="Segoe UI" w:hAnsi="Segoe UI"/>
+                <w:b/>
+                <w:color w:val="FFFFFF"/>
+                <w:sz w:val="19"/>
+              </w:rPr>
+              <w:t>Browser Transmission Behavior</w:t>
+            </w:r>
+          </w:p>
+        </w:tc>
+        <w:tc>
+          <w:tcPr>
+            <w:tcW w:type="dxa" w:w="3600"/>
+            <w:shd w:fill="0284C7"/>
+            <w:tcMar>
+              <w:top w:w="100" w:type="dxa"/>
+              <w:bottom w:w="100" w:type="dxa"/>
+              <w:left w:w="140" w:type="dxa"/>
+              <w:right w:w="140" w:type="dxa"/>
+            </w:tcMar>
+            <w:tcBorders>
+              <w:top w:val="single" w:sz="4" w:space="0" w:color="0284C7"/>
+              <w:left w:val="single" w:sz="4" w:space="0" w:color="0284C7"/>
+              <w:bottom w:val="single" w:sz="4" w:space="0" w:color="0284C7"/>
+              <w:right w:val="single" w:sz="4" w:space="0" w:color="0284C7"/>
+            </w:tcBorders>
+          </w:tcPr>
+          <w:p>
+            <w:pPr>
+              <w:spacing w:before="0" w:after="0"/>
+            </w:pPr>
+            <w:r>
+              <w:rPr>
+                <w:rFonts w:ascii="Segoe UI" w:hAnsi="Segoe UI"/>
+                <w:b/>
+                <w:color w:val="FFFFFF"/>
+                <w:sz w:val="19"/>
+              </w:rPr>
+              <w:t>Primary Use Case &amp; Tradeoff</w:t>
+            </w:r>
+          </w:p>
+        </w:tc>
+      </w:tr>
+      <w:tr>
+        <w:tc>
+          <w:tcPr>
+            <w:tcW w:type="dxa" w:w="1440"/>
+            <w:shd w:fill="FFFFFF"/>
+            <w:tcMar>
+              <w:top w:w="90" w:type="dxa"/>
+              <w:bottom w:w="90" w:type="dxa"/>
+              <w:left w:w="140" w:type="dxa"/>
+              <w:right w:w="140" w:type="dxa"/>
+            </w:tcMar>
+            <w:tcBorders>
+              <w:top w:val="single" w:sz="4" w:space="0" w:color="E2E8F0"/>
+              <w:left w:val="single" w:sz="4" w:space="0" w:color="E2E8F0"/>
+              <w:bottom w:val="single" w:sz="4" w:space="0" w:color="E2E8F0"/>
+              <w:right w:val="single" w:sz="4" w:space="0" w:color="E2E8F0"/>
+            </w:tcBorders>
+          </w:tcPr>
+          <w:p>
+            <w:pPr>
+              <w:spacing w:before="0" w:after="0" w:line="264" w:lineRule="auto"/>
+            </w:pPr>
+            <w:r>
+              <w:rPr>
+                <w:rFonts w:ascii="Segoe UI" w:hAnsi="Segoe UI"/>
+                <w:b/>
+                <w:i w:val="0"/>
+                <w:color w:val="334155"/>
+                <w:sz w:val="18"/>
+              </w:rPr>
+              <w:t>Strict</w:t>
+            </w:r>
+          </w:p>
+        </w:tc>
+        <w:tc>
+          <w:tcPr>
+            <w:tcW w:type="dxa" w:w="5040"/>
+            <w:shd w:fill="FFFFFF"/>
+            <w:tcMar>
+              <w:top w:w="90" w:type="dxa"/>
+              <w:bottom w:w="90" w:type="dxa"/>
+              <w:left w:w="140" w:type="dxa"/>
+              <w:right w:w="140" w:type="dxa"/>
+            </w:tcMar>
+            <w:tcBorders>
+              <w:top w:val="single" w:sz="4" w:space="0" w:color="E2E8F0"/>
+              <w:left w:val="single" w:sz="4" w:space="0" w:color="E2E8F0"/>
+              <w:bottom w:val="single" w:sz="4" w:space="0" w:color="E2E8F0"/>
+              <w:right w:val="single" w:sz="4" w:space="0" w:color="E2E8F0"/>
+            </w:tcBorders>
+          </w:tcPr>
+          <w:p>
+            <w:pPr>
+              <w:spacing w:before="0" w:after="0" w:line="264" w:lineRule="auto"/>
+            </w:pPr>
+            <w:r>
+              <w:rPr>
+                <w:rFonts w:ascii="Segoe UI" w:hAnsi="Segoe UI"/>
+                <w:b w:val="0"/>
+                <w:i w:val="0"/>
+                <w:color w:val="334155"/>
+                <w:sz w:val="18"/>
+              </w:rPr>
+              <w:t xml:space="preserve">The cookie is </w:t>
+            </w:r>
+            <w:r>
+              <w:rPr>
+                <w:rFonts w:ascii="Segoe UI" w:hAnsi="Segoe UI"/>
+                <w:b/>
+                <w:i w:val="0"/>
+                <w:color w:val="DC2626"/>
+                <w:sz w:val="18"/>
+              </w:rPr>
+              <w:t>NEVER sent in cross-site requests</w:t>
+            </w:r>
+            <w:r>
+              <w:rPr>
+                <w:rFonts w:ascii="Segoe UI" w:hAnsi="Segoe UI"/>
+                <w:b w:val="0"/>
+                <w:i w:val="0"/>
+                <w:color w:val="334155"/>
+                <w:sz w:val="18"/>
+              </w:rPr>
+              <w:t>, even when the user clicks a top-level external link (e.g., from an email or external website).</w:t>
+            </w:r>
+          </w:p>
+        </w:tc>
+        <w:tc>
+          <w:tcPr>
+            <w:tcW w:type="dxa" w:w="3600"/>
+            <w:shd w:fill="FFFFFF"/>
+            <w:tcMar>
+              <w:top w:w="90" w:type="dxa"/>
+              <w:bottom w:w="90" w:type="dxa"/>
+              <w:left w:w="140" w:type="dxa"/>
+              <w:right w:w="140" w:type="dxa"/>
+            </w:tcMar>
+            <w:tcBorders>
+              <w:top w:val="single" w:sz="4" w:space="0" w:color="E2E8F0"/>
+              <w:left w:val="single" w:sz="4" w:space="0" w:color="E2E8F0"/>
+              <w:bottom w:val="single" w:sz="4" w:space="0" w:color="E2E8F0"/>
+              <w:right w:val="single" w:sz="4" w:space="0" w:color="E2E8F0"/>
+            </w:tcBorders>
+          </w:tcPr>
+          <w:p>
+            <w:pPr>
+              <w:spacing w:before="0" w:after="0" w:line="264" w:lineRule="auto"/>
+            </w:pPr>
+            <w:r>
+              <w:rPr>
+                <w:rFonts w:ascii="Segoe UI" w:hAnsi="Segoe UI"/>
+                <w:b w:val="0"/>
+                <w:i w:val="0"/>
+                <w:color w:val="334155"/>
+                <w:sz w:val="18"/>
+              </w:rPr>
+              <w:t>Maximum security. Ideal for banking portals, payment flows, and critical administrative actions.</w:t>
+            </w:r>
+          </w:p>
+        </w:tc>
+      </w:tr>
+      <w:tr>
+        <w:tc>
+          <w:tcPr>
+            <w:tcW w:type="dxa" w:w="1440"/>
+            <w:shd w:fill="F8FAFC"/>
+            <w:tcMar>
+              <w:top w:w="90" w:type="dxa"/>
+              <w:bottom w:w="90" w:type="dxa"/>
+              <w:left w:w="140" w:type="dxa"/>
+              <w:right w:w="140" w:type="dxa"/>
+            </w:tcMar>
+            <w:tcBorders>
+              <w:top w:val="single" w:sz="4" w:space="0" w:color="E2E8F0"/>
+              <w:left w:val="single" w:sz="4" w:space="0" w:color="E2E8F0"/>
+              <w:bottom w:val="single" w:sz="4" w:space="0" w:color="E2E8F0"/>
+              <w:right w:val="single" w:sz="4" w:space="0" w:color="E2E8F0"/>
+            </w:tcBorders>
+          </w:tcPr>
+          <w:p>
+            <w:pPr>
+              <w:spacing w:before="0" w:after="0" w:line="264" w:lineRule="auto"/>
+            </w:pPr>
+            <w:r>
+              <w:rPr>
+                <w:rFonts w:ascii="Segoe UI" w:hAnsi="Segoe UI"/>
+                <w:b/>
+                <w:i w:val="0"/>
+                <w:color w:val="334155"/>
+                <w:sz w:val="18"/>
+              </w:rPr>
+              <w:t>Lax</w:t>
+            </w:r>
+          </w:p>
+        </w:tc>
+        <w:tc>
+          <w:tcPr>
+            <w:tcW w:type="dxa" w:w="5040"/>
+            <w:shd w:fill="F8FAFC"/>
+            <w:tcMar>
+              <w:top w:w="90" w:type="dxa"/>
+              <w:bottom w:w="90" w:type="dxa"/>
+              <w:left w:w="140" w:type="dxa"/>
+              <w:right w:w="140" w:type="dxa"/>
+            </w:tcMar>
+            <w:tcBorders>
+              <w:top w:val="single" w:sz="4" w:space="0" w:color="E2E8F0"/>
+              <w:left w:val="single" w:sz="4" w:space="0" w:color="E2E8F0"/>
+              <w:bottom w:val="single" w:sz="4" w:space="0" w:color="E2E8F0"/>
+              <w:right w:val="single" w:sz="4" w:space="0" w:color="E2E8F0"/>
+            </w:tcBorders>
+          </w:tcPr>
+          <w:p>
+            <w:pPr>
+              <w:spacing w:before="0" w:after="0" w:line="264" w:lineRule="auto"/>
+            </w:pPr>
+            <w:r>
+              <w:rPr>
+                <w:rFonts w:ascii="Segoe UI" w:hAnsi="Segoe UI"/>
+                <w:b w:val="0"/>
+                <w:i w:val="0"/>
+                <w:color w:val="334155"/>
+                <w:sz w:val="18"/>
+              </w:rPr>
+              <w:t xml:space="preserve">Sent with </w:t>
+            </w:r>
+            <w:r>
+              <w:rPr>
+                <w:rFonts w:ascii="Segoe UI" w:hAnsi="Segoe UI"/>
+                <w:b/>
+                <w:i w:val="0"/>
+                <w:color w:val="334155"/>
+                <w:sz w:val="18"/>
+              </w:rPr>
+              <w:t>top-level GET navigations</w:t>
+            </w:r>
+            <w:r>
+              <w:rPr>
+                <w:rFonts w:ascii="Segoe UI" w:hAnsi="Segoe UI"/>
+                <w:b w:val="0"/>
+                <w:i w:val="0"/>
+                <w:color w:val="334155"/>
+                <w:sz w:val="18"/>
+              </w:rPr>
+              <w:t xml:space="preserve"> (e.g. clicking external links), but </w:t>
+            </w:r>
+            <w:r>
+              <w:rPr>
+                <w:rFonts w:ascii="Segoe UI" w:hAnsi="Segoe UI"/>
+                <w:b/>
+                <w:i w:val="0"/>
+                <w:color w:val="DC2626"/>
+                <w:sz w:val="18"/>
+              </w:rPr>
+              <w:t>STRICTLY BLOCKED on cross-site POST, PUT, DELETE, or image/script subrequests</w:t>
+            </w:r>
+            <w:r>
+              <w:rPr>
+                <w:rFonts w:ascii="Segoe UI" w:hAnsi="Segoe UI"/>
+                <w:b w:val="0"/>
+                <w:i w:val="0"/>
+                <w:color w:val="334155"/>
+                <w:sz w:val="18"/>
+              </w:rPr>
+              <w:t>.</w:t>
+            </w:r>
+          </w:p>
+        </w:tc>
+        <w:tc>
+          <w:tcPr>
+            <w:tcW w:type="dxa" w:w="3600"/>
+            <w:shd w:fill="F8FAFC"/>
+            <w:tcMar>
+              <w:top w:w="90" w:type="dxa"/>
+              <w:bottom w:w="90" w:type="dxa"/>
+              <w:left w:w="140" w:type="dxa"/>
+              <w:right w:w="140" w:type="dxa"/>
+            </w:tcMar>
+            <w:tcBorders>
+              <w:top w:val="single" w:sz="4" w:space="0" w:color="E2E8F0"/>
+              <w:left w:val="single" w:sz="4" w:space="0" w:color="E2E8F0"/>
+              <w:bottom w:val="single" w:sz="4" w:space="0" w:color="E2E8F0"/>
+              <w:right w:val="single" w:sz="4" w:space="0" w:color="E2E8F0"/>
+            </w:tcBorders>
+          </w:tcPr>
+          <w:p>
+            <w:pPr>
+              <w:spacing w:before="0" w:after="0" w:line="264" w:lineRule="auto"/>
+            </w:pPr>
+            <w:r>
+              <w:rPr>
+                <w:rFonts w:ascii="Segoe UI" w:hAnsi="Segoe UI"/>
+                <w:b w:val="0"/>
+                <w:i w:val="0"/>
+                <w:color w:val="334155"/>
+                <w:sz w:val="18"/>
+              </w:rPr>
+              <w:t xml:space="preserve">Balanced security and user experience. </w:t>
+            </w:r>
+            <w:r>
+              <w:rPr>
+                <w:rFonts w:ascii="Segoe UI" w:hAnsi="Segoe UI"/>
+                <w:b/>
+                <w:i w:val="0"/>
+                <w:color w:val="334155"/>
+                <w:sz w:val="18"/>
+              </w:rPr>
+              <w:t>Default in modern Chromium and Safari browsers.</w:t>
+            </w:r>
+          </w:p>
+        </w:tc>
+      </w:tr>
+      <w:tr>
+        <w:tc>
+          <w:tcPr>
+            <w:tcW w:type="dxa" w:w="1440"/>
+            <w:shd w:fill="FFFFFF"/>
+            <w:tcMar>
+              <w:top w:w="90" w:type="dxa"/>
+              <w:bottom w:w="90" w:type="dxa"/>
+              <w:left w:w="140" w:type="dxa"/>
+              <w:right w:w="140" w:type="dxa"/>
+            </w:tcMar>
+            <w:tcBorders>
+              <w:top w:val="single" w:sz="4" w:space="0" w:color="E2E8F0"/>
+              <w:left w:val="single" w:sz="4" w:space="0" w:color="E2E8F0"/>
+              <w:bottom w:val="single" w:sz="4" w:space="0" w:color="E2E8F0"/>
+              <w:right w:val="single" w:sz="4" w:space="0" w:color="E2E8F0"/>
+            </w:tcBorders>
+          </w:tcPr>
+          <w:p>
+            <w:pPr>
+              <w:spacing w:before="0" w:after="0" w:line="264" w:lineRule="auto"/>
+            </w:pPr>
+            <w:r>
+              <w:rPr>
+                <w:rFonts w:ascii="Segoe UI" w:hAnsi="Segoe UI"/>
+                <w:b/>
+                <w:i w:val="0"/>
+                <w:color w:val="334155"/>
+                <w:sz w:val="18"/>
+              </w:rPr>
+              <w:t>None</w:t>
+            </w:r>
+          </w:p>
+        </w:tc>
+        <w:tc>
+          <w:tcPr>
+            <w:tcW w:type="dxa" w:w="5040"/>
+            <w:shd w:fill="FFFFFF"/>
+            <w:tcMar>
+              <w:top w:w="90" w:type="dxa"/>
+              <w:bottom w:w="90" w:type="dxa"/>
+              <w:left w:w="140" w:type="dxa"/>
+              <w:right w:w="140" w:type="dxa"/>
+            </w:tcMar>
+            <w:tcBorders>
+              <w:top w:val="single" w:sz="4" w:space="0" w:color="E2E8F0"/>
+              <w:left w:val="single" w:sz="4" w:space="0" w:color="E2E8F0"/>
+              <w:bottom w:val="single" w:sz="4" w:space="0" w:color="E2E8F0"/>
+              <w:right w:val="single" w:sz="4" w:space="0" w:color="E2E8F0"/>
+            </w:tcBorders>
+          </w:tcPr>
+          <w:p>
+            <w:pPr>
+              <w:spacing w:before="0" w:after="0" w:line="264" w:lineRule="auto"/>
+            </w:pPr>
+            <w:r>
+              <w:rPr>
+                <w:rFonts w:ascii="Segoe UI" w:hAnsi="Segoe UI"/>
+                <w:b w:val="0"/>
+                <w:i w:val="0"/>
+                <w:color w:val="334155"/>
+                <w:sz w:val="18"/>
+              </w:rPr>
+              <w:t xml:space="preserve">Sent with all requests (same-site and cross-site). </w:t>
+            </w:r>
+            <w:r>
+              <w:rPr>
+                <w:rFonts w:ascii="Segoe UI" w:hAnsi="Segoe UI"/>
+                <w:b/>
+                <w:i w:val="0"/>
+                <w:color w:val="DC2626"/>
+                <w:sz w:val="18"/>
+              </w:rPr>
+              <w:t>MANDATORY REQUIREMENT: Must always be paired with 'secure: true' (HTTPS only)</w:t>
+            </w:r>
+            <w:r>
+              <w:rPr>
+                <w:rFonts w:ascii="Segoe UI" w:hAnsi="Segoe UI"/>
+                <w:b w:val="0"/>
+                <w:i w:val="0"/>
+                <w:color w:val="334155"/>
+                <w:sz w:val="18"/>
+              </w:rPr>
+              <w:t>; otherwise modern browsers reject the cookie completely.</w:t>
+            </w:r>
+          </w:p>
+        </w:tc>
+        <w:tc>
+          <w:tcPr>
+            <w:tcW w:type="dxa" w:w="3600"/>
+            <w:shd w:fill="FFFFFF"/>
+            <w:tcMar>
+              <w:top w:w="90" w:type="dxa"/>
+              <w:bottom w:w="90" w:type="dxa"/>
+              <w:left w:w="140" w:type="dxa"/>
+              <w:right w:w="140" w:type="dxa"/>
+            </w:tcMar>
+            <w:tcBorders>
+              <w:top w:val="single" w:sz="4" w:space="0" w:color="E2E8F0"/>
+              <w:left w:val="single" w:sz="4" w:space="0" w:color="E2E8F0"/>
+              <w:bottom w:val="single" w:sz="4" w:space="0" w:color="E2E8F0"/>
+              <w:right w:val="single" w:sz="4" w:space="0" w:color="E2E8F0"/>
+            </w:tcBorders>
+          </w:tcPr>
+          <w:p>
+            <w:pPr>
+              <w:spacing w:before="0" w:after="0" w:line="264" w:lineRule="auto"/>
+            </w:pPr>
+            <w:r>
+              <w:rPr>
+                <w:rFonts w:ascii="Segoe UI" w:hAnsi="Segoe UI"/>
+                <w:b w:val="0"/>
+                <w:i w:val="0"/>
+                <w:color w:val="334155"/>
+                <w:sz w:val="18"/>
+              </w:rPr>
+              <w:t>Third-party embedded widgets, cross-domain micro-frontends, or iframes running across distinct origins.</w:t>
+            </w:r>
+          </w:p>
+        </w:tc>
+      </w:tr>
+    </w:tbl>
+    <w:p>
+      <w:pPr>
+        <w:spacing w:before="0" w:after="160"/>
+      </w:pPr>
+    </w:p>
+    <w:p>
+      <w:pPr>
+        <w:keepNext/>
+        <w:spacing w:before="360" w:after="120"/>
+      </w:pPr>
+      <w:r>
+        <w:rPr>
+          <w:rFonts w:ascii="Segoe UI" w:hAnsi="Segoe UI"/>
+          <w:b/>
+          <w:color w:val="0369A1"/>
+          <w:sz w:val="32"/>
+        </w:rPr>
+        <w:t>2. HTTP vs. HTTPS &amp; Cookie Security (secure: true)</w:t>
+      </w:r>
+    </w:p>
+    <w:p>
+      <w:pPr>
+        <w:pStyle w:val="ListBullet"/>
+        <w:spacing w:before="0" w:after="60" w:line="276" w:lineRule="auto"/>
+      </w:pPr>
+      <w:r>
+        <w:rPr>
+          <w:rFonts w:ascii="Segoe UI" w:hAnsi="Segoe UI"/>
+          <w:b/>
+          <w:i w:val="0"/>
+          <w:color w:val="334155"/>
+          <w:sz w:val="20"/>
+        </w:rPr>
+        <w:t xml:space="preserve">HTTP (HyperText Transfer Protocol): </w:t>
+      </w:r>
+      <w:r>
+        <w:rPr>
+          <w:rFonts w:ascii="Segoe UI" w:hAnsi="Segoe UI"/>
+          <w:b w:val="0"/>
+          <w:i w:val="0"/>
+          <w:color w:val="334155"/>
+          <w:sz w:val="20"/>
+        </w:rPr>
+        <w:t xml:space="preserve">Unencrypted plain-text communication. Highly vulnerable to </w:t>
+      </w:r>
+      <w:r>
+        <w:rPr>
+          <w:rFonts w:ascii="Segoe UI" w:hAnsi="Segoe UI"/>
+          <w:b/>
+          <w:i w:val="0"/>
+          <w:color w:val="DC2626"/>
+          <w:sz w:val="20"/>
+        </w:rPr>
+        <w:t>Man-in-the-Middle (MitM) packet sniffing and session hijacking</w:t>
+      </w:r>
+      <w:r>
+        <w:rPr>
+          <w:rFonts w:ascii="Segoe UI" w:hAnsi="Segoe UI"/>
+          <w:b w:val="0"/>
+          <w:i w:val="0"/>
+          <w:color w:val="334155"/>
+          <w:sz w:val="20"/>
+        </w:rPr>
+        <w:t xml:space="preserve"> on public Wi-Fi and untrusted network hops.</w:t>
+      </w:r>
+    </w:p>
+    <w:p>
+      <w:pPr>
+        <w:pStyle w:val="ListBullet"/>
+        <w:spacing w:before="0" w:after="60" w:line="276" w:lineRule="auto"/>
+      </w:pPr>
+      <w:r>
+        <w:rPr>
+          <w:rFonts w:ascii="Segoe UI" w:hAnsi="Segoe UI"/>
+          <w:b/>
+          <w:i w:val="0"/>
+          <w:color w:val="334155"/>
+          <w:sz w:val="20"/>
+        </w:rPr>
+        <w:t xml:space="preserve">HTTPS (HTTP over TLS/SSL): </w:t>
+      </w:r>
+      <w:r>
+        <w:rPr>
+          <w:rFonts w:ascii="Segoe UI" w:hAnsi="Segoe UI"/>
+          <w:b w:val="0"/>
+          <w:i w:val="0"/>
+          <w:color w:val="334155"/>
+          <w:sz w:val="20"/>
+        </w:rPr>
+        <w:t xml:space="preserve">Encrypted tunnel. Cryptographically guarantees </w:t>
+      </w:r>
+      <w:r>
+        <w:rPr>
+          <w:rFonts w:ascii="Segoe UI" w:hAnsi="Segoe UI"/>
+          <w:b/>
+          <w:i w:val="0"/>
+          <w:color w:val="334155"/>
+          <w:sz w:val="20"/>
+        </w:rPr>
+        <w:t>Confidentiality, Integrity, and Authenticity</w:t>
+      </w:r>
+      <w:r>
+        <w:rPr>
+          <w:rFonts w:ascii="Segoe UI" w:hAnsi="Segoe UI"/>
+          <w:b w:val="0"/>
+          <w:i w:val="0"/>
+          <w:color w:val="334155"/>
+          <w:sz w:val="20"/>
+        </w:rPr>
+        <w:t xml:space="preserve"> between the client browser and the origin server.</w:t>
+      </w:r>
+    </w:p>
+    <w:p>
+      <w:pPr>
+        <w:pStyle w:val="ListBullet"/>
+        <w:spacing w:before="0" w:after="60" w:line="276" w:lineRule="auto"/>
+      </w:pPr>
+      <w:r>
+        <w:rPr>
+          <w:rFonts w:ascii="Segoe UI" w:hAnsi="Segoe UI"/>
+          <w:b/>
+          <w:i w:val="0"/>
+          <w:color w:val="DC2626"/>
+          <w:sz w:val="20"/>
+        </w:rPr>
+        <w:t xml:space="preserve">Production Requirement (secure: true): </w:t>
+      </w:r>
+      <w:r>
+        <w:rPr>
+          <w:rFonts w:ascii="Segoe UI" w:hAnsi="Segoe UI"/>
+          <w:b w:val="0"/>
+          <w:i w:val="0"/>
+          <w:color w:val="334155"/>
+          <w:sz w:val="20"/>
+        </w:rPr>
+        <w:t xml:space="preserve">Cookies carrying authentication tokens (JWTs) </w:t>
+      </w:r>
+      <w:r>
+        <w:rPr>
+          <w:rFonts w:ascii="Segoe UI" w:hAnsi="Segoe UI"/>
+          <w:b/>
+          <w:i w:val="0"/>
+          <w:color w:val="DC2626"/>
+          <w:sz w:val="20"/>
+        </w:rPr>
+        <w:t>MUST NEVER be transmitted over unencrypted HTTP</w:t>
+      </w:r>
+      <w:r>
+        <w:rPr>
+          <w:rFonts w:ascii="Segoe UI" w:hAnsi="Segoe UI"/>
+          <w:b w:val="0"/>
+          <w:i w:val="0"/>
+          <w:color w:val="334155"/>
+          <w:sz w:val="20"/>
+        </w:rPr>
+        <w:t xml:space="preserve">. In Node/Express, configure </w:t>
+      </w:r>
+      <w:r>
+        <w:rPr>
+          <w:rFonts w:ascii="Consolas" w:hAnsi="Consolas"/>
+          <w:b/>
+          <w:i w:val="0"/>
+          <w:color w:val="0F172A"/>
+          <w:sz w:val="19"/>
+        </w:rPr>
+        <w:t>secure: process.env.NODE_ENV === 'production'</w:t>
+      </w:r>
+      <w:r>
+        <w:rPr>
+          <w:rFonts w:ascii="Segoe UI" w:hAnsi="Segoe UI"/>
+          <w:b w:val="0"/>
+          <w:i w:val="0"/>
+          <w:color w:val="334155"/>
+          <w:sz w:val="20"/>
+        </w:rPr>
+        <w:t xml:space="preserve"> so local development over localhost continues to function without TLS certificates.</w:t>
+      </w:r>
+    </w:p>
+    <w:tbl>
+      <w:tblPr>
+        <w:tblW w:type="auto" w:w="0"/>
+        <w:jc w:val="center"/>
+        <w:tblLayout w:type="fixed"/>
+        <w:tblLook w:firstColumn="1" w:firstRow="1" w:lastColumn="0" w:lastRow="0" w:noHBand="0" w:noVBand="1" w:val="04A0"/>
+      </w:tblPr>
+      <w:tblGrid>
+        <w:gridCol w:w="10080"/>
+      </w:tblGrid>
+      <w:tr>
+        <w:tc>
+          <w:tcPr>
+            <w:tcW w:type="dxa" w:w="10080"/>
+            <w:shd w:fill="F8FAFC"/>
+            <w:tcBorders>
+              <w:top w:val="single" w:sz="4" w:space="0" w:color="E2E8F0"/>
+              <w:left w:val="single" w:sz="16" w:space="0" w:color="CBD5E1"/>
+              <w:bottom w:val="single" w:sz="4" w:space="0" w:color="E2E8F0"/>
+              <w:right w:val="single" w:sz="4" w:space="0" w:color="E2E8F0"/>
+            </w:tcBorders>
             <w:tcMar>
               <w:top w:w="120" w:type="dxa"/>
               <w:bottom w:w="120" w:type="dxa"/>
-              <w:left w:w="180" w:type="dxa"/>
-              <w:right w:w="180" w:type="dxa"/>
+              <w:left w:w="160" w:type="dxa"/>
+              <w:right w:w="160" w:type="dxa"/>
             </w:tcMar>
           </w:tcPr>
           <w:p>
             <w:pPr>
-              <w:spacing w:before="40" w:after="40" w:line="276" w:lineRule="auto"/>
+              <w:spacing w:before="0" w:after="0" w:line="252" w:lineRule="auto"/>
             </w:pPr>
             <w:r>
               <w:rPr>
                 <w:rFonts w:ascii="Consolas" w:hAnsi="Consolas"/>
+                <w:b/>
+                <w:color w:val="0369A1"/>
+                <w:sz w:val="17"/>
+              </w:rPr>
+              <w:t>// authController.js - Secure Cookie Issuance</w:t>
+              <w:br/>
+            </w:r>
+            <w:r>
+              <w:rPr>
+                <w:rFonts w:ascii="Consolas" w:hAnsi="Consolas"/>
                 <w:color w:val="1E293B"/>
-                <w:sz w:val="19"/>
+                <w:sz w:val="18"/>
               </w:rPr>
               <w:t>const cookieOptions = {</w:t>
               <w:br/>
               <w:t xml:space="preserve">  expires: new Date(Date.now() + process.env.JWT_COOKIE_EXPIRES_IN * 24 * 60 * 60 * 1000),</w:t>
               <w:br/>
-              <w:t xml:space="preserve">  httpOnly: true,</w:t>
+              <w:t xml:space="preserve">  httpOnly: true, // Prevents XSS script access to tokens</w:t>
               <w:br/>
-              <w:t xml:space="preserve">  sameSite: 'strict'</w:t>
+              <w:t xml:space="preserve">  sameSite: 'lax'</w:t>
               <w:br/>
               <w:t>};</w:t>
               <w:br/>
               <w:br/>
               <w:t>if (process.env.NODE_ENV === 'production') {</w:t>
               <w:br/>
-              <w:t xml:space="preserve">  cookieOptions.secure = true;</w:t>
+              <w:t xml:space="preserve">  cookieOptions.secure = true; // Transmit only over encrypted HTTPS</w:t>
               <w:br/>
               <w:t>}</w:t>
               <w:br/>
@@ -323,22 +856,67 @@
     </w:tbl>
     <w:p>
       <w:pPr>
-        <w:spacing w:after="120"/>
+        <w:spacing w:before="0" w:after="120"/>
       </w:pPr>
     </w:p>
     <w:p>
       <w:pPr>
-        <w:pStyle w:val="Heading1"/>
+        <w:keepNext/>
+        <w:spacing w:before="360" w:after="120"/>
       </w:pPr>
       <w:r>
+        <w:rPr>
+          <w:rFonts w:ascii="Segoe UI" w:hAnsi="Segoe UI"/>
+          <w:b/>
+          <w:color w:val="0369A1"/>
+          <w:sz w:val="32"/>
+        </w:rPr>
         <w:t>3. CSRF (Cross-Site Request Forgery)</w:t>
       </w:r>
     </w:p>
     <w:p>
-      <w:r>
-        <w:t>Mental Model:</w:t>
-        <w:br/>
-        <w:t>An attacker tricks an authenticated user's browser into sending unauthorized commands to a vulnerable application where the user is currently logged in. Because browsers automatically include ambient authentication cookies with matching domain requests, the server mistakenly believes the legitimate user initiated the action.</w:t>
+      <w:pPr>
+        <w:spacing w:before="0" w:after="120" w:line="276" w:lineRule="auto"/>
+      </w:pPr>
+      <w:r>
+        <w:rPr>
+          <w:rFonts w:ascii="Segoe UI" w:hAnsi="Segoe UI"/>
+          <w:b/>
+          <w:i w:val="0"/>
+          <w:color w:val="334155"/>
+          <w:sz w:val="20"/>
+        </w:rPr>
+        <w:t xml:space="preserve">Mental Model: </w:t>
+      </w:r>
+      <w:r>
+        <w:rPr>
+          <w:rFonts w:ascii="Segoe UI" w:hAnsi="Segoe UI"/>
+          <w:b w:val="0"/>
+          <w:i w:val="0"/>
+          <w:color w:val="334155"/>
+          <w:sz w:val="20"/>
+        </w:rPr>
+        <w:t xml:space="preserve">An attacker tricks an authenticated victim's browser into submitting unauthorized HTTP requests to a vulnerable application where the user is logged in. Because browsers </w:t>
+      </w:r>
+      <w:r>
+        <w:rPr>
+          <w:rFonts w:ascii="Segoe UI" w:hAnsi="Segoe UI"/>
+          <w:b/>
+          <w:i w:val="0"/>
+          <w:color w:val="DC2626"/>
+          <w:sz w:val="20"/>
+        </w:rPr>
+        <w:t>automatically attach ambient cookies to matching destination domains</w:t>
+      </w:r>
+      <w:r>
+        <w:rPr>
+          <w:rFonts w:ascii="Segoe UI" w:hAnsi="Segoe UI"/>
+          <w:b w:val="0"/>
+          <w:i w:val="0"/>
+          <w:color w:val="334155"/>
+          <w:sz w:val="20"/>
+        </w:rPr>
+        <w:t>, the destination server cannot distinguish between a legitimate user action and a forged request initiated by a malicious hidden iframe or form.</w:t>
       </w:r>
     </w:p>
     <w:tbl>
@@ -349,40 +927,159 @@
         <w:tblLook w:firstColumn="1" w:firstRow="1" w:lastColumn="0" w:lastRow="0" w:noHBand="0" w:noVBand="1" w:val="04A0"/>
       </w:tblPr>
       <w:tblGrid>
-        <w:gridCol w:w="9936"/>
+        <w:gridCol w:w="10080"/>
       </w:tblGrid>
       <w:tr>
         <w:tc>
           <w:tcPr>
-            <w:tcW w:type="dxa" w:w="9360"/>
-            <w:shd w:fill="E0F2FE"/>
+            <w:tcW w:type="dxa" w:w="10080"/>
+            <w:shd w:fill="F0F9FF"/>
+            <w:tcBorders>
+              <w:top w:val="single" w:sz="4" w:space="0" w:color="0284C7"/>
+              <w:left w:val="single" w:sz="24" w:space="0" w:color="0284C7"/>
+              <w:bottom w:val="single" w:sz="4" w:space="0" w:color="0284C7"/>
+              <w:right w:val="single" w:sz="4" w:space="0" w:color="0284C7"/>
+            </w:tcBorders>
             <w:tcMar>
               <w:top w:w="120" w:type="dxa"/>
               <w:bottom w:w="120" w:type="dxa"/>
-              <w:left w:w="180" w:type="dxa"/>
-              <w:right w:w="180" w:type="dxa"/>
+              <w:left w:w="160" w:type="dxa"/>
+              <w:right w:w="160" w:type="dxa"/>
             </w:tcMar>
           </w:tcPr>
           <w:p>
             <w:pPr>
-              <w:spacing w:before="40" w:after="40"/>
+              <w:spacing w:before="0" w:after="60" w:line="276" w:lineRule="auto"/>
             </w:pPr>
             <w:r>
               <w:rPr>
                 <w:rFonts w:ascii="Segoe UI" w:hAnsi="Segoe UI"/>
                 <w:b/>
-                <w:color w:val="0F172A"/>
+                <w:color w:val="0369A1"/>
                 <w:sz w:val="20"/>
               </w:rPr>
-              <w:t xml:space="preserve">📌 CSRF MITIGATION: </w:t>
+              <w:t>CSRF DEFENSE ARCHITECTURE</w:t>
+              <w:br/>
             </w:r>
             <w:r>
               <w:rPr>
                 <w:rFonts w:ascii="Segoe UI" w:hAnsi="Segoe UI"/>
-                <w:color w:val="1E293B"/>
-                <w:sz w:val="20"/>
+                <w:b/>
+                <w:i w:val="0"/>
+                <w:color w:val="334155"/>
+                <w:sz w:val="19"/>
               </w:rPr>
-              <w:t>Defenses against CSRF include: (1) SameSite=Strict/Lax cookies, (2) Anti-CSRF Synchronizer Tokens, (3) Using Authorization Header Bearer tokens instead of ambient cookies.</w:t>
+              <w:t xml:space="preserve">Comprehensive CSRF Mitigation Strategy: </w:t>
+            </w:r>
+            <w:r>
+              <w:rPr>
+                <w:rFonts w:ascii="Segoe UI" w:hAnsi="Segoe UI"/>
+                <w:b w:val="0"/>
+                <w:i w:val="0"/>
+                <w:color w:val="334155"/>
+                <w:sz w:val="19"/>
+              </w:rPr>
+              <w:t xml:space="preserve">(1) Enforce </w:t>
+            </w:r>
+            <w:r>
+              <w:rPr>
+                <w:rFonts w:ascii="Consolas" w:hAnsi="Consolas"/>
+                <w:b/>
+                <w:i w:val="0"/>
+                <w:color w:val="0F172A"/>
+                <w:sz w:val="19"/>
+              </w:rPr>
+              <w:t>SameSite=Lax or Strict</w:t>
+            </w:r>
+            <w:r>
+              <w:rPr>
+                <w:rFonts w:ascii="Segoe UI" w:hAnsi="Segoe UI"/>
+                <w:b w:val="0"/>
+                <w:i w:val="0"/>
+                <w:color w:val="334155"/>
+                <w:sz w:val="19"/>
+              </w:rPr>
+              <w:t xml:space="preserve"> on all session/auth cookies. (2) Implement </w:t>
+            </w:r>
+            <w:r>
+              <w:rPr>
+                <w:rFonts w:ascii="Segoe UI" w:hAnsi="Segoe UI"/>
+                <w:b/>
+                <w:i w:val="0"/>
+                <w:color w:val="334155"/>
+                <w:sz w:val="19"/>
+              </w:rPr>
+              <w:t>Anti-CSRF Synchronizer Tokens (Double Submit Cookie pattern)</w:t>
+            </w:r>
+            <w:r>
+              <w:rPr>
+                <w:rFonts w:ascii="Segoe UI" w:hAnsi="Segoe UI"/>
+                <w:b w:val="0"/>
+                <w:i w:val="0"/>
+                <w:color w:val="334155"/>
+                <w:sz w:val="19"/>
+              </w:rPr>
+              <w:t xml:space="preserve"> for state-changing forms. (3) Verify the </w:t>
+            </w:r>
+            <w:r>
+              <w:rPr>
+                <w:rFonts w:ascii="Consolas" w:hAnsi="Consolas"/>
+                <w:b w:val="0"/>
+                <w:i w:val="0"/>
+                <w:color w:val="0F172A"/>
+                <w:sz w:val="19"/>
+              </w:rPr>
+              <w:t>Origin</w:t>
+            </w:r>
+            <w:r>
+              <w:rPr>
+                <w:rFonts w:ascii="Segoe UI" w:hAnsi="Segoe UI"/>
+                <w:b w:val="0"/>
+                <w:i w:val="0"/>
+                <w:color w:val="334155"/>
+                <w:sz w:val="19"/>
+              </w:rPr>
+              <w:t xml:space="preserve"> and </w:t>
+            </w:r>
+            <w:r>
+              <w:rPr>
+                <w:rFonts w:ascii="Consolas" w:hAnsi="Consolas"/>
+                <w:b w:val="0"/>
+                <w:i w:val="0"/>
+                <w:color w:val="0F172A"/>
+                <w:sz w:val="19"/>
+              </w:rPr>
+              <w:t>Referer</w:t>
+            </w:r>
+            <w:r>
+              <w:rPr>
+                <w:rFonts w:ascii="Segoe UI" w:hAnsi="Segoe UI"/>
+                <w:b w:val="0"/>
+                <w:i w:val="0"/>
+                <w:color w:val="334155"/>
+                <w:sz w:val="19"/>
+              </w:rPr>
+              <w:t xml:space="preserve"> HTTP headers on all incoming mutating requests (POST, PATCH, DELETE). (4) </w:t>
+            </w:r>
+            <w:r>
+              <w:rPr>
+                <w:rFonts w:ascii="Segoe UI" w:hAnsi="Segoe UI"/>
+                <w:b/>
+                <w:i w:val="0"/>
+                <w:color w:val="DC2626"/>
+                <w:sz w:val="19"/>
+              </w:rPr>
+              <w:t>CRITICAL: Pure REST APIs using Bearer tokens in Authorization headers are inherently immune to CSRF</w:t>
+            </w:r>
+            <w:r>
+              <w:rPr>
+                <w:rFonts w:ascii="Segoe UI" w:hAnsi="Segoe UI"/>
+                <w:b w:val="0"/>
+                <w:i w:val="0"/>
+                <w:color w:val="334155"/>
+                <w:sz w:val="19"/>
+              </w:rPr>
+              <w:t>, because browsers never automatically inject custom HTTP headers into cross-site requests.</w:t>
             </w:r>
           </w:p>
         </w:tc>
@@ -390,27 +1087,123 @@
     </w:tbl>
     <w:p>
       <w:pPr>
-        <w:spacing w:after="120"/>
+        <w:spacing w:before="0" w:after="120"/>
       </w:pPr>
     </w:p>
     <w:p>
       <w:pPr>
-        <w:pStyle w:val="Heading1"/>
+        <w:keepNext/>
+        <w:spacing w:before="360" w:after="120"/>
       </w:pPr>
       <w:r>
+        <w:rPr>
+          <w:rFonts w:ascii="Segoe UI" w:hAnsi="Segoe UI"/>
+          <w:b/>
+          <w:color w:val="0369A1"/>
+          <w:sz w:val="32"/>
+        </w:rPr>
         <w:t>4. Rate Limiting (express-rate-limit)</w:t>
       </w:r>
     </w:p>
     <w:p>
-      <w:r>
-        <w:t>Mental Model (Ice Cream Shop Guard):</w:t>
-        <w:br/>
-        <w:t>If a malicious robot asks the counter for ice cream 1,000 times a second, the server will crash or run out of resources. Rate limiting puts a security counter at the front door: 'Only 100 requests per IP per hour'.</w:t>
+      <w:pPr>
+        <w:spacing w:before="0" w:after="120" w:line="276" w:lineRule="auto"/>
+      </w:pPr>
+      <w:r>
+        <w:rPr>
+          <w:rFonts w:ascii="Segoe UI" w:hAnsi="Segoe UI"/>
+          <w:b/>
+          <w:i w:val="0"/>
+          <w:color w:val="334155"/>
+          <w:sz w:val="20"/>
+        </w:rPr>
+        <w:t xml:space="preserve">Mental Model (The Bouncer / Counter Guard): </w:t>
+      </w:r>
+      <w:r>
+        <w:rPr>
+          <w:rFonts w:ascii="Segoe UI" w:hAnsi="Segoe UI"/>
+          <w:b w:val="0"/>
+          <w:i w:val="0"/>
+          <w:color w:val="334155"/>
+          <w:sz w:val="20"/>
+        </w:rPr>
+        <w:t xml:space="preserve">Without traffic throttling, a malicious bot can bombard authentication or search endpoints with thousands of requests per second. Rate limiting places a strict quota counter at your application boundary: </w:t>
+      </w:r>
+      <w:r>
+        <w:rPr>
+          <w:rFonts w:ascii="Segoe UI" w:hAnsi="Segoe UI"/>
+          <w:b/>
+          <w:i w:val="0"/>
+          <w:color w:val="334155"/>
+          <w:sz w:val="20"/>
+        </w:rPr>
+        <w:t>'Maximum 100 requests per IP address per hour'.</w:t>
       </w:r>
     </w:p>
     <w:p>
-      <w:r>
-        <w:t>Threats Mitigated: (1) Brute Force password/token guessing, (2) Denial of Service (DoS), (3) Web scraping and API spam.</w:t>
+      <w:pPr>
+        <w:pStyle w:val="ListBullet"/>
+        <w:spacing w:before="0" w:after="60" w:line="276" w:lineRule="auto"/>
+      </w:pPr>
+      <w:r>
+        <w:rPr>
+          <w:rFonts w:ascii="Segoe UI" w:hAnsi="Segoe UI"/>
+          <w:b/>
+          <w:i w:val="0"/>
+          <w:color w:val="334155"/>
+          <w:sz w:val="20"/>
+        </w:rPr>
+        <w:t xml:space="preserve">Primary Threats Mitigated: </w:t>
+      </w:r>
+      <w:r>
+        <w:rPr>
+          <w:rFonts w:ascii="Segoe UI" w:hAnsi="Segoe UI"/>
+          <w:b w:val="0"/>
+          <w:i w:val="0"/>
+          <w:color w:val="334155"/>
+          <w:sz w:val="20"/>
+        </w:rPr>
+        <w:t xml:space="preserve">(1) </w:t>
+      </w:r>
+      <w:r>
+        <w:rPr>
+          <w:rFonts w:ascii="Segoe UI" w:hAnsi="Segoe UI"/>
+          <w:b/>
+          <w:i w:val="0"/>
+          <w:color w:val="DC2626"/>
+          <w:sz w:val="20"/>
+        </w:rPr>
+        <w:t>Brute Force password attacks</w:t>
+      </w:r>
+      <w:r>
+        <w:rPr>
+          <w:rFonts w:ascii="Segoe UI" w:hAnsi="Segoe UI"/>
+          <w:b w:val="0"/>
+          <w:i w:val="0"/>
+          <w:color w:val="334155"/>
+          <w:sz w:val="20"/>
+        </w:rPr>
+        <w:t xml:space="preserve"> against login/reset routes, (2) </w:t>
+      </w:r>
+      <w:r>
+        <w:rPr>
+          <w:rFonts w:ascii="Segoe UI" w:hAnsi="Segoe UI"/>
+          <w:b/>
+          <w:i w:val="0"/>
+          <w:color w:val="DC2626"/>
+          <w:sz w:val="20"/>
+        </w:rPr>
+        <w:t>Denial of Service (DoS)</w:t>
+      </w:r>
+      <w:r>
+        <w:rPr>
+          <w:rFonts w:ascii="Segoe UI" w:hAnsi="Segoe UI"/>
+          <w:b w:val="0"/>
+          <w:i w:val="0"/>
+          <w:color w:val="334155"/>
+          <w:sz w:val="20"/>
+        </w:rPr>
+        <w:t xml:space="preserve"> exhausting database connections, (3) Resource scraping and credit card validation spam.</w:t>
       </w:r>
     </w:p>
     <w:tbl>
@@ -421,43 +1214,65 @@
         <w:tblLook w:firstColumn="1" w:firstRow="1" w:lastColumn="0" w:lastRow="0" w:noHBand="0" w:noVBand="1" w:val="04A0"/>
       </w:tblPr>
       <w:tblGrid>
-        <w:gridCol w:w="9936"/>
+        <w:gridCol w:w="10080"/>
       </w:tblGrid>
       <w:tr>
         <w:tc>
           <w:tcPr>
-            <w:tcW w:type="dxa" w:w="9360"/>
-            <w:shd w:fill="F4F6F8"/>
+            <w:tcW w:type="dxa" w:w="10080"/>
+            <w:shd w:fill="F8FAFC"/>
+            <w:tcBorders>
+              <w:top w:val="single" w:sz="4" w:space="0" w:color="E2E8F0"/>
+              <w:left w:val="single" w:sz="16" w:space="0" w:color="CBD5E1"/>
+              <w:bottom w:val="single" w:sz="4" w:space="0" w:color="E2E8F0"/>
+              <w:right w:val="single" w:sz="4" w:space="0" w:color="E2E8F0"/>
+            </w:tcBorders>
             <w:tcMar>
               <w:top w:w="120" w:type="dxa"/>
               <w:bottom w:w="120" w:type="dxa"/>
-              <w:left w:w="180" w:type="dxa"/>
-              <w:right w:w="180" w:type="dxa"/>
+              <w:left w:w="160" w:type="dxa"/>
+              <w:right w:w="160" w:type="dxa"/>
             </w:tcMar>
           </w:tcPr>
           <w:p>
             <w:pPr>
-              <w:spacing w:before="40" w:after="40" w:line="276" w:lineRule="auto"/>
+              <w:spacing w:before="0" w:after="0" w:line="252" w:lineRule="auto"/>
             </w:pPr>
             <w:r>
               <w:rPr>
                 <w:rFonts w:ascii="Consolas" w:hAnsi="Consolas"/>
+                <w:b/>
+                <w:color w:val="0369A1"/>
+                <w:sz w:val="17"/>
+              </w:rPr>
+              <w:t>// app.js - Global API Rate Limiter</w:t>
+              <w:br/>
+            </w:r>
+            <w:r>
+              <w:rPr>
+                <w:rFonts w:ascii="Consolas" w:hAnsi="Consolas"/>
                 <w:color w:val="1E293B"/>
-                <w:sz w:val="19"/>
+                <w:sz w:val="18"/>
               </w:rPr>
               <w:t>const rateLimit = require('express-rate-limit');</w:t>
               <w:br/>
               <w:br/>
               <w:t>const limiter = rateLimit({</w:t>
               <w:br/>
-              <w:t xml:space="preserve">  windowMs: 60 * 60 * 1000, // 1 hour duration</w:t>
+              <w:t xml:space="preserve">  windowMs: 60 * 60 * 1000, // 1 hour time window</w:t>
               <w:br/>
-              <w:t xml:space="preserve">  max: 100, // Limit each IP to 100 requests per windowMs</w:t>
+              <w:t xml:space="preserve">  max: 100,                  // Max 100 requests per IP</w:t>
               <w:br/>
-              <w:t xml:space="preserve">  message: 'Too many requests from this IP, please try again after an hour'</w:t>
+              <w:t xml:space="preserve">  message: 'Too many requests from this IP address. Please try again after one hour.',</w:t>
+              <w:br/>
+              <w:t xml:space="preserve">  standardHeaders: true,    // Returns RateLimit headers in response</w:t>
+              <w:br/>
+              <w:t xml:space="preserve">  legacyHeaders: false</w:t>
               <w:br/>
               <w:t>});</w:t>
               <w:br/>
+              <w:br/>
+              <w:t>// Apply rate limiting specifically to the API route prefix</w:t>
               <w:br/>
               <w:t>app.use('/api', limiter);</w:t>
             </w:r>
@@ -467,176 +1282,629 @@
     </w:tbl>
     <w:p>
       <w:pPr>
-        <w:spacing w:after="120"/>
+        <w:spacing w:before="0" w:after="120"/>
       </w:pPr>
     </w:p>
     <w:p>
       <w:pPr>
-        <w:pStyle w:val="Heading1"/>
+        <w:keepNext/>
+        <w:spacing w:before="360" w:after="120"/>
       </w:pPr>
       <w:r>
+        <w:rPr>
+          <w:rFonts w:ascii="Segoe UI" w:hAnsi="Segoe UI"/>
+          <w:b/>
+          <w:color w:val="0369A1"/>
+          <w:sz w:val="32"/>
+        </w:rPr>
         <w:t>5. Helmet (Security HTTP Response Headers)</w:t>
-      </w:r>
-    </w:p>
-    <w:p>
-      <w:r>
-        <w:t>Helmet is a collection of 15 security-focused middleware functions that set secure HTTP headers on every outgoing response:</w:t>
-        <w:br/>
-        <w:t>• Hides 'X-Powered-By: Express' to avoid technology stack fingerprinting.</w:t>
-        <w:br/>
-        <w:t>• Sets 'X-Frame-Options' to prevent Clickjacking attacks.</w:t>
-        <w:br/>
-        <w:t>• Sets 'Content-Security-Policy' (CSP) to restrict script sources and prevent XSS.</w:t>
-        <w:br/>
-        <w:t>• Sets 'Strict-Transport-Security' (HSTS) to enforce HTTPS connections.</w:t>
       </w:r>
     </w:p>
     <w:p>
       <w:pPr>
-        <w:pStyle w:val="Heading1"/>
+        <w:spacing w:before="0" w:after="120" w:line="276" w:lineRule="auto"/>
       </w:pPr>
       <w:r>
-        <w:t>6. The Golden Rule of Middleware Ordering in Express</w:t>
-      </w:r>
-    </w:p>
-    <w:p>
-      <w:r>
-        <w:t>Express executes middleware strictly in sequential (top-to-bottom) order. The request pipeline follows this standard 8-step lifecycle:</w:t>
-      </w:r>
-    </w:p>
-    <w:p>
-      <w:r>
         <w:rPr>
           <w:rFonts w:ascii="Segoe UI" w:hAnsi="Segoe UI"/>
-          <w:b/>
-        </w:rPr>
-        <w:t xml:space="preserve">• Step 1: Security Headers &amp; CORS: </w:t>
-      </w:r>
-      <w:r>
-        <w:rPr>
-          <w:rFonts w:ascii="Segoe UI" w:hAnsi="Segoe UI"/>
-        </w:rPr>
-        <w:t>app.use(cors()); app.use(helmet()); — Headers set early on all responses.</w:t>
-      </w:r>
-    </w:p>
-    <w:p>
-      <w:r>
-        <w:rPr>
-          <w:rFonts w:ascii="Segoe UI" w:hAnsi="Segoe UI"/>
-          <w:b/>
-        </w:rPr>
-        <w:t xml:space="preserve">• Step 2: Logging &amp; Diagnostics: </w:t>
-      </w:r>
-      <w:r>
-        <w:rPr>
-          <w:rFonts w:ascii="Segoe UI" w:hAnsi="Segoe UI"/>
-        </w:rPr>
-        <w:t>if (env === 'dev') app.use(morgan('dev')); — Logs incoming requests.</w:t>
-      </w:r>
-    </w:p>
-    <w:p>
-      <w:r>
-        <w:rPr>
-          <w:rFonts w:ascii="Segoe UI" w:hAnsi="Segoe UI"/>
-          <w:b/>
-        </w:rPr>
-        <w:t xml:space="preserve">• Step 3: Traffic Control (Rate Limiting): </w:t>
-      </w:r>
-      <w:r>
-        <w:rPr>
-          <w:rFonts w:ascii="Segoe UI" w:hAnsi="Segoe UI"/>
-        </w:rPr>
-        <w:t>app.use('/api', limiter); — Rejects abusive traffic before body parsing.</w:t>
-      </w:r>
-    </w:p>
-    <w:p>
-      <w:r>
-        <w:rPr>
-          <w:rFonts w:ascii="Segoe UI" w:hAnsi="Segoe UI"/>
-          <w:b/>
-        </w:rPr>
-        <w:t xml:space="preserve">• Step 4: Data Parsers: </w:t>
-      </w:r>
-      <w:r>
-        <w:rPr>
-          <w:rFonts w:ascii="Segoe UI" w:hAnsi="Segoe UI"/>
-        </w:rPr>
-        <w:t>app.use(express.json({ limit: '10kb' })); app.use(cookieParser()); — Unpacks payloads.</w:t>
-      </w:r>
-    </w:p>
-    <w:p>
-      <w:r>
-        <w:rPr>
-          <w:rFonts w:ascii="Segoe UI" w:hAnsi="Segoe UI"/>
-          <w:b/>
-        </w:rPr>
-        <w:t xml:space="preserve">• Step 5: Data Sanitization: </w:t>
-      </w:r>
-      <w:r>
-        <w:rPr>
-          <w:rFonts w:ascii="Segoe UI" w:hAnsi="Segoe UI"/>
-        </w:rPr>
-        <w:t>app.use(mongoSanitize()); app.use(xss()); — Cleans req.body/params/query.</w:t>
-      </w:r>
-    </w:p>
-    <w:p>
-      <w:r>
-        <w:rPr>
-          <w:rFonts w:ascii="Segoe UI" w:hAnsi="Segoe UI"/>
-          <w:b/>
-        </w:rPr>
-        <w:t xml:space="preserve">• Step 6: Parameter Pollution Prevention: </w:t>
-      </w:r>
-      <w:r>
-        <w:rPr>
-          <w:rFonts w:ascii="Segoe UI" w:hAnsi="Segoe UI"/>
-        </w:rPr>
-        <w:t>app.use(hpp({ whitelist: [...] })); — Cleans duplicate query parameters.</w:t>
-      </w:r>
-    </w:p>
-    <w:p>
-      <w:r>
-        <w:rPr>
-          <w:rFonts w:ascii="Segoe UI" w:hAnsi="Segoe UI"/>
-          <w:b/>
-        </w:rPr>
-        <w:t xml:space="preserve">• Step 7: Static Assets &amp; Helpers: </w:t>
-      </w:r>
-      <w:r>
-        <w:rPr>
-          <w:rFonts w:ascii="Segoe UI" w:hAnsi="Segoe UI"/>
-        </w:rPr>
-        <w:t>app.use(express.static(...)); app.use(customTimestamps);</w:t>
-      </w:r>
-    </w:p>
-    <w:p>
-      <w:r>
-        <w:rPr>
-          <w:rFonts w:ascii="Segoe UI" w:hAnsi="Segoe UI"/>
-          <w:b/>
-        </w:rPr>
-        <w:t xml:space="preserve">• Step 8: Business Routes &amp; Errors: </w:t>
-      </w:r>
-      <w:r>
-        <w:rPr>
-          <w:rFonts w:ascii="Segoe UI" w:hAnsi="Segoe UI"/>
-        </w:rPr>
-        <w:t>app.use('/api/v1/...', router); app.use(globalErrorHandler);</w:t>
+          <w:b w:val="0"/>
+          <w:i w:val="0"/>
+          <w:color w:val="334155"/>
+          <w:sz w:val="20"/>
+        </w:rPr>
+        <w:t xml:space="preserve">Helmet is a curated suite of security-focused middleware functions that set defensive HTTP response headers on every transaction: </w:t>
       </w:r>
     </w:p>
     <w:p>
       <w:pPr>
-        <w:pStyle w:val="Heading1"/>
+        <w:pStyle w:val="ListBullet"/>
+        <w:spacing w:before="0" w:after="60" w:line="276" w:lineRule="auto"/>
       </w:pPr>
       <w:r>
-        <w:t>7. Data Sanitization &amp; NoSQL Query Injection</w:t>
+        <w:rPr>
+          <w:rFonts w:ascii="Segoe UI" w:hAnsi="Segoe UI"/>
+          <w:b/>
+          <w:i w:val="0"/>
+          <w:color w:val="334155"/>
+          <w:sz w:val="20"/>
+        </w:rPr>
+        <w:t xml:space="preserve">Hides 'X-Powered-By: Express': </w:t>
+      </w:r>
+      <w:r>
+        <w:rPr>
+          <w:rFonts w:ascii="Segoe UI" w:hAnsi="Segoe UI"/>
+          <w:b w:val="0"/>
+          <w:i w:val="0"/>
+          <w:color w:val="334155"/>
+          <w:sz w:val="20"/>
+        </w:rPr>
+        <w:t>Prevents attackers from fingerprinting your runtime stack to target framework-specific vulnerabilities.</w:t>
       </w:r>
     </w:p>
     <w:p>
-      <w:r>
-        <w:t>NoSQL Injection Anatomy:</w:t>
-        <w:br/>
-        <w:t>MongoDB queries are native JavaScript objects. If raw user inputs are passed into query objects, attackers can inject MongoDB query operators ($gt, $ne, $regex).</w:t>
+      <w:pPr>
+        <w:pStyle w:val="ListBullet"/>
+        <w:spacing w:before="0" w:after="60" w:line="276" w:lineRule="auto"/>
+      </w:pPr>
+      <w:r>
+        <w:rPr>
+          <w:rFonts w:ascii="Segoe UI" w:hAnsi="Segoe UI"/>
+          <w:b/>
+          <w:i w:val="0"/>
+          <w:color w:val="334155"/>
+          <w:sz w:val="20"/>
+        </w:rPr>
+        <w:t xml:space="preserve">Sets 'X-Frame-Options: DENY / SAMEORIGIN': </w:t>
+      </w:r>
+      <w:r>
+        <w:rPr>
+          <w:rFonts w:ascii="Segoe UI" w:hAnsi="Segoe UI"/>
+          <w:b w:val="0"/>
+          <w:i w:val="0"/>
+          <w:color w:val="334155"/>
+          <w:sz w:val="20"/>
+        </w:rPr>
+        <w:t xml:space="preserve">Prevents </w:t>
+      </w:r>
+      <w:r>
+        <w:rPr>
+          <w:rFonts w:ascii="Segoe UI" w:hAnsi="Segoe UI"/>
+          <w:b/>
+          <w:i w:val="0"/>
+          <w:color w:val="DC2626"/>
+          <w:sz w:val="20"/>
+        </w:rPr>
+        <w:t>Clickjacking attacks</w:t>
+      </w:r>
+      <w:r>
+        <w:rPr>
+          <w:rFonts w:ascii="Segoe UI" w:hAnsi="Segoe UI"/>
+          <w:b w:val="0"/>
+          <w:i w:val="0"/>
+          <w:color w:val="334155"/>
+          <w:sz w:val="20"/>
+        </w:rPr>
+        <w:t xml:space="preserve"> by disallowing malicious sites from embedding your app inside transparent iframes.</w:t>
+      </w:r>
+    </w:p>
+    <w:p>
+      <w:pPr>
+        <w:pStyle w:val="ListBullet"/>
+        <w:spacing w:before="0" w:after="60" w:line="276" w:lineRule="auto"/>
+      </w:pPr>
+      <w:r>
+        <w:rPr>
+          <w:rFonts w:ascii="Segoe UI" w:hAnsi="Segoe UI"/>
+          <w:b/>
+          <w:i w:val="0"/>
+          <w:color w:val="334155"/>
+          <w:sz w:val="20"/>
+        </w:rPr>
+        <w:t xml:space="preserve">Content-Security-Policy (CSP): </w:t>
+      </w:r>
+      <w:r>
+        <w:rPr>
+          <w:rFonts w:ascii="Segoe UI" w:hAnsi="Segoe UI"/>
+          <w:b w:val="0"/>
+          <w:i w:val="0"/>
+          <w:color w:val="334155"/>
+          <w:sz w:val="20"/>
+        </w:rPr>
+        <w:t xml:space="preserve">Restricts executable script, stylesheet, and asset sources, preventing </w:t>
+      </w:r>
+      <w:r>
+        <w:rPr>
+          <w:rFonts w:ascii="Segoe UI" w:hAnsi="Segoe UI"/>
+          <w:b/>
+          <w:i w:val="0"/>
+          <w:color w:val="DC2626"/>
+          <w:sz w:val="20"/>
+        </w:rPr>
+        <w:t>Cross-Site Scripting (XSS) payload execution</w:t>
+      </w:r>
+      <w:r>
+        <w:rPr>
+          <w:rFonts w:ascii="Segoe UI" w:hAnsi="Segoe UI"/>
+          <w:b w:val="0"/>
+          <w:i w:val="0"/>
+          <w:color w:val="334155"/>
+          <w:sz w:val="20"/>
+        </w:rPr>
+        <w:t>.</w:t>
+      </w:r>
+    </w:p>
+    <w:p>
+      <w:pPr>
+        <w:pStyle w:val="ListBullet"/>
+        <w:spacing w:before="0" w:after="60" w:line="276" w:lineRule="auto"/>
+      </w:pPr>
+      <w:r>
+        <w:rPr>
+          <w:rFonts w:ascii="Segoe UI" w:hAnsi="Segoe UI"/>
+          <w:b/>
+          <w:i w:val="0"/>
+          <w:color w:val="334155"/>
+          <w:sz w:val="20"/>
+        </w:rPr>
+        <w:t xml:space="preserve">Strict-Transport-Security (HSTS): </w:t>
+      </w:r>
+      <w:r>
+        <w:rPr>
+          <w:rFonts w:ascii="Segoe UI" w:hAnsi="Segoe UI"/>
+          <w:b w:val="0"/>
+          <w:i w:val="0"/>
+          <w:color w:val="334155"/>
+          <w:sz w:val="20"/>
+        </w:rPr>
+        <w:t>Forces browsers to exclusively communicate via HTTPS for future visits, eliminating SSL-stripping attacks.</w:t>
+      </w:r>
+    </w:p>
+    <w:p>
+      <w:pPr>
+        <w:keepNext/>
+        <w:spacing w:before="360" w:after="120"/>
+      </w:pPr>
+      <w:r>
+        <w:rPr>
+          <w:rFonts w:ascii="Segoe UI" w:hAnsi="Segoe UI"/>
+          <w:b/>
+          <w:color w:val="0369A1"/>
+          <w:sz w:val="32"/>
+        </w:rPr>
+        <w:t>6. The Golden Rule of Middleware Ordering in Express</w:t>
+      </w:r>
+    </w:p>
+    <w:p>
+      <w:pPr>
+        <w:spacing w:before="0" w:after="120" w:line="276" w:lineRule="auto"/>
+      </w:pPr>
+      <w:r>
+        <w:rPr>
+          <w:rFonts w:ascii="Segoe UI" w:hAnsi="Segoe UI"/>
+          <w:b/>
+          <w:i w:val="0"/>
+          <w:color w:val="DC2626"/>
+          <w:sz w:val="20"/>
+        </w:rPr>
+        <w:t xml:space="preserve">CRITICAL ARCHITECTURAL LAW: </w:t>
+      </w:r>
+      <w:r>
+        <w:rPr>
+          <w:rFonts w:ascii="Segoe UI" w:hAnsi="Segoe UI"/>
+          <w:b w:val="0"/>
+          <w:i w:val="0"/>
+          <w:color w:val="334155"/>
+          <w:sz w:val="20"/>
+        </w:rPr>
+        <w:t xml:space="preserve">Express executes middleware </w:t>
+      </w:r>
+      <w:r>
+        <w:rPr>
+          <w:rFonts w:ascii="Segoe UI" w:hAnsi="Segoe UI"/>
+          <w:b/>
+          <w:i w:val="0"/>
+          <w:color w:val="334155"/>
+          <w:sz w:val="20"/>
+        </w:rPr>
+        <w:t>strictly in sequential, top-to-bottom declaration order</w:t>
+      </w:r>
+      <w:r>
+        <w:rPr>
+          <w:rFonts w:ascii="Segoe UI" w:hAnsi="Segoe UI"/>
+          <w:b w:val="0"/>
+          <w:i w:val="0"/>
+          <w:color w:val="334155"/>
+          <w:sz w:val="20"/>
+        </w:rPr>
+        <w:t xml:space="preserve">. If a middleware function does not call </w:t>
+      </w:r>
+      <w:r>
+        <w:rPr>
+          <w:rFonts w:ascii="Consolas" w:hAnsi="Consolas"/>
+          <w:b w:val="0"/>
+          <w:i w:val="0"/>
+          <w:color w:val="0F172A"/>
+          <w:sz w:val="19"/>
+        </w:rPr>
+        <w:t>next()</w:t>
+      </w:r>
+      <w:r>
+        <w:rPr>
+          <w:rFonts w:ascii="Segoe UI" w:hAnsi="Segoe UI"/>
+          <w:b w:val="0"/>
+          <w:i w:val="0"/>
+          <w:color w:val="334155"/>
+          <w:sz w:val="20"/>
+        </w:rPr>
+        <w:t xml:space="preserve"> or send a response, the request pipeline hangs indefinitely. If sanitizers run after route handlers, malicious payloads reach your database unprotected.</w:t>
+      </w:r>
+    </w:p>
+    <w:p>
+      <w:pPr>
+        <w:pStyle w:val="ListBullet"/>
+        <w:spacing w:before="0" w:after="60" w:line="276" w:lineRule="auto"/>
+      </w:pPr>
+      <w:r>
+        <w:rPr>
+          <w:rFonts w:ascii="Segoe UI" w:hAnsi="Segoe UI"/>
+          <w:b/>
+          <w:i w:val="0"/>
+          <w:color w:val="334155"/>
+          <w:sz w:val="20"/>
+        </w:rPr>
+        <w:t xml:space="preserve">Step 1: Security Headers &amp; CORS: </w:t>
+      </w:r>
+      <w:r>
+        <w:rPr>
+          <w:rFonts w:ascii="Consolas" w:hAnsi="Consolas"/>
+          <w:b w:val="0"/>
+          <w:i w:val="0"/>
+          <w:color w:val="0F172A"/>
+          <w:sz w:val="19"/>
+        </w:rPr>
+        <w:t>app.use(cors()); app.use(helmet());</w:t>
+      </w:r>
+      <w:r>
+        <w:rPr>
+          <w:rFonts w:ascii="Segoe UI" w:hAnsi="Segoe UI"/>
+          <w:b w:val="0"/>
+          <w:i w:val="0"/>
+          <w:color w:val="334155"/>
+          <w:sz w:val="20"/>
+        </w:rPr>
+        <w:t xml:space="preserve"> — Sets defensive headers and permits cross-origin traffic before any processing begins.</w:t>
+      </w:r>
+    </w:p>
+    <w:p>
+      <w:pPr>
+        <w:pStyle w:val="ListBullet"/>
+        <w:spacing w:before="0" w:after="60" w:line="276" w:lineRule="auto"/>
+      </w:pPr>
+      <w:r>
+        <w:rPr>
+          <w:rFonts w:ascii="Segoe UI" w:hAnsi="Segoe UI"/>
+          <w:b/>
+          <w:i w:val="0"/>
+          <w:color w:val="334155"/>
+          <w:sz w:val="20"/>
+        </w:rPr>
+        <w:t xml:space="preserve">Step 2: Logging &amp; Diagnostics: </w:t>
+      </w:r>
+      <w:r>
+        <w:rPr>
+          <w:rFonts w:ascii="Consolas" w:hAnsi="Consolas"/>
+          <w:b w:val="0"/>
+          <w:i w:val="0"/>
+          <w:color w:val="0F172A"/>
+          <w:sz w:val="19"/>
+        </w:rPr>
+        <w:t>if (env === 'dev') app.use(morgan('dev'));</w:t>
+      </w:r>
+      <w:r>
+        <w:rPr>
+          <w:rFonts w:ascii="Segoe UI" w:hAnsi="Segoe UI"/>
+          <w:b w:val="0"/>
+          <w:i w:val="0"/>
+          <w:color w:val="334155"/>
+          <w:sz w:val="20"/>
+        </w:rPr>
+        <w:t xml:space="preserve"> — Records inbound HTTP request metrics early for diagnostic visibility.</w:t>
+      </w:r>
+    </w:p>
+    <w:p>
+      <w:pPr>
+        <w:pStyle w:val="ListBullet"/>
+        <w:spacing w:before="0" w:after="60" w:line="276" w:lineRule="auto"/>
+      </w:pPr>
+      <w:r>
+        <w:rPr>
+          <w:rFonts w:ascii="Segoe UI" w:hAnsi="Segoe UI"/>
+          <w:b/>
+          <w:i w:val="0"/>
+          <w:color w:val="334155"/>
+          <w:sz w:val="20"/>
+        </w:rPr>
+        <w:t xml:space="preserve">Step 3: Traffic Control (Rate Limiting): </w:t>
+      </w:r>
+      <w:r>
+        <w:rPr>
+          <w:rFonts w:ascii="Consolas" w:hAnsi="Consolas"/>
+          <w:b w:val="0"/>
+          <w:i w:val="0"/>
+          <w:color w:val="0F172A"/>
+          <w:sz w:val="19"/>
+        </w:rPr>
+        <w:t>app.use('/api', limiter);</w:t>
+      </w:r>
+      <w:r>
+        <w:rPr>
+          <w:rFonts w:ascii="Segoe UI" w:hAnsi="Segoe UI"/>
+          <w:b w:val="0"/>
+          <w:i w:val="0"/>
+          <w:color w:val="334155"/>
+          <w:sz w:val="20"/>
+        </w:rPr>
+        <w:t xml:space="preserve"> — Rejects abusive IP addresses immediately before consuming server CPU on body parsing.</w:t>
+      </w:r>
+    </w:p>
+    <w:p>
+      <w:pPr>
+        <w:pStyle w:val="ListBullet"/>
+        <w:spacing w:before="0" w:after="60" w:line="276" w:lineRule="auto"/>
+      </w:pPr>
+      <w:r>
+        <w:rPr>
+          <w:rFonts w:ascii="Segoe UI" w:hAnsi="Segoe UI"/>
+          <w:b/>
+          <w:i w:val="0"/>
+          <w:color w:val="334155"/>
+          <w:sz w:val="20"/>
+        </w:rPr>
+        <w:t xml:space="preserve">Step 4: Body &amp; Cookie Parsers: </w:t>
+      </w:r>
+      <w:r>
+        <w:rPr>
+          <w:rFonts w:ascii="Consolas" w:hAnsi="Consolas"/>
+          <w:b w:val="0"/>
+          <w:i w:val="0"/>
+          <w:color w:val="0F172A"/>
+          <w:sz w:val="19"/>
+        </w:rPr>
+        <w:t>app.use(express.json({ limit: '10kb' })); app.use(cookieParser());</w:t>
+      </w:r>
+      <w:r>
+        <w:rPr>
+          <w:rFonts w:ascii="Segoe UI" w:hAnsi="Segoe UI"/>
+          <w:b w:val="0"/>
+          <w:i w:val="0"/>
+          <w:color w:val="334155"/>
+          <w:sz w:val="20"/>
+        </w:rPr>
+        <w:t xml:space="preserve"> — Unpacks incoming request payloads and cookies into req.body and req.cookies.</w:t>
+      </w:r>
+    </w:p>
+    <w:p>
+      <w:pPr>
+        <w:pStyle w:val="ListBullet"/>
+        <w:spacing w:before="0" w:after="60" w:line="276" w:lineRule="auto"/>
+      </w:pPr>
+      <w:r>
+        <w:rPr>
+          <w:rFonts w:ascii="Segoe UI" w:hAnsi="Segoe UI"/>
+          <w:b/>
+          <w:i w:val="0"/>
+          <w:color w:val="334155"/>
+          <w:sz w:val="20"/>
+        </w:rPr>
+        <w:t xml:space="preserve">Step 5: Data Sanitization (NoSQL &amp; XSS): </w:t>
+      </w:r>
+      <w:r>
+        <w:rPr>
+          <w:rFonts w:ascii="Consolas" w:hAnsi="Consolas"/>
+          <w:b w:val="0"/>
+          <w:i w:val="0"/>
+          <w:color w:val="0F172A"/>
+          <w:sz w:val="19"/>
+        </w:rPr>
+        <w:t>app.use(mongoSanitize()); app.use(xss());</w:t>
+      </w:r>
+      <w:r>
+        <w:rPr>
+          <w:rFonts w:ascii="Segoe UI" w:hAnsi="Segoe UI"/>
+          <w:b w:val="0"/>
+          <w:i w:val="0"/>
+          <w:color w:val="334155"/>
+          <w:sz w:val="20"/>
+        </w:rPr>
+        <w:t xml:space="preserve"> — Recursively scrubs query operators ($gt) and HTML script injection from req.body/params/query.</w:t>
+      </w:r>
+    </w:p>
+    <w:p>
+      <w:pPr>
+        <w:pStyle w:val="ListBullet"/>
+        <w:spacing w:before="0" w:after="60" w:line="276" w:lineRule="auto"/>
+      </w:pPr>
+      <w:r>
+        <w:rPr>
+          <w:rFonts w:ascii="Segoe UI" w:hAnsi="Segoe UI"/>
+          <w:b/>
+          <w:i w:val="0"/>
+          <w:color w:val="334155"/>
+          <w:sz w:val="20"/>
+        </w:rPr>
+        <w:t xml:space="preserve">Step 6: Parameter Pollution Prevention: </w:t>
+      </w:r>
+      <w:r>
+        <w:rPr>
+          <w:rFonts w:ascii="Consolas" w:hAnsi="Consolas"/>
+          <w:b w:val="0"/>
+          <w:i w:val="0"/>
+          <w:color w:val="0F172A"/>
+          <w:sz w:val="19"/>
+        </w:rPr>
+        <w:t>app.use(hpp({ whitelist: [...] }));</w:t>
+      </w:r>
+      <w:r>
+        <w:rPr>
+          <w:rFonts w:ascii="Segoe UI" w:hAnsi="Segoe UI"/>
+          <w:b w:val="0"/>
+          <w:i w:val="0"/>
+          <w:color w:val="334155"/>
+          <w:sz w:val="20"/>
+        </w:rPr>
+        <w:t xml:space="preserve"> — Eliminates duplicate query parameters to prevent array parsing crashes.</w:t>
+      </w:r>
+    </w:p>
+    <w:p>
+      <w:pPr>
+        <w:pStyle w:val="ListBullet"/>
+        <w:spacing w:before="0" w:after="60" w:line="276" w:lineRule="auto"/>
+      </w:pPr>
+      <w:r>
+        <w:rPr>
+          <w:rFonts w:ascii="Segoe UI" w:hAnsi="Segoe UI"/>
+          <w:b/>
+          <w:i w:val="0"/>
+          <w:color w:val="334155"/>
+          <w:sz w:val="20"/>
+        </w:rPr>
+        <w:t xml:space="preserve">Step 7: Static Assets &amp; Template Setup: </w:t>
+      </w:r>
+      <w:r>
+        <w:rPr>
+          <w:rFonts w:ascii="Consolas" w:hAnsi="Consolas"/>
+          <w:b w:val="0"/>
+          <w:i w:val="0"/>
+          <w:color w:val="0F172A"/>
+          <w:sz w:val="19"/>
+        </w:rPr>
+        <w:t>app.use(express.static('public')); app.set('view engine', 'pug');</w:t>
+      </w:r>
+      <w:r>
+        <w:rPr>
+          <w:rFonts w:ascii="Segoe UI" w:hAnsi="Segoe UI"/>
+          <w:b w:val="0"/>
+          <w:i w:val="0"/>
+          <w:color w:val="334155"/>
+          <w:sz w:val="20"/>
+        </w:rPr>
+        <w:t xml:space="preserve"> — Serves compiled client scripts, images, and configures view rendering engines.</w:t>
+      </w:r>
+    </w:p>
+    <w:p>
+      <w:pPr>
+        <w:pStyle w:val="ListBullet"/>
+        <w:spacing w:before="0" w:after="60" w:line="276" w:lineRule="auto"/>
+      </w:pPr>
+      <w:r>
+        <w:rPr>
+          <w:rFonts w:ascii="Segoe UI" w:hAnsi="Segoe UI"/>
+          <w:b/>
+          <w:i w:val="0"/>
+          <w:color w:val="334155"/>
+          <w:sz w:val="20"/>
+        </w:rPr>
+        <w:t xml:space="preserve">Step 8: Application Routers &amp; Global Errors: </w:t>
+      </w:r>
+      <w:r>
+        <w:rPr>
+          <w:rFonts w:ascii="Consolas" w:hAnsi="Consolas"/>
+          <w:b w:val="0"/>
+          <w:i w:val="0"/>
+          <w:color w:val="0F172A"/>
+          <w:sz w:val="19"/>
+        </w:rPr>
+        <w:t>app.use('/api/v1/...', router); app.use(globalErrorHandler);</w:t>
+      </w:r>
+      <w:r>
+        <w:rPr>
+          <w:rFonts w:ascii="Segoe UI" w:hAnsi="Segoe UI"/>
+          <w:b w:val="0"/>
+          <w:i w:val="0"/>
+          <w:color w:val="334155"/>
+          <w:sz w:val="20"/>
+        </w:rPr>
+        <w:t xml:space="preserve"> — Executes business logic controllers and catches all operational exceptions.</w:t>
+      </w:r>
+    </w:p>
+    <w:p>
+      <w:pPr>
+        <w:keepNext/>
+        <w:spacing w:before="360" w:after="120"/>
+      </w:pPr>
+      <w:r>
+        <w:rPr>
+          <w:rFonts w:ascii="Segoe UI" w:hAnsi="Segoe UI"/>
+          <w:b/>
+          <w:color w:val="0369A1"/>
+          <w:sz w:val="32"/>
+        </w:rPr>
+        <w:t>7. Data Sanitization &amp; NoSQL Query Injection</w:t>
+      </w:r>
+    </w:p>
+    <w:p>
+      <w:pPr>
+        <w:spacing w:before="0" w:after="120" w:line="276" w:lineRule="auto"/>
+      </w:pPr>
+      <w:r>
+        <w:rPr>
+          <w:rFonts w:ascii="Segoe UI" w:hAnsi="Segoe UI"/>
+          <w:b/>
+          <w:i w:val="0"/>
+          <w:color w:val="334155"/>
+          <w:sz w:val="20"/>
+        </w:rPr>
+        <w:t xml:space="preserve">NoSQL Injection Anatomy: </w:t>
+      </w:r>
+      <w:r>
+        <w:rPr>
+          <w:rFonts w:ascii="Segoe UI" w:hAnsi="Segoe UI"/>
+          <w:b w:val="0"/>
+          <w:i w:val="0"/>
+          <w:color w:val="334155"/>
+          <w:sz w:val="20"/>
+        </w:rPr>
+        <w:t xml:space="preserve">MongoDB queries are native JavaScript objects. If unvalidated client input is passed directly into a query filter, attackers can inject MongoDB query selectors such as </w:t>
+      </w:r>
+      <w:r>
+        <w:rPr>
+          <w:rFonts w:ascii="Consolas" w:hAnsi="Consolas"/>
+          <w:b/>
+          <w:i w:val="0"/>
+          <w:color w:val="0F172A"/>
+          <w:sz w:val="19"/>
+        </w:rPr>
+        <w:t>{"$gt": ""}</w:t>
+      </w:r>
+      <w:r>
+        <w:rPr>
+          <w:rFonts w:ascii="Segoe UI" w:hAnsi="Segoe UI"/>
+          <w:b w:val="0"/>
+          <w:i w:val="0"/>
+          <w:color w:val="334155"/>
+          <w:sz w:val="20"/>
+        </w:rPr>
+        <w:t xml:space="preserve"> or </w:t>
+      </w:r>
+      <w:r>
+        <w:rPr>
+          <w:rFonts w:ascii="Consolas" w:hAnsi="Consolas"/>
+          <w:b/>
+          <w:i w:val="0"/>
+          <w:color w:val="0F172A"/>
+          <w:sz w:val="19"/>
+        </w:rPr>
+        <w:t>{"$ne": null}</w:t>
+      </w:r>
+      <w:r>
+        <w:rPr>
+          <w:rFonts w:ascii="Segoe UI" w:hAnsi="Segoe UI"/>
+          <w:b w:val="0"/>
+          <w:i w:val="0"/>
+          <w:color w:val="334155"/>
+          <w:sz w:val="20"/>
+        </w:rPr>
+        <w:t>.</w:t>
       </w:r>
     </w:p>
     <w:tbl>
@@ -647,37 +1915,53 @@
         <w:tblLook w:firstColumn="1" w:firstRow="1" w:lastColumn="0" w:lastRow="0" w:noHBand="0" w:noVBand="1" w:val="04A0"/>
       </w:tblPr>
       <w:tblGrid>
-        <w:gridCol w:w="9936"/>
+        <w:gridCol w:w="10080"/>
       </w:tblGrid>
       <w:tr>
         <w:tc>
           <w:tcPr>
-            <w:tcW w:type="dxa" w:w="9360"/>
-            <w:shd w:fill="F4F6F8"/>
+            <w:tcW w:type="dxa" w:w="10080"/>
+            <w:shd w:fill="F8FAFC"/>
+            <w:tcBorders>
+              <w:top w:val="single" w:sz="4" w:space="0" w:color="E2E8F0"/>
+              <w:left w:val="single" w:sz="16" w:space="0" w:color="CBD5E1"/>
+              <w:bottom w:val="single" w:sz="4" w:space="0" w:color="E2E8F0"/>
+              <w:right w:val="single" w:sz="4" w:space="0" w:color="E2E8F0"/>
+            </w:tcBorders>
             <w:tcMar>
               <w:top w:w="120" w:type="dxa"/>
               <w:bottom w:w="120" w:type="dxa"/>
-              <w:left w:w="180" w:type="dxa"/>
-              <w:right w:w="180" w:type="dxa"/>
+              <w:left w:w="160" w:type="dxa"/>
+              <w:right w:w="160" w:type="dxa"/>
             </w:tcMar>
           </w:tcPr>
           <w:p>
             <w:pPr>
-              <w:spacing w:before="40" w:after="40" w:line="276" w:lineRule="auto"/>
+              <w:spacing w:before="0" w:after="0" w:line="252" w:lineRule="auto"/>
             </w:pPr>
             <w:r>
               <w:rPr>
                 <w:rFonts w:ascii="Consolas" w:hAnsi="Consolas"/>
+                <w:b/>
+                <w:color w:val="0369A1"/>
+                <w:sz w:val="17"/>
+              </w:rPr>
+              <w:t>// Vulnerability Demonstration: NoSQL Operator Injection</w:t>
+              <w:br/>
+            </w:r>
+            <w:r>
+              <w:rPr>
+                <w:rFonts w:ascii="Consolas" w:hAnsi="Consolas"/>
                 <w:color w:val="1E293B"/>
-                <w:sz w:val="19"/>
+                <w:sz w:val="18"/>
               </w:rPr>
-              <w:t>// Vulnerable Query:</w:t>
+              <w:t>// VULNERABLE CONTROLLER QUERY:</w:t>
               <w:br/>
-              <w:t>// Payload: { "email": { "$gt": "" } }</w:t>
+              <w:t>// Incoming Attacker Payload: { "email": { "$gt": "" }, "password": "any" }</w:t>
               <w:br/>
               <w:t>const user = await User.findOne({ email: req.body.email });</w:t>
               <w:br/>
-              <w:t>// Evaluates to: User.findOne({ email: { $gt: "" } }) -&gt; returns the first user in DB!</w:t>
+              <w:t>// Evaluates to: User.findOne({ email: { $gt: "" } }) -&gt; Matches the FIRST user in the database!</w:t>
             </w:r>
           </w:p>
         </w:tc>
@@ -685,43 +1969,425 @@
     </w:tbl>
     <w:p>
       <w:pPr>
-        <w:spacing w:after="120"/>
+        <w:spacing w:before="0" w:after="120"/>
       </w:pPr>
     </w:p>
     <w:p>
-      <w:r>
-        <w:t>Why Bcrypt Protects Login but Other Routes Remain Vulnerable:</w:t>
-        <w:br/>
-        <w:t>1. On login, User.findOne({ email }) finds a document, but bcrypt.compare() in Node.js memory verifies the actual password hash, blocking unauthorized token generation.</w:t>
-        <w:br/>
-        <w:t>2. In other routes (e.g. Password Reset Token lookups, Profile searches, Filter queries), direct DB queries with operators can bypass token checks or leak sensitive documents.</w:t>
-        <w:br/>
-        <w:t>3. express-mongo-sanitize recursively strips all keys starting with '$' and '.' from req.body, req.query, and req.params.</w:t>
+      <w:pPr>
+        <w:keepNext/>
+        <w:spacing w:before="260" w:after="80"/>
+      </w:pPr>
+      <w:r>
+        <w:rPr>
+          <w:rFonts w:ascii="Segoe UI" w:hAnsi="Segoe UI"/>
+          <w:b/>
+          <w:color w:val="0F172A"/>
+          <w:sz w:val="26"/>
+        </w:rPr>
+        <w:t>Why Bcrypt Protects Login, But Other Routes Remain Lethally Vulnerable</w:t>
       </w:r>
     </w:p>
     <w:p>
       <w:pPr>
-        <w:pStyle w:val="Heading1"/>
+        <w:pStyle w:val="ListBullet"/>
+        <w:spacing w:before="0" w:after="60" w:line="276" w:lineRule="auto"/>
       </w:pPr>
       <w:r>
-        <w:t>8. HTTP Parameter Pollution (HPP)</w:t>
+        <w:rPr>
+          <w:rFonts w:ascii="Segoe UI" w:hAnsi="Segoe UI"/>
+          <w:b/>
+          <w:i w:val="0"/>
+          <w:color w:val="334155"/>
+          <w:sz w:val="20"/>
+        </w:rPr>
+        <w:t xml:space="preserve">On Login: </w:t>
+      </w:r>
+      <w:r>
+        <w:rPr>
+          <w:rFonts w:ascii="Segoe UI" w:hAnsi="Segoe UI"/>
+          <w:b w:val="0"/>
+          <w:i w:val="0"/>
+          <w:color w:val="334155"/>
+          <w:sz w:val="20"/>
+        </w:rPr>
+        <w:t xml:space="preserve">Even if an attacker bypasses the email query with </w:t>
+      </w:r>
+      <w:r>
+        <w:rPr>
+          <w:rFonts w:ascii="Consolas" w:hAnsi="Consolas"/>
+          <w:b w:val="0"/>
+          <w:i w:val="0"/>
+          <w:color w:val="0F172A"/>
+          <w:sz w:val="19"/>
+        </w:rPr>
+        <w:t>{"$gt": ""}</w:t>
+      </w:r>
+      <w:r>
+        <w:rPr>
+          <w:rFonts w:ascii="Segoe UI" w:hAnsi="Segoe UI"/>
+          <w:b w:val="0"/>
+          <w:i w:val="0"/>
+          <w:color w:val="334155"/>
+          <w:sz w:val="20"/>
+        </w:rPr>
+        <w:t xml:space="preserve">, </w:t>
+      </w:r>
+      <w:r>
+        <w:rPr>
+          <w:rFonts w:ascii="Consolas" w:hAnsi="Consolas"/>
+          <w:b w:val="0"/>
+          <w:i w:val="0"/>
+          <w:color w:val="0F172A"/>
+          <w:sz w:val="19"/>
+        </w:rPr>
+        <w:t>bcrypt.compare(req.body.password, user.password)</w:t>
+      </w:r>
+      <w:r>
+        <w:rPr>
+          <w:rFonts w:ascii="Segoe UI" w:hAnsi="Segoe UI"/>
+          <w:b w:val="0"/>
+          <w:i w:val="0"/>
+          <w:color w:val="334155"/>
+          <w:sz w:val="20"/>
+        </w:rPr>
+        <w:t xml:space="preserve"> in Node.js memory verifies the password hash, preventing unauthorized token generation.</w:t>
       </w:r>
     </w:p>
     <w:p>
-      <w:r>
-        <w:t>What is Parameter Pollution?</w:t>
-        <w:br/>
-        <w:t>When an HTTP request includes duplicate query parameters with the same key in the URL, such as:</w:t>
-        <w:br/>
+      <w:pPr>
+        <w:pStyle w:val="ListBullet"/>
+        <w:spacing w:before="0" w:after="60" w:line="276" w:lineRule="auto"/>
+      </w:pPr>
+      <w:r>
+        <w:rPr>
+          <w:rFonts w:ascii="Segoe UI" w:hAnsi="Segoe UI"/>
+          <w:b/>
+          <w:i w:val="0"/>
+          <w:color w:val="DC2626"/>
+          <w:sz w:val="20"/>
+        </w:rPr>
+        <w:t xml:space="preserve">On Other Routes (LETHAL VULNERABILITY): </w:t>
+      </w:r>
+      <w:r>
+        <w:rPr>
+          <w:rFonts w:ascii="Segoe UI" w:hAnsi="Segoe UI"/>
+          <w:b w:val="0"/>
+          <w:i w:val="0"/>
+          <w:color w:val="334155"/>
+          <w:sz w:val="20"/>
+        </w:rPr>
+        <w:t xml:space="preserve">In password reset token lookups (e.g., </w:t>
+      </w:r>
+      <w:r>
+        <w:rPr>
+          <w:rFonts w:ascii="Consolas" w:hAnsi="Consolas"/>
+          <w:b w:val="0"/>
+          <w:i w:val="0"/>
+          <w:color w:val="0F172A"/>
+          <w:sz w:val="19"/>
+        </w:rPr>
+        <w:t>User.findOne({ passwordResetToken: req.params.token })</w:t>
+      </w:r>
+      <w:r>
+        <w:rPr>
+          <w:rFonts w:ascii="Segoe UI" w:hAnsi="Segoe UI"/>
+          <w:b w:val="0"/>
+          <w:i w:val="0"/>
+          <w:color w:val="334155"/>
+          <w:sz w:val="20"/>
+        </w:rPr>
+        <w:t xml:space="preserve">), passing an operator like </w:t>
+      </w:r>
+      <w:r>
+        <w:rPr>
+          <w:rFonts w:ascii="Consolas" w:hAnsi="Consolas"/>
+          <w:b/>
+          <w:i w:val="0"/>
+          <w:color w:val="0F172A"/>
+          <w:sz w:val="19"/>
+        </w:rPr>
+        <w:t>{"$gt": ""}</w:t>
+      </w:r>
+      <w:r>
+        <w:rPr>
+          <w:rFonts w:ascii="Segoe UI" w:hAnsi="Segoe UI"/>
+          <w:b w:val="0"/>
+          <w:i w:val="0"/>
+          <w:color w:val="334155"/>
+          <w:sz w:val="20"/>
+        </w:rPr>
+        <w:t xml:space="preserve"> returns an active user document, allowing the attacker to </w:t>
+      </w:r>
+      <w:r>
+        <w:rPr>
+          <w:rFonts w:ascii="Segoe UI" w:hAnsi="Segoe UI"/>
+          <w:b/>
+          <w:i w:val="0"/>
+          <w:color w:val="DC2626"/>
+          <w:sz w:val="20"/>
+        </w:rPr>
+        <w:t>reset any victim's password without knowing their secret reset token!</w:t>
+      </w:r>
+    </w:p>
+    <w:p>
+      <w:pPr>
+        <w:pStyle w:val="ListBullet"/>
+        <w:spacing w:before="0" w:after="60" w:line="276" w:lineRule="auto"/>
+      </w:pPr>
+      <w:r>
+        <w:rPr>
+          <w:rFonts w:ascii="Segoe UI" w:hAnsi="Segoe UI"/>
+          <w:b/>
+          <w:i w:val="0"/>
+          <w:color w:val="334155"/>
+          <w:sz w:val="20"/>
+        </w:rPr>
+        <w:t xml:space="preserve">Sanitization Defense: </w:t>
+      </w:r>
+      <w:r>
+        <w:rPr>
+          <w:rFonts w:ascii="Consolas" w:hAnsi="Consolas"/>
+          <w:b/>
+          <w:i w:val="0"/>
+          <w:color w:val="0F172A"/>
+          <w:sz w:val="19"/>
+        </w:rPr>
+        <w:t>express-mongo-sanitize</w:t>
+      </w:r>
+      <w:r>
+        <w:rPr>
+          <w:rFonts w:ascii="Segoe UI" w:hAnsi="Segoe UI"/>
+          <w:b w:val="0"/>
+          <w:i w:val="0"/>
+          <w:color w:val="334155"/>
+          <w:sz w:val="20"/>
+        </w:rPr>
+        <w:t xml:space="preserve"> recursively strips all object keys prefixed with </w:t>
+      </w:r>
+      <w:r>
+        <w:rPr>
+          <w:rFonts w:ascii="Consolas" w:hAnsi="Consolas"/>
+          <w:b w:val="0"/>
+          <w:i w:val="0"/>
+          <w:color w:val="0F172A"/>
+          <w:sz w:val="19"/>
+        </w:rPr>
+        <w:t>'$'</w:t>
+      </w:r>
+      <w:r>
+        <w:rPr>
+          <w:rFonts w:ascii="Segoe UI" w:hAnsi="Segoe UI"/>
+          <w:b w:val="0"/>
+          <w:i w:val="0"/>
+          <w:color w:val="334155"/>
+          <w:sz w:val="20"/>
+        </w:rPr>
+        <w:t xml:space="preserve"> or containing dots from </w:t>
+      </w:r>
+      <w:r>
+        <w:rPr>
+          <w:rFonts w:ascii="Consolas" w:hAnsi="Consolas"/>
+          <w:b w:val="0"/>
+          <w:i w:val="0"/>
+          <w:color w:val="0F172A"/>
+          <w:sz w:val="19"/>
+        </w:rPr>
+        <w:t>req.body</w:t>
+      </w:r>
+      <w:r>
+        <w:rPr>
+          <w:rFonts w:ascii="Segoe UI" w:hAnsi="Segoe UI"/>
+          <w:b w:val="0"/>
+          <w:i w:val="0"/>
+          <w:color w:val="334155"/>
+          <w:sz w:val="20"/>
+        </w:rPr>
+        <w:t xml:space="preserve">, </w:t>
+      </w:r>
+      <w:r>
+        <w:rPr>
+          <w:rFonts w:ascii="Consolas" w:hAnsi="Consolas"/>
+          <w:b w:val="0"/>
+          <w:i w:val="0"/>
+          <w:color w:val="0F172A"/>
+          <w:sz w:val="19"/>
+        </w:rPr>
+        <w:t>req.query</w:t>
+      </w:r>
+      <w:r>
+        <w:rPr>
+          <w:rFonts w:ascii="Segoe UI" w:hAnsi="Segoe UI"/>
+          <w:b w:val="0"/>
+          <w:i w:val="0"/>
+          <w:color w:val="334155"/>
+          <w:sz w:val="20"/>
+        </w:rPr>
+        <w:t xml:space="preserve">, and </w:t>
+      </w:r>
+      <w:r>
+        <w:rPr>
+          <w:rFonts w:ascii="Consolas" w:hAnsi="Consolas"/>
+          <w:b w:val="0"/>
+          <w:i w:val="0"/>
+          <w:color w:val="0F172A"/>
+          <w:sz w:val="19"/>
+        </w:rPr>
+        <w:t>req.params</w:t>
+      </w:r>
+      <w:r>
+        <w:rPr>
+          <w:rFonts w:ascii="Segoe UI" w:hAnsi="Segoe UI"/>
+          <w:b w:val="0"/>
+          <w:i w:val="0"/>
+          <w:color w:val="334155"/>
+          <w:sz w:val="20"/>
+        </w:rPr>
+        <w:t>.</w:t>
+      </w:r>
+    </w:p>
+    <w:p>
+      <w:pPr>
+        <w:keepNext/>
+        <w:spacing w:before="360" w:after="120"/>
+      </w:pPr>
+      <w:r>
+        <w:rPr>
+          <w:rFonts w:ascii="Segoe UI" w:hAnsi="Segoe UI"/>
+          <w:b/>
+          <w:color w:val="0369A1"/>
+          <w:sz w:val="32"/>
+        </w:rPr>
+        <w:t>8. HTTP Parameter Pollution (HPP)</w:t>
+      </w:r>
+    </w:p>
+    <w:p>
+      <w:pPr>
+        <w:spacing w:before="0" w:after="120" w:line="276" w:lineRule="auto"/>
+      </w:pPr>
+      <w:r>
+        <w:rPr>
+          <w:rFonts w:ascii="Segoe UI" w:hAnsi="Segoe UI"/>
+          <w:b/>
+          <w:i w:val="0"/>
+          <w:color w:val="334155"/>
+          <w:sz w:val="20"/>
+        </w:rPr>
+        <w:t xml:space="preserve">What is Parameter Pollution? </w:t>
+      </w:r>
+      <w:r>
+        <w:rPr>
+          <w:rFonts w:ascii="Segoe UI" w:hAnsi="Segoe UI"/>
+          <w:b w:val="0"/>
+          <w:i w:val="0"/>
+          <w:color w:val="334155"/>
+          <w:sz w:val="20"/>
+        </w:rPr>
+        <w:t xml:space="preserve">When an incoming HTTP request contains duplicate query parameters with identical keys in the URL, such as: </w:t>
+      </w:r>
+    </w:p>
+    <w:p>
+      <w:pPr>
+        <w:spacing w:before="0" w:after="120" w:line="276" w:lineRule="auto"/>
+      </w:pPr>
+      <w:r>
+        <w:rPr>
+          <w:rFonts w:ascii="Consolas" w:hAnsi="Consolas"/>
+          <w:b/>
+          <w:i w:val="0"/>
+          <w:color w:val="0F172A"/>
+          <w:sz w:val="19"/>
+        </w:rPr>
         <w:t>GET /api/v1/tours?sort=duration&amp;sort=price</w:t>
-        <w:br/>
-        <w:br/>
-        <w:t>By default, Express parses duplicate query parameters as an Array:</w:t>
-        <w:br/>
+      </w:r>
+    </w:p>
+    <w:p>
+      <w:pPr>
+        <w:spacing w:before="0" w:after="120" w:line="276" w:lineRule="auto"/>
+      </w:pPr>
+      <w:r>
+        <w:rPr>
+          <w:rFonts w:ascii="Segoe UI" w:hAnsi="Segoe UI"/>
+          <w:b w:val="0"/>
+          <w:i w:val="0"/>
+          <w:color w:val="334155"/>
+          <w:sz w:val="20"/>
+        </w:rPr>
+        <w:t xml:space="preserve">By default, the Express query parser parses duplicate keys into a JavaScript Array: </w:t>
+      </w:r>
+      <w:r>
+        <w:rPr>
+          <w:rFonts w:ascii="Consolas" w:hAnsi="Consolas"/>
+          <w:b/>
+          <w:i w:val="0"/>
+          <w:color w:val="0F172A"/>
+          <w:sz w:val="19"/>
+        </w:rPr>
         <w:t>req.query.sort = ['duration', 'price'];</w:t>
-        <w:br/>
-        <w:br/>
-        <w:t>If our backend controller contains string methods like query.sort.split(','), running an array against a string method throws an uncaught TypeError (TypeError: query.sort.split is not a function) causing an unhandled server crash (500 Internal Server Error).</w:t>
+      </w:r>
+    </w:p>
+    <w:p>
+      <w:pPr>
+        <w:spacing w:before="0" w:after="120" w:line="276" w:lineRule="auto"/>
+      </w:pPr>
+      <w:r>
+        <w:rPr>
+          <w:rFonts w:ascii="Segoe UI" w:hAnsi="Segoe UI"/>
+          <w:b/>
+          <w:i w:val="0"/>
+          <w:color w:val="DC2626"/>
+          <w:sz w:val="20"/>
+        </w:rPr>
+        <w:t xml:space="preserve">FATAL CRASH SCENARIO: </w:t>
+      </w:r>
+      <w:r>
+        <w:rPr>
+          <w:rFonts w:ascii="Segoe UI" w:hAnsi="Segoe UI"/>
+          <w:b w:val="0"/>
+          <w:i w:val="0"/>
+          <w:color w:val="334155"/>
+          <w:sz w:val="20"/>
+        </w:rPr>
+        <w:t xml:space="preserve">If backend controller logic executes string methods like </w:t>
+      </w:r>
+      <w:r>
+        <w:rPr>
+          <w:rFonts w:ascii="Consolas" w:hAnsi="Consolas"/>
+          <w:b/>
+          <w:i w:val="0"/>
+          <w:color w:val="0F172A"/>
+          <w:sz w:val="19"/>
+        </w:rPr>
+        <w:t>req.query.sort.split(',')</w:t>
+      </w:r>
+      <w:r>
+        <w:rPr>
+          <w:rFonts w:ascii="Segoe UI" w:hAnsi="Segoe UI"/>
+          <w:b w:val="0"/>
+          <w:i w:val="0"/>
+          <w:color w:val="334155"/>
+          <w:sz w:val="20"/>
+        </w:rPr>
+        <w:t xml:space="preserve">, invoking a string method on an Array throws an uncaught </w:t>
+      </w:r>
+      <w:r>
+        <w:rPr>
+          <w:rFonts w:ascii="Segoe UI" w:hAnsi="Segoe UI"/>
+          <w:b/>
+          <w:i w:val="0"/>
+          <w:color w:val="DC2626"/>
+          <w:sz w:val="20"/>
+        </w:rPr>
+        <w:t>TypeError: req.query.sort.split is not a function</w:t>
+      </w:r>
+      <w:r>
+        <w:rPr>
+          <w:rFonts w:ascii="Segoe UI" w:hAnsi="Segoe UI"/>
+          <w:b w:val="0"/>
+          <w:i w:val="0"/>
+          <w:color w:val="334155"/>
+          <w:sz w:val="20"/>
+        </w:rPr>
+        <w:t>, triggering an unhandled server crash (HTTP 500 Internal Server Error).</w:t>
       </w:r>
     </w:p>
     <w:tbl>
@@ -732,40 +2398,69 @@
         <w:tblLook w:firstColumn="1" w:firstRow="1" w:lastColumn="0" w:lastRow="0" w:noHBand="0" w:noVBand="1" w:val="04A0"/>
       </w:tblPr>
       <w:tblGrid>
-        <w:gridCol w:w="9936"/>
+        <w:gridCol w:w="10080"/>
       </w:tblGrid>
       <w:tr>
         <w:tc>
           <w:tcPr>
-            <w:tcW w:type="dxa" w:w="9360"/>
-            <w:shd w:fill="E0F2FE"/>
+            <w:tcW w:type="dxa" w:w="10080"/>
+            <w:shd w:fill="F0F9FF"/>
+            <w:tcBorders>
+              <w:top w:val="single" w:sz="4" w:space="0" w:color="0284C7"/>
+              <w:left w:val="single" w:sz="24" w:space="0" w:color="0284C7"/>
+              <w:bottom w:val="single" w:sz="4" w:space="0" w:color="0284C7"/>
+              <w:right w:val="single" w:sz="4" w:space="0" w:color="0284C7"/>
+            </w:tcBorders>
             <w:tcMar>
               <w:top w:w="120" w:type="dxa"/>
               <w:bottom w:w="120" w:type="dxa"/>
-              <w:left w:w="180" w:type="dxa"/>
-              <w:right w:w="180" w:type="dxa"/>
+              <w:left w:w="160" w:type="dxa"/>
+              <w:right w:w="160" w:type="dxa"/>
             </w:tcMar>
           </w:tcPr>
           <w:p>
             <w:pPr>
-              <w:spacing w:before="40" w:after="40"/>
+              <w:spacing w:before="0" w:after="60" w:line="276" w:lineRule="auto"/>
             </w:pPr>
             <w:r>
               <w:rPr>
                 <w:rFonts w:ascii="Segoe UI" w:hAnsi="Segoe UI"/>
                 <w:b/>
-                <w:color w:val="0F172A"/>
+                <w:color w:val="0369A1"/>
                 <w:sz w:val="20"/>
               </w:rPr>
-              <w:t xml:space="preserve">📌 HPP DEFENSE: </w:t>
+              <w:t>HPP DEFENSE MECHANISM</w:t>
+              <w:br/>
             </w:r>
             <w:r>
               <w:rPr>
                 <w:rFonts w:ascii="Segoe UI" w:hAnsi="Segoe UI"/>
-                <w:color w:val="1E293B"/>
-                <w:sz w:val="20"/>
+                <w:b/>
+                <w:i w:val="0"/>
+                <w:color w:val="334155"/>
+                <w:sz w:val="19"/>
               </w:rPr>
-              <w:t>The 'hpp' package cleans query parameters by stripping duplicates and keeping only the last parameter value, while allowing designated keys via a 'whitelist'.</w:t>
+              <w:t xml:space="preserve">The 'hpp' middleware strips duplicate query parameters, retaining only the last value supplied, while permitting specific parameters to repeat via an explicit </w:t>
+            </w:r>
+            <w:r>
+              <w:rPr>
+                <w:rFonts w:ascii="Consolas" w:hAnsi="Consolas"/>
+                <w:b/>
+                <w:i w:val="0"/>
+                <w:color w:val="0F172A"/>
+                <w:sz w:val="19"/>
+              </w:rPr>
+              <w:t>whitelist</w:t>
+            </w:r>
+            <w:r>
+              <w:rPr>
+                <w:rFonts w:ascii="Segoe UI" w:hAnsi="Segoe UI"/>
+                <w:b w:val="0"/>
+                <w:i w:val="0"/>
+                <w:color w:val="334155"/>
+                <w:sz w:val="19"/>
+              </w:rPr>
+              <w:t xml:space="preserve"> (e.g. allowing multiple duration or price filter bounds).</w:t>
             </w:r>
           </w:p>
         </w:tc>
@@ -773,7 +2468,7 @@
     </w:tbl>
     <w:p>
       <w:pPr>
-        <w:spacing w:after="120"/>
+        <w:spacing w:before="0" w:after="120"/>
       </w:pPr>
     </w:p>
     <w:tbl>
@@ -784,34 +2479,50 @@
         <w:tblLook w:firstColumn="1" w:firstRow="1" w:lastColumn="0" w:lastRow="0" w:noHBand="0" w:noVBand="1" w:val="04A0"/>
       </w:tblPr>
       <w:tblGrid>
-        <w:gridCol w:w="9936"/>
+        <w:gridCol w:w="10080"/>
       </w:tblGrid>
       <w:tr>
         <w:tc>
           <w:tcPr>
-            <w:tcW w:type="dxa" w:w="9360"/>
-            <w:shd w:fill="F4F6F8"/>
+            <w:tcW w:type="dxa" w:w="10080"/>
+            <w:shd w:fill="F8FAFC"/>
+            <w:tcBorders>
+              <w:top w:val="single" w:sz="4" w:space="0" w:color="E2E8F0"/>
+              <w:left w:val="single" w:sz="16" w:space="0" w:color="CBD5E1"/>
+              <w:bottom w:val="single" w:sz="4" w:space="0" w:color="E2E8F0"/>
+              <w:right w:val="single" w:sz="4" w:space="0" w:color="E2E8F0"/>
+            </w:tcBorders>
             <w:tcMar>
               <w:top w:w="120" w:type="dxa"/>
               <w:bottom w:w="120" w:type="dxa"/>
-              <w:left w:w="180" w:type="dxa"/>
-              <w:right w:w="180" w:type="dxa"/>
+              <w:left w:w="160" w:type="dxa"/>
+              <w:right w:w="160" w:type="dxa"/>
             </w:tcMar>
           </w:tcPr>
           <w:p>
             <w:pPr>
-              <w:spacing w:before="40" w:after="40" w:line="276" w:lineRule="auto"/>
+              <w:spacing w:before="0" w:after="0" w:line="252" w:lineRule="auto"/>
             </w:pPr>
             <w:r>
               <w:rPr>
                 <w:rFonts w:ascii="Consolas" w:hAnsi="Consolas"/>
+                <w:b/>
+                <w:color w:val="0369A1"/>
+                <w:sz w:val="17"/>
+              </w:rPr>
+              <w:t>// app.js - HPP Middleware with Whitelist</w:t>
+              <w:br/>
+            </w:r>
+            <w:r>
+              <w:rPr>
+                <w:rFonts w:ascii="Consolas" w:hAnsi="Consolas"/>
                 <w:color w:val="1E293B"/>
-                <w:sz w:val="19"/>
+                <w:sz w:val="18"/>
               </w:rPr>
               <w:t>const hpp = require('hpp');</w:t>
               <w:br/>
               <w:br/>
-              <w:t>// Prevent parameter pollution</w:t>
+              <w:t>// Prevent parameter pollution and protect against array-method crashes</w:t>
               <w:br/>
               <w:t>app.use(</w:t>
               <w:br/>
@@ -843,15 +2554,37 @@
     </w:tbl>
     <w:p>
       <w:pPr>
-        <w:spacing w:after="120"/>
+        <w:spacing w:before="0" w:after="120"/>
       </w:pPr>
     </w:p>
     <w:p>
       <w:pPr>
-        <w:pStyle w:val="Heading1"/>
+        <w:keepNext/>
+        <w:spacing w:before="360" w:after="120"/>
       </w:pPr>
       <w:r>
+        <w:rPr>
+          <w:rFonts w:ascii="Segoe UI" w:hAnsi="Segoe UI"/>
+          <w:b/>
+          <w:color w:val="0369A1"/>
+          <w:sz w:val="32"/>
+        </w:rPr>
         <w:t>9. Complete Reference app.js Architecture</w:t>
+      </w:r>
+    </w:p>
+    <w:p>
+      <w:pPr>
+        <w:spacing w:before="0" w:after="120" w:line="276" w:lineRule="auto"/>
+      </w:pPr>
+      <w:r>
+        <w:rPr>
+          <w:rFonts w:ascii="Segoe UI" w:hAnsi="Segoe UI"/>
+          <w:b w:val="0"/>
+          <w:i w:val="0"/>
+          <w:color w:val="334155"/>
+          <w:sz w:val="20"/>
+        </w:rPr>
+        <w:t xml:space="preserve">Below is the consolidated, production-grade Express configuration pipeline incorporating all security layers, parsers, and error handling middleware: </w:t>
       </w:r>
     </w:p>
     <w:tbl>
@@ -862,30 +2595,48 @@
         <w:tblLook w:firstColumn="1" w:firstRow="1" w:lastColumn="0" w:lastRow="0" w:noHBand="0" w:noVBand="1" w:val="04A0"/>
       </w:tblPr>
       <w:tblGrid>
-        <w:gridCol w:w="9936"/>
+        <w:gridCol w:w="10080"/>
       </w:tblGrid>
       <w:tr>
         <w:tc>
           <w:tcPr>
-            <w:tcW w:type="dxa" w:w="9360"/>
-            <w:shd w:fill="F4F6F8"/>
+            <w:tcW w:type="dxa" w:w="10080"/>
+            <w:shd w:fill="F8FAFC"/>
+            <w:tcBorders>
+              <w:top w:val="single" w:sz="4" w:space="0" w:color="E2E8F0"/>
+              <w:left w:val="single" w:sz="16" w:space="0" w:color="CBD5E1"/>
+              <w:bottom w:val="single" w:sz="4" w:space="0" w:color="E2E8F0"/>
+              <w:right w:val="single" w:sz="4" w:space="0" w:color="E2E8F0"/>
+            </w:tcBorders>
             <w:tcMar>
               <w:top w:w="120" w:type="dxa"/>
               <w:bottom w:w="120" w:type="dxa"/>
-              <w:left w:w="180" w:type="dxa"/>
-              <w:right w:w="180" w:type="dxa"/>
+              <w:left w:w="160" w:type="dxa"/>
+              <w:right w:w="160" w:type="dxa"/>
             </w:tcMar>
           </w:tcPr>
           <w:p>
             <w:pPr>
-              <w:spacing w:before="40" w:after="40" w:line="276" w:lineRule="auto"/>
+              <w:spacing w:before="0" w:after="0" w:line="252" w:lineRule="auto"/>
             </w:pPr>
             <w:r>
               <w:rPr>
                 <w:rFonts w:ascii="Consolas" w:hAnsi="Consolas"/>
+                <w:b/>
+                <w:color w:val="0369A1"/>
+                <w:sz w:val="17"/>
+              </w:rPr>
+              <w:t>// app.js - Production Application Architecture</w:t>
+              <w:br/>
+            </w:r>
+            <w:r>
+              <w:rPr>
+                <w:rFonts w:ascii="Consolas" w:hAnsi="Consolas"/>
                 <w:color w:val="1E293B"/>
-                <w:sz w:val="19"/>
+                <w:sz w:val="18"/>
               </w:rPr>
+              <w:t>const path = require('path');</w:t>
+              <w:br/>
               <w:t>const express = require('express');</w:t>
               <w:br/>
               <w:t>const cors = require('cors');</w:t>
@@ -909,22 +2660,33 @@
               <w:br/>
               <w:t>const userRouter = require('./routes/userRouter.js');</w:t>
               <w:br/>
+              <w:t>const reviewRouter = require('./routes/reviewRouter.js');</w:t>
+              <w:br/>
+              <w:t>const viewRouter = require('./routes/viewRouter.js');</w:t>
+              <w:br/>
               <w:t>const AppError = require('./utils/AppError.js');</w:t>
               <w:br/>
-              <w:t>const GlobalErrorhandler = require('./utils/global-error-handler.js');</w:t>
+              <w:t>const globalErrorHandler = require('./utils/global-error-handler.js');</w:t>
               <w:br/>
               <w:br/>
               <w:t>const app = express();</w:t>
               <w:br/>
               <w:br/>
-              <w:t>// 1. Security HTTP headers &amp; CORS</w:t>
+              <w:t>// 1. Template Engine Configuration (SSR)</w:t>
+              <w:br/>
+              <w:t>app.set('view engine', 'pug');</w:t>
+              <w:br/>
+              <w:t>app.set('views', path.join(__dirname, 'views'));</w:t>
+              <w:br/>
+              <w:br/>
+              <w:t>// 2. Global Security Headers &amp; CORS</w:t>
               <w:br/>
               <w:t>app.use(cors());</w:t>
               <w:br/>
               <w:t>app.use(helmet());</w:t>
               <w:br/>
               <w:br/>
-              <w:t>// 2. Development logging</w:t>
+              <w:t>// 3. Development Logging</w:t>
               <w:br/>
               <w:t>if (process.env.NODE_ENV === 'development') {</w:t>
               <w:br/>
@@ -933,7 +2695,7 @@
               <w:t>}</w:t>
               <w:br/>
               <w:br/>
-              <w:t>// 3. Rate limiting for API requests</w:t>
+              <w:t>// 4. Rate Limiting for API routes</w:t>
               <w:br/>
               <w:t>const limiter = rateLimit({</w:t>
               <w:br/>
@@ -948,71 +2710,53 @@
               <w:t>app.use('/api', limiter);</w:t>
               <w:br/>
               <w:br/>
-              <w:t>// 4. Body &amp; Cookie parsers</w:t>
+              <w:t>// 5. Body &amp; Cookie Parsers</w:t>
               <w:br/>
               <w:t>app.use(express.json({ limit: '10kb' }));</w:t>
               <w:br/>
               <w:t>app.use(cookieParser());</w:t>
               <w:br/>
               <w:br/>
-              <w:t>// 5. Data Sanitization</w:t>
+              <w:t>// 6. Data Sanitization</w:t>
               <w:br/>
-              <w:t>app.use(mongoSanitize()); // NoSQL injection defense</w:t>
+              <w:t>app.use(mongoSanitize()); // Defends against NoSQL query injection</w:t>
               <w:br/>
-              <w:t>app.use(xss());           // XSS defense</w:t>
+              <w:t>app.use(xss());           // Defends against Cross-Site Scripting (XSS)</w:t>
               <w:br/>
               <w:br/>
-              <w:t>// 6. Prevent Parameter Pollution</w:t>
+              <w:t>// 7. HTTP Parameter Pollution Prevention</w:t>
               <w:br/>
-              <w:t>app.use(</w:t>
-              <w:br/>
-              <w:t xml:space="preserve">  hpp({</w:t>
-              <w:br/>
-              <w:t xml:space="preserve">    whitelist: [</w:t>
-              <w:br/>
-              <w:t xml:space="preserve">      'duration',</w:t>
-              <w:br/>
-              <w:t xml:space="preserve">      'ratingsQuantity',</w:t>
-              <w:br/>
-              <w:t xml:space="preserve">      'ratingsAverage',</w:t>
-              <w:br/>
-              <w:t xml:space="preserve">      'maxGroupSize',</w:t>
-              <w:br/>
-              <w:t xml:space="preserve">      'difficulty',</w:t>
-              <w:br/>
-              <w:t xml:space="preserve">      'price'</w:t>
-              <w:br/>
-              <w:t xml:space="preserve">    ]</w:t>
-              <w:br/>
-              <w:t xml:space="preserve">  })</w:t>
-              <w:br/>
-              <w:t>);</w:t>
+              <w:t>app.use(hpp({ whitelist: ['duration', 'ratingsQuantity', 'ratingsAverage', 'maxGroupSize', 'difficulty', 'price'] }));</w:t>
               <w:br/>
               <w:br/>
-              <w:t>// 7. Static files &amp; Custom helpers</w:t>
+              <w:t>// 8. Serving Static Assets</w:t>
               <w:br/>
-              <w:t>app.use(express.static(`${__dirname}/public`));</w:t>
+              <w:t>app.use(express.static(path.join(__dirname, 'public')));</w:t>
               <w:br/>
               <w:br/>
-              <w:t>// 8. Application Routes</w:t>
+              <w:t>// 9. Application Mount Points (Separation of Views and API)</w:t>
               <w:br/>
-              <w:t>app.use('/api/v1/tours', tourRouter);</w:t>
+              <w:t>app.use('/', viewRouter);                   // SSR View routes (HTML)</w:t>
+              <w:br/>
+              <w:t>app.use('/api/v1/tours', tourRouter);       // REST API routes (JSON)</w:t>
               <w:br/>
               <w:t>app.use('/api/v1/users', userRouter);</w:t>
               <w:br/>
+              <w:t>app.use('/api/v1/reviews', reviewRouter);</w:t>
               <w:br/>
-              <w:t>// 9. 404 Unhandled Route Handler</w:t>
               <w:br/>
-              <w:t>app.use((req, res, next) =&gt; {</w:t>
+              <w:t>// 10. Unhandled Route Catch-All</w:t>
               <w:br/>
-              <w:t xml:space="preserve">  next(new AppError(404, `Route ${req.originalUrl} not found`));</w:t>
+              <w:t>app.all('*', (req, res, next) =&gt; {</w:t>
+              <w:br/>
+              <w:t xml:space="preserve">  next(new AppError(404, `Can't find ${req.originalUrl} on this server!`));</w:t>
               <w:br/>
               <w:t>});</w:t>
               <w:br/>
               <w:br/>
-              <w:t>// 10. Global Error Handling Middleware</w:t>
+              <w:t>// 11. Global Error Handling Middleware</w:t>
               <w:br/>
-              <w:t>app.use(GlobalErrorhandler);</w:t>
+              <w:t>app.use(globalErrorHandler);</w:t>
               <w:br/>
               <w:br/>
               <w:t>module.exports = app;</w:t>
@@ -1023,19 +2767,19 @@
     </w:tbl>
     <w:p>
       <w:pPr>
-        <w:spacing w:after="120"/>
+        <w:spacing w:before="0" w:after="120"/>
       </w:pPr>
     </w:p>
     <w:p>
       <w:pPr>
-        <w:pStyle w:val="Heading1"/>
+        <w:keepNext/>
         <w:spacing w:before="360" w:after="120"/>
       </w:pPr>
       <w:r>
         <w:rPr>
-          <w:rFonts w:ascii="Calibri" w:hAnsi="Calibri"/>
+          <w:rFonts w:ascii="Segoe UI" w:hAnsi="Segoe UI"/>
           <w:b/>
-          <w:color w:val="0284C7"/>
+          <w:color w:val="0369A1"/>
           <w:sz w:val="32"/>
         </w:rPr>
         <w:t>10. Controller Factory Functions (Handler Factory Pattern)</w:t>
@@ -1043,34 +2787,57 @@
     </w:p>
     <w:p>
       <w:pPr>
-        <w:spacing w:before="40" w:after="120" w:line="276" w:lineRule="auto"/>
+        <w:spacing w:before="0" w:after="120" w:line="276" w:lineRule="auto"/>
       </w:pPr>
       <w:r>
         <w:rPr>
-          <w:rFonts w:ascii="Calibri" w:hAnsi="Calibri"/>
+          <w:rFonts w:ascii="Segoe UI" w:hAnsi="Segoe UI"/>
           <w:b/>
-          <w:color w:val="0F172A"/>
-          <w:sz w:val="22"/>
+          <w:i w:val="0"/>
+          <w:color w:val="334155"/>
+          <w:sz w:val="20"/>
         </w:rPr>
         <w:t xml:space="preserve">Architectural Overview: </w:t>
       </w:r>
       <w:r>
         <w:rPr>
-          <w:rFonts w:ascii="Calibri" w:hAnsi="Calibri"/>
+          <w:rFonts w:ascii="Segoe UI" w:hAnsi="Segoe UI"/>
+          <w:b w:val="0"/>
+          <w:i w:val="0"/>
           <w:color w:val="334155"/>
-          <w:sz w:val="22"/>
-        </w:rPr>
-        <w:t>Building reusable controller factory functions (commonly called Handler Factory) is an architectural best-practice in Express/Mongoose applications. Instead of repeating 15–30 lines of boilerplate CRUD logic in every single controller file (e.g., Tour, Review, User, Booking), we create higher-order factory functions that dynamically produce Express route handlers for any given Mongoose model.</w:t>
+          <w:sz w:val="20"/>
+        </w:rPr>
+        <w:t xml:space="preserve">Building reusable controller factory functions is an established design pattern in Express/Mongoose engineering. Instead of copying and pasting 20–30 lines of boilerplate CRUD logic across every domain controller (Tours, Reviews, Users, Bookings), we employ </w:t>
+      </w:r>
+      <w:r>
+        <w:rPr>
+          <w:rFonts w:ascii="Segoe UI" w:hAnsi="Segoe UI"/>
+          <w:b/>
+          <w:i w:val="0"/>
+          <w:color w:val="334155"/>
+          <w:sz w:val="20"/>
+        </w:rPr>
+        <w:t>higher-order factory functions</w:t>
+      </w:r>
+      <w:r>
+        <w:rPr>
+          <w:rFonts w:ascii="Segoe UI" w:hAnsi="Segoe UI"/>
+          <w:b w:val="0"/>
+          <w:i w:val="0"/>
+          <w:color w:val="334155"/>
+          <w:sz w:val="20"/>
+        </w:rPr>
+        <w:t xml:space="preserve"> that dynamically generate Express route handlers for any given Mongoose model.</w:t>
       </w:r>
     </w:p>
     <w:p>
       <w:pPr>
-        <w:pStyle w:val="Heading2"/>
-        <w:spacing w:before="240" w:after="80"/>
+        <w:keepNext/>
+        <w:spacing w:before="260" w:after="80"/>
       </w:pPr>
       <w:r>
         <w:rPr>
-          <w:rFonts w:ascii="Calibri" w:hAnsi="Calibri"/>
+          <w:rFonts w:ascii="Segoe UI" w:hAnsi="Segoe UI"/>
           <w:b/>
           <w:color w:val="0F172A"/>
           <w:sz w:val="26"/>
@@ -1080,26 +2847,227 @@
     </w:p>
     <w:p>
       <w:pPr>
-        <w:spacing w:before="40" w:after="120" w:line="276" w:lineRule="auto"/>
+        <w:spacing w:before="0" w:after="120" w:line="276" w:lineRule="auto"/>
       </w:pPr>
       <w:r>
         <w:rPr>
-          <w:rFonts w:ascii="Calibri" w:hAnsi="Calibri"/>
+          <w:rFonts w:ascii="Segoe UI" w:hAnsi="Segoe UI"/>
+          <w:b w:val="0"/>
+          <w:i w:val="0"/>
+          <w:color w:val="334155"/>
+          <w:sz w:val="20"/>
+        </w:rPr>
+        <w:t xml:space="preserve">In Express, every route handler has the signature </w:t>
+      </w:r>
+      <w:r>
+        <w:rPr>
+          <w:rFonts w:ascii="Consolas" w:hAnsi="Consolas"/>
+          <w:b w:val="0"/>
+          <w:i w:val="0"/>
+          <w:color w:val="0F172A"/>
+          <w:sz w:val="19"/>
+        </w:rPr>
+        <w:t>(req, res, next) =&gt; { ... }</w:t>
+      </w:r>
+      <w:r>
+        <w:rPr>
+          <w:rFonts w:ascii="Segoe UI" w:hAnsi="Segoe UI"/>
+          <w:b w:val="0"/>
+          <w:i w:val="0"/>
+          <w:color w:val="334155"/>
+          <w:sz w:val="20"/>
+        </w:rPr>
+        <w:t xml:space="preserve">. A Factory Function is an outer function that accepts a Mongoose Model (and optional populate options) and returns that standard handler. Via </w:t>
+      </w:r>
+      <w:r>
+        <w:rPr>
+          <w:rFonts w:ascii="Segoe UI" w:hAnsi="Segoe UI"/>
+          <w:b/>
+          <w:i w:val="0"/>
+          <w:color w:val="334155"/>
+          <w:sz w:val="20"/>
+        </w:rPr>
+        <w:t>JavaScript Closures</w:t>
+      </w:r>
+      <w:r>
+        <w:rPr>
+          <w:rFonts w:ascii="Segoe UI" w:hAnsi="Segoe UI"/>
+          <w:b w:val="0"/>
+          <w:i w:val="0"/>
+          <w:color w:val="334155"/>
+          <w:sz w:val="20"/>
+        </w:rPr>
+        <w:t>, the returned inner handler retains permanent lexical access to the Model reference passed into the outer scope.</w:t>
+      </w:r>
+    </w:p>
+    <w:p>
+      <w:pPr>
+        <w:keepNext/>
+        <w:spacing w:before="260" w:after="80"/>
+      </w:pPr>
+      <w:r>
+        <w:rPr>
+          <w:rFonts w:ascii="Segoe UI" w:hAnsi="Segoe UI"/>
           <w:b/>
           <w:color w:val="0F172A"/>
-          <w:sz w:val="22"/>
-        </w:rPr>
-        <w:t xml:space="preserve">How Closures Power the Pattern: </w:t>
-      </w:r>
-      <w:r>
-        <w:rPr>
-          <w:rFonts w:ascii="Calibri" w:hAnsi="Calibri"/>
+          <w:sz w:val="26"/>
+        </w:rPr>
+        <w:t>Granular Factory Handlers vs. Monolithic Switches</w:t>
+      </w:r>
+    </w:p>
+    <w:p>
+      <w:pPr>
+        <w:spacing w:before="0" w:after="120" w:line="276" w:lineRule="auto"/>
+      </w:pPr>
+      <w:r>
+        <w:rPr>
+          <w:rFonts w:ascii="Segoe UI" w:hAnsi="Segoe UI"/>
+          <w:b/>
+          <w:i w:val="0"/>
           <w:color w:val="334155"/>
-          <w:sz w:val="22"/>
-        </w:rPr>
-        <w:t>In Express, every route handler is fundamentally a function with the signature (req, res, next) =&gt; { ... }.</w:t>
-        <w:br/>
-        <w:t>A Factory Function is a higher-order function that accepts a Mongoose Model (plus optional configuration like populate options) and returns the standard Express handler. Due to JavaScript Closures, the returned inner function retains lexical access to the specific Model passed into the outer function.</w:t>
+          <w:sz w:val="20"/>
+        </w:rPr>
+        <w:t xml:space="preserve">Design Principle: </w:t>
+      </w:r>
+      <w:r>
+        <w:rPr>
+          <w:rFonts w:ascii="Segoe UI" w:hAnsi="Segoe UI"/>
+          <w:b w:val="0"/>
+          <w:i w:val="0"/>
+          <w:color w:val="334155"/>
+          <w:sz w:val="20"/>
+        </w:rPr>
+        <w:t>Rather than building a single monolithic handler with complex switch-case conditions, clean software architecture exports dedicated factory functions for each distinct CRUD operation:</w:t>
+      </w:r>
+    </w:p>
+    <w:p>
+      <w:pPr>
+        <w:pStyle w:val="ListBullet"/>
+        <w:spacing w:before="0" w:after="60" w:line="276" w:lineRule="auto"/>
+      </w:pPr>
+      <w:r>
+        <w:rPr>
+          <w:rFonts w:ascii="Segoe UI" w:hAnsi="Segoe UI"/>
+          <w:b/>
+          <w:i w:val="0"/>
+          <w:color w:val="334155"/>
+          <w:sz w:val="20"/>
+        </w:rPr>
+        <w:t xml:space="preserve">1. deleteOne(Model): </w:t>
+      </w:r>
+      <w:r>
+        <w:rPr>
+          <w:rFonts w:ascii="Segoe UI" w:hAnsi="Segoe UI"/>
+          <w:b w:val="0"/>
+          <w:i w:val="0"/>
+          <w:color w:val="334155"/>
+          <w:sz w:val="20"/>
+        </w:rPr>
+        <w:t>Executes findByIdAndDelete, 404 validation via AppError, and sends 204 No Content.</w:t>
+      </w:r>
+    </w:p>
+    <w:p>
+      <w:pPr>
+        <w:pStyle w:val="ListBullet"/>
+        <w:spacing w:before="0" w:after="60" w:line="276" w:lineRule="auto"/>
+      </w:pPr>
+      <w:r>
+        <w:rPr>
+          <w:rFonts w:ascii="Segoe UI" w:hAnsi="Segoe UI"/>
+          <w:b/>
+          <w:i w:val="0"/>
+          <w:color w:val="334155"/>
+          <w:sz w:val="20"/>
+        </w:rPr>
+        <w:t xml:space="preserve">2. updateOne(Model): </w:t>
+      </w:r>
+      <w:r>
+        <w:rPr>
+          <w:rFonts w:ascii="Segoe UI" w:hAnsi="Segoe UI"/>
+          <w:b w:val="0"/>
+          <w:i w:val="0"/>
+          <w:color w:val="334155"/>
+          <w:sz w:val="20"/>
+        </w:rPr>
+        <w:t>Executes findByIdAndUpdate with runValidators: true and new: true options.</w:t>
+      </w:r>
+    </w:p>
+    <w:p>
+      <w:pPr>
+        <w:pStyle w:val="ListBullet"/>
+        <w:spacing w:before="0" w:after="60" w:line="276" w:lineRule="auto"/>
+      </w:pPr>
+      <w:r>
+        <w:rPr>
+          <w:rFonts w:ascii="Segoe UI" w:hAnsi="Segoe UI"/>
+          <w:b/>
+          <w:i w:val="0"/>
+          <w:color w:val="334155"/>
+          <w:sz w:val="20"/>
+        </w:rPr>
+        <w:t xml:space="preserve">3. createOne(Model): </w:t>
+      </w:r>
+      <w:r>
+        <w:rPr>
+          <w:rFonts w:ascii="Segoe UI" w:hAnsi="Segoe UI"/>
+          <w:b w:val="0"/>
+          <w:i w:val="0"/>
+          <w:color w:val="334155"/>
+          <w:sz w:val="20"/>
+        </w:rPr>
+        <w:t>Executes Model.create(req.body) and sends 201 Created.</w:t>
+      </w:r>
+    </w:p>
+    <w:p>
+      <w:pPr>
+        <w:pStyle w:val="ListBullet"/>
+        <w:spacing w:before="0" w:after="60" w:line="276" w:lineRule="auto"/>
+      </w:pPr>
+      <w:r>
+        <w:rPr>
+          <w:rFonts w:ascii="Segoe UI" w:hAnsi="Segoe UI"/>
+          <w:b/>
+          <w:i w:val="0"/>
+          <w:color w:val="334155"/>
+          <w:sz w:val="20"/>
+        </w:rPr>
+        <w:t xml:space="preserve">4. getOne(Model, popOptions): </w:t>
+      </w:r>
+      <w:r>
+        <w:rPr>
+          <w:rFonts w:ascii="Segoe UI" w:hAnsi="Segoe UI"/>
+          <w:b w:val="0"/>
+          <w:i w:val="0"/>
+          <w:color w:val="334155"/>
+          <w:sz w:val="20"/>
+        </w:rPr>
+        <w:t>Executes findById with dynamic query population when options are provided.</w:t>
+      </w:r>
+    </w:p>
+    <w:p>
+      <w:pPr>
+        <w:pStyle w:val="ListBullet"/>
+        <w:spacing w:before="0" w:after="60" w:line="276" w:lineRule="auto"/>
+      </w:pPr>
+      <w:r>
+        <w:rPr>
+          <w:rFonts w:ascii="Segoe UI" w:hAnsi="Segoe UI"/>
+          <w:b/>
+          <w:i w:val="0"/>
+          <w:color w:val="334155"/>
+          <w:sz w:val="20"/>
+        </w:rPr>
+        <w:t xml:space="preserve">5. getAll(Model): </w:t>
+      </w:r>
+      <w:r>
+        <w:rPr>
+          <w:rFonts w:ascii="Segoe UI" w:hAnsi="Segoe UI"/>
+          <w:b w:val="0"/>
+          <w:i w:val="0"/>
+          <w:color w:val="334155"/>
+          <w:sz w:val="20"/>
+        </w:rPr>
+        <w:t>Integrates APIFeatures (filtering, sorting, limiting, pagination) and supports nested routes (e.g. /tours/:tourId/reviews).</w:t>
       </w:r>
     </w:p>
     <w:tbl>
@@ -1110,109 +3078,156 @@
         <w:tblLook w:firstColumn="1" w:firstRow="1" w:lastColumn="0" w:lastRow="0" w:noHBand="0" w:noVBand="1" w:val="04A0"/>
       </w:tblPr>
       <w:tblGrid>
-        <w:gridCol w:w="9936"/>
+        <w:gridCol w:w="10080"/>
       </w:tblGrid>
       <w:tr>
         <w:tc>
           <w:tcPr>
-            <w:tcW w:type="dxa" w:w="9360"/>
-            <w:shd w:fill="F4F6F8"/>
+            <w:tcW w:type="dxa" w:w="10080"/>
+            <w:shd w:fill="F8FAFC"/>
+            <w:tcBorders>
+              <w:top w:val="single" w:sz="4" w:space="0" w:color="E2E8F0"/>
+              <w:left w:val="single" w:sz="16" w:space="0" w:color="CBD5E1"/>
+              <w:bottom w:val="single" w:sz="4" w:space="0" w:color="E2E8F0"/>
+              <w:right w:val="single" w:sz="4" w:space="0" w:color="E2E8F0"/>
+            </w:tcBorders>
             <w:tcMar>
-              <w:top w:w="140" w:type="dxa"/>
-              <w:bottom w:w="140" w:type="dxa"/>
-              <w:left w:w="220" w:type="dxa"/>
-              <w:right w:w="220" w:type="dxa"/>
+              <w:top w:w="120" w:type="dxa"/>
+              <w:bottom w:w="120" w:type="dxa"/>
+              <w:left w:w="160" w:type="dxa"/>
+              <w:right w:w="160" w:type="dxa"/>
             </w:tcMar>
-            <w:tcBorders>
-              <w:top w:val="single" w:sz="4" w:space="0" w:color="CBD5E1"/>
-              <w:bottom w:val="single" w:sz="4" w:space="0" w:color="CBD5E1"/>
-              <w:left w:val="single" w:sz="24" w:space="0" w:color="0284C7"/>
-              <w:right w:val="single" w:sz="4" w:space="0" w:color="CBD5E1"/>
-            </w:tcBorders>
           </w:tcPr>
           <w:p>
             <w:pPr>
-              <w:spacing w:before="60" w:after="60" w:line="276" w:lineRule="auto"/>
+              <w:spacing w:before="0" w:after="0" w:line="252" w:lineRule="auto"/>
             </w:pPr>
             <w:r>
               <w:rPr>
                 <w:rFonts w:ascii="Consolas" w:hAnsi="Consolas"/>
-                <w:color w:val="1E293B"/>
-                <w:sz w:val="19"/>
+                <w:b/>
+                <w:color w:val="0369A1"/>
+                <w:sz w:val="17"/>
               </w:rPr>
-              <w:t>+--------------------------------+</w:t>
+              <w:t>// controllers/handlerFactory.js - Reusable CRUD Factories</w:t>
               <w:br/>
             </w:r>
             <w:r>
               <w:rPr>
                 <w:rFonts w:ascii="Consolas" w:hAnsi="Consolas"/>
                 <w:color w:val="1E293B"/>
-                <w:sz w:val="19"/>
+                <w:sz w:val="18"/>
               </w:rPr>
-              <w:t xml:space="preserve">       |        Factory Function        |  &lt;--- Input: Mongoose Model (Tour, Review, User)</w:t>
+              <w:t>const catchAsync = require('../utils/catchAsync');</w:t>
               <w:br/>
-            </w:r>
-            <w:r>
-              <w:rPr>
-                <w:rFonts w:ascii="Consolas" w:hAnsi="Consolas"/>
-                <w:color w:val="1E293B"/>
-                <w:sz w:val="19"/>
-              </w:rPr>
-              <w:t xml:space="preserve">       +---------------+----------------+       &amp; optional options (e.g., popOptions)</w:t>
+              <w:t>const AppError = require('../utils/AppError');</w:t>
               <w:br/>
-            </w:r>
-            <w:r>
-              <w:rPr>
-                <w:rFonts w:ascii="Consolas" w:hAnsi="Consolas"/>
-                <w:color w:val="1E293B"/>
-                <w:sz w:val="19"/>
-              </w:rPr>
-              <w:t xml:space="preserve">                       |</w:t>
+              <w:t>const APIFeatures = require('../utils/ApiFeatures');</w:t>
               <w:br/>
-            </w:r>
-            <w:r>
-              <w:rPr>
-                <w:rFonts w:ascii="Consolas" w:hAnsi="Consolas"/>
-                <w:color w:val="1E293B"/>
-                <w:sz w:val="19"/>
-              </w:rPr>
-              <w:t xml:space="preserve">                       v  (Returns Higher-Order Function)</w:t>
               <w:br/>
-            </w:r>
-            <w:r>
-              <w:rPr>
-                <w:rFonts w:ascii="Consolas" w:hAnsi="Consolas"/>
-                <w:color w:val="1E293B"/>
-                <w:sz w:val="19"/>
-              </w:rPr>
-              <w:t xml:space="preserve">       +---------------+----------------+</w:t>
+              <w:t>// 1. DELETE FACTORY</w:t>
               <w:br/>
-            </w:r>
-            <w:r>
-              <w:rPr>
-                <w:rFonts w:ascii="Consolas" w:hAnsi="Consolas"/>
-                <w:color w:val="1E293B"/>
-                <w:sz w:val="19"/>
-              </w:rPr>
-              <w:t xml:space="preserve">       |     Express Route Handler      |  &lt;--- (req, res, next) =&gt; { ... }</w:t>
+              <w:t>exports.deleteOne = (Model) =&gt;</w:t>
               <w:br/>
-            </w:r>
-            <w:r>
-              <w:rPr>
-                <w:rFonts w:ascii="Consolas" w:hAnsi="Consolas"/>
-                <w:color w:val="1E293B"/>
-                <w:sz w:val="19"/>
-              </w:rPr>
-              <w:t xml:space="preserve">       |   (Closure retains Model ref)  |       Executes standardized CRUD operations</w:t>
+              <w:t xml:space="preserve">  catchAsync(async (req, res, next) =&gt; {</w:t>
               <w:br/>
-            </w:r>
-            <w:r>
-              <w:rPr>
-                <w:rFonts w:ascii="Consolas" w:hAnsi="Consolas"/>
-                <w:color w:val="1E293B"/>
-                <w:sz w:val="19"/>
-              </w:rPr>
-              <w:t xml:space="preserve">       +--------------------------------+</w:t>
+              <w:t xml:space="preserve">    const doc = await Model.findByIdAndDelete(req.params.id);</w:t>
+              <w:br/>
+              <w:t xml:space="preserve">    if (!doc) return next(new AppError(404, 'No document found with that ID'));</w:t>
+              <w:br/>
+              <w:t xml:space="preserve">    res.status(204).json({ status: 'success', data: null });</w:t>
+              <w:br/>
+              <w:t xml:space="preserve">  });</w:t>
+              <w:br/>
+              <w:br/>
+              <w:t>// 2. UPDATE FACTORY</w:t>
+              <w:br/>
+              <w:t>exports.updateOne = (Model) =&gt;</w:t>
+              <w:br/>
+              <w:t xml:space="preserve">  catchAsync(async (req, res, next) =&gt; {</w:t>
+              <w:br/>
+              <w:t xml:space="preserve">    const doc = await Model.findByIdAndUpdate(req.params.id, req.body, {</w:t>
+              <w:br/>
+              <w:t xml:space="preserve">      new: true,</w:t>
+              <w:br/>
+              <w:t xml:space="preserve">      runValidators: true</w:t>
+              <w:br/>
+              <w:t xml:space="preserve">    });</w:t>
+              <w:br/>
+              <w:t xml:space="preserve">    if (!doc) return next(new AppError(404, 'No document found with that ID'));</w:t>
+              <w:br/>
+              <w:t xml:space="preserve">    res.status(200).json({ status: 'success', data: { data: doc } });</w:t>
+              <w:br/>
+              <w:t xml:space="preserve">  });</w:t>
+              <w:br/>
+              <w:br/>
+              <w:t>// 3. CREATE FACTORY</w:t>
+              <w:br/>
+              <w:t>exports.createOne = (Model) =&gt;</w:t>
+              <w:br/>
+              <w:t xml:space="preserve">  catchAsync(async (req, res, next) =&gt; {</w:t>
+              <w:br/>
+              <w:t xml:space="preserve">    const doc = await Model.create(req.body);</w:t>
+              <w:br/>
+              <w:t xml:space="preserve">    res.status(201).json({ status: 'success', data: { data: doc } });</w:t>
+              <w:br/>
+              <w:t xml:space="preserve">  });</w:t>
+              <w:br/>
+              <w:br/>
+              <w:t>// 4. GET ONE FACTORY (Supports dynamic .populate())</w:t>
+              <w:br/>
+              <w:t>exports.getOne = (Model, popOptions) =&gt;</w:t>
+              <w:br/>
+              <w:t xml:space="preserve">  catchAsync(async (req, res, next) =&gt; {</w:t>
+              <w:br/>
+              <w:t xml:space="preserve">    let query = Model.findById(req.params.id);</w:t>
+              <w:br/>
+              <w:t xml:space="preserve">    if (popOptions) query = query.populate(popOptions);</w:t>
+              <w:br/>
+              <w:t xml:space="preserve">    const doc = await query;</w:t>
+              <w:br/>
+              <w:t xml:space="preserve">    if (!doc) return next(new AppError(404, 'No document found with that ID'));</w:t>
+              <w:br/>
+              <w:t xml:space="preserve">    res.status(200).json({ status: 'success', data: { data: doc } });</w:t>
+              <w:br/>
+              <w:t xml:space="preserve">  });</w:t>
+              <w:br/>
+              <w:br/>
+              <w:t>// 5. GET ALL FACTORY (Supports nested filters &amp; APIFeatures)</w:t>
+              <w:br/>
+              <w:t>exports.getAll = (Model) =&gt;</w:t>
+              <w:br/>
+              <w:t xml:space="preserve">  catchAsync(async (req, res, next) =&gt; {</w:t>
+              <w:br/>
+              <w:t xml:space="preserve">    let filter = {};</w:t>
+              <w:br/>
+              <w:t xml:space="preserve">    if (req.params.tourId) filter = { tour: req.params.tourId };</w:t>
+              <w:br/>
+              <w:br/>
+              <w:t xml:space="preserve">    const features = new APIFeatures(Model.find(filter), req.query)</w:t>
+              <w:br/>
+              <w:t xml:space="preserve">      .filter()</w:t>
+              <w:br/>
+              <w:t xml:space="preserve">      .sort()</w:t>
+              <w:br/>
+              <w:t xml:space="preserve">      .limitFields()</w:t>
+              <w:br/>
+              <w:t xml:space="preserve">      .paginate();</w:t>
+              <w:br/>
+              <w:br/>
+              <w:t xml:space="preserve">    const docs = await features.query;</w:t>
+              <w:br/>
+              <w:t xml:space="preserve">    res.status(200).json({</w:t>
+              <w:br/>
+              <w:t xml:space="preserve">      status: 'success',</w:t>
+              <w:br/>
+              <w:t xml:space="preserve">      results: docs.length,</w:t>
+              <w:br/>
+              <w:t xml:space="preserve">      data: { data: docs }</w:t>
+              <w:br/>
+              <w:t xml:space="preserve">    });</w:t>
+              <w:br/>
+              <w:t xml:space="preserve">  });</w:t>
             </w:r>
           </w:p>
         </w:tc>
@@ -1220,196 +3235,22 @@
     </w:tbl>
     <w:p>
       <w:pPr>
-        <w:spacing w:before="40" w:after="120"/>
+        <w:spacing w:before="0" w:after="120"/>
       </w:pPr>
     </w:p>
     <w:p>
       <w:pPr>
-        <w:pStyle w:val="Heading2"/>
-        <w:spacing w:before="240" w:after="80"/>
+        <w:keepNext/>
+        <w:spacing w:before="260" w:after="80"/>
       </w:pPr>
       <w:r>
         <w:rPr>
-          <w:rFonts w:ascii="Calibri" w:hAnsi="Calibri"/>
+          <w:rFonts w:ascii="Segoe UI" w:hAnsi="Segoe UI"/>
           <w:b/>
           <w:color w:val="0F172A"/>
           <w:sz w:val="26"/>
         </w:rPr>
-        <w:t>Granular Factory Functions vs. Single Monolithic Switch</w:t>
-      </w:r>
-    </w:p>
-    <w:p>
-      <w:pPr>
-        <w:spacing w:before="40" w:after="120" w:line="276" w:lineRule="auto"/>
-      </w:pPr>
-      <w:r>
-        <w:rPr>
-          <w:rFonts w:ascii="Calibri" w:hAnsi="Calibri"/>
-          <w:b/>
-          <w:color w:val="0F172A"/>
-          <w:sz w:val="22"/>
-        </w:rPr>
-        <w:t xml:space="preserve">Design Principle: </w:t>
-      </w:r>
-      <w:r>
-        <w:rPr>
-          <w:rFonts w:ascii="Calibri" w:hAnsi="Calibri"/>
-          <w:color w:val="334155"/>
-          <w:sz w:val="22"/>
-        </w:rPr>
-        <w:t>Rather than having a single gigantic function that accepts a string flag like 'getAll' or 'delete', modular architecture dictates exporting dedicated factory functions for each CRUD operation:</w:t>
-      </w:r>
-    </w:p>
-    <w:p>
-      <w:pPr>
-        <w:pStyle w:val="ListBullet"/>
-        <w:spacing w:before="40" w:after="80" w:line="276" w:lineRule="auto"/>
-      </w:pPr>
-      <w:r>
-        <w:rPr>
-          <w:rFonts w:ascii="Calibri" w:hAnsi="Calibri"/>
-          <w:b/>
-          <w:color w:val="0F172A"/>
-          <w:sz w:val="22"/>
-        </w:rPr>
-        <w:t xml:space="preserve">1. deleteOne(Model): </w:t>
-      </w:r>
-      <w:r>
-        <w:rPr>
-          <w:rFonts w:ascii="Calibri" w:hAnsi="Calibri"/>
-          <w:color w:val="334155"/>
-          <w:sz w:val="22"/>
-        </w:rPr>
-        <w:t>Handles findByIdAndDelete, 404 validation via AppError, and 204 No Content response.</w:t>
-      </w:r>
-    </w:p>
-    <w:p>
-      <w:pPr>
-        <w:pStyle w:val="ListBullet"/>
-        <w:spacing w:before="40" w:after="80" w:line="276" w:lineRule="auto"/>
-      </w:pPr>
-      <w:r>
-        <w:rPr>
-          <w:rFonts w:ascii="Calibri" w:hAnsi="Calibri"/>
-          <w:b/>
-          <w:color w:val="0F172A"/>
-          <w:sz w:val="22"/>
-        </w:rPr>
-        <w:t xml:space="preserve">2. updateOne(Model): </w:t>
-      </w:r>
-      <w:r>
-        <w:rPr>
-          <w:rFonts w:ascii="Calibri" w:hAnsi="Calibri"/>
-          <w:color w:val="334155"/>
-          <w:sz w:val="22"/>
-        </w:rPr>
-        <w:t>Handles findByIdAndUpdate with runValidators and new: true options.</w:t>
-      </w:r>
-    </w:p>
-    <w:p>
-      <w:pPr>
-        <w:pStyle w:val="ListBullet"/>
-        <w:spacing w:before="40" w:after="80" w:line="276" w:lineRule="auto"/>
-      </w:pPr>
-      <w:r>
-        <w:rPr>
-          <w:rFonts w:ascii="Calibri" w:hAnsi="Calibri"/>
-          <w:b/>
-          <w:color w:val="0F172A"/>
-          <w:sz w:val="22"/>
-        </w:rPr>
-        <w:t xml:space="preserve">3. createOne(Model): </w:t>
-      </w:r>
-      <w:r>
-        <w:rPr>
-          <w:rFonts w:ascii="Calibri" w:hAnsi="Calibri"/>
-          <w:color w:val="334155"/>
-          <w:sz w:val="22"/>
-        </w:rPr>
-        <w:t>Handles Model.create(req.body) and sends 201 Created.</w:t>
-      </w:r>
-    </w:p>
-    <w:p>
-      <w:pPr>
-        <w:pStyle w:val="ListBullet"/>
-        <w:spacing w:before="40" w:after="80" w:line="276" w:lineRule="auto"/>
-      </w:pPr>
-      <w:r>
-        <w:rPr>
-          <w:rFonts w:ascii="Calibri" w:hAnsi="Calibri"/>
-          <w:b/>
-          <w:color w:val="0F172A"/>
-          <w:sz w:val="22"/>
-        </w:rPr>
-        <w:t xml:space="preserve">4. getOne(Model, popOptions): </w:t>
-      </w:r>
-      <w:r>
-        <w:rPr>
-          <w:rFonts w:ascii="Calibri" w:hAnsi="Calibri"/>
-          <w:color w:val="334155"/>
-          <w:sz w:val="22"/>
-        </w:rPr>
-        <w:t>Handles findById with dynamic .populate() chaining when population options are supplied.</w:t>
-      </w:r>
-    </w:p>
-    <w:p>
-      <w:pPr>
-        <w:pStyle w:val="ListBullet"/>
-        <w:spacing w:before="40" w:after="80" w:line="276" w:lineRule="auto"/>
-      </w:pPr>
-      <w:r>
-        <w:rPr>
-          <w:rFonts w:ascii="Calibri" w:hAnsi="Calibri"/>
-          <w:b/>
-          <w:color w:val="0F172A"/>
-          <w:sz w:val="22"/>
-        </w:rPr>
-        <w:t xml:space="preserve">5. getAll(Model): </w:t>
-      </w:r>
-      <w:r>
-        <w:rPr>
-          <w:rFonts w:ascii="Calibri" w:hAnsi="Calibri"/>
-          <w:color w:val="334155"/>
-          <w:sz w:val="22"/>
-        </w:rPr>
-        <w:t>Integrates the APIFeatures class (filtering, sorting, field limiting, pagination) and automatically detects nested route parameters (e.g. /tours/:tourId/reviews).</w:t>
-      </w:r>
-    </w:p>
-    <w:p>
-      <w:pPr>
-        <w:pStyle w:val="Heading2"/>
-        <w:spacing w:before="240" w:after="80"/>
-      </w:pPr>
-      <w:r>
-        <w:rPr>
-          <w:rFonts w:ascii="Calibri" w:hAnsi="Calibri"/>
-          <w:b/>
-          <w:color w:val="0F172A"/>
-          <w:sz w:val="26"/>
-        </w:rPr>
-        <w:t>Complete Reference Implementation: controllers/handlerFactory.js</w:t>
-      </w:r>
-    </w:p>
-    <w:p>
-      <w:pPr>
-        <w:spacing w:before="40" w:after="120" w:line="276" w:lineRule="auto"/>
-      </w:pPr>
-      <w:r>
-        <w:rPr>
-          <w:rFonts w:ascii="Calibri" w:hAnsi="Calibri"/>
-          <w:b/>
-          <w:color w:val="0F172A"/>
-          <w:sz w:val="22"/>
-        </w:rPr>
-        <w:t xml:space="preserve">Source Code: </w:t>
-      </w:r>
-      <w:r>
-        <w:rPr>
-          <w:rFonts w:ascii="Calibri" w:hAnsi="Calibri"/>
-          <w:color w:val="334155"/>
-          <w:sz w:val="22"/>
-        </w:rPr>
-        <w:t>Below is the production-ready implementation of all 5 factory handlers wrapped with catchAsync error handling:</w:t>
+        <w:t>Clean Controller Transformation: Before vs. After</w:t>
       </w:r>
     </w:p>
     <w:tbl>
@@ -1420,867 +3261,73 @@
         <w:tblLook w:firstColumn="1" w:firstRow="1" w:lastColumn="0" w:lastRow="0" w:noHBand="0" w:noVBand="1" w:val="04A0"/>
       </w:tblPr>
       <w:tblGrid>
-        <w:gridCol w:w="9936"/>
+        <w:gridCol w:w="10080"/>
       </w:tblGrid>
       <w:tr>
         <w:tc>
           <w:tcPr>
-            <w:tcW w:type="dxa" w:w="9360"/>
-            <w:shd w:fill="F4F6F8"/>
+            <w:tcW w:type="dxa" w:w="10080"/>
+            <w:shd w:fill="F8FAFC"/>
+            <w:tcBorders>
+              <w:top w:val="single" w:sz="4" w:space="0" w:color="E2E8F0"/>
+              <w:left w:val="single" w:sz="16" w:space="0" w:color="CBD5E1"/>
+              <w:bottom w:val="single" w:sz="4" w:space="0" w:color="E2E8F0"/>
+              <w:right w:val="single" w:sz="4" w:space="0" w:color="E2E8F0"/>
+            </w:tcBorders>
             <w:tcMar>
-              <w:top w:w="140" w:type="dxa"/>
-              <w:bottom w:w="140" w:type="dxa"/>
-              <w:left w:w="220" w:type="dxa"/>
-              <w:right w:w="220" w:type="dxa"/>
+              <w:top w:w="120" w:type="dxa"/>
+              <w:bottom w:w="120" w:type="dxa"/>
+              <w:left w:w="160" w:type="dxa"/>
+              <w:right w:w="160" w:type="dxa"/>
             </w:tcMar>
-            <w:tcBorders>
-              <w:top w:val="single" w:sz="4" w:space="0" w:color="CBD5E1"/>
-              <w:bottom w:val="single" w:sz="4" w:space="0" w:color="CBD5E1"/>
-              <w:left w:val="single" w:sz="24" w:space="0" w:color="0284C7"/>
-              <w:right w:val="single" w:sz="4" w:space="0" w:color="CBD5E1"/>
-            </w:tcBorders>
           </w:tcPr>
           <w:p>
             <w:pPr>
-              <w:spacing w:before="60" w:after="60" w:line="276" w:lineRule="auto"/>
+              <w:spacing w:before="0" w:after="0" w:line="252" w:lineRule="auto"/>
             </w:pPr>
             <w:r>
               <w:rPr>
                 <w:rFonts w:ascii="Consolas" w:hAnsi="Consolas"/>
-                <w:color w:val="1E293B"/>
-                <w:sz w:val="19"/>
+                <w:b/>
+                <w:color w:val="0369A1"/>
+                <w:sz w:val="17"/>
               </w:rPr>
-              <w:t>const catchAsync = require('../utils/catchAsync');</w:t>
+              <w:t>// controllers/reviewController.js - Lean Factory Implementation</w:t>
               <w:br/>
             </w:r>
             <w:r>
               <w:rPr>
                 <w:rFonts w:ascii="Consolas" w:hAnsi="Consolas"/>
                 <w:color w:val="1E293B"/>
-                <w:sz w:val="19"/>
+                <w:sz w:val="18"/>
               </w:rPr>
-              <w:t>const AppError = require('../utils/AppError');</w:t>
+              <w:t>// controllers/reviewController.js - Shrinks from 100+ lines to clean one-liners</w:t>
               <w:br/>
-            </w:r>
-            <w:r>
-              <w:rPr>
-                <w:rFonts w:ascii="Consolas" w:hAnsi="Consolas"/>
-                <w:color w:val="1E293B"/>
-                <w:sz w:val="19"/>
-              </w:rPr>
-              <w:t>const APIFeatures = require('../utils/ApiFeatures');</w:t>
+              <w:t>const Review = require('../models/ReviewModel');</w:t>
               <w:br/>
-            </w:r>
-            <w:r>
-              <w:rPr>
-                <w:rFonts w:ascii="Consolas" w:hAnsi="Consolas"/>
-                <w:color w:val="1E293B"/>
-                <w:sz w:val="19"/>
-              </w:rPr>
+              <w:t>const factory = require('./handlerFactory');</w:t>
               <w:br/>
-            </w:r>
-            <w:r>
-              <w:rPr>
-                <w:rFonts w:ascii="Consolas" w:hAnsi="Consolas"/>
-                <w:color w:val="1E293B"/>
-                <w:sz w:val="19"/>
-              </w:rPr>
-              <w:t>// 1. DELETE ONE FACTORY</w:t>
               <w:br/>
-            </w:r>
-            <w:r>
-              <w:rPr>
-                <w:rFonts w:ascii="Consolas" w:hAnsi="Consolas"/>
-                <w:color w:val="1E293B"/>
-                <w:sz w:val="19"/>
-              </w:rPr>
-              <w:t>exports.deleteOne = (Model) =&gt;</w:t>
+              <w:t>exports.setTourUserIds = (req, res, next) =&gt; {</w:t>
               <w:br/>
-            </w:r>
-            <w:r>
-              <w:rPr>
-                <w:rFonts w:ascii="Consolas" w:hAnsi="Consolas"/>
-                <w:color w:val="1E293B"/>
-                <w:sz w:val="19"/>
-              </w:rPr>
-              <w:t xml:space="preserve">  catchAsync(async (req, res, next) =&gt; {</w:t>
+              <w:t xml:space="preserve">  if (!req.body.tour) req.body.tour = req.params.tourId;</w:t>
               <w:br/>
-            </w:r>
-            <w:r>
-              <w:rPr>
-                <w:rFonts w:ascii="Consolas" w:hAnsi="Consolas"/>
-                <w:color w:val="1E293B"/>
-                <w:sz w:val="19"/>
-              </w:rPr>
-              <w:t xml:space="preserve">    const doc = await Model.findByIdAndDelete(req.params.id);</w:t>
+              <w:t xml:space="preserve">  if (!req.body.user) req.body.user = req.user.id;</w:t>
               <w:br/>
-            </w:r>
-            <w:r>
-              <w:rPr>
-                <w:rFonts w:ascii="Consolas" w:hAnsi="Consolas"/>
-                <w:color w:val="1E293B"/>
-                <w:sz w:val="19"/>
-              </w:rPr>
+              <w:t xml:space="preserve">  next();</w:t>
               <w:br/>
-            </w:r>
-            <w:r>
-              <w:rPr>
-                <w:rFonts w:ascii="Consolas" w:hAnsi="Consolas"/>
-                <w:color w:val="1E293B"/>
-                <w:sz w:val="19"/>
-              </w:rPr>
-              <w:t xml:space="preserve">    if (!doc) {</w:t>
+              <w:t>};</w:t>
               <w:br/>
-            </w:r>
-            <w:r>
-              <w:rPr>
-                <w:rFonts w:ascii="Consolas" w:hAnsi="Consolas"/>
-                <w:color w:val="1E293B"/>
-                <w:sz w:val="19"/>
-              </w:rPr>
-              <w:t xml:space="preserve">      return next(new AppError(404, 'No document found with that ID'));</w:t>
               <w:br/>
-            </w:r>
-            <w:r>
-              <w:rPr>
-                <w:rFonts w:ascii="Consolas" w:hAnsi="Consolas"/>
-                <w:color w:val="1E293B"/>
-                <w:sz w:val="19"/>
-              </w:rPr>
-              <w:t xml:space="preserve">    }</w:t>
+              <w:t>exports.getAllReviews = factory.getAll(Review);</w:t>
               <w:br/>
-            </w:r>
-            <w:r>
-              <w:rPr>
-                <w:rFonts w:ascii="Consolas" w:hAnsi="Consolas"/>
-                <w:color w:val="1E293B"/>
-                <w:sz w:val="19"/>
-              </w:rPr>
+              <w:t>exports.getReviewById = factory.getOne(Review);</w:t>
               <w:br/>
-            </w:r>
-            <w:r>
-              <w:rPr>
-                <w:rFonts w:ascii="Consolas" w:hAnsi="Consolas"/>
-                <w:color w:val="1E293B"/>
-                <w:sz w:val="19"/>
-              </w:rPr>
-              <w:t xml:space="preserve">    res.status(204).json({</w:t>
+              <w:t>exports.createReview = factory.createOne(Review);</w:t>
               <w:br/>
-            </w:r>
-            <w:r>
-              <w:rPr>
-                <w:rFonts w:ascii="Consolas" w:hAnsi="Consolas"/>
-                <w:color w:val="1E293B"/>
-                <w:sz w:val="19"/>
-              </w:rPr>
-              <w:t xml:space="preserve">      status: 'success',</w:t>
+              <w:t>exports.updateReview = factory.updateOne(Review);</w:t>
               <w:br/>
-            </w:r>
-            <w:r>
-              <w:rPr>
-                <w:rFonts w:ascii="Consolas" w:hAnsi="Consolas"/>
-                <w:color w:val="1E293B"/>
-                <w:sz w:val="19"/>
-              </w:rPr>
-              <w:t xml:space="preserve">      data: null,</w:t>
-              <w:br/>
-            </w:r>
-            <w:r>
-              <w:rPr>
-                <w:rFonts w:ascii="Consolas" w:hAnsi="Consolas"/>
-                <w:color w:val="1E293B"/>
-                <w:sz w:val="19"/>
-              </w:rPr>
-              <w:t xml:space="preserve">    });</w:t>
-              <w:br/>
-            </w:r>
-            <w:r>
-              <w:rPr>
-                <w:rFonts w:ascii="Consolas" w:hAnsi="Consolas"/>
-                <w:color w:val="1E293B"/>
-                <w:sz w:val="19"/>
-              </w:rPr>
-              <w:t xml:space="preserve">  });</w:t>
-              <w:br/>
-            </w:r>
-            <w:r>
-              <w:rPr>
-                <w:rFonts w:ascii="Consolas" w:hAnsi="Consolas"/>
-                <w:color w:val="1E293B"/>
-                <w:sz w:val="19"/>
-              </w:rPr>
-              <w:br/>
-            </w:r>
-            <w:r>
-              <w:rPr>
-                <w:rFonts w:ascii="Consolas" w:hAnsi="Consolas"/>
-                <w:color w:val="1E293B"/>
-                <w:sz w:val="19"/>
-              </w:rPr>
-              <w:t>// 2. UPDATE ONE FACTORY</w:t>
-              <w:br/>
-            </w:r>
-            <w:r>
-              <w:rPr>
-                <w:rFonts w:ascii="Consolas" w:hAnsi="Consolas"/>
-                <w:color w:val="1E293B"/>
-                <w:sz w:val="19"/>
-              </w:rPr>
-              <w:t>exports.updateOne = (Model) =&gt;</w:t>
-              <w:br/>
-            </w:r>
-            <w:r>
-              <w:rPr>
-                <w:rFonts w:ascii="Consolas" w:hAnsi="Consolas"/>
-                <w:color w:val="1E293B"/>
-                <w:sz w:val="19"/>
-              </w:rPr>
-              <w:t xml:space="preserve">  catchAsync(async (req, res, next) =&gt; {</w:t>
-              <w:br/>
-            </w:r>
-            <w:r>
-              <w:rPr>
-                <w:rFonts w:ascii="Consolas" w:hAnsi="Consolas"/>
-                <w:color w:val="1E293B"/>
-                <w:sz w:val="19"/>
-              </w:rPr>
-              <w:t xml:space="preserve">    const doc = await Model.findByIdAndUpdate(req.params.id, req.body, {</w:t>
-              <w:br/>
-            </w:r>
-            <w:r>
-              <w:rPr>
-                <w:rFonts w:ascii="Consolas" w:hAnsi="Consolas"/>
-                <w:color w:val="1E293B"/>
-                <w:sz w:val="19"/>
-              </w:rPr>
-              <w:t xml:space="preserve">      new: true,</w:t>
-              <w:br/>
-            </w:r>
-            <w:r>
-              <w:rPr>
-                <w:rFonts w:ascii="Consolas" w:hAnsi="Consolas"/>
-                <w:color w:val="1E293B"/>
-                <w:sz w:val="19"/>
-              </w:rPr>
-              <w:t xml:space="preserve">      runValidators: true,</w:t>
-              <w:br/>
-            </w:r>
-            <w:r>
-              <w:rPr>
-                <w:rFonts w:ascii="Consolas" w:hAnsi="Consolas"/>
-                <w:color w:val="1E293B"/>
-                <w:sz w:val="19"/>
-              </w:rPr>
-              <w:t xml:space="preserve">    });</w:t>
-              <w:br/>
-            </w:r>
-            <w:r>
-              <w:rPr>
-                <w:rFonts w:ascii="Consolas" w:hAnsi="Consolas"/>
-                <w:color w:val="1E293B"/>
-                <w:sz w:val="19"/>
-              </w:rPr>
-              <w:br/>
-            </w:r>
-            <w:r>
-              <w:rPr>
-                <w:rFonts w:ascii="Consolas" w:hAnsi="Consolas"/>
-                <w:color w:val="1E293B"/>
-                <w:sz w:val="19"/>
-              </w:rPr>
-              <w:t xml:space="preserve">    if (!doc) {</w:t>
-              <w:br/>
-            </w:r>
-            <w:r>
-              <w:rPr>
-                <w:rFonts w:ascii="Consolas" w:hAnsi="Consolas"/>
-                <w:color w:val="1E293B"/>
-                <w:sz w:val="19"/>
-              </w:rPr>
-              <w:t xml:space="preserve">      return next(new AppError(404, 'No document found with that ID'));</w:t>
-              <w:br/>
-            </w:r>
-            <w:r>
-              <w:rPr>
-                <w:rFonts w:ascii="Consolas" w:hAnsi="Consolas"/>
-                <w:color w:val="1E293B"/>
-                <w:sz w:val="19"/>
-              </w:rPr>
-              <w:t xml:space="preserve">    }</w:t>
-              <w:br/>
-            </w:r>
-            <w:r>
-              <w:rPr>
-                <w:rFonts w:ascii="Consolas" w:hAnsi="Consolas"/>
-                <w:color w:val="1E293B"/>
-                <w:sz w:val="19"/>
-              </w:rPr>
-              <w:br/>
-            </w:r>
-            <w:r>
-              <w:rPr>
-                <w:rFonts w:ascii="Consolas" w:hAnsi="Consolas"/>
-                <w:color w:val="1E293B"/>
-                <w:sz w:val="19"/>
-              </w:rPr>
-              <w:t xml:space="preserve">    res.status(200).json({</w:t>
-              <w:br/>
-            </w:r>
-            <w:r>
-              <w:rPr>
-                <w:rFonts w:ascii="Consolas" w:hAnsi="Consolas"/>
-                <w:color w:val="1E293B"/>
-                <w:sz w:val="19"/>
-              </w:rPr>
-              <w:t xml:space="preserve">      status: 'success',</w:t>
-              <w:br/>
-            </w:r>
-            <w:r>
-              <w:rPr>
-                <w:rFonts w:ascii="Consolas" w:hAnsi="Consolas"/>
-                <w:color w:val="1E293B"/>
-                <w:sz w:val="19"/>
-              </w:rPr>
-              <w:t xml:space="preserve">      data: {</w:t>
-              <w:br/>
-            </w:r>
-            <w:r>
-              <w:rPr>
-                <w:rFonts w:ascii="Consolas" w:hAnsi="Consolas"/>
-                <w:color w:val="1E293B"/>
-                <w:sz w:val="19"/>
-              </w:rPr>
-              <w:t xml:space="preserve">        data: doc,</w:t>
-              <w:br/>
-            </w:r>
-            <w:r>
-              <w:rPr>
-                <w:rFonts w:ascii="Consolas" w:hAnsi="Consolas"/>
-                <w:color w:val="1E293B"/>
-                <w:sz w:val="19"/>
-              </w:rPr>
-              <w:t xml:space="preserve">      },</w:t>
-              <w:br/>
-            </w:r>
-            <w:r>
-              <w:rPr>
-                <w:rFonts w:ascii="Consolas" w:hAnsi="Consolas"/>
-                <w:color w:val="1E293B"/>
-                <w:sz w:val="19"/>
-              </w:rPr>
-              <w:t xml:space="preserve">    });</w:t>
-              <w:br/>
-            </w:r>
-            <w:r>
-              <w:rPr>
-                <w:rFonts w:ascii="Consolas" w:hAnsi="Consolas"/>
-                <w:color w:val="1E293B"/>
-                <w:sz w:val="19"/>
-              </w:rPr>
-              <w:t xml:space="preserve">  });</w:t>
-              <w:br/>
-            </w:r>
-            <w:r>
-              <w:rPr>
-                <w:rFonts w:ascii="Consolas" w:hAnsi="Consolas"/>
-                <w:color w:val="1E293B"/>
-                <w:sz w:val="19"/>
-              </w:rPr>
-              <w:br/>
-            </w:r>
-            <w:r>
-              <w:rPr>
-                <w:rFonts w:ascii="Consolas" w:hAnsi="Consolas"/>
-                <w:color w:val="1E293B"/>
-                <w:sz w:val="19"/>
-              </w:rPr>
-              <w:t>// 3. CREATE ONE FACTORY</w:t>
-              <w:br/>
-            </w:r>
-            <w:r>
-              <w:rPr>
-                <w:rFonts w:ascii="Consolas" w:hAnsi="Consolas"/>
-                <w:color w:val="1E293B"/>
-                <w:sz w:val="19"/>
-              </w:rPr>
-              <w:t>exports.createOne = (Model) =&gt;</w:t>
-              <w:br/>
-            </w:r>
-            <w:r>
-              <w:rPr>
-                <w:rFonts w:ascii="Consolas" w:hAnsi="Consolas"/>
-                <w:color w:val="1E293B"/>
-                <w:sz w:val="19"/>
-              </w:rPr>
-              <w:t xml:space="preserve">  catchAsync(async (req, res, next) =&gt; {</w:t>
-              <w:br/>
-            </w:r>
-            <w:r>
-              <w:rPr>
-                <w:rFonts w:ascii="Consolas" w:hAnsi="Consolas"/>
-                <w:color w:val="1E293B"/>
-                <w:sz w:val="19"/>
-              </w:rPr>
-              <w:t xml:space="preserve">    const doc = await Model.create(req.body);</w:t>
-              <w:br/>
-            </w:r>
-            <w:r>
-              <w:rPr>
-                <w:rFonts w:ascii="Consolas" w:hAnsi="Consolas"/>
-                <w:color w:val="1E293B"/>
-                <w:sz w:val="19"/>
-              </w:rPr>
-              <w:br/>
-            </w:r>
-            <w:r>
-              <w:rPr>
-                <w:rFonts w:ascii="Consolas" w:hAnsi="Consolas"/>
-                <w:color w:val="1E293B"/>
-                <w:sz w:val="19"/>
-              </w:rPr>
-              <w:t xml:space="preserve">    res.status(201).json({</w:t>
-              <w:br/>
-            </w:r>
-            <w:r>
-              <w:rPr>
-                <w:rFonts w:ascii="Consolas" w:hAnsi="Consolas"/>
-                <w:color w:val="1E293B"/>
-                <w:sz w:val="19"/>
-              </w:rPr>
-              <w:t xml:space="preserve">      status: 'success',</w:t>
-              <w:br/>
-            </w:r>
-            <w:r>
-              <w:rPr>
-                <w:rFonts w:ascii="Consolas" w:hAnsi="Consolas"/>
-                <w:color w:val="1E293B"/>
-                <w:sz w:val="19"/>
-              </w:rPr>
-              <w:t xml:space="preserve">      data: {</w:t>
-              <w:br/>
-            </w:r>
-            <w:r>
-              <w:rPr>
-                <w:rFonts w:ascii="Consolas" w:hAnsi="Consolas"/>
-                <w:color w:val="1E293B"/>
-                <w:sz w:val="19"/>
-              </w:rPr>
-              <w:t xml:space="preserve">        data: doc,</w:t>
-              <w:br/>
-            </w:r>
-            <w:r>
-              <w:rPr>
-                <w:rFonts w:ascii="Consolas" w:hAnsi="Consolas"/>
-                <w:color w:val="1E293B"/>
-                <w:sz w:val="19"/>
-              </w:rPr>
-              <w:t xml:space="preserve">      },</w:t>
-              <w:br/>
-            </w:r>
-            <w:r>
-              <w:rPr>
-                <w:rFonts w:ascii="Consolas" w:hAnsi="Consolas"/>
-                <w:color w:val="1E293B"/>
-                <w:sz w:val="19"/>
-              </w:rPr>
-              <w:t xml:space="preserve">    });</w:t>
-              <w:br/>
-            </w:r>
-            <w:r>
-              <w:rPr>
-                <w:rFonts w:ascii="Consolas" w:hAnsi="Consolas"/>
-                <w:color w:val="1E293B"/>
-                <w:sz w:val="19"/>
-              </w:rPr>
-              <w:t xml:space="preserve">  });</w:t>
-              <w:br/>
-            </w:r>
-            <w:r>
-              <w:rPr>
-                <w:rFonts w:ascii="Consolas" w:hAnsi="Consolas"/>
-                <w:color w:val="1E293B"/>
-                <w:sz w:val="19"/>
-              </w:rPr>
-              <w:br/>
-            </w:r>
-            <w:r>
-              <w:rPr>
-                <w:rFonts w:ascii="Consolas" w:hAnsi="Consolas"/>
-                <w:color w:val="1E293B"/>
-                <w:sz w:val="19"/>
-              </w:rPr>
-              <w:t>// 4. GET ONE FACTORY (Supports optional .populate())</w:t>
-              <w:br/>
-            </w:r>
-            <w:r>
-              <w:rPr>
-                <w:rFonts w:ascii="Consolas" w:hAnsi="Consolas"/>
-                <w:color w:val="1E293B"/>
-                <w:sz w:val="19"/>
-              </w:rPr>
-              <w:t>exports.getOne = (Model, popOptions) =&gt;</w:t>
-              <w:br/>
-            </w:r>
-            <w:r>
-              <w:rPr>
-                <w:rFonts w:ascii="Consolas" w:hAnsi="Consolas"/>
-                <w:color w:val="1E293B"/>
-                <w:sz w:val="19"/>
-              </w:rPr>
-              <w:t xml:space="preserve">  catchAsync(async (req, res, next) =&gt; {</w:t>
-              <w:br/>
-            </w:r>
-            <w:r>
-              <w:rPr>
-                <w:rFonts w:ascii="Consolas" w:hAnsi="Consolas"/>
-                <w:color w:val="1E293B"/>
-                <w:sz w:val="19"/>
-              </w:rPr>
-              <w:t xml:space="preserve">    let query = Model.findById(req.params.id);</w:t>
-              <w:br/>
-            </w:r>
-            <w:r>
-              <w:rPr>
-                <w:rFonts w:ascii="Consolas" w:hAnsi="Consolas"/>
-                <w:color w:val="1E293B"/>
-                <w:sz w:val="19"/>
-              </w:rPr>
-              <w:t xml:space="preserve">    if (popOptions) query = query.populate(popOptions);</w:t>
-              <w:br/>
-            </w:r>
-            <w:r>
-              <w:rPr>
-                <w:rFonts w:ascii="Consolas" w:hAnsi="Consolas"/>
-                <w:color w:val="1E293B"/>
-                <w:sz w:val="19"/>
-              </w:rPr>
-              <w:br/>
-            </w:r>
-            <w:r>
-              <w:rPr>
-                <w:rFonts w:ascii="Consolas" w:hAnsi="Consolas"/>
-                <w:color w:val="1E293B"/>
-                <w:sz w:val="19"/>
-              </w:rPr>
-              <w:t xml:space="preserve">    const doc = await query;</w:t>
-              <w:br/>
-            </w:r>
-            <w:r>
-              <w:rPr>
-                <w:rFonts w:ascii="Consolas" w:hAnsi="Consolas"/>
-                <w:color w:val="1E293B"/>
-                <w:sz w:val="19"/>
-              </w:rPr>
-              <w:br/>
-            </w:r>
-            <w:r>
-              <w:rPr>
-                <w:rFonts w:ascii="Consolas" w:hAnsi="Consolas"/>
-                <w:color w:val="1E293B"/>
-                <w:sz w:val="19"/>
-              </w:rPr>
-              <w:t xml:space="preserve">    if (!doc) {</w:t>
-              <w:br/>
-            </w:r>
-            <w:r>
-              <w:rPr>
-                <w:rFonts w:ascii="Consolas" w:hAnsi="Consolas"/>
-                <w:color w:val="1E293B"/>
-                <w:sz w:val="19"/>
-              </w:rPr>
-              <w:t xml:space="preserve">      return next(new AppError(404, 'No document found with that ID'));</w:t>
-              <w:br/>
-            </w:r>
-            <w:r>
-              <w:rPr>
-                <w:rFonts w:ascii="Consolas" w:hAnsi="Consolas"/>
-                <w:color w:val="1E293B"/>
-                <w:sz w:val="19"/>
-              </w:rPr>
-              <w:t xml:space="preserve">    }</w:t>
-              <w:br/>
-            </w:r>
-            <w:r>
-              <w:rPr>
-                <w:rFonts w:ascii="Consolas" w:hAnsi="Consolas"/>
-                <w:color w:val="1E293B"/>
-                <w:sz w:val="19"/>
-              </w:rPr>
-              <w:br/>
-            </w:r>
-            <w:r>
-              <w:rPr>
-                <w:rFonts w:ascii="Consolas" w:hAnsi="Consolas"/>
-                <w:color w:val="1E293B"/>
-                <w:sz w:val="19"/>
-              </w:rPr>
-              <w:t xml:space="preserve">    res.status(200).json({</w:t>
-              <w:br/>
-            </w:r>
-            <w:r>
-              <w:rPr>
-                <w:rFonts w:ascii="Consolas" w:hAnsi="Consolas"/>
-                <w:color w:val="1E293B"/>
-                <w:sz w:val="19"/>
-              </w:rPr>
-              <w:t xml:space="preserve">      status: 'success',</w:t>
-              <w:br/>
-            </w:r>
-            <w:r>
-              <w:rPr>
-                <w:rFonts w:ascii="Consolas" w:hAnsi="Consolas"/>
-                <w:color w:val="1E293B"/>
-                <w:sz w:val="19"/>
-              </w:rPr>
-              <w:t xml:space="preserve">      data: {</w:t>
-              <w:br/>
-            </w:r>
-            <w:r>
-              <w:rPr>
-                <w:rFonts w:ascii="Consolas" w:hAnsi="Consolas"/>
-                <w:color w:val="1E293B"/>
-                <w:sz w:val="19"/>
-              </w:rPr>
-              <w:t xml:space="preserve">        data: doc,</w:t>
-              <w:br/>
-            </w:r>
-            <w:r>
-              <w:rPr>
-                <w:rFonts w:ascii="Consolas" w:hAnsi="Consolas"/>
-                <w:color w:val="1E293B"/>
-                <w:sz w:val="19"/>
-              </w:rPr>
-              <w:t xml:space="preserve">      },</w:t>
-              <w:br/>
-            </w:r>
-            <w:r>
-              <w:rPr>
-                <w:rFonts w:ascii="Consolas" w:hAnsi="Consolas"/>
-                <w:color w:val="1E293B"/>
-                <w:sz w:val="19"/>
-              </w:rPr>
-              <w:t xml:space="preserve">    });</w:t>
-              <w:br/>
-            </w:r>
-            <w:r>
-              <w:rPr>
-                <w:rFonts w:ascii="Consolas" w:hAnsi="Consolas"/>
-                <w:color w:val="1E293B"/>
-                <w:sz w:val="19"/>
-              </w:rPr>
-              <w:t xml:space="preserve">  });</w:t>
-              <w:br/>
-            </w:r>
-            <w:r>
-              <w:rPr>
-                <w:rFonts w:ascii="Consolas" w:hAnsi="Consolas"/>
-                <w:color w:val="1E293B"/>
-                <w:sz w:val="19"/>
-              </w:rPr>
-              <w:br/>
-            </w:r>
-            <w:r>
-              <w:rPr>
-                <w:rFonts w:ascii="Consolas" w:hAnsi="Consolas"/>
-                <w:color w:val="1E293B"/>
-                <w:sz w:val="19"/>
-              </w:rPr>
-              <w:t>// 5. GET ALL FACTORY (Supports nested filtering &amp; APIFeatures)</w:t>
-              <w:br/>
-            </w:r>
-            <w:r>
-              <w:rPr>
-                <w:rFonts w:ascii="Consolas" w:hAnsi="Consolas"/>
-                <w:color w:val="1E293B"/>
-                <w:sz w:val="19"/>
-              </w:rPr>
-              <w:t>exports.getAll = (Model) =&gt;</w:t>
-              <w:br/>
-            </w:r>
-            <w:r>
-              <w:rPr>
-                <w:rFonts w:ascii="Consolas" w:hAnsi="Consolas"/>
-                <w:color w:val="1E293B"/>
-                <w:sz w:val="19"/>
-              </w:rPr>
-              <w:t xml:space="preserve">  catchAsync(async (req, res, next) =&gt; {</w:t>
-              <w:br/>
-            </w:r>
-            <w:r>
-              <w:rPr>
-                <w:rFonts w:ascii="Consolas" w:hAnsi="Consolas"/>
-                <w:color w:val="1E293B"/>
-                <w:sz w:val="19"/>
-              </w:rPr>
-              <w:t xml:space="preserve">    // To allow for nested GET reviews on tour (e.g. /tours/:tourId/reviews)</w:t>
-              <w:br/>
-            </w:r>
-            <w:r>
-              <w:rPr>
-                <w:rFonts w:ascii="Consolas" w:hAnsi="Consolas"/>
-                <w:color w:val="1E293B"/>
-                <w:sz w:val="19"/>
-              </w:rPr>
-              <w:t xml:space="preserve">    let filter = {};</w:t>
-              <w:br/>
-            </w:r>
-            <w:r>
-              <w:rPr>
-                <w:rFonts w:ascii="Consolas" w:hAnsi="Consolas"/>
-                <w:color w:val="1E293B"/>
-                <w:sz w:val="19"/>
-              </w:rPr>
-              <w:t xml:space="preserve">    if (req.params.tourId) filter = { tour: req.params.tourId };</w:t>
-              <w:br/>
-            </w:r>
-            <w:r>
-              <w:rPr>
-                <w:rFonts w:ascii="Consolas" w:hAnsi="Consolas"/>
-                <w:color w:val="1E293B"/>
-                <w:sz w:val="19"/>
-              </w:rPr>
-              <w:br/>
-            </w:r>
-            <w:r>
-              <w:rPr>
-                <w:rFonts w:ascii="Consolas" w:hAnsi="Consolas"/>
-                <w:color w:val="1E293B"/>
-                <w:sz w:val="19"/>
-              </w:rPr>
-              <w:t xml:space="preserve">    const features = new APIFeatures(Model.find(filter), req.query)</w:t>
-              <w:br/>
-            </w:r>
-            <w:r>
-              <w:rPr>
-                <w:rFonts w:ascii="Consolas" w:hAnsi="Consolas"/>
-                <w:color w:val="1E293B"/>
-                <w:sz w:val="19"/>
-              </w:rPr>
-              <w:t xml:space="preserve">      .filter()</w:t>
-              <w:br/>
-            </w:r>
-            <w:r>
-              <w:rPr>
-                <w:rFonts w:ascii="Consolas" w:hAnsi="Consolas"/>
-                <w:color w:val="1E293B"/>
-                <w:sz w:val="19"/>
-              </w:rPr>
-              <w:t xml:space="preserve">      .sort()</w:t>
-              <w:br/>
-            </w:r>
-            <w:r>
-              <w:rPr>
-                <w:rFonts w:ascii="Consolas" w:hAnsi="Consolas"/>
-                <w:color w:val="1E293B"/>
-                <w:sz w:val="19"/>
-              </w:rPr>
-              <w:t xml:space="preserve">      .limitFields()</w:t>
-              <w:br/>
-            </w:r>
-            <w:r>
-              <w:rPr>
-                <w:rFonts w:ascii="Consolas" w:hAnsi="Consolas"/>
-                <w:color w:val="1E293B"/>
-                <w:sz w:val="19"/>
-              </w:rPr>
-              <w:t xml:space="preserve">      .paginate();</w:t>
-              <w:br/>
-            </w:r>
-            <w:r>
-              <w:rPr>
-                <w:rFonts w:ascii="Consolas" w:hAnsi="Consolas"/>
-                <w:color w:val="1E293B"/>
-                <w:sz w:val="19"/>
-              </w:rPr>
-              <w:br/>
-            </w:r>
-            <w:r>
-              <w:rPr>
-                <w:rFonts w:ascii="Consolas" w:hAnsi="Consolas"/>
-                <w:color w:val="1E293B"/>
-                <w:sz w:val="19"/>
-              </w:rPr>
-              <w:t xml:space="preserve">    const docs = await features.query;</w:t>
-              <w:br/>
-            </w:r>
-            <w:r>
-              <w:rPr>
-                <w:rFonts w:ascii="Consolas" w:hAnsi="Consolas"/>
-                <w:color w:val="1E293B"/>
-                <w:sz w:val="19"/>
-              </w:rPr>
-              <w:br/>
-            </w:r>
-            <w:r>
-              <w:rPr>
-                <w:rFonts w:ascii="Consolas" w:hAnsi="Consolas"/>
-                <w:color w:val="1E293B"/>
-                <w:sz w:val="19"/>
-              </w:rPr>
-              <w:t xml:space="preserve">    res.status(200).json({</w:t>
-              <w:br/>
-            </w:r>
-            <w:r>
-              <w:rPr>
-                <w:rFonts w:ascii="Consolas" w:hAnsi="Consolas"/>
-                <w:color w:val="1E293B"/>
-                <w:sz w:val="19"/>
-              </w:rPr>
-              <w:t xml:space="preserve">      status: 'success',</w:t>
-              <w:br/>
-            </w:r>
-            <w:r>
-              <w:rPr>
-                <w:rFonts w:ascii="Consolas" w:hAnsi="Consolas"/>
-                <w:color w:val="1E293B"/>
-                <w:sz w:val="19"/>
-              </w:rPr>
-              <w:t xml:space="preserve">      results: docs.length,</w:t>
-              <w:br/>
-            </w:r>
-            <w:r>
-              <w:rPr>
-                <w:rFonts w:ascii="Consolas" w:hAnsi="Consolas"/>
-                <w:color w:val="1E293B"/>
-                <w:sz w:val="19"/>
-              </w:rPr>
-              <w:t xml:space="preserve">      data: {</w:t>
-              <w:br/>
-            </w:r>
-            <w:r>
-              <w:rPr>
-                <w:rFonts w:ascii="Consolas" w:hAnsi="Consolas"/>
-                <w:color w:val="1E293B"/>
-                <w:sz w:val="19"/>
-              </w:rPr>
-              <w:t xml:space="preserve">        data: docs,</w:t>
-              <w:br/>
-            </w:r>
-            <w:r>
-              <w:rPr>
-                <w:rFonts w:ascii="Consolas" w:hAnsi="Consolas"/>
-                <w:color w:val="1E293B"/>
-                <w:sz w:val="19"/>
-              </w:rPr>
-              <w:t xml:space="preserve">      },</w:t>
-              <w:br/>
-            </w:r>
-            <w:r>
-              <w:rPr>
-                <w:rFonts w:ascii="Consolas" w:hAnsi="Consolas"/>
-                <w:color w:val="1E293B"/>
-                <w:sz w:val="19"/>
-              </w:rPr>
-              <w:t xml:space="preserve">    });</w:t>
-              <w:br/>
-            </w:r>
-            <w:r>
-              <w:rPr>
-                <w:rFonts w:ascii="Consolas" w:hAnsi="Consolas"/>
-                <w:color w:val="1E293B"/>
-                <w:sz w:val="19"/>
-              </w:rPr>
-              <w:t xml:space="preserve">  });</w:t>
+              <w:t>exports.deleteReview = factory.deleteOne(Review);</w:t>
             </w:r>
           </w:p>
         </w:tc>
@@ -2288,44 +3335,313 @@
     </w:tbl>
     <w:p>
       <w:pPr>
-        <w:spacing w:before="40" w:after="120"/>
+        <w:spacing w:before="0" w:after="120"/>
       </w:pPr>
     </w:p>
     <w:p>
       <w:pPr>
-        <w:pStyle w:val="Heading2"/>
-        <w:spacing w:before="240" w:after="80"/>
+        <w:keepNext/>
+        <w:spacing w:before="360" w:after="120"/>
       </w:pPr>
       <w:r>
         <w:rPr>
-          <w:rFonts w:ascii="Calibri" w:hAnsi="Calibri"/>
+          <w:rFonts w:ascii="Segoe UI" w:hAnsi="Segoe UI"/>
+          <w:b/>
+          <w:color w:val="0369A1"/>
+          <w:sz w:val="32"/>
+        </w:rPr>
+        <w:t>11. Server-Side Rendering (SSR) Architecture &amp; Templating Masterclass</w:t>
+      </w:r>
+    </w:p>
+    <w:p>
+      <w:pPr>
+        <w:spacing w:before="0" w:after="120" w:line="276" w:lineRule="auto"/>
+      </w:pPr>
+      <w:r>
+        <w:rPr>
+          <w:rFonts w:ascii="Segoe UI" w:hAnsi="Segoe UI"/>
+          <w:b w:val="0"/>
+          <w:i w:val="0"/>
+          <w:color w:val="334155"/>
+          <w:sz w:val="20"/>
+        </w:rPr>
+        <w:t xml:space="preserve">Having established a hardened REST API, integrating </w:t>
+      </w:r>
+      <w:r>
+        <w:rPr>
+          <w:rFonts w:ascii="Segoe UI" w:hAnsi="Segoe UI"/>
+          <w:b/>
+          <w:i w:val="0"/>
+          <w:color w:val="334155"/>
+          <w:sz w:val="20"/>
+        </w:rPr>
+        <w:t>Server-Side Rendering (SSR)</w:t>
+      </w:r>
+      <w:r>
+        <w:rPr>
+          <w:rFonts w:ascii="Segoe UI" w:hAnsi="Segoe UI"/>
+          <w:b w:val="0"/>
+          <w:i w:val="0"/>
+          <w:color w:val="334155"/>
+          <w:sz w:val="20"/>
+        </w:rPr>
+        <w:t xml:space="preserve"> completes the transition from a headless JSON service into a full-stack web application capable of delivering high-performance, search-engine-optimized, and dynamically interactive user interfaces.</w:t>
+      </w:r>
+    </w:p>
+    <w:p>
+      <w:pPr>
+        <w:keepNext/>
+        <w:spacing w:before="260" w:after="80"/>
+      </w:pPr>
+      <w:r>
+        <w:rPr>
+          <w:rFonts w:ascii="Segoe UI" w:hAnsi="Segoe UI"/>
           <w:b/>
           <w:color w:val="0F172A"/>
           <w:sz w:val="26"/>
         </w:rPr>
-        <w:t>Controller Transformation: Before vs. After</w:t>
+        <w:t>11.1 Deconstructing Rendering Paradigms: SSR vs. CSR</w:t>
       </w:r>
     </w:p>
     <w:p>
       <w:pPr>
-        <w:spacing w:before="40" w:after="120" w:line="276" w:lineRule="auto"/>
+        <w:spacing w:before="0" w:after="120" w:line="276" w:lineRule="auto"/>
       </w:pPr>
       <w:r>
         <w:rPr>
-          <w:rFonts w:ascii="Calibri" w:hAnsi="Calibri"/>
+          <w:rFonts w:ascii="Segoe UI" w:hAnsi="Segoe UI"/>
+          <w:b w:val="0"/>
+          <w:i w:val="0"/>
+          <w:color w:val="334155"/>
+          <w:sz w:val="20"/>
+        </w:rPr>
+        <w:t>Understanding how markup is delivered dictates performance, SEO visibility, and user perception:</w:t>
+      </w:r>
+    </w:p>
+    <w:p>
+      <w:pPr>
+        <w:keepNext/>
+        <w:spacing w:before="180" w:after="60"/>
+      </w:pPr>
+      <w:r>
+        <w:rPr>
+          <w:rFonts w:ascii="Segoe UI" w:hAnsi="Segoe UI"/>
           <w:b/>
-          <w:color w:val="0F172A"/>
-          <w:sz w:val="22"/>
-        </w:rPr>
-        <w:t xml:space="preserve">Clean Controller Architecture: </w:t>
-      </w:r>
-      <w:r>
-        <w:rPr>
-          <w:rFonts w:ascii="Calibri" w:hAnsi="Calibri"/>
           <w:color w:val="334155"/>
           <w:sz w:val="22"/>
         </w:rPr>
-        <w:t>Notice how controllers like reviewController.js or tourController.js shrink from dozens of lines of repetitive boilerplate down to clean, single-line declarations:</w:t>
+        <w:t>Client-Side Rendering (CSR) Lifecycle</w:t>
+      </w:r>
+    </w:p>
+    <w:p>
+      <w:pPr>
+        <w:pStyle w:val="ListBullet"/>
+        <w:spacing w:before="0" w:after="60" w:line="276" w:lineRule="auto"/>
+      </w:pPr>
+      <w:r>
+        <w:rPr>
+          <w:rFonts w:ascii="Segoe UI" w:hAnsi="Segoe UI"/>
+          <w:b/>
+          <w:i w:val="0"/>
+          <w:color w:val="DC2626"/>
+          <w:sz w:val="20"/>
+        </w:rPr>
+        <w:t xml:space="preserve">The Blank Shell Problem: </w:t>
+      </w:r>
+      <w:r>
+        <w:rPr>
+          <w:rFonts w:ascii="Segoe UI" w:hAnsi="Segoe UI"/>
+          <w:b w:val="0"/>
+          <w:i w:val="0"/>
+          <w:color w:val="334155"/>
+          <w:sz w:val="20"/>
+        </w:rPr>
+        <w:t xml:space="preserve">The browser requests a URL. The server responds with an almost empty HTML file: </w:t>
+      </w:r>
+      <w:r>
+        <w:rPr>
+          <w:rFonts w:ascii="Consolas" w:hAnsi="Consolas"/>
+          <w:b w:val="0"/>
+          <w:i w:val="0"/>
+          <w:color w:val="0F172A"/>
+          <w:sz w:val="19"/>
+        </w:rPr>
+        <w:t>&lt;div id='root'&gt;&lt;/div&gt;&lt;script src='bundle.js'&gt;&lt;/script&gt;</w:t>
+      </w:r>
+      <w:r>
+        <w:rPr>
+          <w:rFonts w:ascii="Segoe UI" w:hAnsi="Segoe UI"/>
+          <w:b w:val="0"/>
+          <w:i w:val="0"/>
+          <w:color w:val="334155"/>
+          <w:sz w:val="20"/>
+        </w:rPr>
+        <w:t>.</w:t>
+      </w:r>
+    </w:p>
+    <w:p>
+      <w:pPr>
+        <w:pStyle w:val="ListBullet"/>
+        <w:spacing w:before="0" w:after="60" w:line="276" w:lineRule="auto"/>
+      </w:pPr>
+      <w:r>
+        <w:rPr>
+          <w:rFonts w:ascii="Segoe UI" w:hAnsi="Segoe UI"/>
+          <w:b/>
+          <w:i w:val="0"/>
+          <w:color w:val="334155"/>
+          <w:sz w:val="20"/>
+        </w:rPr>
+        <w:t xml:space="preserve">Heavy Client-Side Overhead: </w:t>
+      </w:r>
+      <w:r>
+        <w:rPr>
+          <w:rFonts w:ascii="Segoe UI" w:hAnsi="Segoe UI"/>
+          <w:b w:val="0"/>
+          <w:i w:val="0"/>
+          <w:color w:val="334155"/>
+          <w:sz w:val="20"/>
+        </w:rPr>
+        <w:t>The client must download, parse, and execute megabytes of JavaScript before anything can appear on the screen.</w:t>
+      </w:r>
+    </w:p>
+    <w:p>
+      <w:pPr>
+        <w:pStyle w:val="ListBullet"/>
+        <w:spacing w:before="0" w:after="60" w:line="276" w:lineRule="auto"/>
+      </w:pPr>
+      <w:r>
+        <w:rPr>
+          <w:rFonts w:ascii="Segoe UI" w:hAnsi="Segoe UI"/>
+          <w:b/>
+          <w:i w:val="0"/>
+          <w:color w:val="DC2626"/>
+          <w:sz w:val="20"/>
+        </w:rPr>
+        <w:t xml:space="preserve">Waterfall Network Fetching: </w:t>
+      </w:r>
+      <w:r>
+        <w:rPr>
+          <w:rFonts w:ascii="Segoe UI" w:hAnsi="Segoe UI"/>
+          <w:b w:val="0"/>
+          <w:i w:val="0"/>
+          <w:color w:val="334155"/>
+          <w:sz w:val="20"/>
+        </w:rPr>
+        <w:t>Once JavaScript boots up, the browser initiates secondary AJAX/Fetch requests back to the REST API. Users stare at loading spinners while waiting for data to arrive and DOM nodes to mount.</w:t>
+      </w:r>
+    </w:p>
+    <w:p>
+      <w:pPr>
+        <w:keepNext/>
+        <w:spacing w:before="180" w:after="60"/>
+      </w:pPr>
+      <w:r>
+        <w:rPr>
+          <w:rFonts w:ascii="Segoe UI" w:hAnsi="Segoe UI"/>
+          <w:b/>
+          <w:color w:val="334155"/>
+          <w:sz w:val="22"/>
+        </w:rPr>
+        <w:t>Server-Side Rendering (SSR) Lifecycle</w:t>
+      </w:r>
+    </w:p>
+    <w:p>
+      <w:pPr>
+        <w:pStyle w:val="ListBullet"/>
+        <w:spacing w:before="0" w:after="60" w:line="276" w:lineRule="auto"/>
+      </w:pPr>
+      <w:r>
+        <w:rPr>
+          <w:rFonts w:ascii="Segoe UI" w:hAnsi="Segoe UI"/>
+          <w:b/>
+          <w:i w:val="0"/>
+          <w:color w:val="334155"/>
+          <w:sz w:val="20"/>
+        </w:rPr>
+        <w:t xml:space="preserve">Full HTML on the Wire: </w:t>
+      </w:r>
+      <w:r>
+        <w:rPr>
+          <w:rFonts w:ascii="Segoe UI" w:hAnsi="Segoe UI"/>
+          <w:b w:val="0"/>
+          <w:i w:val="0"/>
+          <w:color w:val="334155"/>
+          <w:sz w:val="20"/>
+        </w:rPr>
+        <w:t xml:space="preserve">The user requests a URL. The server queries the database directly, retrieves tour documents, injects that data into a template, and compiles a </w:t>
+      </w:r>
+      <w:r>
+        <w:rPr>
+          <w:rFonts w:ascii="Segoe UI" w:hAnsi="Segoe UI"/>
+          <w:b/>
+          <w:i w:val="0"/>
+          <w:color w:val="334155"/>
+          <w:sz w:val="20"/>
+        </w:rPr>
+        <w:t>complete, valid HTML document</w:t>
+      </w:r>
+      <w:r>
+        <w:rPr>
+          <w:rFonts w:ascii="Segoe UI" w:hAnsi="Segoe UI"/>
+          <w:b w:val="0"/>
+          <w:i w:val="0"/>
+          <w:color w:val="334155"/>
+          <w:sz w:val="20"/>
+        </w:rPr>
+        <w:t xml:space="preserve"> on the fly.</w:t>
+      </w:r>
+    </w:p>
+    <w:p>
+      <w:pPr>
+        <w:pStyle w:val="ListBullet"/>
+        <w:spacing w:before="0" w:after="60" w:line="276" w:lineRule="auto"/>
+      </w:pPr>
+      <w:r>
+        <w:rPr>
+          <w:rFonts w:ascii="Segoe UI" w:hAnsi="Segoe UI"/>
+          <w:b/>
+          <w:i w:val="0"/>
+          <w:color w:val="334155"/>
+          <w:sz w:val="20"/>
+        </w:rPr>
+        <w:t xml:space="preserve">Instant Visual Rendering: </w:t>
+      </w:r>
+      <w:r>
+        <w:rPr>
+          <w:rFonts w:ascii="Segoe UI" w:hAnsi="Segoe UI"/>
+          <w:b w:val="0"/>
+          <w:i w:val="0"/>
+          <w:color w:val="334155"/>
+          <w:sz w:val="20"/>
+        </w:rPr>
+        <w:t>The browser receives markup that already contains tour names, images, prices, and reviews. The layout engine renders the visual interface immediately.</w:t>
+      </w:r>
+    </w:p>
+    <w:p>
+      <w:pPr>
+        <w:pStyle w:val="ListBullet"/>
+        <w:spacing w:before="0" w:after="60" w:line="276" w:lineRule="auto"/>
+      </w:pPr>
+      <w:r>
+        <w:rPr>
+          <w:rFonts w:ascii="Segoe UI" w:hAnsi="Segoe UI"/>
+          <w:b/>
+          <w:i w:val="0"/>
+          <w:color w:val="334155"/>
+          <w:sz w:val="20"/>
+        </w:rPr>
+        <w:t xml:space="preserve">Targeted Hydration: </w:t>
+      </w:r>
+      <w:r>
+        <w:rPr>
+          <w:rFonts w:ascii="Segoe UI" w:hAnsi="Segoe UI"/>
+          <w:b w:val="0"/>
+          <w:i w:val="0"/>
+          <w:color w:val="334155"/>
+          <w:sz w:val="20"/>
+        </w:rPr>
+        <w:t>Lightweight client-side scripts attach event listeners (e.g. Mapbox maps, Stripe checkout handlers, booking buttons) to the already rendered DOM.</w:t>
       </w:r>
     </w:p>
     <w:tbl>
@@ -2336,179 +3652,709 @@
         <w:tblLook w:firstColumn="1" w:firstRow="1" w:lastColumn="0" w:lastRow="0" w:noHBand="0" w:noVBand="1" w:val="04A0"/>
       </w:tblPr>
       <w:tblGrid>
-        <w:gridCol w:w="9936"/>
+        <w:gridCol w:w="3360"/>
+        <w:gridCol w:w="3360"/>
+        <w:gridCol w:w="3360"/>
       </w:tblGrid>
       <w:tr>
         <w:tc>
           <w:tcPr>
-            <w:tcW w:type="dxa" w:w="9360"/>
-            <w:shd w:fill="F4F6F8"/>
+            <w:tcW w:type="dxa" w:w="2160"/>
+            <w:shd w:fill="0284C7"/>
             <w:tcMar>
-              <w:top w:w="140" w:type="dxa"/>
-              <w:bottom w:w="140" w:type="dxa"/>
-              <w:left w:w="220" w:type="dxa"/>
-              <w:right w:w="220" w:type="dxa"/>
+              <w:top w:w="100" w:type="dxa"/>
+              <w:bottom w:w="100" w:type="dxa"/>
+              <w:left w:w="140" w:type="dxa"/>
+              <w:right w:w="140" w:type="dxa"/>
             </w:tcMar>
             <w:tcBorders>
-              <w:top w:val="single" w:sz="4" w:space="0" w:color="CBD5E1"/>
-              <w:bottom w:val="single" w:sz="4" w:space="0" w:color="CBD5E1"/>
-              <w:left w:val="single" w:sz="24" w:space="0" w:color="0284C7"/>
-              <w:right w:val="single" w:sz="4" w:space="0" w:color="CBD5E1"/>
+              <w:top w:val="single" w:sz="4" w:space="0" w:color="0284C7"/>
+              <w:left w:val="single" w:sz="4" w:space="0" w:color="0284C7"/>
+              <w:bottom w:val="single" w:sz="4" w:space="0" w:color="0284C7"/>
+              <w:right w:val="single" w:sz="4" w:space="0" w:color="0284C7"/>
             </w:tcBorders>
           </w:tcPr>
           <w:p>
             <w:pPr>
-              <w:spacing w:before="60" w:after="60" w:line="276" w:lineRule="auto"/>
+              <w:spacing w:before="0" w:after="0"/>
             </w:pPr>
             <w:r>
               <w:rPr>
-                <w:rFonts w:ascii="Consolas" w:hAnsi="Consolas"/>
-                <w:color w:val="1E293B"/>
+                <w:rFonts w:ascii="Segoe UI" w:hAnsi="Segoe UI"/>
+                <w:b/>
+                <w:color w:val="FFFFFF"/>
                 <w:sz w:val="19"/>
               </w:rPr>
-              <w:t>// controllers/reviewController.js (With Factory Pattern)</w:t>
-              <w:br/>
+              <w:t>Feature / Metric</w:t>
+            </w:r>
+          </w:p>
+        </w:tc>
+        <w:tc>
+          <w:tcPr>
+            <w:tcW w:type="dxa" w:w="3960"/>
+            <w:shd w:fill="0284C7"/>
+            <w:tcMar>
+              <w:top w:w="100" w:type="dxa"/>
+              <w:bottom w:w="100" w:type="dxa"/>
+              <w:left w:w="140" w:type="dxa"/>
+              <w:right w:w="140" w:type="dxa"/>
+            </w:tcMar>
+            <w:tcBorders>
+              <w:top w:val="single" w:sz="4" w:space="0" w:color="0284C7"/>
+              <w:left w:val="single" w:sz="4" w:space="0" w:color="0284C7"/>
+              <w:bottom w:val="single" w:sz="4" w:space="0" w:color="0284C7"/>
+              <w:right w:val="single" w:sz="4" w:space="0" w:color="0284C7"/>
+            </w:tcBorders>
+          </w:tcPr>
+          <w:p>
+            <w:pPr>
+              <w:spacing w:before="0" w:after="0"/>
+            </w:pPr>
+            <w:r>
+              <w:rPr>
+                <w:rFonts w:ascii="Segoe UI" w:hAnsi="Segoe UI"/>
+                <w:b/>
+                <w:color w:val="FFFFFF"/>
+                <w:sz w:val="19"/>
+              </w:rPr>
+              <w:t>Client-Side Rendering (CSR)</w:t>
+            </w:r>
+          </w:p>
+        </w:tc>
+        <w:tc>
+          <w:tcPr>
+            <w:tcW w:type="dxa" w:w="3960"/>
+            <w:shd w:fill="0284C7"/>
+            <w:tcMar>
+              <w:top w:w="100" w:type="dxa"/>
+              <w:bottom w:w="100" w:type="dxa"/>
+              <w:left w:w="140" w:type="dxa"/>
+              <w:right w:w="140" w:type="dxa"/>
+            </w:tcMar>
+            <w:tcBorders>
+              <w:top w:val="single" w:sz="4" w:space="0" w:color="0284C7"/>
+              <w:left w:val="single" w:sz="4" w:space="0" w:color="0284C7"/>
+              <w:bottom w:val="single" w:sz="4" w:space="0" w:color="0284C7"/>
+              <w:right w:val="single" w:sz="4" w:space="0" w:color="0284C7"/>
+            </w:tcBorders>
+          </w:tcPr>
+          <w:p>
+            <w:pPr>
+              <w:spacing w:before="0" w:after="0"/>
+            </w:pPr>
+            <w:r>
+              <w:rPr>
+                <w:rFonts w:ascii="Segoe UI" w:hAnsi="Segoe UI"/>
+                <w:b/>
+                <w:color w:val="FFFFFF"/>
+                <w:sz w:val="19"/>
+              </w:rPr>
+              <w:t>Server-Side Rendering (SSR)</w:t>
+            </w:r>
+          </w:p>
+        </w:tc>
+      </w:tr>
+      <w:tr>
+        <w:tc>
+          <w:tcPr>
+            <w:tcW w:type="dxa" w:w="2160"/>
+            <w:shd w:fill="FFFFFF"/>
+            <w:tcMar>
+              <w:top w:w="90" w:type="dxa"/>
+              <w:bottom w:w="90" w:type="dxa"/>
+              <w:left w:w="140" w:type="dxa"/>
+              <w:right w:w="140" w:type="dxa"/>
+            </w:tcMar>
+            <w:tcBorders>
+              <w:top w:val="single" w:sz="4" w:space="0" w:color="E2E8F0"/>
+              <w:left w:val="single" w:sz="4" w:space="0" w:color="E2E8F0"/>
+              <w:bottom w:val="single" w:sz="4" w:space="0" w:color="E2E8F0"/>
+              <w:right w:val="single" w:sz="4" w:space="0" w:color="E2E8F0"/>
+            </w:tcBorders>
+          </w:tcPr>
+          <w:p>
+            <w:pPr>
+              <w:spacing w:before="0" w:after="0" w:line="264" w:lineRule="auto"/>
+            </w:pPr>
+            <w:r>
+              <w:rPr>
+                <w:rFonts w:ascii="Segoe UI" w:hAnsi="Segoe UI"/>
+                <w:b/>
+                <w:i w:val="0"/>
+                <w:color w:val="334155"/>
+                <w:sz w:val="18"/>
+              </w:rPr>
+              <w:t>Search Engine Optimization (SEO)</w:t>
+            </w:r>
+          </w:p>
+        </w:tc>
+        <w:tc>
+          <w:tcPr>
+            <w:tcW w:type="dxa" w:w="3960"/>
+            <w:shd w:fill="FFFFFF"/>
+            <w:tcMar>
+              <w:top w:w="90" w:type="dxa"/>
+              <w:bottom w:w="90" w:type="dxa"/>
+              <w:left w:w="140" w:type="dxa"/>
+              <w:right w:w="140" w:type="dxa"/>
+            </w:tcMar>
+            <w:tcBorders>
+              <w:top w:val="single" w:sz="4" w:space="0" w:color="E2E8F0"/>
+              <w:left w:val="single" w:sz="4" w:space="0" w:color="E2E8F0"/>
+              <w:bottom w:val="single" w:sz="4" w:space="0" w:color="E2E8F0"/>
+              <w:right w:val="single" w:sz="4" w:space="0" w:color="E2E8F0"/>
+            </w:tcBorders>
+          </w:tcPr>
+          <w:p>
+            <w:pPr>
+              <w:spacing w:before="0" w:after="0" w:line="264" w:lineRule="auto"/>
+            </w:pPr>
+            <w:r>
+              <w:rPr>
+                <w:rFonts w:ascii="Segoe UI" w:hAnsi="Segoe UI"/>
+                <w:b/>
+                <w:i w:val="0"/>
+                <w:color w:val="DC2626"/>
+                <w:sz w:val="18"/>
+              </w:rPr>
+              <w:t xml:space="preserve">Poor / Fragile. </w:t>
             </w:r>
             <w:r>
               <w:rPr>
-                <w:rFonts w:ascii="Consolas" w:hAnsi="Consolas"/>
-                <w:color w:val="1E293B"/>
-                <w:sz w:val="19"/>
+                <w:rFonts w:ascii="Segoe UI" w:hAnsi="Segoe UI"/>
+                <w:b w:val="0"/>
+                <w:i w:val="0"/>
+                <w:color w:val="334155"/>
+                <w:sz w:val="18"/>
               </w:rPr>
-              <w:t>const Review = require('../models/ReviewModel');</w:t>
-              <w:br/>
+              <w:t>Crawlers and social scrapers receive empty containers and may fail to execute async JS.</w:t>
+            </w:r>
+          </w:p>
+        </w:tc>
+        <w:tc>
+          <w:tcPr>
+            <w:tcW w:type="dxa" w:w="3960"/>
+            <w:shd w:fill="FFFFFF"/>
+            <w:tcMar>
+              <w:top w:w="90" w:type="dxa"/>
+              <w:bottom w:w="90" w:type="dxa"/>
+              <w:left w:w="140" w:type="dxa"/>
+              <w:right w:w="140" w:type="dxa"/>
+            </w:tcMar>
+            <w:tcBorders>
+              <w:top w:val="single" w:sz="4" w:space="0" w:color="E2E8F0"/>
+              <w:left w:val="single" w:sz="4" w:space="0" w:color="E2E8F0"/>
+              <w:bottom w:val="single" w:sz="4" w:space="0" w:color="E2E8F0"/>
+              <w:right w:val="single" w:sz="4" w:space="0" w:color="E2E8F0"/>
+            </w:tcBorders>
+          </w:tcPr>
+          <w:p>
+            <w:pPr>
+              <w:spacing w:before="0" w:after="0" w:line="264" w:lineRule="auto"/>
+            </w:pPr>
+            <w:r>
+              <w:rPr>
+                <w:rFonts w:ascii="Segoe UI" w:hAnsi="Segoe UI"/>
+                <w:b/>
+                <w:i w:val="0"/>
+                <w:color w:val="334155"/>
+                <w:sz w:val="18"/>
+              </w:rPr>
+              <w:t xml:space="preserve">Outstanding. </w:t>
             </w:r>
             <w:r>
               <w:rPr>
-                <w:rFonts w:ascii="Consolas" w:hAnsi="Consolas"/>
-                <w:color w:val="1E293B"/>
-                <w:sz w:val="19"/>
+                <w:rFonts w:ascii="Segoe UI" w:hAnsi="Segoe UI"/>
+                <w:b w:val="0"/>
+                <w:i w:val="0"/>
+                <w:color w:val="334155"/>
+                <w:sz w:val="18"/>
               </w:rPr>
-              <w:t>const factory = require('./handlerFactory');</w:t>
-              <w:br/>
+              <w:t>Every page contains complete, semantic HTML and dynamic OpenGraph meta tags immediately readable by any crawler.</w:t>
+            </w:r>
+          </w:p>
+        </w:tc>
+      </w:tr>
+      <w:tr>
+        <w:tc>
+          <w:tcPr>
+            <w:tcW w:type="dxa" w:w="2160"/>
+            <w:shd w:fill="F8FAFC"/>
+            <w:tcMar>
+              <w:top w:w="90" w:type="dxa"/>
+              <w:bottom w:w="90" w:type="dxa"/>
+              <w:left w:w="140" w:type="dxa"/>
+              <w:right w:w="140" w:type="dxa"/>
+            </w:tcMar>
+            <w:tcBorders>
+              <w:top w:val="single" w:sz="4" w:space="0" w:color="E2E8F0"/>
+              <w:left w:val="single" w:sz="4" w:space="0" w:color="E2E8F0"/>
+              <w:bottom w:val="single" w:sz="4" w:space="0" w:color="E2E8F0"/>
+              <w:right w:val="single" w:sz="4" w:space="0" w:color="E2E8F0"/>
+            </w:tcBorders>
+          </w:tcPr>
+          <w:p>
+            <w:pPr>
+              <w:spacing w:before="0" w:after="0" w:line="264" w:lineRule="auto"/>
+            </w:pPr>
+            <w:r>
+              <w:rPr>
+                <w:rFonts w:ascii="Segoe UI" w:hAnsi="Segoe UI"/>
+                <w:b/>
+                <w:i w:val="0"/>
+                <w:color w:val="334155"/>
+                <w:sz w:val="18"/>
+              </w:rPr>
+              <w:t>First Contentful Paint (FCP)</w:t>
+            </w:r>
+          </w:p>
+        </w:tc>
+        <w:tc>
+          <w:tcPr>
+            <w:tcW w:type="dxa" w:w="3960"/>
+            <w:shd w:fill="F8FAFC"/>
+            <w:tcMar>
+              <w:top w:w="90" w:type="dxa"/>
+              <w:bottom w:w="90" w:type="dxa"/>
+              <w:left w:w="140" w:type="dxa"/>
+              <w:right w:w="140" w:type="dxa"/>
+            </w:tcMar>
+            <w:tcBorders>
+              <w:top w:val="single" w:sz="4" w:space="0" w:color="E2E8F0"/>
+              <w:left w:val="single" w:sz="4" w:space="0" w:color="E2E8F0"/>
+              <w:bottom w:val="single" w:sz="4" w:space="0" w:color="E2E8F0"/>
+              <w:right w:val="single" w:sz="4" w:space="0" w:color="E2E8F0"/>
+            </w:tcBorders>
+          </w:tcPr>
+          <w:p>
+            <w:pPr>
+              <w:spacing w:before="0" w:after="0" w:line="264" w:lineRule="auto"/>
+            </w:pPr>
+            <w:r>
+              <w:rPr>
+                <w:rFonts w:ascii="Segoe UI" w:hAnsi="Segoe UI"/>
+                <w:b/>
+                <w:i w:val="0"/>
+                <w:color w:val="DC2626"/>
+                <w:sz w:val="18"/>
+              </w:rPr>
+              <w:t xml:space="preserve">Slow. </w:t>
             </w:r>
             <w:r>
               <w:rPr>
-                <w:rFonts w:ascii="Consolas" w:hAnsi="Consolas"/>
-                <w:color w:val="1E293B"/>
-                <w:sz w:val="19"/>
+                <w:rFonts w:ascii="Segoe UI" w:hAnsi="Segoe UI"/>
+                <w:b w:val="0"/>
+                <w:i w:val="0"/>
+                <w:color w:val="334155"/>
+                <w:sz w:val="18"/>
               </w:rPr>
-              <w:br/>
+              <w:t>Blocked by script bundle downloads, JS compilation, and chained API requests.</w:t>
+            </w:r>
+          </w:p>
+        </w:tc>
+        <w:tc>
+          <w:tcPr>
+            <w:tcW w:type="dxa" w:w="3960"/>
+            <w:shd w:fill="F8FAFC"/>
+            <w:tcMar>
+              <w:top w:w="90" w:type="dxa"/>
+              <w:bottom w:w="90" w:type="dxa"/>
+              <w:left w:w="140" w:type="dxa"/>
+              <w:right w:w="140" w:type="dxa"/>
+            </w:tcMar>
+            <w:tcBorders>
+              <w:top w:val="single" w:sz="4" w:space="0" w:color="E2E8F0"/>
+              <w:left w:val="single" w:sz="4" w:space="0" w:color="E2E8F0"/>
+              <w:bottom w:val="single" w:sz="4" w:space="0" w:color="E2E8F0"/>
+              <w:right w:val="single" w:sz="4" w:space="0" w:color="E2E8F0"/>
+            </w:tcBorders>
+          </w:tcPr>
+          <w:p>
+            <w:pPr>
+              <w:spacing w:before="0" w:after="0" w:line="264" w:lineRule="auto"/>
+            </w:pPr>
+            <w:r>
+              <w:rPr>
+                <w:rFonts w:ascii="Segoe UI" w:hAnsi="Segoe UI"/>
+                <w:b/>
+                <w:i w:val="0"/>
+                <w:color w:val="334155"/>
+                <w:sz w:val="18"/>
+              </w:rPr>
+              <w:t xml:space="preserve">Near Instantaneous. </w:t>
             </w:r>
             <w:r>
               <w:rPr>
-                <w:rFonts w:ascii="Consolas" w:hAnsi="Consolas"/>
-                <w:color w:val="1E293B"/>
-                <w:sz w:val="19"/>
+                <w:rFonts w:ascii="Segoe UI" w:hAnsi="Segoe UI"/>
+                <w:b w:val="0"/>
+                <w:i w:val="0"/>
+                <w:color w:val="334155"/>
+                <w:sz w:val="18"/>
               </w:rPr>
-              <w:t>// Middleware to set Tour and User IDs from nested routes / protect middleware</w:t>
-              <w:br/>
+              <w:t>Browser parses and displays HTML directly from the initial response stream.</w:t>
+            </w:r>
+          </w:p>
+        </w:tc>
+      </w:tr>
+      <w:tr>
+        <w:tc>
+          <w:tcPr>
+            <w:tcW w:type="dxa" w:w="2160"/>
+            <w:shd w:fill="FFFFFF"/>
+            <w:tcMar>
+              <w:top w:w="90" w:type="dxa"/>
+              <w:bottom w:w="90" w:type="dxa"/>
+              <w:left w:w="140" w:type="dxa"/>
+              <w:right w:w="140" w:type="dxa"/>
+            </w:tcMar>
+            <w:tcBorders>
+              <w:top w:val="single" w:sz="4" w:space="0" w:color="E2E8F0"/>
+              <w:left w:val="single" w:sz="4" w:space="0" w:color="E2E8F0"/>
+              <w:bottom w:val="single" w:sz="4" w:space="0" w:color="E2E8F0"/>
+              <w:right w:val="single" w:sz="4" w:space="0" w:color="E2E8F0"/>
+            </w:tcBorders>
+          </w:tcPr>
+          <w:p>
+            <w:pPr>
+              <w:spacing w:before="0" w:after="0" w:line="264" w:lineRule="auto"/>
+            </w:pPr>
+            <w:r>
+              <w:rPr>
+                <w:rFonts w:ascii="Segoe UI" w:hAnsi="Segoe UI"/>
+                <w:b/>
+                <w:i w:val="0"/>
+                <w:color w:val="334155"/>
+                <w:sz w:val="18"/>
+              </w:rPr>
+              <w:t>Device CPU Utilization</w:t>
+            </w:r>
+          </w:p>
+        </w:tc>
+        <w:tc>
+          <w:tcPr>
+            <w:tcW w:type="dxa" w:w="3960"/>
+            <w:shd w:fill="FFFFFF"/>
+            <w:tcMar>
+              <w:top w:w="90" w:type="dxa"/>
+              <w:bottom w:w="90" w:type="dxa"/>
+              <w:left w:w="140" w:type="dxa"/>
+              <w:right w:w="140" w:type="dxa"/>
+            </w:tcMar>
+            <w:tcBorders>
+              <w:top w:val="single" w:sz="4" w:space="0" w:color="E2E8F0"/>
+              <w:left w:val="single" w:sz="4" w:space="0" w:color="E2E8F0"/>
+              <w:bottom w:val="single" w:sz="4" w:space="0" w:color="E2E8F0"/>
+              <w:right w:val="single" w:sz="4" w:space="0" w:color="E2E8F0"/>
+            </w:tcBorders>
+          </w:tcPr>
+          <w:p>
+            <w:pPr>
+              <w:spacing w:before="0" w:after="0" w:line="264" w:lineRule="auto"/>
+            </w:pPr>
+            <w:r>
+              <w:rPr>
+                <w:rFonts w:ascii="Segoe UI" w:hAnsi="Segoe UI"/>
+                <w:b/>
+                <w:i w:val="0"/>
+                <w:color w:val="DC2626"/>
+                <w:sz w:val="18"/>
+              </w:rPr>
+              <w:t xml:space="preserve">High. </w:t>
             </w:r>
             <w:r>
               <w:rPr>
-                <w:rFonts w:ascii="Consolas" w:hAnsi="Consolas"/>
-                <w:color w:val="1E293B"/>
-                <w:sz w:val="19"/>
+                <w:rFonts w:ascii="Segoe UI" w:hAnsi="Segoe UI"/>
+                <w:b w:val="0"/>
+                <w:i w:val="0"/>
+                <w:color w:val="334155"/>
+                <w:sz w:val="18"/>
               </w:rPr>
-              <w:t>exports.setTourUserIds = (req, res, next) =&gt; {</w:t>
-              <w:br/>
+              <w:t>Low-end mobile phones struggle with JavaScript parsing and large Virtual DOM trees.</w:t>
+            </w:r>
+          </w:p>
+        </w:tc>
+        <w:tc>
+          <w:tcPr>
+            <w:tcW w:type="dxa" w:w="3960"/>
+            <w:shd w:fill="FFFFFF"/>
+            <w:tcMar>
+              <w:top w:w="90" w:type="dxa"/>
+              <w:bottom w:w="90" w:type="dxa"/>
+              <w:left w:w="140" w:type="dxa"/>
+              <w:right w:w="140" w:type="dxa"/>
+            </w:tcMar>
+            <w:tcBorders>
+              <w:top w:val="single" w:sz="4" w:space="0" w:color="E2E8F0"/>
+              <w:left w:val="single" w:sz="4" w:space="0" w:color="E2E8F0"/>
+              <w:bottom w:val="single" w:sz="4" w:space="0" w:color="E2E8F0"/>
+              <w:right w:val="single" w:sz="4" w:space="0" w:color="E2E8F0"/>
+            </w:tcBorders>
+          </w:tcPr>
+          <w:p>
+            <w:pPr>
+              <w:spacing w:before="0" w:after="0" w:line="264" w:lineRule="auto"/>
+            </w:pPr>
+            <w:r>
+              <w:rPr>
+                <w:rFonts w:ascii="Segoe UI" w:hAnsi="Segoe UI"/>
+                <w:b/>
+                <w:i w:val="0"/>
+                <w:color w:val="334155"/>
+                <w:sz w:val="18"/>
+              </w:rPr>
+              <w:t xml:space="preserve">Minimal. </w:t>
             </w:r>
             <w:r>
               <w:rPr>
-                <w:rFonts w:ascii="Consolas" w:hAnsi="Consolas"/>
-                <w:color w:val="1E293B"/>
-                <w:sz w:val="19"/>
+                <w:rFonts w:ascii="Segoe UI" w:hAnsi="Segoe UI"/>
+                <w:b w:val="0"/>
+                <w:i w:val="0"/>
+                <w:color w:val="334155"/>
+                <w:sz w:val="18"/>
               </w:rPr>
-              <w:t xml:space="preserve">  if (!req.body.tour) req.body.tour = req.params.tourId;</w:t>
-              <w:br/>
+              <w:t>The server shoulders computational rendering; the client merely displays ready markup.</w:t>
+            </w:r>
+          </w:p>
+        </w:tc>
+      </w:tr>
+      <w:tr>
+        <w:tc>
+          <w:tcPr>
+            <w:tcW w:type="dxa" w:w="2160"/>
+            <w:shd w:fill="F8FAFC"/>
+            <w:tcMar>
+              <w:top w:w="90" w:type="dxa"/>
+              <w:bottom w:w="90" w:type="dxa"/>
+              <w:left w:w="140" w:type="dxa"/>
+              <w:right w:w="140" w:type="dxa"/>
+            </w:tcMar>
+            <w:tcBorders>
+              <w:top w:val="single" w:sz="4" w:space="0" w:color="E2E8F0"/>
+              <w:left w:val="single" w:sz="4" w:space="0" w:color="E2E8F0"/>
+              <w:bottom w:val="single" w:sz="4" w:space="0" w:color="E2E8F0"/>
+              <w:right w:val="single" w:sz="4" w:space="0" w:color="E2E8F0"/>
+            </w:tcBorders>
+          </w:tcPr>
+          <w:p>
+            <w:pPr>
+              <w:spacing w:before="0" w:after="0" w:line="264" w:lineRule="auto"/>
+            </w:pPr>
+            <w:r>
+              <w:rPr>
+                <w:rFonts w:ascii="Segoe UI" w:hAnsi="Segoe UI"/>
+                <w:b/>
+                <w:i w:val="0"/>
+                <w:color w:val="334155"/>
+                <w:sz w:val="18"/>
+              </w:rPr>
+              <w:t>Server Resource Demands</w:t>
+            </w:r>
+          </w:p>
+        </w:tc>
+        <w:tc>
+          <w:tcPr>
+            <w:tcW w:type="dxa" w:w="3960"/>
+            <w:shd w:fill="F8FAFC"/>
+            <w:tcMar>
+              <w:top w:w="90" w:type="dxa"/>
+              <w:bottom w:w="90" w:type="dxa"/>
+              <w:left w:w="140" w:type="dxa"/>
+              <w:right w:w="140" w:type="dxa"/>
+            </w:tcMar>
+            <w:tcBorders>
+              <w:top w:val="single" w:sz="4" w:space="0" w:color="E2E8F0"/>
+              <w:left w:val="single" w:sz="4" w:space="0" w:color="E2E8F0"/>
+              <w:bottom w:val="single" w:sz="4" w:space="0" w:color="E2E8F0"/>
+              <w:right w:val="single" w:sz="4" w:space="0" w:color="E2E8F0"/>
+            </w:tcBorders>
+          </w:tcPr>
+          <w:p>
+            <w:pPr>
+              <w:spacing w:before="0" w:after="0" w:line="264" w:lineRule="auto"/>
+            </w:pPr>
+            <w:r>
+              <w:rPr>
+                <w:rFonts w:ascii="Segoe UI" w:hAnsi="Segoe UI"/>
+                <w:b/>
+                <w:i w:val="0"/>
+                <w:color w:val="334155"/>
+                <w:sz w:val="18"/>
+              </w:rPr>
+              <w:t xml:space="preserve">Minimal. </w:t>
             </w:r>
             <w:r>
               <w:rPr>
-                <w:rFonts w:ascii="Consolas" w:hAnsi="Consolas"/>
-                <w:color w:val="1E293B"/>
-                <w:sz w:val="19"/>
+                <w:rFonts w:ascii="Segoe UI" w:hAnsi="Segoe UI"/>
+                <w:b w:val="0"/>
+                <w:i w:val="0"/>
+                <w:color w:val="334155"/>
+                <w:sz w:val="18"/>
               </w:rPr>
-              <w:t xml:space="preserve">  if (!req.body.user) req.body.user = req.user.id;</w:t>
-              <w:br/>
+              <w:t>Server serves static assets and raw JSON payloads; client handles all rendering.</w:t>
+            </w:r>
+          </w:p>
+        </w:tc>
+        <w:tc>
+          <w:tcPr>
+            <w:tcW w:type="dxa" w:w="3960"/>
+            <w:shd w:fill="F8FAFC"/>
+            <w:tcMar>
+              <w:top w:w="90" w:type="dxa"/>
+              <w:bottom w:w="90" w:type="dxa"/>
+              <w:left w:w="140" w:type="dxa"/>
+              <w:right w:w="140" w:type="dxa"/>
+            </w:tcMar>
+            <w:tcBorders>
+              <w:top w:val="single" w:sz="4" w:space="0" w:color="E2E8F0"/>
+              <w:left w:val="single" w:sz="4" w:space="0" w:color="E2E8F0"/>
+              <w:bottom w:val="single" w:sz="4" w:space="0" w:color="E2E8F0"/>
+              <w:right w:val="single" w:sz="4" w:space="0" w:color="E2E8F0"/>
+            </w:tcBorders>
+          </w:tcPr>
+          <w:p>
+            <w:pPr>
+              <w:spacing w:before="0" w:after="0" w:line="264" w:lineRule="auto"/>
+            </w:pPr>
+            <w:r>
+              <w:rPr>
+                <w:rFonts w:ascii="Segoe UI" w:hAnsi="Segoe UI"/>
+                <w:b/>
+                <w:i w:val="0"/>
+                <w:color w:val="334155"/>
+                <w:sz w:val="18"/>
+              </w:rPr>
+              <w:t xml:space="preserve">Moderate to High. </w:t>
             </w:r>
             <w:r>
               <w:rPr>
-                <w:rFonts w:ascii="Consolas" w:hAnsi="Consolas"/>
-                <w:color w:val="1E293B"/>
-                <w:sz w:val="19"/>
+                <w:rFonts w:ascii="Segoe UI" w:hAnsi="Segoe UI"/>
+                <w:b w:val="0"/>
+                <w:i w:val="0"/>
+                <w:color w:val="334155"/>
+                <w:sz w:val="18"/>
               </w:rPr>
-              <w:t xml:space="preserve">  next();</w:t>
-              <w:br/>
+              <w:t>Server must execute template compilation and database queries for each unique page request.</w:t>
+            </w:r>
+          </w:p>
+        </w:tc>
+      </w:tr>
+      <w:tr>
+        <w:tc>
+          <w:tcPr>
+            <w:tcW w:type="dxa" w:w="2160"/>
+            <w:shd w:fill="FFFFFF"/>
+            <w:tcMar>
+              <w:top w:w="90" w:type="dxa"/>
+              <w:bottom w:w="90" w:type="dxa"/>
+              <w:left w:w="140" w:type="dxa"/>
+              <w:right w:w="140" w:type="dxa"/>
+            </w:tcMar>
+            <w:tcBorders>
+              <w:top w:val="single" w:sz="4" w:space="0" w:color="E2E8F0"/>
+              <w:left w:val="single" w:sz="4" w:space="0" w:color="E2E8F0"/>
+              <w:bottom w:val="single" w:sz="4" w:space="0" w:color="E2E8F0"/>
+              <w:right w:val="single" w:sz="4" w:space="0" w:color="E2E8F0"/>
+            </w:tcBorders>
+          </w:tcPr>
+          <w:p>
+            <w:pPr>
+              <w:spacing w:before="0" w:after="0" w:line="264" w:lineRule="auto"/>
+            </w:pPr>
+            <w:r>
+              <w:rPr>
+                <w:rFonts w:ascii="Segoe UI" w:hAnsi="Segoe UI"/>
+                <w:b/>
+                <w:i w:val="0"/>
+                <w:color w:val="334155"/>
+                <w:sz w:val="18"/>
+              </w:rPr>
+              <w:t>Security Boundary</w:t>
+            </w:r>
+          </w:p>
+        </w:tc>
+        <w:tc>
+          <w:tcPr>
+            <w:tcW w:type="dxa" w:w="3960"/>
+            <w:shd w:fill="FFFFFF"/>
+            <w:tcMar>
+              <w:top w:w="90" w:type="dxa"/>
+              <w:bottom w:w="90" w:type="dxa"/>
+              <w:left w:w="140" w:type="dxa"/>
+              <w:right w:w="140" w:type="dxa"/>
+            </w:tcMar>
+            <w:tcBorders>
+              <w:top w:val="single" w:sz="4" w:space="0" w:color="E2E8F0"/>
+              <w:left w:val="single" w:sz="4" w:space="0" w:color="E2E8F0"/>
+              <w:bottom w:val="single" w:sz="4" w:space="0" w:color="E2E8F0"/>
+              <w:right w:val="single" w:sz="4" w:space="0" w:color="E2E8F0"/>
+            </w:tcBorders>
+          </w:tcPr>
+          <w:p>
+            <w:pPr>
+              <w:spacing w:before="0" w:after="0" w:line="264" w:lineRule="auto"/>
+            </w:pPr>
+            <w:r>
+              <w:rPr>
+                <w:rFonts w:ascii="Segoe UI" w:hAnsi="Segoe UI"/>
+                <w:b/>
+                <w:i w:val="0"/>
+                <w:color w:val="DC2626"/>
+                <w:sz w:val="18"/>
+              </w:rPr>
+              <w:t xml:space="preserve">Exposed client logic. </w:t>
             </w:r>
             <w:r>
               <w:rPr>
-                <w:rFonts w:ascii="Consolas" w:hAnsi="Consolas"/>
-                <w:color w:val="1E293B"/>
-                <w:sz w:val="19"/>
+                <w:rFonts w:ascii="Segoe UI" w:hAnsi="Segoe UI"/>
+                <w:b w:val="0"/>
+                <w:i w:val="0"/>
+                <w:color w:val="334155"/>
+                <w:sz w:val="18"/>
               </w:rPr>
-              <w:t>};</w:t>
-              <w:br/>
+              <w:t>API endpoints, payload formats, and query contracts are visible in browser DevTools.</w:t>
+            </w:r>
+          </w:p>
+        </w:tc>
+        <w:tc>
+          <w:tcPr>
+            <w:tcW w:type="dxa" w:w="3960"/>
+            <w:shd w:fill="FFFFFF"/>
+            <w:tcMar>
+              <w:top w:w="90" w:type="dxa"/>
+              <w:bottom w:w="90" w:type="dxa"/>
+              <w:left w:w="140" w:type="dxa"/>
+              <w:right w:w="140" w:type="dxa"/>
+            </w:tcMar>
+            <w:tcBorders>
+              <w:top w:val="single" w:sz="4" w:space="0" w:color="E2E8F0"/>
+              <w:left w:val="single" w:sz="4" w:space="0" w:color="E2E8F0"/>
+              <w:bottom w:val="single" w:sz="4" w:space="0" w:color="E2E8F0"/>
+              <w:right w:val="single" w:sz="4" w:space="0" w:color="E2E8F0"/>
+            </w:tcBorders>
+          </w:tcPr>
+          <w:p>
+            <w:pPr>
+              <w:spacing w:before="0" w:after="0" w:line="264" w:lineRule="auto"/>
+            </w:pPr>
+            <w:r>
+              <w:rPr>
+                <w:rFonts w:ascii="Segoe UI" w:hAnsi="Segoe UI"/>
+                <w:b/>
+                <w:i w:val="0"/>
+                <w:color w:val="334155"/>
+                <w:sz w:val="18"/>
+              </w:rPr>
+              <w:t xml:space="preserve">Fully Encapsulated. </w:t>
             </w:r>
             <w:r>
               <w:rPr>
-                <w:rFonts w:ascii="Consolas" w:hAnsi="Consolas"/>
-                <w:color w:val="1E293B"/>
-                <w:sz w:val="19"/>
+                <w:rFonts w:ascii="Segoe UI" w:hAnsi="Segoe UI"/>
+                <w:b w:val="0"/>
+                <w:i w:val="0"/>
+                <w:color w:val="334155"/>
+                <w:sz w:val="18"/>
               </w:rPr>
-              <w:br/>
-            </w:r>
-            <w:r>
-              <w:rPr>
-                <w:rFonts w:ascii="Consolas" w:hAnsi="Consolas"/>
-                <w:color w:val="1E293B"/>
-                <w:sz w:val="19"/>
-              </w:rPr>
-              <w:t>// 1-line CRUD handlers generated by Factory:</w:t>
-              <w:br/>
-            </w:r>
-            <w:r>
-              <w:rPr>
-                <w:rFonts w:ascii="Consolas" w:hAnsi="Consolas"/>
-                <w:color w:val="1E293B"/>
-                <w:sz w:val="19"/>
-              </w:rPr>
-              <w:t>exports.getAllReviews = factory.getAll(Review);</w:t>
-              <w:br/>
-            </w:r>
-            <w:r>
-              <w:rPr>
-                <w:rFonts w:ascii="Consolas" w:hAnsi="Consolas"/>
-                <w:color w:val="1E293B"/>
-                <w:sz w:val="19"/>
-              </w:rPr>
-              <w:t>exports.getReviewById = factory.getOne(Review);</w:t>
-              <w:br/>
-            </w:r>
-            <w:r>
-              <w:rPr>
-                <w:rFonts w:ascii="Consolas" w:hAnsi="Consolas"/>
-                <w:color w:val="1E293B"/>
-                <w:sz w:val="19"/>
-              </w:rPr>
-              <w:t>exports.createReview = factory.createOne(Review);</w:t>
-              <w:br/>
-            </w:r>
-            <w:r>
-              <w:rPr>
-                <w:rFonts w:ascii="Consolas" w:hAnsi="Consolas"/>
-                <w:color w:val="1E293B"/>
-                <w:sz w:val="19"/>
-              </w:rPr>
-              <w:t>exports.updateReview = factory.updateOne(Review);</w:t>
-              <w:br/>
-            </w:r>
-            <w:r>
-              <w:rPr>
-                <w:rFonts w:ascii="Consolas" w:hAnsi="Consolas"/>
-                <w:color w:val="1E293B"/>
-                <w:sz w:val="19"/>
-              </w:rPr>
-              <w:t>exports.deleteReview = factory.deleteOne(Review);</w:t>
+              <w:t>Database queries, private keys, and business rules remain strictly on the backend.</w:t>
             </w:r>
           </w:p>
         </w:tc>
@@ -2516,7 +4362,2621 @@
     </w:tbl>
     <w:p>
       <w:pPr>
-        <w:spacing w:before="40" w:after="120"/>
+        <w:spacing w:before="0" w:after="160"/>
+      </w:pPr>
+    </w:p>
+    <w:p>
+      <w:pPr>
+        <w:keepNext/>
+        <w:spacing w:before="260" w:after="80"/>
+      </w:pPr>
+      <w:r>
+        <w:rPr>
+          <w:rFonts w:ascii="Segoe UI" w:hAnsi="Segoe UI"/>
+          <w:b/>
+          <w:color w:val="0F172A"/>
+          <w:sz w:val="26"/>
+        </w:rPr>
+        <w:t>11.2 Core Drivers: Why SSR for Tour Booking &amp; Content Platforms</w:t>
+      </w:r>
+    </w:p>
+    <w:p>
+      <w:pPr>
+        <w:pStyle w:val="ListBullet"/>
+        <w:spacing w:before="0" w:after="60" w:line="276" w:lineRule="auto"/>
+      </w:pPr>
+      <w:r>
+        <w:rPr>
+          <w:rFonts w:ascii="Segoe UI" w:hAnsi="Segoe UI"/>
+          <w:b/>
+          <w:i w:val="0"/>
+          <w:color w:val="334155"/>
+          <w:sz w:val="20"/>
+        </w:rPr>
+        <w:t xml:space="preserve">1. Search Engine Discoverability: </w:t>
+      </w:r>
+      <w:r>
+        <w:rPr>
+          <w:rFonts w:ascii="Segoe UI" w:hAnsi="Segoe UI"/>
+          <w:b w:val="0"/>
+          <w:i w:val="0"/>
+          <w:color w:val="334155"/>
+          <w:sz w:val="20"/>
+        </w:rPr>
+        <w:t>Tours, travel destinations, and pricing must be indexed by search engines. SSR ensures every tour title, slug, summary, rating score, and review schema is embedded directly in the initial HTML response.</w:t>
+      </w:r>
+    </w:p>
+    <w:p>
+      <w:pPr>
+        <w:pStyle w:val="ListBullet"/>
+        <w:spacing w:before="0" w:after="60" w:line="276" w:lineRule="auto"/>
+      </w:pPr>
+      <w:r>
+        <w:rPr>
+          <w:rFonts w:ascii="Segoe UI" w:hAnsi="Segoe UI"/>
+          <w:b/>
+          <w:i w:val="0"/>
+          <w:color w:val="334155"/>
+          <w:sz w:val="20"/>
+        </w:rPr>
+        <w:t xml:space="preserve">2. Social Media Link Sharing (Open Graph Tags): </w:t>
+      </w:r>
+      <w:r>
+        <w:rPr>
+          <w:rFonts w:ascii="Segoe UI" w:hAnsi="Segoe UI"/>
+          <w:b w:val="0"/>
+          <w:i w:val="0"/>
+          <w:color w:val="334155"/>
+          <w:sz w:val="20"/>
+        </w:rPr>
+        <w:t xml:space="preserve">When users share a tour URL on WhatsApp, Slack, or LinkedIn, scrapers inspect the initial HTML header. SSR dynamically injects </w:t>
+      </w:r>
+      <w:r>
+        <w:rPr>
+          <w:rFonts w:ascii="Consolas" w:hAnsi="Consolas"/>
+          <w:b w:val="0"/>
+          <w:i w:val="0"/>
+          <w:color w:val="0F172A"/>
+          <w:sz w:val="19"/>
+        </w:rPr>
+        <w:t>&lt;meta property='og:title'&gt;</w:t>
+      </w:r>
+      <w:r>
+        <w:rPr>
+          <w:rFonts w:ascii="Segoe UI" w:hAnsi="Segoe UI"/>
+          <w:b w:val="0"/>
+          <w:i w:val="0"/>
+          <w:color w:val="334155"/>
+          <w:sz w:val="20"/>
+        </w:rPr>
+        <w:t xml:space="preserve">, </w:t>
+      </w:r>
+      <w:r>
+        <w:rPr>
+          <w:rFonts w:ascii="Consolas" w:hAnsi="Consolas"/>
+          <w:b w:val="0"/>
+          <w:i w:val="0"/>
+          <w:color w:val="0F172A"/>
+          <w:sz w:val="19"/>
+        </w:rPr>
+        <w:t>&lt;meta property='og:image'&gt;</w:t>
+      </w:r>
+      <w:r>
+        <w:rPr>
+          <w:rFonts w:ascii="Segoe UI" w:hAnsi="Segoe UI"/>
+          <w:b w:val="0"/>
+          <w:i w:val="0"/>
+          <w:color w:val="334155"/>
+          <w:sz w:val="20"/>
+        </w:rPr>
+        <w:t xml:space="preserve">, and </w:t>
+      </w:r>
+      <w:r>
+        <w:rPr>
+          <w:rFonts w:ascii="Consolas" w:hAnsi="Consolas"/>
+          <w:b w:val="0"/>
+          <w:i w:val="0"/>
+          <w:color w:val="0F172A"/>
+          <w:sz w:val="19"/>
+        </w:rPr>
+        <w:t>&lt;meta property='og:description'&gt;</w:t>
+      </w:r>
+      <w:r>
+        <w:rPr>
+          <w:rFonts w:ascii="Segoe UI" w:hAnsi="Segoe UI"/>
+          <w:b w:val="0"/>
+          <w:i w:val="0"/>
+          <w:color w:val="334155"/>
+          <w:sz w:val="20"/>
+        </w:rPr>
+        <w:t xml:space="preserve"> for rich card previews.</w:t>
+      </w:r>
+    </w:p>
+    <w:p>
+      <w:pPr>
+        <w:pStyle w:val="ListBullet"/>
+        <w:spacing w:before="0" w:after="60" w:line="276" w:lineRule="auto"/>
+      </w:pPr>
+      <w:r>
+        <w:rPr>
+          <w:rFonts w:ascii="Segoe UI" w:hAnsi="Segoe UI"/>
+          <w:b/>
+          <w:i w:val="0"/>
+          <w:color w:val="334155"/>
+          <w:sz w:val="20"/>
+        </w:rPr>
+        <w:t xml:space="preserve">3. Low-Bandwidth Performance: </w:t>
+      </w:r>
+      <w:r>
+        <w:rPr>
+          <w:rFonts w:ascii="Segoe UI" w:hAnsi="Segoe UI"/>
+          <w:b w:val="0"/>
+          <w:i w:val="0"/>
+          <w:color w:val="334155"/>
+          <w:sz w:val="20"/>
+        </w:rPr>
+        <w:t>Travelers frequently browse on cellular networks or remote connections with high latency. SSR delivers usable content in a single round trip.</w:t>
+      </w:r>
+    </w:p>
+    <w:p>
+      <w:pPr>
+        <w:keepNext/>
+        <w:spacing w:before="260" w:after="80"/>
+      </w:pPr>
+      <w:r>
+        <w:rPr>
+          <w:rFonts w:ascii="Segoe UI" w:hAnsi="Segoe UI"/>
+          <w:b/>
+          <w:color w:val="0F172A"/>
+          <w:sz w:val="26"/>
+        </w:rPr>
+        <w:t>11.3 Architectural Strategies: In-Process Monolith vs. Decoupled Meta-Frameworks</w:t>
+      </w:r>
+    </w:p>
+    <w:p>
+      <w:pPr>
+        <w:spacing w:before="0" w:after="120" w:line="276" w:lineRule="auto"/>
+      </w:pPr>
+      <w:r>
+        <w:rPr>
+          <w:rFonts w:ascii="Segoe UI" w:hAnsi="Segoe UI"/>
+          <w:b w:val="0"/>
+          <w:i w:val="0"/>
+          <w:color w:val="334155"/>
+          <w:sz w:val="20"/>
+        </w:rPr>
+        <w:t>When architecting SSR for an existing Express backend, developers choose between two structural patterns:</w:t>
+      </w:r>
+    </w:p>
+    <w:p>
+      <w:pPr>
+        <w:keepNext/>
+        <w:spacing w:before="180" w:after="60"/>
+      </w:pPr>
+      <w:r>
+        <w:rPr>
+          <w:rFonts w:ascii="Segoe UI" w:hAnsi="Segoe UI"/>
+          <w:b/>
+          <w:color w:val="334155"/>
+          <w:sz w:val="22"/>
+        </w:rPr>
+        <w:t>Path A: In-Process Monolithic Engine Pattern (Express + Template Engine)</w:t>
+      </w:r>
+    </w:p>
+    <w:p>
+      <w:pPr>
+        <w:pStyle w:val="ListBullet"/>
+        <w:spacing w:before="0" w:after="60" w:line="276" w:lineRule="auto"/>
+      </w:pPr>
+      <w:r>
+        <w:rPr>
+          <w:rFonts w:ascii="Segoe UI" w:hAnsi="Segoe UI"/>
+          <w:b/>
+          <w:i w:val="0"/>
+          <w:color w:val="334155"/>
+          <w:sz w:val="20"/>
+        </w:rPr>
+        <w:t xml:space="preserve">How It Works: </w:t>
+      </w:r>
+      <w:r>
+        <w:rPr>
+          <w:rFonts w:ascii="Segoe UI" w:hAnsi="Segoe UI"/>
+          <w:b w:val="0"/>
+          <w:i w:val="0"/>
+          <w:color w:val="334155"/>
+          <w:sz w:val="20"/>
+        </w:rPr>
+        <w:t>Your existing Express server handles both API endpoints (/api/v1/...) and web view routes (/, /tour/:slug). Express compiles templates (Pug/EJS) in-memory and returns HTML.</w:t>
+      </w:r>
+    </w:p>
+    <w:p>
+      <w:pPr>
+        <w:pStyle w:val="ListBullet"/>
+        <w:spacing w:before="0" w:after="60" w:line="276" w:lineRule="auto"/>
+      </w:pPr>
+      <w:r>
+        <w:rPr>
+          <w:rFonts w:ascii="Segoe UI" w:hAnsi="Segoe UI"/>
+          <w:b/>
+          <w:i w:val="0"/>
+          <w:color w:val="334155"/>
+          <w:sz w:val="20"/>
+        </w:rPr>
+        <w:t xml:space="preserve">Advantages: </w:t>
+      </w:r>
+      <w:r>
+        <w:rPr>
+          <w:rFonts w:ascii="Segoe UI" w:hAnsi="Segoe UI"/>
+          <w:b w:val="0"/>
+          <w:i w:val="0"/>
+          <w:color w:val="334155"/>
+          <w:sz w:val="20"/>
+        </w:rPr>
+        <w:t xml:space="preserve">Single repository, single deployment, zero extra build tooling, and </w:t>
+      </w:r>
+      <w:r>
+        <w:rPr>
+          <w:rFonts w:ascii="Segoe UI" w:hAnsi="Segoe UI"/>
+          <w:b/>
+          <w:i w:val="0"/>
+          <w:color w:val="334155"/>
+          <w:sz w:val="20"/>
+        </w:rPr>
+        <w:t>direct access to Mongoose models without network latency</w:t>
+      </w:r>
+      <w:r>
+        <w:rPr>
+          <w:rFonts w:ascii="Segoe UI" w:hAnsi="Segoe UI"/>
+          <w:b w:val="0"/>
+          <w:i w:val="0"/>
+          <w:color w:val="334155"/>
+          <w:sz w:val="20"/>
+        </w:rPr>
+        <w:t>.</w:t>
+      </w:r>
+    </w:p>
+    <w:p>
+      <w:pPr>
+        <w:keepNext/>
+        <w:spacing w:before="180" w:after="60"/>
+      </w:pPr>
+      <w:r>
+        <w:rPr>
+          <w:rFonts w:ascii="Segoe UI" w:hAnsi="Segoe UI"/>
+          <w:b/>
+          <w:color w:val="334155"/>
+          <w:sz w:val="22"/>
+        </w:rPr>
+        <w:t>Path B: Decoupled Multi-Tier Architecture (Next.js / Remix + Express API)</w:t>
+      </w:r>
+    </w:p>
+    <w:p>
+      <w:pPr>
+        <w:pStyle w:val="ListBullet"/>
+        <w:spacing w:before="0" w:after="60" w:line="276" w:lineRule="auto"/>
+      </w:pPr>
+      <w:r>
+        <w:rPr>
+          <w:rFonts w:ascii="Segoe UI" w:hAnsi="Segoe UI"/>
+          <w:b/>
+          <w:i w:val="0"/>
+          <w:color w:val="334155"/>
+          <w:sz w:val="20"/>
+        </w:rPr>
+        <w:t xml:space="preserve">How It Works: </w:t>
+      </w:r>
+      <w:r>
+        <w:rPr>
+          <w:rFonts w:ascii="Segoe UI" w:hAnsi="Segoe UI"/>
+          <w:b w:val="0"/>
+          <w:i w:val="0"/>
+          <w:color w:val="334155"/>
+          <w:sz w:val="20"/>
+        </w:rPr>
+        <w:t>The Express backend functions purely as a headless REST API. A separate Node frontend application (Next.js, Remix, Nuxt) executes server-side component rendering, fetching data from the Express API.</w:t>
+      </w:r>
+    </w:p>
+    <w:p>
+      <w:pPr>
+        <w:pStyle w:val="ListBullet"/>
+        <w:spacing w:before="0" w:after="60" w:line="276" w:lineRule="auto"/>
+      </w:pPr>
+      <w:r>
+        <w:rPr>
+          <w:rFonts w:ascii="Segoe UI" w:hAnsi="Segoe UI"/>
+          <w:b/>
+          <w:i w:val="0"/>
+          <w:color w:val="334155"/>
+          <w:sz w:val="20"/>
+        </w:rPr>
+        <w:t xml:space="preserve">Advantages: </w:t>
+      </w:r>
+      <w:r>
+        <w:rPr>
+          <w:rFonts w:ascii="Segoe UI" w:hAnsi="Segoe UI"/>
+          <w:b w:val="0"/>
+          <w:i w:val="0"/>
+          <w:color w:val="334155"/>
+          <w:sz w:val="20"/>
+        </w:rPr>
+        <w:t>Rich reactive components, client-side route transitions, and separation of concerns between backend data teams and frontend UI teams.</w:t>
+      </w:r>
+    </w:p>
+    <w:p>
+      <w:pPr>
+        <w:pStyle w:val="ListBullet"/>
+        <w:spacing w:before="0" w:after="60" w:line="276" w:lineRule="auto"/>
+      </w:pPr>
+      <w:r>
+        <w:rPr>
+          <w:rFonts w:ascii="Segoe UI" w:hAnsi="Segoe UI"/>
+          <w:b/>
+          <w:i w:val="0"/>
+          <w:color w:val="DC2626"/>
+          <w:sz w:val="20"/>
+        </w:rPr>
+        <w:t xml:space="preserve">Architectural Cost: </w:t>
+      </w:r>
+      <w:r>
+        <w:rPr>
+          <w:rFonts w:ascii="Segoe UI" w:hAnsi="Segoe UI"/>
+          <w:b w:val="0"/>
+          <w:i w:val="0"/>
+          <w:color w:val="334155"/>
+          <w:sz w:val="20"/>
+        </w:rPr>
+        <w:t>Requires managing two distinct runtime servers, separate deployment pipelines, CORS policies, and network hop latency between frontend and backend.</w:t>
+      </w:r>
+    </w:p>
+    <w:p>
+      <w:pPr>
+        <w:keepNext/>
+        <w:spacing w:before="260" w:after="80"/>
+      </w:pPr>
+      <w:r>
+        <w:rPr>
+          <w:rFonts w:ascii="Segoe UI" w:hAnsi="Segoe UI"/>
+          <w:b/>
+          <w:color w:val="0F172A"/>
+          <w:sz w:val="26"/>
+        </w:rPr>
+        <w:t>11.4 In-Process Express Template Engines: Pug, EJS, and Handlebars In-Depth</w:t>
+      </w:r>
+    </w:p>
+    <w:p>
+      <w:pPr>
+        <w:keepNext/>
+        <w:spacing w:before="180" w:after="60"/>
+      </w:pPr>
+      <w:r>
+        <w:rPr>
+          <w:rFonts w:ascii="Segoe UI" w:hAnsi="Segoe UI"/>
+          <w:b/>
+          <w:color w:val="334155"/>
+          <w:sz w:val="22"/>
+        </w:rPr>
+        <w:t>1. Pug (formerly Jade) — The Recommended Engine for Natours</w:t>
+      </w:r>
+    </w:p>
+    <w:p>
+      <w:pPr>
+        <w:pStyle w:val="ListBullet"/>
+        <w:spacing w:before="0" w:after="60" w:line="276" w:lineRule="auto"/>
+      </w:pPr>
+      <w:r>
+        <w:rPr>
+          <w:rFonts w:ascii="Segoe UI" w:hAnsi="Segoe UI"/>
+          <w:b/>
+          <w:i w:val="0"/>
+          <w:color w:val="334155"/>
+          <w:sz w:val="20"/>
+        </w:rPr>
+        <w:t xml:space="preserve">Indentation &amp; Whitespace Syntax: </w:t>
+      </w:r>
+      <w:r>
+        <w:rPr>
+          <w:rFonts w:ascii="Segoe UI" w:hAnsi="Segoe UI"/>
+          <w:b w:val="0"/>
+          <w:i w:val="0"/>
+          <w:color w:val="334155"/>
+          <w:sz w:val="20"/>
+        </w:rPr>
+        <w:t xml:space="preserve">Eliminates HTML tags, closing brackets, and boilerplate in favor of clean indentation hierarchy. </w:t>
+      </w:r>
+      <w:r>
+        <w:rPr>
+          <w:rFonts w:ascii="Segoe UI" w:hAnsi="Segoe UI"/>
+          <w:b/>
+          <w:i w:val="0"/>
+          <w:color w:val="DC2626"/>
+          <w:sz w:val="20"/>
+        </w:rPr>
+        <w:t>WARNING: Pug is strictly whitespace-sensitive; mixing tabs and spaces will trigger compilation syntax errors.</w:t>
+      </w:r>
+    </w:p>
+    <w:p>
+      <w:pPr>
+        <w:pStyle w:val="ListBullet"/>
+        <w:spacing w:before="0" w:after="60" w:line="276" w:lineRule="auto"/>
+      </w:pPr>
+      <w:r>
+        <w:rPr>
+          <w:rFonts w:ascii="Segoe UI" w:hAnsi="Segoe UI"/>
+          <w:b/>
+          <w:i w:val="0"/>
+          <w:color w:val="334155"/>
+          <w:sz w:val="20"/>
+        </w:rPr>
+        <w:t xml:space="preserve">Template Inheritance (extends &amp; block): </w:t>
+      </w:r>
+      <w:r>
+        <w:rPr>
+          <w:rFonts w:ascii="Segoe UI" w:hAnsi="Segoe UI"/>
+          <w:b w:val="0"/>
+          <w:i w:val="0"/>
+          <w:color w:val="334155"/>
+          <w:sz w:val="20"/>
+        </w:rPr>
+        <w:t>Enables a master base layout (</w:t>
+      </w:r>
+      <w:r>
+        <w:rPr>
+          <w:rFonts w:ascii="Consolas" w:hAnsi="Consolas"/>
+          <w:b w:val="0"/>
+          <w:i w:val="0"/>
+          <w:color w:val="0F172A"/>
+          <w:sz w:val="19"/>
+        </w:rPr>
+        <w:t>base.pug</w:t>
+      </w:r>
+      <w:r>
+        <w:rPr>
+          <w:rFonts w:ascii="Segoe UI" w:hAnsi="Segoe UI"/>
+          <w:b w:val="0"/>
+          <w:i w:val="0"/>
+          <w:color w:val="334155"/>
+          <w:sz w:val="20"/>
+        </w:rPr>
+        <w:t>) containing navigation, head, and footer, while child templates (</w:t>
+      </w:r>
+      <w:r>
+        <w:rPr>
+          <w:rFonts w:ascii="Consolas" w:hAnsi="Consolas"/>
+          <w:b w:val="0"/>
+          <w:i w:val="0"/>
+          <w:color w:val="0F172A"/>
+          <w:sz w:val="19"/>
+        </w:rPr>
+        <w:t>overview.pug</w:t>
+      </w:r>
+      <w:r>
+        <w:rPr>
+          <w:rFonts w:ascii="Segoe UI" w:hAnsi="Segoe UI"/>
+          <w:b w:val="0"/>
+          <w:i w:val="0"/>
+          <w:color w:val="334155"/>
+          <w:sz w:val="20"/>
+        </w:rPr>
+        <w:t xml:space="preserve">, </w:t>
+      </w:r>
+      <w:r>
+        <w:rPr>
+          <w:rFonts w:ascii="Consolas" w:hAnsi="Consolas"/>
+          <w:b w:val="0"/>
+          <w:i w:val="0"/>
+          <w:color w:val="0F172A"/>
+          <w:sz w:val="19"/>
+        </w:rPr>
+        <w:t>tour.pug</w:t>
+      </w:r>
+      <w:r>
+        <w:rPr>
+          <w:rFonts w:ascii="Segoe UI" w:hAnsi="Segoe UI"/>
+          <w:b w:val="0"/>
+          <w:i w:val="0"/>
+          <w:color w:val="334155"/>
+          <w:sz w:val="20"/>
+        </w:rPr>
+        <w:t xml:space="preserve">) inject unique content into defined </w:t>
+      </w:r>
+      <w:r>
+        <w:rPr>
+          <w:rFonts w:ascii="Consolas" w:hAnsi="Consolas"/>
+          <w:b w:val="0"/>
+          <w:i w:val="0"/>
+          <w:color w:val="0F172A"/>
+          <w:sz w:val="19"/>
+        </w:rPr>
+        <w:t>block content</w:t>
+      </w:r>
+      <w:r>
+        <w:rPr>
+          <w:rFonts w:ascii="Segoe UI" w:hAnsi="Segoe UI"/>
+          <w:b w:val="0"/>
+          <w:i w:val="0"/>
+          <w:color w:val="334155"/>
+          <w:sz w:val="20"/>
+        </w:rPr>
+        <w:t xml:space="preserve"> areas.</w:t>
+      </w:r>
+    </w:p>
+    <w:p>
+      <w:pPr>
+        <w:pStyle w:val="ListBullet"/>
+        <w:spacing w:before="0" w:after="60" w:line="276" w:lineRule="auto"/>
+      </w:pPr>
+      <w:r>
+        <w:rPr>
+          <w:rFonts w:ascii="Segoe UI" w:hAnsi="Segoe UI"/>
+          <w:b/>
+          <w:i w:val="0"/>
+          <w:color w:val="334155"/>
+          <w:sz w:val="20"/>
+        </w:rPr>
+        <w:t xml:space="preserve">Mixins: </w:t>
+      </w:r>
+      <w:r>
+        <w:rPr>
+          <w:rFonts w:ascii="Segoe UI" w:hAnsi="Segoe UI"/>
+          <w:b w:val="0"/>
+          <w:i w:val="0"/>
+          <w:color w:val="334155"/>
+          <w:sz w:val="20"/>
+        </w:rPr>
+        <w:t>Reusable view functions that render repetitive UI widgets (e.g. tour review cards, star ratings, overview feature badges) with dynamic arguments.</w:t>
+      </w:r>
+    </w:p>
+    <w:p>
+      <w:pPr>
+        <w:keepNext/>
+        <w:spacing w:before="180" w:after="60"/>
+      </w:pPr>
+      <w:r>
+        <w:rPr>
+          <w:rFonts w:ascii="Segoe UI" w:hAnsi="Segoe UI"/>
+          <w:b/>
+          <w:color w:val="334155"/>
+          <w:sz w:val="22"/>
+        </w:rPr>
+        <w:t>2. EJS (Embedded JavaScript)</w:t>
+      </w:r>
+    </w:p>
+    <w:p>
+      <w:pPr>
+        <w:pStyle w:val="ListBullet"/>
+        <w:spacing w:before="0" w:after="60" w:line="276" w:lineRule="auto"/>
+      </w:pPr>
+      <w:r>
+        <w:rPr>
+          <w:rFonts w:ascii="Segoe UI" w:hAnsi="Segoe UI"/>
+          <w:b/>
+          <w:i w:val="0"/>
+          <w:color w:val="334155"/>
+          <w:sz w:val="20"/>
+        </w:rPr>
+        <w:t xml:space="preserve">Standard HTML Syntax: </w:t>
+      </w:r>
+      <w:r>
+        <w:rPr>
+          <w:rFonts w:ascii="Segoe UI" w:hAnsi="Segoe UI"/>
+          <w:b w:val="0"/>
+          <w:i w:val="0"/>
+          <w:color w:val="334155"/>
+          <w:sz w:val="20"/>
+        </w:rPr>
+        <w:t>Any standard HTML file is already valid EJS. Employs scriptlet tags (</w:t>
+      </w:r>
+      <w:r>
+        <w:rPr>
+          <w:rFonts w:ascii="Consolas" w:hAnsi="Consolas"/>
+          <w:b w:val="0"/>
+          <w:i w:val="0"/>
+          <w:color w:val="0F172A"/>
+          <w:sz w:val="19"/>
+        </w:rPr>
+        <w:t>&lt;% %&gt;</w:t>
+      </w:r>
+      <w:r>
+        <w:rPr>
+          <w:rFonts w:ascii="Segoe UI" w:hAnsi="Segoe UI"/>
+          <w:b w:val="0"/>
+          <w:i w:val="0"/>
+          <w:color w:val="334155"/>
+          <w:sz w:val="20"/>
+        </w:rPr>
+        <w:t xml:space="preserve"> for logic, </w:t>
+      </w:r>
+      <w:r>
+        <w:rPr>
+          <w:rFonts w:ascii="Consolas" w:hAnsi="Consolas"/>
+          <w:b w:val="0"/>
+          <w:i w:val="0"/>
+          <w:color w:val="0F172A"/>
+          <w:sz w:val="19"/>
+        </w:rPr>
+        <w:t>&lt;%= %&gt;</w:t>
+      </w:r>
+      <w:r>
+        <w:rPr>
+          <w:rFonts w:ascii="Segoe UI" w:hAnsi="Segoe UI"/>
+          <w:b w:val="0"/>
+          <w:i w:val="0"/>
+          <w:color w:val="334155"/>
+          <w:sz w:val="20"/>
+        </w:rPr>
+        <w:t xml:space="preserve"> for escaped output).</w:t>
+      </w:r>
+    </w:p>
+    <w:p>
+      <w:pPr>
+        <w:pStyle w:val="ListBullet"/>
+        <w:spacing w:before="0" w:after="60" w:line="276" w:lineRule="auto"/>
+      </w:pPr>
+      <w:r>
+        <w:rPr>
+          <w:rFonts w:ascii="Segoe UI" w:hAnsi="Segoe UI"/>
+          <w:b/>
+          <w:i w:val="0"/>
+          <w:color w:val="334155"/>
+          <w:sz w:val="20"/>
+        </w:rPr>
+        <w:t xml:space="preserve">Gentle Learning Curve: </w:t>
+      </w:r>
+      <w:r>
+        <w:rPr>
+          <w:rFonts w:ascii="Segoe UI" w:hAnsi="Segoe UI"/>
+          <w:b w:val="0"/>
+          <w:i w:val="0"/>
+          <w:color w:val="334155"/>
+          <w:sz w:val="20"/>
+        </w:rPr>
+        <w:t>Zero new syntax to learn for developers fluent in HTML and standard JavaScript.</w:t>
+      </w:r>
+    </w:p>
+    <w:p>
+      <w:pPr>
+        <w:pStyle w:val="ListBullet"/>
+        <w:spacing w:before="0" w:after="60" w:line="276" w:lineRule="auto"/>
+      </w:pPr>
+      <w:r>
+        <w:rPr>
+          <w:rFonts w:ascii="Segoe UI" w:hAnsi="Segoe UI"/>
+          <w:b/>
+          <w:i w:val="0"/>
+          <w:color w:val="DC2626"/>
+          <w:sz w:val="20"/>
+        </w:rPr>
+        <w:t xml:space="preserve">Architecture Pitfall: </w:t>
+      </w:r>
+      <w:r>
+        <w:rPr>
+          <w:rFonts w:ascii="Segoe UI" w:hAnsi="Segoe UI"/>
+          <w:b w:val="0"/>
+          <w:i w:val="0"/>
+          <w:color w:val="334155"/>
+          <w:sz w:val="20"/>
+        </w:rPr>
+        <w:t>Lacks native block-based layout inheritance. Relies on manual partial includes (</w:t>
+      </w:r>
+      <w:r>
+        <w:rPr>
+          <w:rFonts w:ascii="Consolas" w:hAnsi="Consolas"/>
+          <w:b w:val="0"/>
+          <w:i w:val="0"/>
+          <w:color w:val="0F172A"/>
+          <w:sz w:val="19"/>
+        </w:rPr>
+        <w:t>&lt;%- include('header') %&gt;</w:t>
+      </w:r>
+      <w:r>
+        <w:rPr>
+          <w:rFonts w:ascii="Segoe UI" w:hAnsi="Segoe UI"/>
+          <w:b w:val="0"/>
+          <w:i w:val="0"/>
+          <w:color w:val="334155"/>
+          <w:sz w:val="20"/>
+        </w:rPr>
+        <w:t>), which easily becomes messy across large applications.</w:t>
+      </w:r>
+    </w:p>
+    <w:p>
+      <w:pPr>
+        <w:keepNext/>
+        <w:spacing w:before="180" w:after="60"/>
+      </w:pPr>
+      <w:r>
+        <w:rPr>
+          <w:rFonts w:ascii="Segoe UI" w:hAnsi="Segoe UI"/>
+          <w:b/>
+          <w:color w:val="334155"/>
+          <w:sz w:val="22"/>
+        </w:rPr>
+        <w:t>3. Handlebars (HBS)</w:t>
+      </w:r>
+    </w:p>
+    <w:p>
+      <w:pPr>
+        <w:pStyle w:val="ListBullet"/>
+        <w:spacing w:before="0" w:after="60" w:line="276" w:lineRule="auto"/>
+      </w:pPr>
+      <w:r>
+        <w:rPr>
+          <w:rFonts w:ascii="Segoe UI" w:hAnsi="Segoe UI"/>
+          <w:b/>
+          <w:i w:val="0"/>
+          <w:color w:val="334155"/>
+          <w:sz w:val="20"/>
+        </w:rPr>
+        <w:t xml:space="preserve">Logic-Less Templating: </w:t>
+      </w:r>
+      <w:r>
+        <w:rPr>
+          <w:rFonts w:ascii="Segoe UI" w:hAnsi="Segoe UI"/>
+          <w:b w:val="0"/>
+          <w:i w:val="0"/>
+          <w:color w:val="334155"/>
+          <w:sz w:val="20"/>
+        </w:rPr>
+        <w:t xml:space="preserve">Enforces a strict separation of concerns by purposefully restricting arbitrary JavaScript execution in views. Uses double curly braces </w:t>
+      </w:r>
+      <w:r>
+        <w:rPr>
+          <w:rFonts w:ascii="Consolas" w:hAnsi="Consolas"/>
+          <w:b w:val="0"/>
+          <w:i w:val="0"/>
+          <w:color w:val="0F172A"/>
+          <w:sz w:val="19"/>
+        </w:rPr>
+        <w:t>{{title}}</w:t>
+      </w:r>
+      <w:r>
+        <w:rPr>
+          <w:rFonts w:ascii="Segoe UI" w:hAnsi="Segoe UI"/>
+          <w:b w:val="0"/>
+          <w:i w:val="0"/>
+          <w:color w:val="334155"/>
+          <w:sz w:val="20"/>
+        </w:rPr>
+        <w:t>.</w:t>
+      </w:r>
+    </w:p>
+    <w:p>
+      <w:pPr>
+        <w:pStyle w:val="ListBullet"/>
+        <w:spacing w:before="0" w:after="60" w:line="276" w:lineRule="auto"/>
+      </w:pPr>
+      <w:r>
+        <w:rPr>
+          <w:rFonts w:ascii="Segoe UI" w:hAnsi="Segoe UI"/>
+          <w:b/>
+          <w:i w:val="0"/>
+          <w:color w:val="334155"/>
+          <w:sz w:val="20"/>
+        </w:rPr>
+        <w:t xml:space="preserve">Helper Extensibility: </w:t>
+      </w:r>
+      <w:r>
+        <w:rPr>
+          <w:rFonts w:ascii="Segoe UI" w:hAnsi="Segoe UI"/>
+          <w:b w:val="0"/>
+          <w:i w:val="0"/>
+          <w:color w:val="334155"/>
+          <w:sz w:val="20"/>
+        </w:rPr>
+        <w:t>Any complex evaluation (comparisons, arithmetic, formatting) requires registering custom helper functions on the Express server.</w:t>
+      </w:r>
+    </w:p>
+    <w:tbl>
+      <w:tblPr>
+        <w:tblW w:type="auto" w:w="0"/>
+        <w:jc w:val="center"/>
+        <w:tblLayout w:type="fixed"/>
+        <w:tblLook w:firstColumn="1" w:firstRow="1" w:lastColumn="0" w:lastRow="0" w:noHBand="0" w:noVBand="1" w:val="04A0"/>
+      </w:tblPr>
+      <w:tblGrid>
+        <w:gridCol w:w="2016"/>
+        <w:gridCol w:w="2016"/>
+        <w:gridCol w:w="2016"/>
+        <w:gridCol w:w="2016"/>
+        <w:gridCol w:w="2016"/>
+      </w:tblGrid>
+      <w:tr>
+        <w:tc>
+          <w:tcPr>
+            <w:tcW w:type="dxa" w:w="1728"/>
+            <w:shd w:fill="0284C7"/>
+            <w:tcMar>
+              <w:top w:w="100" w:type="dxa"/>
+              <w:bottom w:w="100" w:type="dxa"/>
+              <w:left w:w="140" w:type="dxa"/>
+              <w:right w:w="140" w:type="dxa"/>
+            </w:tcMar>
+            <w:tcBorders>
+              <w:top w:val="single" w:sz="4" w:space="0" w:color="0284C7"/>
+              <w:left w:val="single" w:sz="4" w:space="0" w:color="0284C7"/>
+              <w:bottom w:val="single" w:sz="4" w:space="0" w:color="0284C7"/>
+              <w:right w:val="single" w:sz="4" w:space="0" w:color="0284C7"/>
+            </w:tcBorders>
+          </w:tcPr>
+          <w:p>
+            <w:pPr>
+              <w:spacing w:before="0" w:after="0"/>
+            </w:pPr>
+            <w:r>
+              <w:rPr>
+                <w:rFonts w:ascii="Segoe UI" w:hAnsi="Segoe UI"/>
+                <w:b/>
+                <w:color w:val="FFFFFF"/>
+                <w:sz w:val="19"/>
+              </w:rPr>
+              <w:t>Template Engine</w:t>
+            </w:r>
+          </w:p>
+        </w:tc>
+        <w:tc>
+          <w:tcPr>
+            <w:tcW w:type="dxa" w:w="2592"/>
+            <w:shd w:fill="0284C7"/>
+            <w:tcMar>
+              <w:top w:w="100" w:type="dxa"/>
+              <w:bottom w:w="100" w:type="dxa"/>
+              <w:left w:w="140" w:type="dxa"/>
+              <w:right w:w="140" w:type="dxa"/>
+            </w:tcMar>
+            <w:tcBorders>
+              <w:top w:val="single" w:sz="4" w:space="0" w:color="0284C7"/>
+              <w:left w:val="single" w:sz="4" w:space="0" w:color="0284C7"/>
+              <w:bottom w:val="single" w:sz="4" w:space="0" w:color="0284C7"/>
+              <w:right w:val="single" w:sz="4" w:space="0" w:color="0284C7"/>
+            </w:tcBorders>
+          </w:tcPr>
+          <w:p>
+            <w:pPr>
+              <w:spacing w:before="0" w:after="0"/>
+            </w:pPr>
+            <w:r>
+              <w:rPr>
+                <w:rFonts w:ascii="Segoe UI" w:hAnsi="Segoe UI"/>
+                <w:b/>
+                <w:color w:val="FFFFFF"/>
+                <w:sz w:val="19"/>
+              </w:rPr>
+              <w:t>Syntax Style</w:t>
+            </w:r>
+          </w:p>
+        </w:tc>
+        <w:tc>
+          <w:tcPr>
+            <w:tcW w:type="dxa" w:w="2304"/>
+            <w:shd w:fill="0284C7"/>
+            <w:tcMar>
+              <w:top w:w="100" w:type="dxa"/>
+              <w:bottom w:w="100" w:type="dxa"/>
+              <w:left w:w="140" w:type="dxa"/>
+              <w:right w:w="140" w:type="dxa"/>
+            </w:tcMar>
+            <w:tcBorders>
+              <w:top w:val="single" w:sz="4" w:space="0" w:color="0284C7"/>
+              <w:left w:val="single" w:sz="4" w:space="0" w:color="0284C7"/>
+              <w:bottom w:val="single" w:sz="4" w:space="0" w:color="0284C7"/>
+              <w:right w:val="single" w:sz="4" w:space="0" w:color="0284C7"/>
+            </w:tcBorders>
+          </w:tcPr>
+          <w:p>
+            <w:pPr>
+              <w:spacing w:before="0" w:after="0"/>
+            </w:pPr>
+            <w:r>
+              <w:rPr>
+                <w:rFonts w:ascii="Segoe UI" w:hAnsi="Segoe UI"/>
+                <w:b/>
+                <w:color w:val="FFFFFF"/>
+                <w:sz w:val="19"/>
+              </w:rPr>
+              <w:t>Inheritance Architecture</w:t>
+            </w:r>
+          </w:p>
+        </w:tc>
+        <w:tc>
+          <w:tcPr>
+            <w:tcW w:type="dxa" w:w="1728"/>
+            <w:shd w:fill="0284C7"/>
+            <w:tcMar>
+              <w:top w:w="100" w:type="dxa"/>
+              <w:bottom w:w="100" w:type="dxa"/>
+              <w:left w:w="140" w:type="dxa"/>
+              <w:right w:w="140" w:type="dxa"/>
+            </w:tcMar>
+            <w:tcBorders>
+              <w:top w:val="single" w:sz="4" w:space="0" w:color="0284C7"/>
+              <w:left w:val="single" w:sz="4" w:space="0" w:color="0284C7"/>
+              <w:bottom w:val="single" w:sz="4" w:space="0" w:color="0284C7"/>
+              <w:right w:val="single" w:sz="4" w:space="0" w:color="0284C7"/>
+            </w:tcBorders>
+          </w:tcPr>
+          <w:p>
+            <w:pPr>
+              <w:spacing w:before="0" w:after="0"/>
+            </w:pPr>
+            <w:r>
+              <w:rPr>
+                <w:rFonts w:ascii="Segoe UI" w:hAnsi="Segoe UI"/>
+                <w:b/>
+                <w:color w:val="FFFFFF"/>
+                <w:sz w:val="19"/>
+              </w:rPr>
+              <w:t>Learning Curve</w:t>
+            </w:r>
+          </w:p>
+        </w:tc>
+        <w:tc>
+          <w:tcPr>
+            <w:tcW w:type="dxa" w:w="1728"/>
+            <w:shd w:fill="0284C7"/>
+            <w:tcMar>
+              <w:top w:w="100" w:type="dxa"/>
+              <w:bottom w:w="100" w:type="dxa"/>
+              <w:left w:w="140" w:type="dxa"/>
+              <w:right w:w="140" w:type="dxa"/>
+            </w:tcMar>
+            <w:tcBorders>
+              <w:top w:val="single" w:sz="4" w:space="0" w:color="0284C7"/>
+              <w:left w:val="single" w:sz="4" w:space="0" w:color="0284C7"/>
+              <w:bottom w:val="single" w:sz="4" w:space="0" w:color="0284C7"/>
+              <w:right w:val="single" w:sz="4" w:space="0" w:color="0284C7"/>
+            </w:tcBorders>
+          </w:tcPr>
+          <w:p>
+            <w:pPr>
+              <w:spacing w:before="0" w:after="0"/>
+            </w:pPr>
+            <w:r>
+              <w:rPr>
+                <w:rFonts w:ascii="Segoe UI" w:hAnsi="Segoe UI"/>
+                <w:b/>
+                <w:color w:val="FFFFFF"/>
+                <w:sz w:val="19"/>
+              </w:rPr>
+              <w:t>Best Fit</w:t>
+            </w:r>
+          </w:p>
+        </w:tc>
+      </w:tr>
+      <w:tr>
+        <w:tc>
+          <w:tcPr>
+            <w:tcW w:type="dxa" w:w="1728"/>
+            <w:shd w:fill="FFFFFF"/>
+            <w:tcMar>
+              <w:top w:w="90" w:type="dxa"/>
+              <w:bottom w:w="90" w:type="dxa"/>
+              <w:left w:w="140" w:type="dxa"/>
+              <w:right w:w="140" w:type="dxa"/>
+            </w:tcMar>
+            <w:tcBorders>
+              <w:top w:val="single" w:sz="4" w:space="0" w:color="E2E8F0"/>
+              <w:left w:val="single" w:sz="4" w:space="0" w:color="E2E8F0"/>
+              <w:bottom w:val="single" w:sz="4" w:space="0" w:color="E2E8F0"/>
+              <w:right w:val="single" w:sz="4" w:space="0" w:color="E2E8F0"/>
+            </w:tcBorders>
+          </w:tcPr>
+          <w:p>
+            <w:pPr>
+              <w:spacing w:before="0" w:after="0" w:line="264" w:lineRule="auto"/>
+            </w:pPr>
+            <w:r>
+              <w:rPr>
+                <w:rFonts w:ascii="Segoe UI" w:hAnsi="Segoe UI"/>
+                <w:b/>
+                <w:i w:val="0"/>
+                <w:color w:val="334155"/>
+                <w:sz w:val="18"/>
+              </w:rPr>
+              <w:t>Pug</w:t>
+            </w:r>
+          </w:p>
+        </w:tc>
+        <w:tc>
+          <w:tcPr>
+            <w:tcW w:type="dxa" w:w="2592"/>
+            <w:shd w:fill="FFFFFF"/>
+            <w:tcMar>
+              <w:top w:w="90" w:type="dxa"/>
+              <w:bottom w:w="90" w:type="dxa"/>
+              <w:left w:w="140" w:type="dxa"/>
+              <w:right w:w="140" w:type="dxa"/>
+            </w:tcMar>
+            <w:tcBorders>
+              <w:top w:val="single" w:sz="4" w:space="0" w:color="E2E8F0"/>
+              <w:left w:val="single" w:sz="4" w:space="0" w:color="E2E8F0"/>
+              <w:bottom w:val="single" w:sz="4" w:space="0" w:color="E2E8F0"/>
+              <w:right w:val="single" w:sz="4" w:space="0" w:color="E2E8F0"/>
+            </w:tcBorders>
+          </w:tcPr>
+          <w:p>
+            <w:pPr>
+              <w:spacing w:before="0" w:after="0" w:line="264" w:lineRule="auto"/>
+            </w:pPr>
+            <w:r>
+              <w:rPr>
+                <w:rFonts w:ascii="Segoe UI" w:hAnsi="Segoe UI"/>
+                <w:b w:val="0"/>
+                <w:i w:val="0"/>
+                <w:color w:val="334155"/>
+                <w:sz w:val="18"/>
+              </w:rPr>
+              <w:t>Whitespace / Indentation</w:t>
+            </w:r>
+          </w:p>
+        </w:tc>
+        <w:tc>
+          <w:tcPr>
+            <w:tcW w:type="dxa" w:w="2304"/>
+            <w:shd w:fill="FFFFFF"/>
+            <w:tcMar>
+              <w:top w:w="90" w:type="dxa"/>
+              <w:bottom w:w="90" w:type="dxa"/>
+              <w:left w:w="140" w:type="dxa"/>
+              <w:right w:w="140" w:type="dxa"/>
+            </w:tcMar>
+            <w:tcBorders>
+              <w:top w:val="single" w:sz="4" w:space="0" w:color="E2E8F0"/>
+              <w:left w:val="single" w:sz="4" w:space="0" w:color="E2E8F0"/>
+              <w:bottom w:val="single" w:sz="4" w:space="0" w:color="E2E8F0"/>
+              <w:right w:val="single" w:sz="4" w:space="0" w:color="E2E8F0"/>
+            </w:tcBorders>
+          </w:tcPr>
+          <w:p>
+            <w:pPr>
+              <w:spacing w:before="0" w:after="0" w:line="264" w:lineRule="auto"/>
+            </w:pPr>
+            <w:r>
+              <w:rPr>
+                <w:rFonts w:ascii="Segoe UI" w:hAnsi="Segoe UI"/>
+                <w:b/>
+                <w:i w:val="0"/>
+                <w:color w:val="334155"/>
+                <w:sz w:val="18"/>
+              </w:rPr>
+              <w:t>Powerful 'extends' &amp; 'block' system</w:t>
+            </w:r>
+          </w:p>
+        </w:tc>
+        <w:tc>
+          <w:tcPr>
+            <w:tcW w:type="dxa" w:w="1728"/>
+            <w:shd w:fill="FFFFFF"/>
+            <w:tcMar>
+              <w:top w:w="90" w:type="dxa"/>
+              <w:bottom w:w="90" w:type="dxa"/>
+              <w:left w:w="140" w:type="dxa"/>
+              <w:right w:w="140" w:type="dxa"/>
+            </w:tcMar>
+            <w:tcBorders>
+              <w:top w:val="single" w:sz="4" w:space="0" w:color="E2E8F0"/>
+              <w:left w:val="single" w:sz="4" w:space="0" w:color="E2E8F0"/>
+              <w:bottom w:val="single" w:sz="4" w:space="0" w:color="E2E8F0"/>
+              <w:right w:val="single" w:sz="4" w:space="0" w:color="E2E8F0"/>
+            </w:tcBorders>
+          </w:tcPr>
+          <w:p>
+            <w:pPr>
+              <w:spacing w:before="0" w:after="0" w:line="264" w:lineRule="auto"/>
+            </w:pPr>
+            <w:r>
+              <w:rPr>
+                <w:rFonts w:ascii="Segoe UI" w:hAnsi="Segoe UI"/>
+                <w:b w:val="0"/>
+                <w:i w:val="0"/>
+                <w:color w:val="334155"/>
+                <w:sz w:val="18"/>
+              </w:rPr>
+              <w:t>Moderate (New syntax)</w:t>
+            </w:r>
+          </w:p>
+        </w:tc>
+        <w:tc>
+          <w:tcPr>
+            <w:tcW w:type="dxa" w:w="1728"/>
+            <w:shd w:fill="FFFFFF"/>
+            <w:tcMar>
+              <w:top w:w="90" w:type="dxa"/>
+              <w:bottom w:w="90" w:type="dxa"/>
+              <w:left w:w="140" w:type="dxa"/>
+              <w:right w:w="140" w:type="dxa"/>
+            </w:tcMar>
+            <w:tcBorders>
+              <w:top w:val="single" w:sz="4" w:space="0" w:color="E2E8F0"/>
+              <w:left w:val="single" w:sz="4" w:space="0" w:color="E2E8F0"/>
+              <w:bottom w:val="single" w:sz="4" w:space="0" w:color="E2E8F0"/>
+              <w:right w:val="single" w:sz="4" w:space="0" w:color="E2E8F0"/>
+            </w:tcBorders>
+          </w:tcPr>
+          <w:p>
+            <w:pPr>
+              <w:spacing w:before="0" w:after="0" w:line="264" w:lineRule="auto"/>
+            </w:pPr>
+            <w:r>
+              <w:rPr>
+                <w:rFonts w:ascii="Segoe UI" w:hAnsi="Segoe UI"/>
+                <w:b w:val="0"/>
+                <w:i w:val="0"/>
+                <w:color w:val="334155"/>
+                <w:sz w:val="18"/>
+              </w:rPr>
+              <w:t>Express Monoliths, DRY layouts, Natours</w:t>
+            </w:r>
+          </w:p>
+        </w:tc>
+      </w:tr>
+      <w:tr>
+        <w:tc>
+          <w:tcPr>
+            <w:tcW w:type="dxa" w:w="1728"/>
+            <w:shd w:fill="F8FAFC"/>
+            <w:tcMar>
+              <w:top w:w="90" w:type="dxa"/>
+              <w:bottom w:w="90" w:type="dxa"/>
+              <w:left w:w="140" w:type="dxa"/>
+              <w:right w:w="140" w:type="dxa"/>
+            </w:tcMar>
+            <w:tcBorders>
+              <w:top w:val="single" w:sz="4" w:space="0" w:color="E2E8F0"/>
+              <w:left w:val="single" w:sz="4" w:space="0" w:color="E2E8F0"/>
+              <w:bottom w:val="single" w:sz="4" w:space="0" w:color="E2E8F0"/>
+              <w:right w:val="single" w:sz="4" w:space="0" w:color="E2E8F0"/>
+            </w:tcBorders>
+          </w:tcPr>
+          <w:p>
+            <w:pPr>
+              <w:spacing w:before="0" w:after="0" w:line="264" w:lineRule="auto"/>
+            </w:pPr>
+            <w:r>
+              <w:rPr>
+                <w:rFonts w:ascii="Segoe UI" w:hAnsi="Segoe UI"/>
+                <w:b/>
+                <w:i w:val="0"/>
+                <w:color w:val="334155"/>
+                <w:sz w:val="18"/>
+              </w:rPr>
+              <w:t>EJS</w:t>
+            </w:r>
+          </w:p>
+        </w:tc>
+        <w:tc>
+          <w:tcPr>
+            <w:tcW w:type="dxa" w:w="2592"/>
+            <w:shd w:fill="F8FAFC"/>
+            <w:tcMar>
+              <w:top w:w="90" w:type="dxa"/>
+              <w:bottom w:w="90" w:type="dxa"/>
+              <w:left w:w="140" w:type="dxa"/>
+              <w:right w:w="140" w:type="dxa"/>
+            </w:tcMar>
+            <w:tcBorders>
+              <w:top w:val="single" w:sz="4" w:space="0" w:color="E2E8F0"/>
+              <w:left w:val="single" w:sz="4" w:space="0" w:color="E2E8F0"/>
+              <w:bottom w:val="single" w:sz="4" w:space="0" w:color="E2E8F0"/>
+              <w:right w:val="single" w:sz="4" w:space="0" w:color="E2E8F0"/>
+            </w:tcBorders>
+          </w:tcPr>
+          <w:p>
+            <w:pPr>
+              <w:spacing w:before="0" w:after="0" w:line="264" w:lineRule="auto"/>
+            </w:pPr>
+            <w:r>
+              <w:rPr>
+                <w:rFonts w:ascii="Segoe UI" w:hAnsi="Segoe UI"/>
+                <w:b w:val="0"/>
+                <w:i w:val="0"/>
+                <w:color w:val="334155"/>
+                <w:sz w:val="18"/>
+              </w:rPr>
+              <w:t>Standard HTML + &lt;% %&gt; tags</w:t>
+            </w:r>
+          </w:p>
+        </w:tc>
+        <w:tc>
+          <w:tcPr>
+            <w:tcW w:type="dxa" w:w="2304"/>
+            <w:shd w:fill="F8FAFC"/>
+            <w:tcMar>
+              <w:top w:w="90" w:type="dxa"/>
+              <w:bottom w:w="90" w:type="dxa"/>
+              <w:left w:w="140" w:type="dxa"/>
+              <w:right w:w="140" w:type="dxa"/>
+            </w:tcMar>
+            <w:tcBorders>
+              <w:top w:val="single" w:sz="4" w:space="0" w:color="E2E8F0"/>
+              <w:left w:val="single" w:sz="4" w:space="0" w:color="E2E8F0"/>
+              <w:bottom w:val="single" w:sz="4" w:space="0" w:color="E2E8F0"/>
+              <w:right w:val="single" w:sz="4" w:space="0" w:color="E2E8F0"/>
+            </w:tcBorders>
+          </w:tcPr>
+          <w:p>
+            <w:pPr>
+              <w:spacing w:before="0" w:after="0" w:line="264" w:lineRule="auto"/>
+            </w:pPr>
+            <w:r>
+              <w:rPr>
+                <w:rFonts w:ascii="Segoe UI" w:hAnsi="Segoe UI"/>
+                <w:b w:val="0"/>
+                <w:i w:val="0"/>
+                <w:color w:val="334155"/>
+                <w:sz w:val="18"/>
+              </w:rPr>
+              <w:t>Partials / Includes only</w:t>
+            </w:r>
+          </w:p>
+        </w:tc>
+        <w:tc>
+          <w:tcPr>
+            <w:tcW w:type="dxa" w:w="1728"/>
+            <w:shd w:fill="F8FAFC"/>
+            <w:tcMar>
+              <w:top w:w="90" w:type="dxa"/>
+              <w:bottom w:w="90" w:type="dxa"/>
+              <w:left w:w="140" w:type="dxa"/>
+              <w:right w:w="140" w:type="dxa"/>
+            </w:tcMar>
+            <w:tcBorders>
+              <w:top w:val="single" w:sz="4" w:space="0" w:color="E2E8F0"/>
+              <w:left w:val="single" w:sz="4" w:space="0" w:color="E2E8F0"/>
+              <w:bottom w:val="single" w:sz="4" w:space="0" w:color="E2E8F0"/>
+              <w:right w:val="single" w:sz="4" w:space="0" w:color="E2E8F0"/>
+            </w:tcBorders>
+          </w:tcPr>
+          <w:p>
+            <w:pPr>
+              <w:spacing w:before="0" w:after="0" w:line="264" w:lineRule="auto"/>
+            </w:pPr>
+            <w:r>
+              <w:rPr>
+                <w:rFonts w:ascii="Segoe UI" w:hAnsi="Segoe UI"/>
+                <w:b w:val="0"/>
+                <w:i w:val="0"/>
+                <w:color w:val="334155"/>
+                <w:sz w:val="18"/>
+              </w:rPr>
+              <w:t>Very Low (Immediate)</w:t>
+            </w:r>
+          </w:p>
+        </w:tc>
+        <w:tc>
+          <w:tcPr>
+            <w:tcW w:type="dxa" w:w="1728"/>
+            <w:shd w:fill="F8FAFC"/>
+            <w:tcMar>
+              <w:top w:w="90" w:type="dxa"/>
+              <w:bottom w:w="90" w:type="dxa"/>
+              <w:left w:w="140" w:type="dxa"/>
+              <w:right w:w="140" w:type="dxa"/>
+            </w:tcMar>
+            <w:tcBorders>
+              <w:top w:val="single" w:sz="4" w:space="0" w:color="E2E8F0"/>
+              <w:left w:val="single" w:sz="4" w:space="0" w:color="E2E8F0"/>
+              <w:bottom w:val="single" w:sz="4" w:space="0" w:color="E2E8F0"/>
+              <w:right w:val="single" w:sz="4" w:space="0" w:color="E2E8F0"/>
+            </w:tcBorders>
+          </w:tcPr>
+          <w:p>
+            <w:pPr>
+              <w:spacing w:before="0" w:after="0" w:line="264" w:lineRule="auto"/>
+            </w:pPr>
+            <w:r>
+              <w:rPr>
+                <w:rFonts w:ascii="Segoe UI" w:hAnsi="Segoe UI"/>
+                <w:b w:val="0"/>
+                <w:i w:val="0"/>
+                <w:color w:val="334155"/>
+                <w:sz w:val="18"/>
+              </w:rPr>
+              <w:t>Rapid prototypes, email templates</w:t>
+            </w:r>
+          </w:p>
+        </w:tc>
+      </w:tr>
+      <w:tr>
+        <w:tc>
+          <w:tcPr>
+            <w:tcW w:type="dxa" w:w="1728"/>
+            <w:shd w:fill="FFFFFF"/>
+            <w:tcMar>
+              <w:top w:w="90" w:type="dxa"/>
+              <w:bottom w:w="90" w:type="dxa"/>
+              <w:left w:w="140" w:type="dxa"/>
+              <w:right w:w="140" w:type="dxa"/>
+            </w:tcMar>
+            <w:tcBorders>
+              <w:top w:val="single" w:sz="4" w:space="0" w:color="E2E8F0"/>
+              <w:left w:val="single" w:sz="4" w:space="0" w:color="E2E8F0"/>
+              <w:bottom w:val="single" w:sz="4" w:space="0" w:color="E2E8F0"/>
+              <w:right w:val="single" w:sz="4" w:space="0" w:color="E2E8F0"/>
+            </w:tcBorders>
+          </w:tcPr>
+          <w:p>
+            <w:pPr>
+              <w:spacing w:before="0" w:after="0" w:line="264" w:lineRule="auto"/>
+            </w:pPr>
+            <w:r>
+              <w:rPr>
+                <w:rFonts w:ascii="Segoe UI" w:hAnsi="Segoe UI"/>
+                <w:b/>
+                <w:i w:val="0"/>
+                <w:color w:val="334155"/>
+                <w:sz w:val="18"/>
+              </w:rPr>
+              <w:t>Handlebars (HBS)</w:t>
+            </w:r>
+          </w:p>
+        </w:tc>
+        <w:tc>
+          <w:tcPr>
+            <w:tcW w:type="dxa" w:w="2592"/>
+            <w:shd w:fill="FFFFFF"/>
+            <w:tcMar>
+              <w:top w:w="90" w:type="dxa"/>
+              <w:bottom w:w="90" w:type="dxa"/>
+              <w:left w:w="140" w:type="dxa"/>
+              <w:right w:w="140" w:type="dxa"/>
+            </w:tcMar>
+            <w:tcBorders>
+              <w:top w:val="single" w:sz="4" w:space="0" w:color="E2E8F0"/>
+              <w:left w:val="single" w:sz="4" w:space="0" w:color="E2E8F0"/>
+              <w:bottom w:val="single" w:sz="4" w:space="0" w:color="E2E8F0"/>
+              <w:right w:val="single" w:sz="4" w:space="0" w:color="E2E8F0"/>
+            </w:tcBorders>
+          </w:tcPr>
+          <w:p>
+            <w:pPr>
+              <w:spacing w:before="0" w:after="0" w:line="264" w:lineRule="auto"/>
+            </w:pPr>
+            <w:r>
+              <w:rPr>
+                <w:rFonts w:ascii="Segoe UI" w:hAnsi="Segoe UI"/>
+                <w:b w:val="0"/>
+                <w:i w:val="0"/>
+                <w:color w:val="334155"/>
+                <w:sz w:val="18"/>
+              </w:rPr>
+              <w:t>Mustache {{ }} braces</w:t>
+            </w:r>
+          </w:p>
+        </w:tc>
+        <w:tc>
+          <w:tcPr>
+            <w:tcW w:type="dxa" w:w="2304"/>
+            <w:shd w:fill="FFFFFF"/>
+            <w:tcMar>
+              <w:top w:w="90" w:type="dxa"/>
+              <w:bottom w:w="90" w:type="dxa"/>
+              <w:left w:w="140" w:type="dxa"/>
+              <w:right w:w="140" w:type="dxa"/>
+            </w:tcMar>
+            <w:tcBorders>
+              <w:top w:val="single" w:sz="4" w:space="0" w:color="E2E8F0"/>
+              <w:left w:val="single" w:sz="4" w:space="0" w:color="E2E8F0"/>
+              <w:bottom w:val="single" w:sz="4" w:space="0" w:color="E2E8F0"/>
+              <w:right w:val="single" w:sz="4" w:space="0" w:color="E2E8F0"/>
+            </w:tcBorders>
+          </w:tcPr>
+          <w:p>
+            <w:pPr>
+              <w:spacing w:before="0" w:after="0" w:line="264" w:lineRule="auto"/>
+            </w:pPr>
+            <w:r>
+              <w:rPr>
+                <w:rFonts w:ascii="Segoe UI" w:hAnsi="Segoe UI"/>
+                <w:b w:val="0"/>
+                <w:i w:val="0"/>
+                <w:color w:val="334155"/>
+                <w:sz w:val="18"/>
+              </w:rPr>
+              <w:t>Layout wrappers + Partials</w:t>
+            </w:r>
+          </w:p>
+        </w:tc>
+        <w:tc>
+          <w:tcPr>
+            <w:tcW w:type="dxa" w:w="1728"/>
+            <w:shd w:fill="FFFFFF"/>
+            <w:tcMar>
+              <w:top w:w="90" w:type="dxa"/>
+              <w:bottom w:w="90" w:type="dxa"/>
+              <w:left w:w="140" w:type="dxa"/>
+              <w:right w:w="140" w:type="dxa"/>
+            </w:tcMar>
+            <w:tcBorders>
+              <w:top w:val="single" w:sz="4" w:space="0" w:color="E2E8F0"/>
+              <w:left w:val="single" w:sz="4" w:space="0" w:color="E2E8F0"/>
+              <w:bottom w:val="single" w:sz="4" w:space="0" w:color="E2E8F0"/>
+              <w:right w:val="single" w:sz="4" w:space="0" w:color="E2E8F0"/>
+            </w:tcBorders>
+          </w:tcPr>
+          <w:p>
+            <w:pPr>
+              <w:spacing w:before="0" w:after="0" w:line="264" w:lineRule="auto"/>
+            </w:pPr>
+            <w:r>
+              <w:rPr>
+                <w:rFonts w:ascii="Segoe UI" w:hAnsi="Segoe UI"/>
+                <w:b w:val="0"/>
+                <w:i w:val="0"/>
+                <w:color w:val="334155"/>
+                <w:sz w:val="18"/>
+              </w:rPr>
+              <w:t>Low</w:t>
+            </w:r>
+          </w:p>
+        </w:tc>
+        <w:tc>
+          <w:tcPr>
+            <w:tcW w:type="dxa" w:w="1728"/>
+            <w:shd w:fill="FFFFFF"/>
+            <w:tcMar>
+              <w:top w:w="90" w:type="dxa"/>
+              <w:bottom w:w="90" w:type="dxa"/>
+              <w:left w:w="140" w:type="dxa"/>
+              <w:right w:w="140" w:type="dxa"/>
+            </w:tcMar>
+            <w:tcBorders>
+              <w:top w:val="single" w:sz="4" w:space="0" w:color="E2E8F0"/>
+              <w:left w:val="single" w:sz="4" w:space="0" w:color="E2E8F0"/>
+              <w:bottom w:val="single" w:sz="4" w:space="0" w:color="E2E8F0"/>
+              <w:right w:val="single" w:sz="4" w:space="0" w:color="E2E8F0"/>
+            </w:tcBorders>
+          </w:tcPr>
+          <w:p>
+            <w:pPr>
+              <w:spacing w:before="0" w:after="0" w:line="264" w:lineRule="auto"/>
+            </w:pPr>
+            <w:r>
+              <w:rPr>
+                <w:rFonts w:ascii="Segoe UI" w:hAnsi="Segoe UI"/>
+                <w:b w:val="0"/>
+                <w:i w:val="0"/>
+                <w:color w:val="334155"/>
+                <w:sz w:val="18"/>
+              </w:rPr>
+              <w:t>Teams requiring strict logic-view separation</w:t>
+            </w:r>
+          </w:p>
+        </w:tc>
+      </w:tr>
+    </w:tbl>
+    <w:p>
+      <w:pPr>
+        <w:spacing w:before="0" w:after="160"/>
+      </w:pPr>
+    </w:p>
+    <w:p>
+      <w:pPr>
+        <w:keepNext/>
+        <w:spacing w:before="260" w:after="80"/>
+      </w:pPr>
+      <w:r>
+        <w:rPr>
+          <w:rFonts w:ascii="Segoe UI" w:hAnsi="Segoe UI"/>
+          <w:b/>
+          <w:color w:val="0F172A"/>
+          <w:sz w:val="26"/>
+        </w:rPr>
+        <w:t>11.5 Modern Component-Based SSR Frameworks</w:t>
+      </w:r>
+    </w:p>
+    <w:p>
+      <w:pPr>
+        <w:pStyle w:val="ListBullet"/>
+        <w:spacing w:before="0" w:after="60" w:line="276" w:lineRule="auto"/>
+      </w:pPr>
+      <w:r>
+        <w:rPr>
+          <w:rFonts w:ascii="Segoe UI" w:hAnsi="Segoe UI"/>
+          <w:b/>
+          <w:i w:val="0"/>
+          <w:color w:val="334155"/>
+          <w:sz w:val="20"/>
+        </w:rPr>
+        <w:t xml:space="preserve">Next.js (React): </w:t>
+      </w:r>
+      <w:r>
+        <w:rPr>
+          <w:rFonts w:ascii="Segoe UI" w:hAnsi="Segoe UI"/>
+          <w:b w:val="0"/>
+          <w:i w:val="0"/>
+          <w:color w:val="334155"/>
+          <w:sz w:val="20"/>
+        </w:rPr>
+        <w:t>The industry standard for full-stack React. Features React Server Components (RSC), hybrid Static Site Generation (SSG), and automatic edge streaming. Ideal when building rich, dynamic single-page web applications.</w:t>
+      </w:r>
+    </w:p>
+    <w:p>
+      <w:pPr>
+        <w:pStyle w:val="ListBullet"/>
+        <w:spacing w:before="0" w:after="60" w:line="276" w:lineRule="auto"/>
+      </w:pPr>
+      <w:r>
+        <w:rPr>
+          <w:rFonts w:ascii="Segoe UI" w:hAnsi="Segoe UI"/>
+          <w:b/>
+          <w:i w:val="0"/>
+          <w:color w:val="334155"/>
+          <w:sz w:val="20"/>
+        </w:rPr>
+        <w:t xml:space="preserve">Remix (React / Web Standards): </w:t>
+      </w:r>
+      <w:r>
+        <w:rPr>
+          <w:rFonts w:ascii="Segoe UI" w:hAnsi="Segoe UI"/>
+          <w:b w:val="0"/>
+          <w:i w:val="0"/>
+          <w:color w:val="334155"/>
+          <w:sz w:val="20"/>
+        </w:rPr>
+        <w:t>Prioritizes browser standards, HTTP caching, route loaders, and native HTML form actions. Outstanding progressive enhancement where forms operate even if client JavaScript fails to load.</w:t>
+      </w:r>
+    </w:p>
+    <w:p>
+      <w:pPr>
+        <w:pStyle w:val="ListBullet"/>
+        <w:spacing w:before="0" w:after="60" w:line="276" w:lineRule="auto"/>
+      </w:pPr>
+      <w:r>
+        <w:rPr>
+          <w:rFonts w:ascii="Segoe UI" w:hAnsi="Segoe UI"/>
+          <w:b/>
+          <w:i w:val="0"/>
+          <w:color w:val="334155"/>
+          <w:sz w:val="20"/>
+        </w:rPr>
+        <w:t xml:space="preserve">Nuxt.js (Vue): </w:t>
+      </w:r>
+      <w:r>
+        <w:rPr>
+          <w:rFonts w:ascii="Segoe UI" w:hAnsi="Segoe UI"/>
+          <w:b w:val="0"/>
+          <w:i w:val="0"/>
+          <w:color w:val="334155"/>
+          <w:sz w:val="20"/>
+        </w:rPr>
+        <w:t>The premier SSR framework for Vue. Offers file-based routing, auto-imported components, and zero-configuration universal data fetching.</w:t>
+      </w:r>
+    </w:p>
+    <w:p>
+      <w:pPr>
+        <w:pStyle w:val="ListBullet"/>
+        <w:spacing w:before="0" w:after="60" w:line="276" w:lineRule="auto"/>
+      </w:pPr>
+      <w:r>
+        <w:rPr>
+          <w:rFonts w:ascii="Segoe UI" w:hAnsi="Segoe UI"/>
+          <w:b/>
+          <w:i w:val="0"/>
+          <w:color w:val="334155"/>
+          <w:sz w:val="20"/>
+        </w:rPr>
+        <w:t xml:space="preserve">Astro (Islands Architecture): </w:t>
+      </w:r>
+      <w:r>
+        <w:rPr>
+          <w:rFonts w:ascii="Segoe UI" w:hAnsi="Segoe UI"/>
+          <w:b w:val="0"/>
+          <w:i w:val="0"/>
+          <w:color w:val="334155"/>
+          <w:sz w:val="20"/>
+        </w:rPr>
+        <w:t xml:space="preserve">Renders pure HTML with </w:t>
+      </w:r>
+      <w:r>
+        <w:rPr>
+          <w:rFonts w:ascii="Segoe UI" w:hAnsi="Segoe UI"/>
+          <w:b/>
+          <w:i w:val="0"/>
+          <w:color w:val="DC2626"/>
+          <w:sz w:val="20"/>
+        </w:rPr>
+        <w:t>ZERO client JavaScript by default</w:t>
+      </w:r>
+      <w:r>
+        <w:rPr>
+          <w:rFonts w:ascii="Segoe UI" w:hAnsi="Segoe UI"/>
+          <w:b w:val="0"/>
+          <w:i w:val="0"/>
+          <w:color w:val="334155"/>
+          <w:sz w:val="20"/>
+        </w:rPr>
+        <w:t>. Interactive components (like a Mapbox map or review carousel) are loaded as isolated 'islands', delivering unrivaled load speeds.</w:t>
+      </w:r>
+    </w:p>
+    <w:p>
+      <w:pPr>
+        <w:keepNext/>
+        <w:spacing w:before="260" w:after="80"/>
+      </w:pPr>
+      <w:r>
+        <w:rPr>
+          <w:rFonts w:ascii="Segoe UI" w:hAnsi="Segoe UI"/>
+          <w:b/>
+          <w:color w:val="0F172A"/>
+          <w:sz w:val="26"/>
+        </w:rPr>
+        <w:t>11.6 Native Codebase Integration Guide for Your Natours Architecture</w:t>
+      </w:r>
+    </w:p>
+    <w:p>
+      <w:pPr>
+        <w:keepNext/>
+        <w:spacing w:before="180" w:after="60"/>
+      </w:pPr>
+      <w:r>
+        <w:rPr>
+          <w:rFonts w:ascii="Segoe UI" w:hAnsi="Segoe UI"/>
+          <w:b/>
+          <w:color w:val="334155"/>
+          <w:sz w:val="22"/>
+        </w:rPr>
+        <w:t>1. Clean Separation: View Routes vs. API Routes</w:t>
+      </w:r>
+    </w:p>
+    <w:p>
+      <w:pPr>
+        <w:spacing w:before="0" w:after="120" w:line="276" w:lineRule="auto"/>
+      </w:pPr>
+      <w:r>
+        <w:rPr>
+          <w:rFonts w:ascii="Segoe UI" w:hAnsi="Segoe UI"/>
+          <w:b w:val="0"/>
+          <w:i w:val="0"/>
+          <w:color w:val="334155"/>
+          <w:sz w:val="20"/>
+        </w:rPr>
+        <w:t>Do not mix API controllers and view controllers. Keep clear architectural boundaries:</w:t>
+      </w:r>
+    </w:p>
+    <w:p>
+      <w:pPr>
+        <w:pStyle w:val="ListBullet"/>
+        <w:spacing w:before="0" w:after="60" w:line="276" w:lineRule="auto"/>
+      </w:pPr>
+      <w:r>
+        <w:rPr>
+          <w:rFonts w:ascii="Segoe UI" w:hAnsi="Segoe UI"/>
+          <w:b/>
+          <w:i w:val="0"/>
+          <w:color w:val="334155"/>
+          <w:sz w:val="20"/>
+        </w:rPr>
+        <w:t xml:space="preserve">REST API Routers (/api/v1/...): </w:t>
+      </w:r>
+      <w:r>
+        <w:rPr>
+          <w:rFonts w:ascii="Segoe UI" w:hAnsi="Segoe UI"/>
+          <w:b w:val="0"/>
+          <w:i w:val="0"/>
+          <w:color w:val="334155"/>
+          <w:sz w:val="20"/>
+        </w:rPr>
+        <w:t>Stateless, require Bearer headers or API keys, return pure JSON formatted envelopes.</w:t>
+      </w:r>
+    </w:p>
+    <w:p>
+      <w:pPr>
+        <w:pStyle w:val="ListBullet"/>
+        <w:spacing w:before="0" w:after="60" w:line="276" w:lineRule="auto"/>
+      </w:pPr>
+      <w:r>
+        <w:rPr>
+          <w:rFonts w:ascii="Segoe UI" w:hAnsi="Segoe UI"/>
+          <w:b/>
+          <w:i w:val="0"/>
+          <w:color w:val="334155"/>
+          <w:sz w:val="20"/>
+        </w:rPr>
+        <w:t xml:space="preserve">SSR View Routers (/...): </w:t>
+      </w:r>
+      <w:r>
+        <w:rPr>
+          <w:rFonts w:ascii="Segoe UI" w:hAnsi="Segoe UI"/>
+          <w:b w:val="0"/>
+          <w:i w:val="0"/>
+          <w:color w:val="334155"/>
+          <w:sz w:val="20"/>
+        </w:rPr>
+        <w:t xml:space="preserve">Browser-facing, consume cookies for session identification, and call </w:t>
+      </w:r>
+      <w:r>
+        <w:rPr>
+          <w:rFonts w:ascii="Consolas" w:hAnsi="Consolas"/>
+          <w:b/>
+          <w:i w:val="0"/>
+          <w:color w:val="0F172A"/>
+          <w:sz w:val="19"/>
+        </w:rPr>
+        <w:t>res.status(200).render('templateName', { data })</w:t>
+      </w:r>
+      <w:r>
+        <w:rPr>
+          <w:rFonts w:ascii="Segoe UI" w:hAnsi="Segoe UI"/>
+          <w:b w:val="0"/>
+          <w:i w:val="0"/>
+          <w:color w:val="334155"/>
+          <w:sz w:val="20"/>
+        </w:rPr>
+        <w:t xml:space="preserve"> to return compiled HTML.</w:t>
+      </w:r>
+    </w:p>
+    <w:p>
+      <w:pPr>
+        <w:keepNext/>
+        <w:spacing w:before="180" w:after="60"/>
+      </w:pPr>
+      <w:r>
+        <w:rPr>
+          <w:rFonts w:ascii="Segoe UI" w:hAnsi="Segoe UI"/>
+          <w:b/>
+          <w:color w:val="334155"/>
+          <w:sz w:val="22"/>
+        </w:rPr>
+        <w:t>2. The Internal Data Fetching Paradox: Direct Model Queries vs. Loopback HTTP</w:t>
+      </w:r>
+    </w:p>
+    <w:tbl>
+      <w:tblPr>
+        <w:tblW w:type="auto" w:w="0"/>
+        <w:jc w:val="center"/>
+        <w:tblLayout w:type="fixed"/>
+        <w:tblLook w:firstColumn="1" w:firstRow="1" w:lastColumn="0" w:lastRow="0" w:noHBand="0" w:noVBand="1" w:val="04A0"/>
+      </w:tblPr>
+      <w:tblGrid>
+        <w:gridCol w:w="10080"/>
+      </w:tblGrid>
+      <w:tr>
+        <w:tc>
+          <w:tcPr>
+            <w:tcW w:type="dxa" w:w="10080"/>
+            <w:shd w:fill="FEF2F2"/>
+            <w:tcBorders>
+              <w:top w:val="single" w:sz="4" w:space="0" w:color="DC2626"/>
+              <w:left w:val="single" w:sz="24" w:space="0" w:color="DC2626"/>
+              <w:bottom w:val="single" w:sz="4" w:space="0" w:color="DC2626"/>
+              <w:right w:val="single" w:sz="4" w:space="0" w:color="DC2626"/>
+            </w:tcBorders>
+            <w:tcMar>
+              <w:top w:w="120" w:type="dxa"/>
+              <w:bottom w:w="120" w:type="dxa"/>
+              <w:left w:w="160" w:type="dxa"/>
+              <w:right w:w="160" w:type="dxa"/>
+            </w:tcMar>
+          </w:tcPr>
+          <w:p>
+            <w:pPr>
+              <w:spacing w:before="0" w:after="60" w:line="276" w:lineRule="auto"/>
+            </w:pPr>
+            <w:r>
+              <w:rPr>
+                <w:rFonts w:ascii="Segoe UI" w:hAnsi="Segoe UI"/>
+                <w:b/>
+                <w:color w:val="DC2626"/>
+                <w:sz w:val="20"/>
+              </w:rPr>
+              <w:t>ARCHITECTURAL WARNING: NEVER FETCH OVER LOCALHOST IN SSR</w:t>
+              <w:br/>
+            </w:r>
+            <w:r>
+              <w:rPr>
+                <w:rFonts w:ascii="Segoe UI" w:hAnsi="Segoe UI"/>
+                <w:b/>
+                <w:i w:val="0"/>
+                <w:color w:val="334155"/>
+                <w:sz w:val="19"/>
+              </w:rPr>
+              <w:t xml:space="preserve">A common anti-pattern is writing a view controller that calls </w:t>
+            </w:r>
+            <w:r>
+              <w:rPr>
+                <w:rFonts w:ascii="Consolas" w:hAnsi="Consolas"/>
+                <w:b/>
+                <w:i w:val="0"/>
+                <w:color w:val="0F172A"/>
+                <w:sz w:val="19"/>
+              </w:rPr>
+              <w:t>fetch('http://localhost:3000/api/v1/tours')</w:t>
+            </w:r>
+            <w:r>
+              <w:rPr>
+                <w:rFonts w:ascii="Segoe UI" w:hAnsi="Segoe UI"/>
+                <w:b/>
+                <w:i w:val="0"/>
+                <w:color w:val="334155"/>
+                <w:sz w:val="19"/>
+              </w:rPr>
+              <w:t xml:space="preserve"> over the network. </w:t>
+            </w:r>
+            <w:r>
+              <w:rPr>
+                <w:rFonts w:ascii="Segoe UI" w:hAnsi="Segoe UI"/>
+                <w:b/>
+                <w:i w:val="0"/>
+                <w:color w:val="DC2626"/>
+                <w:sz w:val="19"/>
+              </w:rPr>
+              <w:t xml:space="preserve">NEVER DO THIS! </w:t>
+            </w:r>
+            <w:r>
+              <w:rPr>
+                <w:rFonts w:ascii="Segoe UI" w:hAnsi="Segoe UI"/>
+                <w:b w:val="0"/>
+                <w:i w:val="0"/>
+                <w:color w:val="DC2626"/>
+                <w:sz w:val="19"/>
+              </w:rPr>
+              <w:t xml:space="preserve">Loopback HTTP calls create unnecessary TCP handshakes, payload serialization overhead, double authentication validation, and can exhaust the server's thread pool, causing self-request deadlocks. </w:t>
+            </w:r>
+            <w:r>
+              <w:rPr>
+                <w:rFonts w:ascii="Segoe UI" w:hAnsi="Segoe UI"/>
+                <w:b/>
+                <w:i w:val="0"/>
+                <w:color w:val="DC2626"/>
+                <w:sz w:val="19"/>
+              </w:rPr>
+              <w:t>GOLDEN RULE: View controllers MUST import Mongoose models directly and execute lean database queries in-process.</w:t>
+            </w:r>
+          </w:p>
+        </w:tc>
+      </w:tr>
+    </w:tbl>
+    <w:p>
+      <w:pPr>
+        <w:spacing w:before="0" w:after="120"/>
+      </w:pPr>
+    </w:p>
+    <w:p>
+      <w:pPr>
+        <w:keepNext/>
+        <w:spacing w:before="180" w:after="60"/>
+      </w:pPr>
+      <w:r>
+        <w:rPr>
+          <w:rFonts w:ascii="Segoe UI" w:hAnsi="Segoe UI"/>
+          <w:b/>
+          <w:color w:val="334155"/>
+          <w:sz w:val="22"/>
+        </w:rPr>
+        <w:t>3. Authentication in SSR: Shifting from Bearer Headers to HTTP-Only Cookies</w:t>
+      </w:r>
+    </w:p>
+    <w:p>
+      <w:pPr>
+        <w:spacing w:before="0" w:after="120" w:line="276" w:lineRule="auto"/>
+      </w:pPr>
+      <w:r>
+        <w:rPr>
+          <w:rFonts w:ascii="Segoe UI" w:hAnsi="Segoe UI"/>
+          <w:b/>
+          <w:i w:val="0"/>
+          <w:color w:val="DC2626"/>
+          <w:sz w:val="20"/>
+        </w:rPr>
+        <w:t xml:space="preserve">CRITICAL ARCHITECTURAL DIFFERENCE: </w:t>
+      </w:r>
+      <w:r>
+        <w:rPr>
+          <w:rFonts w:ascii="Segoe UI" w:hAnsi="Segoe UI"/>
+          <w:b w:val="0"/>
+          <w:i w:val="0"/>
+          <w:color w:val="334155"/>
+          <w:sz w:val="20"/>
+        </w:rPr>
+        <w:t xml:space="preserve">When a user types a URL into their browser navigation bar or clicks a link, the browser generates a standard navigation GET request. </w:t>
+      </w:r>
+      <w:r>
+        <w:rPr>
+          <w:rFonts w:ascii="Segoe UI" w:hAnsi="Segoe UI"/>
+          <w:b/>
+          <w:i w:val="0"/>
+          <w:color w:val="DC2626"/>
+          <w:sz w:val="20"/>
+        </w:rPr>
+        <w:t>The browser CANNOT inject custom Authorization: Bearer &lt;token&gt; headers into standard document navigations.</w:t>
+      </w:r>
+    </w:p>
+    <w:p>
+      <w:pPr>
+        <w:pStyle w:val="ListBullet"/>
+        <w:spacing w:before="0" w:after="60" w:line="276" w:lineRule="auto"/>
+      </w:pPr>
+      <w:r>
+        <w:rPr>
+          <w:rFonts w:ascii="Segoe UI" w:hAnsi="Segoe UI"/>
+          <w:b/>
+          <w:i w:val="0"/>
+          <w:color w:val="334155"/>
+          <w:sz w:val="20"/>
+        </w:rPr>
+        <w:t xml:space="preserve">The Cookie Bridge: </w:t>
+      </w:r>
+      <w:r>
+        <w:rPr>
+          <w:rFonts w:ascii="Segoe UI" w:hAnsi="Segoe UI"/>
+          <w:b w:val="0"/>
+          <w:i w:val="0"/>
+          <w:color w:val="334155"/>
+          <w:sz w:val="20"/>
+        </w:rPr>
+        <w:t xml:space="preserve">Authentication in SSR requires storing the JWT inside an </w:t>
+      </w:r>
+      <w:r>
+        <w:rPr>
+          <w:rFonts w:ascii="Consolas" w:hAnsi="Consolas"/>
+          <w:b/>
+          <w:i w:val="0"/>
+          <w:color w:val="0F172A"/>
+          <w:sz w:val="19"/>
+        </w:rPr>
+        <w:t>httpOnly: true, secure: true</w:t>
+      </w:r>
+      <w:r>
+        <w:rPr>
+          <w:rFonts w:ascii="Segoe UI" w:hAnsi="Segoe UI"/>
+          <w:b w:val="0"/>
+          <w:i w:val="0"/>
+          <w:color w:val="334155"/>
+          <w:sz w:val="20"/>
+        </w:rPr>
+        <w:t xml:space="preserve"> cookie. The browser automatically attaches this cookie to every subsequent page request.</w:t>
+      </w:r>
+    </w:p>
+    <w:p>
+      <w:pPr>
+        <w:pStyle w:val="ListBullet"/>
+        <w:spacing w:before="0" w:after="60" w:line="276" w:lineRule="auto"/>
+      </w:pPr>
+      <w:r>
+        <w:rPr>
+          <w:rFonts w:ascii="Segoe UI" w:hAnsi="Segoe UI"/>
+          <w:b/>
+          <w:i w:val="0"/>
+          <w:color w:val="334155"/>
+          <w:sz w:val="20"/>
+        </w:rPr>
+        <w:t xml:space="preserve">The View Auth Middleware (isLoggedIn): </w:t>
+      </w:r>
+      <w:r>
+        <w:rPr>
+          <w:rFonts w:ascii="Segoe UI" w:hAnsi="Segoe UI"/>
+          <w:b w:val="0"/>
+          <w:i w:val="0"/>
+          <w:color w:val="334155"/>
+          <w:sz w:val="20"/>
+        </w:rPr>
+        <w:t xml:space="preserve">A dedicated middleware inspects </w:t>
+      </w:r>
+      <w:r>
+        <w:rPr>
+          <w:rFonts w:ascii="Consolas" w:hAnsi="Consolas"/>
+          <w:b w:val="0"/>
+          <w:i w:val="0"/>
+          <w:color w:val="0F172A"/>
+          <w:sz w:val="19"/>
+        </w:rPr>
+        <w:t>req.cookies.jwt</w:t>
+      </w:r>
+      <w:r>
+        <w:rPr>
+          <w:rFonts w:ascii="Segoe UI" w:hAnsi="Segoe UI"/>
+          <w:b w:val="0"/>
+          <w:i w:val="0"/>
+          <w:color w:val="334155"/>
+          <w:sz w:val="20"/>
+        </w:rPr>
+        <w:t xml:space="preserve">. If valid, it attaches the user document to </w:t>
+      </w:r>
+      <w:r>
+        <w:rPr>
+          <w:rFonts w:ascii="Consolas" w:hAnsi="Consolas"/>
+          <w:b/>
+          <w:i w:val="0"/>
+          <w:color w:val="0F172A"/>
+          <w:sz w:val="19"/>
+        </w:rPr>
+        <w:t>res.locals.user</w:t>
+      </w:r>
+      <w:r>
+        <w:rPr>
+          <w:rFonts w:ascii="Segoe UI" w:hAnsi="Segoe UI"/>
+          <w:b w:val="0"/>
+          <w:i w:val="0"/>
+          <w:color w:val="334155"/>
+          <w:sz w:val="20"/>
+        </w:rPr>
+        <w:t xml:space="preserve">. If no token is present, it calls </w:t>
+      </w:r>
+      <w:r>
+        <w:rPr>
+          <w:rFonts w:ascii="Consolas" w:hAnsi="Consolas"/>
+          <w:b w:val="0"/>
+          <w:i w:val="0"/>
+          <w:color w:val="0F172A"/>
+          <w:sz w:val="19"/>
+        </w:rPr>
+        <w:t>next()</w:t>
+      </w:r>
+      <w:r>
+        <w:rPr>
+          <w:rFonts w:ascii="Segoe UI" w:hAnsi="Segoe UI"/>
+          <w:b w:val="0"/>
+          <w:i w:val="0"/>
+          <w:color w:val="334155"/>
+          <w:sz w:val="20"/>
+        </w:rPr>
+        <w:t xml:space="preserve"> without failing, allowing public views to render guest navigation headers.</w:t>
+      </w:r>
+    </w:p>
+    <w:p>
+      <w:pPr>
+        <w:pStyle w:val="ListBullet"/>
+        <w:spacing w:before="0" w:after="60" w:line="276" w:lineRule="auto"/>
+      </w:pPr>
+      <w:r>
+        <w:rPr>
+          <w:rFonts w:ascii="Segoe UI" w:hAnsi="Segoe UI"/>
+          <w:b/>
+          <w:i w:val="0"/>
+          <w:color w:val="334155"/>
+          <w:sz w:val="20"/>
+        </w:rPr>
+        <w:t xml:space="preserve">Response Locals (res.locals): </w:t>
+      </w:r>
+      <w:r>
+        <w:rPr>
+          <w:rFonts w:ascii="Segoe UI" w:hAnsi="Segoe UI"/>
+          <w:b w:val="0"/>
+          <w:i w:val="0"/>
+          <w:color w:val="334155"/>
+          <w:sz w:val="20"/>
+        </w:rPr>
+        <w:t xml:space="preserve">Any property attached to </w:t>
+      </w:r>
+      <w:r>
+        <w:rPr>
+          <w:rFonts w:ascii="Consolas" w:hAnsi="Consolas"/>
+          <w:b w:val="0"/>
+          <w:i w:val="0"/>
+          <w:color w:val="0F172A"/>
+          <w:sz w:val="19"/>
+        </w:rPr>
+        <w:t>res.locals</w:t>
+      </w:r>
+      <w:r>
+        <w:rPr>
+          <w:rFonts w:ascii="Segoe UI" w:hAnsi="Segoe UI"/>
+          <w:b w:val="0"/>
+          <w:i w:val="0"/>
+          <w:color w:val="334155"/>
+          <w:sz w:val="20"/>
+        </w:rPr>
+        <w:t xml:space="preserve"> is automatically accessible inside all Pug templates without explicitly passing it into the render function.</w:t>
+      </w:r>
+    </w:p>
+    <w:tbl>
+      <w:tblPr>
+        <w:tblW w:type="auto" w:w="0"/>
+        <w:jc w:val="center"/>
+        <w:tblLayout w:type="fixed"/>
+        <w:tblLook w:firstColumn="1" w:firstRow="1" w:lastColumn="0" w:lastRow="0" w:noHBand="0" w:noVBand="1" w:val="04A0"/>
+      </w:tblPr>
+      <w:tblGrid>
+        <w:gridCol w:w="10080"/>
+      </w:tblGrid>
+      <w:tr>
+        <w:tc>
+          <w:tcPr>
+            <w:tcW w:type="dxa" w:w="10080"/>
+            <w:shd w:fill="F8FAFC"/>
+            <w:tcBorders>
+              <w:top w:val="single" w:sz="4" w:space="0" w:color="E2E8F0"/>
+              <w:left w:val="single" w:sz="16" w:space="0" w:color="CBD5E1"/>
+              <w:bottom w:val="single" w:sz="4" w:space="0" w:color="E2E8F0"/>
+              <w:right w:val="single" w:sz="4" w:space="0" w:color="E2E8F0"/>
+            </w:tcBorders>
+            <w:tcMar>
+              <w:top w:w="120" w:type="dxa"/>
+              <w:bottom w:w="120" w:type="dxa"/>
+              <w:left w:w="160" w:type="dxa"/>
+              <w:right w:w="160" w:type="dxa"/>
+            </w:tcMar>
+          </w:tcPr>
+          <w:p>
+            <w:pPr>
+              <w:spacing w:before="0" w:after="0" w:line="252" w:lineRule="auto"/>
+            </w:pPr>
+            <w:r>
+              <w:rPr>
+                <w:rFonts w:ascii="Consolas" w:hAnsi="Consolas"/>
+                <w:b/>
+                <w:color w:val="0369A1"/>
+                <w:sz w:val="17"/>
+              </w:rPr>
+              <w:t>// controllers/authController.js - SSR View Authentication Middleware</w:t>
+              <w:br/>
+            </w:r>
+            <w:r>
+              <w:rPr>
+                <w:rFonts w:ascii="Consolas" w:hAnsi="Consolas"/>
+                <w:color w:val="1E293B"/>
+                <w:sz w:val="18"/>
+              </w:rPr>
+              <w:t>// Middleware: Check if user is logged in (For View Routes)</w:t>
+              <w:br/>
+              <w:t>exports.isLoggedIn = async (req, res, next) =&gt; {</w:t>
+              <w:br/>
+              <w:t xml:space="preserve">  if (req.cookies.jwt) {</w:t>
+              <w:br/>
+              <w:t xml:space="preserve">    try {</w:t>
+              <w:br/>
+              <w:t xml:space="preserve">      // 1. Verify token</w:t>
+              <w:br/>
+              <w:t xml:space="preserve">      const decoded = await promisify(jwt.verify)(req.cookies.jwt, process.env.JWT_SECRET);</w:t>
+              <w:br/>
+              <w:br/>
+              <w:t xml:space="preserve">      // 2. Check if user still exists</w:t>
+              <w:br/>
+              <w:t xml:space="preserve">      const currentUser = await User.findById(decoded.id);</w:t>
+              <w:br/>
+              <w:t xml:space="preserve">      if (!currentUser) return next();</w:t>
+              <w:br/>
+              <w:br/>
+              <w:t xml:space="preserve">      // 3. Check if user changed password after token was issued</w:t>
+              <w:br/>
+              <w:t xml:space="preserve">      if (currentUser.changedPasswordAfter(decoded.iat)) return next();</w:t>
+              <w:br/>
+              <w:br/>
+              <w:t xml:space="preserve">      // 4. THERE IS A LOGGED-IN USER: Expose user to Pug templates!</w:t>
+              <w:br/>
+              <w:t xml:space="preserve">      res.locals.user = currentUser;</w:t>
+              <w:br/>
+              <w:t xml:space="preserve">      return next();</w:t>
+              <w:br/>
+              <w:t xml:space="preserve">    } catch (err) {</w:t>
+              <w:br/>
+              <w:t xml:space="preserve">      return next(); // Invalid token -&gt; render page as guest</w:t>
+              <w:br/>
+              <w:t xml:space="preserve">    }</w:t>
+              <w:br/>
+              <w:t xml:space="preserve">  }</w:t>
+              <w:br/>
+              <w:t xml:space="preserve">  next();</w:t>
+              <w:br/>
+              <w:t>};</w:t>
+            </w:r>
+          </w:p>
+        </w:tc>
+      </w:tr>
+    </w:tbl>
+    <w:p>
+      <w:pPr>
+        <w:spacing w:before="0" w:after="120"/>
+      </w:pPr>
+    </w:p>
+    <w:p>
+      <w:pPr>
+        <w:keepNext/>
+        <w:spacing w:before="180" w:after="60"/>
+      </w:pPr>
+      <w:r>
+        <w:rPr>
+          <w:rFonts w:ascii="Segoe UI" w:hAnsi="Segoe UI"/>
+          <w:b/>
+          <w:color w:val="334155"/>
+          <w:sz w:val="22"/>
+        </w:rPr>
+        <w:t>4. Client-Side Hydration &amp; Sprinkling Interactivity</w:t>
+      </w:r>
+    </w:p>
+    <w:p>
+      <w:pPr>
+        <w:spacing w:before="0" w:after="120" w:line="276" w:lineRule="auto"/>
+      </w:pPr>
+      <w:r>
+        <w:rPr>
+          <w:rFonts w:ascii="Segoe UI" w:hAnsi="Segoe UI"/>
+          <w:b w:val="0"/>
+          <w:i w:val="0"/>
+          <w:color w:val="334155"/>
+          <w:sz w:val="20"/>
+        </w:rPr>
+        <w:t xml:space="preserve">In a template-based SSR application, the server generates complete markup, but certain features require browser APIs: </w:t>
+      </w:r>
+    </w:p>
+    <w:p>
+      <w:pPr>
+        <w:pStyle w:val="ListBullet"/>
+        <w:spacing w:before="0" w:after="60" w:line="276" w:lineRule="auto"/>
+      </w:pPr>
+      <w:r>
+        <w:rPr>
+          <w:rFonts w:ascii="Segoe UI" w:hAnsi="Segoe UI"/>
+          <w:b/>
+          <w:i w:val="0"/>
+          <w:color w:val="334155"/>
+          <w:sz w:val="20"/>
+        </w:rPr>
+        <w:t xml:space="preserve">Interactive Maps (Mapbox / Leaflet): </w:t>
+      </w:r>
+      <w:r>
+        <w:rPr>
+          <w:rFonts w:ascii="Segoe UI" w:hAnsi="Segoe UI"/>
+          <w:b w:val="0"/>
+          <w:i w:val="0"/>
+          <w:color w:val="334155"/>
+          <w:sz w:val="20"/>
+        </w:rPr>
+        <w:t xml:space="preserve">The server renders a container with coordinates in a data attribute: </w:t>
+      </w:r>
+      <w:r>
+        <w:rPr>
+          <w:rFonts w:ascii="Consolas" w:hAnsi="Consolas"/>
+          <w:b w:val="0"/>
+          <w:i w:val="0"/>
+          <w:color w:val="0F172A"/>
+          <w:sz w:val="19"/>
+        </w:rPr>
+        <w:t>#map(data-locations=`${JSON.stringify(tour.locations)}`)</w:t>
+      </w:r>
+      <w:r>
+        <w:rPr>
+          <w:rFonts w:ascii="Segoe UI" w:hAnsi="Segoe UI"/>
+          <w:b w:val="0"/>
+          <w:i w:val="0"/>
+          <w:color w:val="334155"/>
+          <w:sz w:val="20"/>
+        </w:rPr>
+        <w:t>. Client JavaScript parses the data attribute and initializes the interactive map.</w:t>
+      </w:r>
+    </w:p>
+    <w:p>
+      <w:pPr>
+        <w:pStyle w:val="ListBullet"/>
+        <w:spacing w:before="0" w:after="60" w:line="276" w:lineRule="auto"/>
+      </w:pPr>
+      <w:r>
+        <w:rPr>
+          <w:rFonts w:ascii="Segoe UI" w:hAnsi="Segoe UI"/>
+          <w:b/>
+          <w:i w:val="0"/>
+          <w:color w:val="334155"/>
+          <w:sz w:val="20"/>
+        </w:rPr>
+        <w:t xml:space="preserve">Asynchronous Login &amp; Form Submissions: </w:t>
+      </w:r>
+      <w:r>
+        <w:rPr>
+          <w:rFonts w:ascii="Segoe UI" w:hAnsi="Segoe UI"/>
+          <w:b w:val="0"/>
+          <w:i w:val="0"/>
+          <w:color w:val="334155"/>
+          <w:sz w:val="20"/>
+        </w:rPr>
+        <w:t xml:space="preserve">Forms use AJAX/Axios on the client to submit credentials to </w:t>
+      </w:r>
+      <w:r>
+        <w:rPr>
+          <w:rFonts w:ascii="Consolas" w:hAnsi="Consolas"/>
+          <w:b w:val="0"/>
+          <w:i w:val="0"/>
+          <w:color w:val="0F172A"/>
+          <w:sz w:val="19"/>
+        </w:rPr>
+        <w:t>/api/v1/users/login</w:t>
+      </w:r>
+      <w:r>
+        <w:rPr>
+          <w:rFonts w:ascii="Segoe UI" w:hAnsi="Segoe UI"/>
+          <w:b w:val="0"/>
+          <w:i w:val="0"/>
+          <w:color w:val="334155"/>
+          <w:sz w:val="20"/>
+        </w:rPr>
+        <w:t xml:space="preserve">. Upon receiving a success response, client JavaScript redirects the window: </w:t>
+      </w:r>
+      <w:r>
+        <w:rPr>
+          <w:rFonts w:ascii="Consolas" w:hAnsi="Consolas"/>
+          <w:b w:val="0"/>
+          <w:i w:val="0"/>
+          <w:color w:val="0F172A"/>
+          <w:sz w:val="19"/>
+        </w:rPr>
+        <w:t>window.location.assign('/')</w:t>
+      </w:r>
+      <w:r>
+        <w:rPr>
+          <w:rFonts w:ascii="Segoe UI" w:hAnsi="Segoe UI"/>
+          <w:b w:val="0"/>
+          <w:i w:val="0"/>
+          <w:color w:val="334155"/>
+          <w:sz w:val="20"/>
+        </w:rPr>
+        <w:t>.</w:t>
+      </w:r>
+    </w:p>
+    <w:p>
+      <w:pPr>
+        <w:pStyle w:val="ListBullet"/>
+        <w:spacing w:before="0" w:after="60" w:line="276" w:lineRule="auto"/>
+      </w:pPr>
+      <w:r>
+        <w:rPr>
+          <w:rFonts w:ascii="Segoe UI" w:hAnsi="Segoe UI"/>
+          <w:b/>
+          <w:i w:val="0"/>
+          <w:color w:val="334155"/>
+          <w:sz w:val="20"/>
+        </w:rPr>
+        <w:t xml:space="preserve">Stripe Checkout: </w:t>
+      </w:r>
+      <w:r>
+        <w:rPr>
+          <w:rFonts w:ascii="Segoe UI" w:hAnsi="Segoe UI"/>
+          <w:b w:val="0"/>
+          <w:i w:val="0"/>
+          <w:color w:val="334155"/>
+          <w:sz w:val="20"/>
+        </w:rPr>
+        <w:t>Client-side booking buttons fetch a Stripe checkout session ID from your API and trigger the Stripe checkout redirect.</w:t>
+      </w:r>
+    </w:p>
+    <w:p>
+      <w:pPr>
+        <w:keepNext/>
+        <w:spacing w:before="180" w:after="60"/>
+      </w:pPr>
+      <w:r>
+        <w:rPr>
+          <w:rFonts w:ascii="Segoe UI" w:hAnsi="Segoe UI"/>
+          <w:b/>
+          <w:color w:val="334155"/>
+          <w:sz w:val="22"/>
+        </w:rPr>
+        <w:t>5. Dual Error Handling Strategy (HTML vs. JSON)</w:t>
+      </w:r>
+    </w:p>
+    <w:p>
+      <w:pPr>
+        <w:spacing w:before="0" w:after="120" w:line="276" w:lineRule="auto"/>
+      </w:pPr>
+      <w:r>
+        <w:rPr>
+          <w:rFonts w:ascii="Segoe UI" w:hAnsi="Segoe UI"/>
+          <w:b w:val="0"/>
+          <w:i w:val="0"/>
+          <w:color w:val="334155"/>
+          <w:sz w:val="20"/>
+        </w:rPr>
+        <w:t xml:space="preserve">Your global error handler must detect the request context to return the appropriate format: </w:t>
+      </w:r>
+    </w:p>
+    <w:p>
+      <w:pPr>
+        <w:pStyle w:val="ListBullet"/>
+        <w:spacing w:before="0" w:after="60" w:line="276" w:lineRule="auto"/>
+      </w:pPr>
+      <w:r>
+        <w:rPr>
+          <w:rFonts w:ascii="Segoe UI" w:hAnsi="Segoe UI"/>
+          <w:b/>
+          <w:i w:val="0"/>
+          <w:color w:val="334155"/>
+          <w:sz w:val="20"/>
+        </w:rPr>
+        <w:t xml:space="preserve">For API Requests (/api/...): </w:t>
+      </w:r>
+      <w:r>
+        <w:rPr>
+          <w:rFonts w:ascii="Segoe UI" w:hAnsi="Segoe UI"/>
+          <w:b w:val="0"/>
+          <w:i w:val="0"/>
+          <w:color w:val="334155"/>
+          <w:sz w:val="20"/>
+        </w:rPr>
+        <w:t xml:space="preserve">Return standard JSON: </w:t>
+      </w:r>
+      <w:r>
+        <w:rPr>
+          <w:rFonts w:ascii="Consolas" w:hAnsi="Consolas"/>
+          <w:b w:val="0"/>
+          <w:i w:val="0"/>
+          <w:color w:val="0F172A"/>
+          <w:sz w:val="19"/>
+        </w:rPr>
+        <w:t>res.status(err.statusCode).json({ status: err.status, message: err.message })</w:t>
+      </w:r>
+      <w:r>
+        <w:rPr>
+          <w:rFonts w:ascii="Segoe UI" w:hAnsi="Segoe UI"/>
+          <w:b w:val="0"/>
+          <w:i w:val="0"/>
+          <w:color w:val="334155"/>
+          <w:sz w:val="20"/>
+        </w:rPr>
+        <w:t>.</w:t>
+      </w:r>
+    </w:p>
+    <w:p>
+      <w:pPr>
+        <w:pStyle w:val="ListBullet"/>
+        <w:spacing w:before="0" w:after="60" w:line="276" w:lineRule="auto"/>
+      </w:pPr>
+      <w:r>
+        <w:rPr>
+          <w:rFonts w:ascii="Segoe UI" w:hAnsi="Segoe UI"/>
+          <w:b/>
+          <w:i w:val="0"/>
+          <w:color w:val="334155"/>
+          <w:sz w:val="20"/>
+        </w:rPr>
+        <w:t xml:space="preserve">For View Requests (SSR Navigations): </w:t>
+      </w:r>
+      <w:r>
+        <w:rPr>
+          <w:rFonts w:ascii="Segoe UI" w:hAnsi="Segoe UI"/>
+          <w:b w:val="0"/>
+          <w:i w:val="0"/>
+          <w:color w:val="334155"/>
+          <w:sz w:val="20"/>
+        </w:rPr>
+        <w:t xml:space="preserve">Render a styled, user-friendly error page: </w:t>
+      </w:r>
+      <w:r>
+        <w:rPr>
+          <w:rFonts w:ascii="Consolas" w:hAnsi="Consolas"/>
+          <w:b/>
+          <w:i w:val="0"/>
+          <w:color w:val="0F172A"/>
+          <w:sz w:val="19"/>
+        </w:rPr>
+        <w:t>res.status(err.statusCode).render('error', { title: 'Something went wrong!', msg: err.message })</w:t>
+      </w:r>
+      <w:r>
+        <w:rPr>
+          <w:rFonts w:ascii="Segoe UI" w:hAnsi="Segoe UI"/>
+          <w:b w:val="0"/>
+          <w:i w:val="0"/>
+          <w:color w:val="334155"/>
+          <w:sz w:val="20"/>
+        </w:rPr>
+        <w:t>.</w:t>
+      </w:r>
+    </w:p>
+    <w:p>
+      <w:pPr>
+        <w:keepNext/>
+        <w:spacing w:before="260" w:after="80"/>
+      </w:pPr>
+      <w:r>
+        <w:rPr>
+          <w:rFonts w:ascii="Segoe UI" w:hAnsi="Segoe UI"/>
+          <w:b/>
+          <w:color w:val="0F172A"/>
+          <w:sz w:val="26"/>
+        </w:rPr>
+        <w:t>11.7 Practical Implementation Reference: Pug in Natours</w:t>
+      </w:r>
+    </w:p>
+    <w:p>
+      <w:pPr>
+        <w:spacing w:before="0" w:after="120" w:line="276" w:lineRule="auto"/>
+      </w:pPr>
+      <w:r>
+        <w:rPr>
+          <w:rFonts w:ascii="Segoe UI" w:hAnsi="Segoe UI"/>
+          <w:b w:val="0"/>
+          <w:i w:val="0"/>
+          <w:color w:val="334155"/>
+          <w:sz w:val="20"/>
+        </w:rPr>
+        <w:t>Your codebase is currently configured with Pug view rendering. Below is the structural layout pattern:</w:t>
+      </w:r>
+    </w:p>
+    <w:tbl>
+      <w:tblPr>
+        <w:tblW w:type="auto" w:w="0"/>
+        <w:jc w:val="center"/>
+        <w:tblLayout w:type="fixed"/>
+        <w:tblLook w:firstColumn="1" w:firstRow="1" w:lastColumn="0" w:lastRow="0" w:noHBand="0" w:noVBand="1" w:val="04A0"/>
+      </w:tblPr>
+      <w:tblGrid>
+        <w:gridCol w:w="10080"/>
+      </w:tblGrid>
+      <w:tr>
+        <w:tc>
+          <w:tcPr>
+            <w:tcW w:type="dxa" w:w="10080"/>
+            <w:shd w:fill="F8FAFC"/>
+            <w:tcBorders>
+              <w:top w:val="single" w:sz="4" w:space="0" w:color="E2E8F0"/>
+              <w:left w:val="single" w:sz="16" w:space="0" w:color="CBD5E1"/>
+              <w:bottom w:val="single" w:sz="4" w:space="0" w:color="E2E8F0"/>
+              <w:right w:val="single" w:sz="4" w:space="0" w:color="E2E8F0"/>
+            </w:tcBorders>
+            <w:tcMar>
+              <w:top w:w="120" w:type="dxa"/>
+              <w:bottom w:w="120" w:type="dxa"/>
+              <w:left w:w="160" w:type="dxa"/>
+              <w:right w:w="160" w:type="dxa"/>
+            </w:tcMar>
+          </w:tcPr>
+          <w:p>
+            <w:pPr>
+              <w:spacing w:before="0" w:after="0" w:line="252" w:lineRule="auto"/>
+            </w:pPr>
+            <w:r>
+              <w:rPr>
+                <w:rFonts w:ascii="Consolas" w:hAnsi="Consolas"/>
+                <w:b/>
+                <w:color w:val="0369A1"/>
+                <w:sz w:val="17"/>
+              </w:rPr>
+              <w:t>// views/base.pug - Master Layout Architecture</w:t>
+              <w:br/>
+            </w:r>
+            <w:r>
+              <w:rPr>
+                <w:rFonts w:ascii="Consolas" w:hAnsi="Consolas"/>
+                <w:color w:val="1E293B"/>
+                <w:sz w:val="18"/>
+              </w:rPr>
+              <w:t>// views/base.pug - Master Base Layout</w:t>
+              <w:br/>
+              <w:t>doctype html</w:t>
+              <w:br/>
+              <w:t>html</w:t>
+              <w:br/>
+              <w:t xml:space="preserve">  head</w:t>
+              <w:br/>
+              <w:t xml:space="preserve">    block head</w:t>
+              <w:br/>
+              <w:t xml:space="preserve">      meta(charset='UTF-8')</w:t>
+              <w:br/>
+              <w:t xml:space="preserve">      meta(name='viewport' content='width=device-width, initial-scale=1.0')</w:t>
+              <w:br/>
+              <w:t xml:space="preserve">      link(rel='stylesheet' href='/css/style.css')</w:t>
+              <w:br/>
+              <w:t xml:space="preserve">      link(rel='shortcut icon' type='image/png' href='/img/favicon.png')</w:t>
+              <w:br/>
+              <w:t xml:space="preserve">      title Natours | #{title}</w:t>
+              <w:br/>
+              <w:t xml:space="preserve">  body</w:t>
+              <w:br/>
+              <w:t xml:space="preserve">    // HEADER</w:t>
+              <w:br/>
+              <w:t xml:space="preserve">    include _header</w:t>
+              <w:br/>
+              <w:br/>
+              <w:t xml:space="preserve">    // CONTENT</w:t>
+              <w:br/>
+              <w:t xml:space="preserve">    block content</w:t>
+              <w:br/>
+              <w:t xml:space="preserve">      h1 Default content placeholder</w:t>
+              <w:br/>
+              <w:br/>
+              <w:t xml:space="preserve">    // FOOTER</w:t>
+              <w:br/>
+              <w:t xml:space="preserve">    include _footer</w:t>
+              <w:br/>
+              <w:br/>
+              <w:t xml:space="preserve">    // SCRIPTS</w:t>
+              <w:br/>
+              <w:t xml:space="preserve">    script(src='/js/bundle.js')</w:t>
+            </w:r>
+          </w:p>
+        </w:tc>
+      </w:tr>
+    </w:tbl>
+    <w:p>
+      <w:pPr>
+        <w:spacing w:before="0" w:after="120"/>
       </w:pPr>
     </w:p>
     <w:tbl>
@@ -2527,161 +6987,117 @@
         <w:tblLook w:firstColumn="1" w:firstRow="1" w:lastColumn="0" w:lastRow="0" w:noHBand="0" w:noVBand="1" w:val="04A0"/>
       </w:tblPr>
       <w:tblGrid>
-        <w:gridCol w:w="9936"/>
+        <w:gridCol w:w="10080"/>
       </w:tblGrid>
       <w:tr>
         <w:tc>
           <w:tcPr>
-            <w:tcW w:type="dxa" w:w="9360"/>
-            <w:shd w:fill="F4F6F8"/>
+            <w:tcW w:type="dxa" w:w="10080"/>
+            <w:shd w:fill="F8FAFC"/>
+            <w:tcBorders>
+              <w:top w:val="single" w:sz="4" w:space="0" w:color="E2E8F0"/>
+              <w:left w:val="single" w:sz="16" w:space="0" w:color="CBD5E1"/>
+              <w:bottom w:val="single" w:sz="4" w:space="0" w:color="E2E8F0"/>
+              <w:right w:val="single" w:sz="4" w:space="0" w:color="E2E8F0"/>
+            </w:tcBorders>
             <w:tcMar>
-              <w:top w:w="140" w:type="dxa"/>
-              <w:bottom w:w="140" w:type="dxa"/>
-              <w:left w:w="220" w:type="dxa"/>
-              <w:right w:w="220" w:type="dxa"/>
+              <w:top w:w="120" w:type="dxa"/>
+              <w:bottom w:w="120" w:type="dxa"/>
+              <w:left w:w="160" w:type="dxa"/>
+              <w:right w:w="160" w:type="dxa"/>
             </w:tcMar>
-            <w:tcBorders>
-              <w:top w:val="single" w:sz="4" w:space="0" w:color="CBD5E1"/>
-              <w:bottom w:val="single" w:sz="4" w:space="0" w:color="CBD5E1"/>
-              <w:left w:val="single" w:sz="24" w:space="0" w:color="0284C7"/>
-              <w:right w:val="single" w:sz="4" w:space="0" w:color="CBD5E1"/>
-            </w:tcBorders>
           </w:tcPr>
           <w:p>
             <w:pPr>
-              <w:spacing w:before="60" w:after="60" w:line="276" w:lineRule="auto"/>
+              <w:spacing w:before="0" w:after="0" w:line="252" w:lineRule="auto"/>
             </w:pPr>
             <w:r>
               <w:rPr>
                 <w:rFonts w:ascii="Consolas" w:hAnsi="Consolas"/>
-                <w:color w:val="1E293B"/>
-                <w:sz w:val="19"/>
+                <w:b/>
+                <w:color w:val="0369A1"/>
+                <w:sz w:val="17"/>
               </w:rPr>
-              <w:t>// controllers/tourController.js (With Factory Pattern)</w:t>
+              <w:t>// controllers/viewController.js - Production SSR View Handlers</w:t>
               <w:br/>
             </w:r>
             <w:r>
               <w:rPr>
                 <w:rFonts w:ascii="Consolas" w:hAnsi="Consolas"/>
                 <w:color w:val="1E293B"/>
-                <w:sz w:val="19"/>
+                <w:sz w:val="18"/>
               </w:rPr>
+              <w:t>// controllers/viewController.js - Direct Mongoose Querying for SSR Views</w:t>
+              <w:br/>
               <w:t>const Tour = require('../models/TourModel');</w:t>
               <w:br/>
-            </w:r>
-            <w:r>
-              <w:rPr>
-                <w:rFonts w:ascii="Consolas" w:hAnsi="Consolas"/>
-                <w:color w:val="1E293B"/>
-                <w:sz w:val="19"/>
-              </w:rPr>
-              <w:t>const factory = require('./handlerFactory');</w:t>
+              <w:t>const catchAsync = require('../utils/catchAsync');</w:t>
               <w:br/>
-            </w:r>
-            <w:r>
-              <w:rPr>
-                <w:rFonts w:ascii="Consolas" w:hAnsi="Consolas"/>
-                <w:color w:val="1E293B"/>
-                <w:sz w:val="19"/>
-              </w:rPr>
+              <w:t>const AppError = require('../utils/AppError');</w:t>
               <w:br/>
-            </w:r>
-            <w:r>
-              <w:rPr>
-                <w:rFonts w:ascii="Consolas" w:hAnsi="Consolas"/>
-                <w:color w:val="1E293B"/>
-                <w:sz w:val="19"/>
-              </w:rPr>
-              <w:t>// Factory CRUD handlers</w:t>
               <w:br/>
-            </w:r>
-            <w:r>
-              <w:rPr>
-                <w:rFonts w:ascii="Consolas" w:hAnsi="Consolas"/>
-                <w:color w:val="1E293B"/>
-                <w:sz w:val="19"/>
-              </w:rPr>
-              <w:t>exports.getAllTours = factory.getAll(Tour);</w:t>
+              <w:t>// 1. Overview Page (Tour Cards Grid)</w:t>
               <w:br/>
-            </w:r>
-            <w:r>
-              <w:rPr>
-                <w:rFonts w:ascii="Consolas" w:hAnsi="Consolas"/>
-                <w:color w:val="1E293B"/>
-                <w:sz w:val="19"/>
-              </w:rPr>
-              <w:t>exports.getTourById = factory.getOne(Tour, { path: 'reviews', select: 'rating review user' });</w:t>
+              <w:t>exports.getOverview = catchAsync(async (req, res, next) =&gt; {</w:t>
               <w:br/>
-            </w:r>
-            <w:r>
-              <w:rPr>
-                <w:rFonts w:ascii="Consolas" w:hAnsi="Consolas"/>
-                <w:color w:val="1E293B"/>
-                <w:sz w:val="19"/>
-              </w:rPr>
-              <w:t>exports.createTour = factory.createOne(Tour);</w:t>
+              <w:t xml:space="preserve">  // Direct DB Query (Fast, in-process, zero network latency)</w:t>
               <w:br/>
-            </w:r>
-            <w:r>
-              <w:rPr>
-                <w:rFonts w:ascii="Consolas" w:hAnsi="Consolas"/>
-                <w:color w:val="1E293B"/>
-                <w:sz w:val="19"/>
-              </w:rPr>
-              <w:t>exports.updateTour = factory.updateOne(Tour);</w:t>
+              <w:t xml:space="preserve">  const tours = await Tour.find();</w:t>
               <w:br/>
-            </w:r>
-            <w:r>
-              <w:rPr>
-                <w:rFonts w:ascii="Consolas" w:hAnsi="Consolas"/>
-                <w:color w:val="1E293B"/>
-                <w:sz w:val="19"/>
-              </w:rPr>
-              <w:t>exports.deleteTour = factory.deleteOne(Tour);</w:t>
               <w:br/>
-            </w:r>
-            <w:r>
-              <w:rPr>
-                <w:rFonts w:ascii="Consolas" w:hAnsi="Consolas"/>
-                <w:color w:val="1E293B"/>
-                <w:sz w:val="19"/>
-              </w:rPr>
+              <w:t xml:space="preserve">  res.status(200).render('overview', {</w:t>
               <w:br/>
-            </w:r>
-            <w:r>
-              <w:rPr>
-                <w:rFonts w:ascii="Consolas" w:hAnsi="Consolas"/>
-                <w:color w:val="1E293B"/>
-                <w:sz w:val="19"/>
-              </w:rPr>
-              <w:t>// Custom Business Logic remains unique to this controller:</w:t>
+              <w:t xml:space="preserve">    title: 'All Tours',</w:t>
               <w:br/>
-            </w:r>
-            <w:r>
-              <w:rPr>
-                <w:rFonts w:ascii="Consolas" w:hAnsi="Consolas"/>
-                <w:color w:val="1E293B"/>
-                <w:sz w:val="19"/>
-              </w:rPr>
-              <w:t>exports.getCheapestRoutes = (req, res, next) =&gt; { ... };</w:t>
+              <w:t xml:space="preserve">    tours</w:t>
               <w:br/>
-            </w:r>
-            <w:r>
-              <w:rPr>
-                <w:rFonts w:ascii="Consolas" w:hAnsi="Consolas"/>
-                <w:color w:val="1E293B"/>
-                <w:sz w:val="19"/>
-              </w:rPr>
-              <w:t>exports.getTourStats = catchAsync(async (req, res, next) =&gt; { ... });</w:t>
+              <w:t xml:space="preserve">  });</w:t>
               <w:br/>
-            </w:r>
-            <w:r>
-              <w:rPr>
-                <w:rFonts w:ascii="Consolas" w:hAnsi="Consolas"/>
-                <w:color w:val="1E293B"/>
-                <w:sz w:val="19"/>
-              </w:rPr>
-              <w:t>exports.getMonthlyPlan = catchAsync(async (req, res, next) =&gt; { ... });</w:t>
+              <w:t>});</w:t>
+              <w:br/>
+              <w:br/>
+              <w:t>// 2. Tour Detail Page</w:t>
+              <w:br/>
+              <w:t>exports.getTour = catchAsync(async (req, res, next) =&gt; {</w:t>
+              <w:br/>
+              <w:t xml:space="preserve">  const tour = await Tour.findOne({ slug: req.params.slug }).populate({</w:t>
+              <w:br/>
+              <w:t xml:space="preserve">    path: 'reviews',</w:t>
+              <w:br/>
+              <w:t xml:space="preserve">    fields: 'review rating user'</w:t>
+              <w:br/>
+              <w:t xml:space="preserve">  });</w:t>
+              <w:br/>
+              <w:br/>
+              <w:t xml:space="preserve">  if (!tour) {</w:t>
+              <w:br/>
+              <w:t xml:space="preserve">    return next(new AppError(404, 'There is no tour with that name.'));</w:t>
+              <w:br/>
+              <w:t xml:space="preserve">  }</w:t>
+              <w:br/>
+              <w:br/>
+              <w:t xml:space="preserve">  res.status(200).render('tour', {</w:t>
+              <w:br/>
+              <w:t xml:space="preserve">    title: `${tour.name} Tour`,</w:t>
+              <w:br/>
+              <w:t xml:space="preserve">    tour</w:t>
+              <w:br/>
+              <w:t xml:space="preserve">  });</w:t>
+              <w:br/>
+              <w:t>});</w:t>
+              <w:br/>
+              <w:br/>
+              <w:t>// 3. Login Form</w:t>
+              <w:br/>
+              <w:t>exports.getLoginForm = (req, res) =&gt; {</w:t>
+              <w:br/>
+              <w:t xml:space="preserve">  res.status(200).render('login', {</w:t>
+              <w:br/>
+              <w:t xml:space="preserve">    title: 'Log into your account'</w:t>
+              <w:br/>
+              <w:t xml:space="preserve">  });</w:t>
+              <w:br/>
+              <w:t>};</w:t>
             </w:r>
           </w:p>
         </w:tc>
@@ -2689,119 +7105,211 @@
     </w:tbl>
     <w:p>
       <w:pPr>
-        <w:spacing w:before="40" w:after="120"/>
+        <w:spacing w:before="0" w:after="120"/>
       </w:pPr>
     </w:p>
     <w:p>
       <w:pPr>
-        <w:pStyle w:val="Heading2"/>
-        <w:spacing w:before="240" w:after="80"/>
+        <w:keepNext/>
+        <w:spacing w:before="260" w:after="80"/>
       </w:pPr>
       <w:r>
         <w:rPr>
-          <w:rFonts w:ascii="Calibri" w:hAnsi="Calibri"/>
+          <w:rFonts w:ascii="Segoe UI" w:hAnsi="Segoe UI"/>
           <w:b/>
           <w:color w:val="0F172A"/>
           <w:sz w:val="26"/>
         </w:rPr>
-        <w:t>Key Architectural Benefits &amp; Interview Summary</w:t>
+        <w:t>11.8 Architecture &amp; Interview Preparation Cheatsheet</w:t>
       </w:r>
     </w:p>
     <w:p>
       <w:pPr>
         <w:pStyle w:val="ListBullet"/>
-        <w:spacing w:before="40" w:after="80" w:line="276" w:lineRule="auto"/>
+        <w:spacing w:before="0" w:after="60" w:line="276" w:lineRule="auto"/>
       </w:pPr>
       <w:r>
         <w:rPr>
-          <w:rFonts w:ascii="Calibri" w:hAnsi="Calibri"/>
+          <w:rFonts w:ascii="Segoe UI" w:hAnsi="Segoe UI"/>
           <w:b/>
-          <w:color w:val="0F172A"/>
-          <w:sz w:val="22"/>
-        </w:rPr>
-        <w:t xml:space="preserve">1. Maximum Code Reusability (DRY): </w:t>
-      </w:r>
-      <w:r>
-        <w:rPr>
-          <w:rFonts w:ascii="Calibri" w:hAnsi="Calibri"/>
+          <w:i w:val="0"/>
           <w:color w:val="334155"/>
-          <w:sz w:val="22"/>
-        </w:rPr>
-        <w:t>Eliminates ~70-80% of repetitive code across all CRUD resource controllers.</w:t>
+          <w:sz w:val="20"/>
+        </w:rPr>
+        <w:t xml:space="preserve">Q1: Why can't we use standard Bearer Authorization headers for SSR page navigations? </w:t>
+      </w:r>
+      <w:r>
+        <w:rPr>
+          <w:rFonts w:ascii="Segoe UI" w:hAnsi="Segoe UI"/>
+          <w:b w:val="0"/>
+          <w:i w:val="0"/>
+          <w:color w:val="334155"/>
+          <w:sz w:val="20"/>
+        </w:rPr>
+        <w:t xml:space="preserve">A: When a user clicks a link or enters a URL, the browser issues a standard HTTP GET navigation. JavaScript does not intercept initial document requests, meaning custom headers cannot be attached. </w:t>
+      </w:r>
+      <w:r>
+        <w:rPr>
+          <w:rFonts w:ascii="Segoe UI" w:hAnsi="Segoe UI"/>
+          <w:b/>
+          <w:i w:val="0"/>
+          <w:color w:val="DC2626"/>
+          <w:sz w:val="20"/>
+        </w:rPr>
+        <w:t>SSR authentication MUST use HTTP-only cookies</w:t>
+      </w:r>
+      <w:r>
+        <w:rPr>
+          <w:rFonts w:ascii="Segoe UI" w:hAnsi="Segoe UI"/>
+          <w:b w:val="0"/>
+          <w:i w:val="0"/>
+          <w:color w:val="334155"/>
+          <w:sz w:val="20"/>
+        </w:rPr>
+        <w:t>, which the browser transmits automatically.</w:t>
       </w:r>
     </w:p>
     <w:p>
       <w:pPr>
         <w:pStyle w:val="ListBullet"/>
-        <w:spacing w:before="40" w:after="80" w:line="276" w:lineRule="auto"/>
+        <w:spacing w:before="0" w:after="60" w:line="276" w:lineRule="auto"/>
       </w:pPr>
       <w:r>
         <w:rPr>
-          <w:rFonts w:ascii="Calibri" w:hAnsi="Calibri"/>
+          <w:rFonts w:ascii="Segoe UI" w:hAnsi="Segoe UI"/>
           <w:b/>
-          <w:color w:val="0F172A"/>
-          <w:sz w:val="22"/>
-        </w:rPr>
-        <w:t xml:space="preserve">2. Single Source of Truth: </w:t>
-      </w:r>
-      <w:r>
-        <w:rPr>
-          <w:rFonts w:ascii="Calibri" w:hAnsi="Calibri"/>
+          <w:i w:val="0"/>
           <w:color w:val="334155"/>
-          <w:sz w:val="22"/>
-        </w:rPr>
-        <w:t>Any adjustment to API JSON response envelope structures, error formats, or query features happens in exactly one place.</w:t>
+          <w:sz w:val="20"/>
+        </w:rPr>
+        <w:t xml:space="preserve">Q2: Should an SSR view controller fetch data from its own API? </w:t>
+      </w:r>
+      <w:r>
+        <w:rPr>
+          <w:rFonts w:ascii="Segoe UI" w:hAnsi="Segoe UI"/>
+          <w:b w:val="0"/>
+          <w:i w:val="0"/>
+          <w:color w:val="334155"/>
+          <w:sz w:val="20"/>
+        </w:rPr>
+        <w:t xml:space="preserve">A: </w:t>
+      </w:r>
+      <w:r>
+        <w:rPr>
+          <w:rFonts w:ascii="Segoe UI" w:hAnsi="Segoe UI"/>
+          <w:b/>
+          <w:i w:val="0"/>
+          <w:color w:val="DC2626"/>
+          <w:sz w:val="20"/>
+        </w:rPr>
+        <w:t xml:space="preserve">NO! </w:t>
+      </w:r>
+      <w:r>
+        <w:rPr>
+          <w:rFonts w:ascii="Segoe UI" w:hAnsi="Segoe UI"/>
+          <w:b w:val="0"/>
+          <w:i w:val="0"/>
+          <w:color w:val="334155"/>
+          <w:sz w:val="20"/>
+        </w:rPr>
+        <w:t>Loopback HTTP calls introduce network latency, redundant serialization, and connection starvation. View controllers should import Mongoose models directly.</w:t>
       </w:r>
     </w:p>
     <w:p>
       <w:pPr>
         <w:pStyle w:val="ListBullet"/>
-        <w:spacing w:before="40" w:after="80" w:line="276" w:lineRule="auto"/>
+        <w:spacing w:before="0" w:after="60" w:line="276" w:lineRule="auto"/>
       </w:pPr>
       <w:r>
         <w:rPr>
-          <w:rFonts w:ascii="Calibri" w:hAnsi="Calibri"/>
+          <w:rFonts w:ascii="Segoe UI" w:hAnsi="Segoe UI"/>
           <w:b/>
-          <w:color w:val="0F172A"/>
-          <w:sz w:val="22"/>
-        </w:rPr>
-        <w:t xml:space="preserve">3. Separation of Concerns: </w:t>
-      </w:r>
-      <w:r>
-        <w:rPr>
-          <w:rFonts w:ascii="Calibri" w:hAnsi="Calibri"/>
+          <w:i w:val="0"/>
           <w:color w:val="334155"/>
-          <w:sz w:val="22"/>
-        </w:rPr>
-        <w:t>Standard CRUD operations are decoupled from domain-specific business logic (e.g. statistics, geospatial queries, authentication), keeping individual controllers lean and readable.</w:t>
+          <w:sz w:val="20"/>
+        </w:rPr>
+        <w:t xml:space="preserve">Q3: How does Pug handle template reusability compared to traditional HTML? </w:t>
+      </w:r>
+      <w:r>
+        <w:rPr>
+          <w:rFonts w:ascii="Segoe UI" w:hAnsi="Segoe UI"/>
+          <w:b w:val="0"/>
+          <w:i w:val="0"/>
+          <w:color w:val="334155"/>
+          <w:sz w:val="20"/>
+        </w:rPr>
+        <w:t xml:space="preserve">A: Pug provides </w:t>
+      </w:r>
+      <w:r>
+        <w:rPr>
+          <w:rFonts w:ascii="Segoe UI" w:hAnsi="Segoe UI"/>
+          <w:b/>
+          <w:i w:val="0"/>
+          <w:color w:val="334155"/>
+          <w:sz w:val="20"/>
+        </w:rPr>
+        <w:t>template inheritance (extends and block)</w:t>
+      </w:r>
+      <w:r>
+        <w:rPr>
+          <w:rFonts w:ascii="Segoe UI" w:hAnsi="Segoe UI"/>
+          <w:b w:val="0"/>
+          <w:i w:val="0"/>
+          <w:color w:val="334155"/>
+          <w:sz w:val="20"/>
+        </w:rPr>
+        <w:t xml:space="preserve"> and </w:t>
+      </w:r>
+      <w:r>
+        <w:rPr>
+          <w:rFonts w:ascii="Segoe UI" w:hAnsi="Segoe UI"/>
+          <w:b/>
+          <w:i w:val="0"/>
+          <w:color w:val="334155"/>
+          <w:sz w:val="20"/>
+        </w:rPr>
+        <w:t>mixins (reusable parameterized UI functions)</w:t>
+      </w:r>
+      <w:r>
+        <w:rPr>
+          <w:rFonts w:ascii="Segoe UI" w:hAnsi="Segoe UI"/>
+          <w:b w:val="0"/>
+          <w:i w:val="0"/>
+          <w:color w:val="334155"/>
+          <w:sz w:val="20"/>
+        </w:rPr>
+        <w:t>, eliminating repeated header/footer boilerplate and ensuring DRY views.</w:t>
       </w:r>
     </w:p>
     <w:p>
       <w:pPr>
         <w:pStyle w:val="ListBullet"/>
-        <w:spacing w:before="40" w:after="80" w:line="276" w:lineRule="auto"/>
+        <w:spacing w:before="0" w:after="60" w:line="276" w:lineRule="auto"/>
       </w:pPr>
       <w:r>
         <w:rPr>
-          <w:rFonts w:ascii="Calibri" w:hAnsi="Calibri"/>
+          <w:rFonts w:ascii="Segoe UI" w:hAnsi="Segoe UI"/>
           <w:b/>
-          <w:color w:val="0F172A"/>
-          <w:sz w:val="22"/>
-        </w:rPr>
-        <w:t xml:space="preserve">4. Functional Programming Paradigm: </w:t>
-      </w:r>
-      <w:r>
-        <w:rPr>
-          <w:rFonts w:ascii="Calibri" w:hAnsi="Calibri"/>
+          <w:i w:val="0"/>
           <w:color w:val="334155"/>
-          <w:sz w:val="22"/>
-        </w:rPr>
-        <w:t>Demonstrates practical mastery of JavaScript closures, higher-order functions, and currying in Node.js backend development.</w:t>
+          <w:sz w:val="20"/>
+        </w:rPr>
+        <w:t xml:space="preserve">Q4: What is the security advantage of SSR over CSR? </w:t>
+      </w:r>
+      <w:r>
+        <w:rPr>
+          <w:rFonts w:ascii="Segoe UI" w:hAnsi="Segoe UI"/>
+          <w:b w:val="0"/>
+          <w:i w:val="0"/>
+          <w:color w:val="334155"/>
+          <w:sz w:val="20"/>
+        </w:rPr>
+        <w:t>A: With SSR, database query logic, business algorithms, and private third-party secrets remain fully encapsulated on the server. The client receives only compiled HTML, shrinking the attack surface.</w:t>
       </w:r>
     </w:p>
     <w:sectPr>
       <w:pgSz w:w="12240" w:h="15840"/>
-      <w:pgMar w:top="1152" w:right="1152" w:bottom="1152" w:left="1152" w:header="720" w:footer="720" w:gutter="0"/>
+      <w:pgMar w:top="1080" w:right="1080" w:bottom="1080" w:left="1080" w:header="720" w:footer="720" w:gutter="0"/>
       <w:cols w:space="720"/>
       <w:docGrid w:linePitch="360"/>
     </w:sectPr>
@@ -3232,10 +7740,10 @@
       <w:outlineLvl w:val="0"/>
     </w:pPr>
     <w:rPr>
-      <w:rFonts w:asciiTheme="majorHAnsi" w:eastAsiaTheme="majorEastAsia" w:hAnsiTheme="majorHAnsi" w:cstheme="majorBidi" w:ascii="Segoe UI" w:hAnsi="Segoe UI"/>
+      <w:rFonts w:asciiTheme="majorHAnsi" w:eastAsiaTheme="majorEastAsia" w:hAnsiTheme="majorHAnsi" w:cstheme="majorBidi"/>
       <w:b/>
       <w:bCs/>
-      <w:color w:val="0369A1"/>
+      <w:color w:val="365F91" w:themeColor="accent1" w:themeShade="BF"/>
       <w:sz w:val="28"/>
       <w:szCs w:val="28"/>
     </w:rPr>
